--- a/backend-exhibits/microsoft to google std included.docx
+++ b/backend-exhibits/microsoft to google std included.docx
@@ -41,15 +41,15 @@
               <w:spacing w:before="58"/>
               <w:jc w:val="center"/>
               <w:rPr>
-                <w:rFonts w:ascii="Arial" w:hAnsi="Arial" w:cs="Arial"/>
-                <w:b/>
-                <w:sz w:val="21"/>
-                <w:szCs w:val="21"/>
-              </w:rPr>
-            </w:pPr>
-            <w:r>
-              <w:rPr>
-                <w:rFonts w:ascii="Arial" w:hAnsi="Arial" w:cs="Arial"/>
+                <w:rFonts w:ascii="Arial" w:hAnsi="Arial" w:cs="Arial" w:eastAsia="Arial"/>
+                <w:b/>
+                <w:sz w:val="21"/>
+                <w:szCs w:val="21"/>
+              </w:rPr>
+            </w:pPr>
+            <w:r>
+              <w:rPr>
+                <w:rFonts w:ascii="Arial" w:hAnsi="Arial" w:cs="Arial" w:eastAsia="Arial"/>
                 <w:b/>
                 <w:sz w:val="21"/>
                 <w:szCs w:val="21"/>
@@ -58,7 +58,7 @@
             </w:r>
             <w:r>
               <w:rPr>
-                <w:rFonts w:ascii="Arial" w:hAnsi="Arial" w:cs="Arial"/>
+                <w:rFonts w:ascii="Arial" w:hAnsi="Arial" w:cs="Arial" w:eastAsia="Arial"/>
                 <w:b/>
                 <w:spacing w:val="-3"/>
                 <w:sz w:val="21"/>
@@ -68,7 +68,7 @@
             </w:r>
             <w:r>
               <w:rPr>
-                <w:rFonts w:ascii="Arial" w:hAnsi="Arial" w:cs="Arial"/>
+                <w:rFonts w:ascii="Arial" w:hAnsi="Arial" w:cs="Arial" w:eastAsia="Arial"/>
                 <w:b/>
                 <w:sz w:val="21"/>
                 <w:szCs w:val="21"/>
@@ -77,17 +77,17 @@
             </w:r>
             <w:r>
               <w:rPr>
-                <w:rFonts w:ascii="Arial" w:hAnsi="Arial" w:cs="Arial"/>
-                <w:b/>
-                <w:spacing w:val="-2"/>
-                <w:sz w:val="21"/>
-                <w:szCs w:val="21"/>
-              </w:rPr>
-              <w:t xml:space="preserve"> </w:t>
-            </w:r>
-            <w:r>
-              <w:rPr>
-                <w:rFonts w:ascii="Arial" w:hAnsi="Arial" w:cs="Arial"/>
+                <w:rFonts w:ascii="Arial" w:hAnsi="Arial" w:cs="Arial" w:eastAsia="Arial"/>
+                <w:b/>
+                <w:spacing w:val="-2"/>
+                <w:sz w:val="21"/>
+                <w:szCs w:val="21"/>
+              </w:rPr>
+              <w:t xml:space="preserve"> </w:t>
+            </w:r>
+            <w:r>
+              <w:rPr>
+                <w:rFonts w:ascii="Arial" w:hAnsi="Arial" w:cs="Arial" w:eastAsia="Arial"/>
                 <w:b/>
                 <w:sz w:val="21"/>
                 <w:szCs w:val="21"/>
@@ -96,17 +96,17 @@
             </w:r>
             <w:r>
               <w:rPr>
-                <w:rFonts w:ascii="Arial" w:hAnsi="Arial" w:cs="Arial"/>
-                <w:b/>
-                <w:spacing w:val="-2"/>
-                <w:sz w:val="21"/>
-                <w:szCs w:val="21"/>
-              </w:rPr>
-              <w:t xml:space="preserve"> </w:t>
-            </w:r>
-            <w:r>
-              <w:rPr>
-                <w:rFonts w:ascii="Arial" w:hAnsi="Arial" w:cs="Arial"/>
+                <w:rFonts w:ascii="Arial" w:hAnsi="Arial" w:cs="Arial" w:eastAsia="Arial"/>
+                <w:b/>
+                <w:spacing w:val="-2"/>
+                <w:sz w:val="21"/>
+                <w:szCs w:val="21"/>
+              </w:rPr>
+              <w:t xml:space="preserve"> </w:t>
+            </w:r>
+            <w:r>
+              <w:rPr>
+                <w:rFonts w:ascii="Arial" w:hAnsi="Arial" w:cs="Arial" w:eastAsia="Arial"/>
                 <w:b/>
                 <w:sz w:val="21"/>
                 <w:szCs w:val="21"/>
@@ -115,17 +115,17 @@
             </w:r>
             <w:r>
               <w:rPr>
-                <w:rFonts w:ascii="Arial" w:hAnsi="Arial" w:cs="Arial"/>
-                <w:b/>
-                <w:spacing w:val="-2"/>
-                <w:sz w:val="21"/>
-                <w:szCs w:val="21"/>
-              </w:rPr>
-              <w:t xml:space="preserve"> </w:t>
-            </w:r>
-            <w:r>
-              <w:rPr>
-                <w:rFonts w:ascii="Arial" w:hAnsi="Arial" w:cs="Arial"/>
+                <w:rFonts w:ascii="Arial" w:hAnsi="Arial" w:cs="Arial" w:eastAsia="Arial"/>
+                <w:b/>
+                <w:spacing w:val="-2"/>
+                <w:sz w:val="21"/>
+                <w:szCs w:val="21"/>
+              </w:rPr>
+              <w:t xml:space="preserve"> </w:t>
+            </w:r>
+            <w:r>
+              <w:rPr>
+                <w:rFonts w:ascii="Arial" w:hAnsi="Arial" w:cs="Arial" w:eastAsia="Arial"/>
                 <w:b/>
                 <w:sz w:val="21"/>
                 <w:szCs w:val="21"/>
@@ -134,7 +134,7 @@
             </w:r>
             <w:r>
               <w:rPr>
-                <w:rFonts w:ascii="Arial" w:hAnsi="Arial" w:cs="Arial"/>
+                <w:rFonts w:ascii="Arial" w:hAnsi="Arial" w:cs="Arial" w:eastAsia="Arial"/>
                 <w:b/>
                 <w:spacing w:val="-3"/>
                 <w:sz w:val="21"/>
@@ -144,7 +144,7 @@
             </w:r>
             <w:r>
               <w:rPr>
-                <w:rFonts w:ascii="Arial" w:hAnsi="Arial" w:cs="Arial"/>
+                <w:rFonts w:ascii="Arial" w:hAnsi="Arial" w:cs="Arial" w:eastAsia="Arial"/>
                 <w:b/>
                 <w:sz w:val="21"/>
                 <w:szCs w:val="21"/>
@@ -153,17 +153,17 @@
             </w:r>
             <w:r>
               <w:rPr>
-                <w:rFonts w:ascii="Arial" w:hAnsi="Arial" w:cs="Arial"/>
-                <w:b/>
-                <w:spacing w:val="-2"/>
-                <w:sz w:val="21"/>
-                <w:szCs w:val="21"/>
-              </w:rPr>
-              <w:t xml:space="preserve"> </w:t>
-            </w:r>
-            <w:r>
-              <w:rPr>
-                <w:rFonts w:ascii="Arial" w:hAnsi="Arial" w:cs="Arial"/>
+                <w:rFonts w:ascii="Arial" w:hAnsi="Arial" w:cs="Arial" w:eastAsia="Arial"/>
+                <w:b/>
+                <w:spacing w:val="-2"/>
+                <w:sz w:val="21"/>
+                <w:szCs w:val="21"/>
+              </w:rPr>
+              <w:t xml:space="preserve"> </w:t>
+            </w:r>
+            <w:r>
+              <w:rPr>
+                <w:rFonts w:ascii="Arial" w:hAnsi="Arial" w:cs="Arial" w:eastAsia="Arial"/>
                 <w:b/>
                 <w:sz w:val="21"/>
                 <w:szCs w:val="21"/>
@@ -172,17 +172,17 @@
             </w:r>
             <w:r>
               <w:rPr>
-                <w:rFonts w:ascii="Arial" w:hAnsi="Arial" w:cs="Arial"/>
-                <w:b/>
-                <w:spacing w:val="-2"/>
-                <w:sz w:val="21"/>
-                <w:szCs w:val="21"/>
-              </w:rPr>
-              <w:t xml:space="preserve"> </w:t>
-            </w:r>
-            <w:r>
-              <w:rPr>
-                <w:rFonts w:ascii="Arial" w:hAnsi="Arial" w:cs="Arial"/>
+                <w:rFonts w:ascii="Arial" w:hAnsi="Arial" w:cs="Arial" w:eastAsia="Arial"/>
+                <w:b/>
+                <w:spacing w:val="-2"/>
+                <w:sz w:val="21"/>
+                <w:szCs w:val="21"/>
+              </w:rPr>
+              <w:t xml:space="preserve"> </w:t>
+            </w:r>
+            <w:r>
+              <w:rPr>
+                <w:rFonts w:ascii="Arial" w:hAnsi="Arial" w:cs="Arial" w:eastAsia="Arial"/>
                 <w:b/>
                 <w:sz w:val="21"/>
                 <w:szCs w:val="21"/>
@@ -191,17 +191,17 @@
             </w:r>
             <w:r>
               <w:rPr>
-                <w:rFonts w:ascii="Arial" w:hAnsi="Arial" w:cs="Arial"/>
-                <w:b/>
-                <w:spacing w:val="-2"/>
-                <w:sz w:val="21"/>
-                <w:szCs w:val="21"/>
-              </w:rPr>
-              <w:t xml:space="preserve"> </w:t>
-            </w:r>
-            <w:r>
-              <w:rPr>
-                <w:rFonts w:ascii="Arial" w:hAnsi="Arial" w:cs="Arial"/>
+                <w:rFonts w:ascii="Arial" w:hAnsi="Arial" w:cs="Arial" w:eastAsia="Arial"/>
+                <w:b/>
+                <w:spacing w:val="-2"/>
+                <w:sz w:val="21"/>
+                <w:szCs w:val="21"/>
+              </w:rPr>
+              <w:t xml:space="preserve"> </w:t>
+            </w:r>
+            <w:r>
+              <w:rPr>
+                <w:rFonts w:ascii="Arial" w:hAnsi="Arial" w:cs="Arial" w:eastAsia="Arial"/>
                 <w:b/>
                 <w:sz w:val="21"/>
                 <w:szCs w:val="21"/>
@@ -210,7 +210,7 @@
             </w:r>
             <w:r>
               <w:rPr>
-                <w:rFonts w:ascii="Arial" w:hAnsi="Arial" w:cs="Arial"/>
+                <w:rFonts w:ascii="Arial" w:hAnsi="Arial" w:cs="Arial" w:eastAsia="Arial"/>
                 <w:b/>
                 <w:spacing w:val="-2"/>
                 <w:sz w:val="21"/>
@@ -233,15 +233,15 @@
             <w:pPr>
               <w:pStyle w:val="TableParagraph"/>
               <w:rPr>
-                <w:rFonts w:ascii="Arial" w:hAnsi="Arial" w:cs="Arial"/>
-                <w:b/>
-                <w:sz w:val="21"/>
-                <w:szCs w:val="21"/>
-              </w:rPr>
-            </w:pPr>
-            <w:r>
-              <w:rPr>
-                <w:rFonts w:ascii="Arial" w:hAnsi="Arial" w:cs="Arial"/>
+                <w:rFonts w:ascii="Arial" w:hAnsi="Arial" w:cs="Arial" w:eastAsia="Arial"/>
+                <w:b/>
+                <w:sz w:val="21"/>
+                <w:szCs w:val="21"/>
+              </w:rPr>
+            </w:pPr>
+            <w:r>
+              <w:rPr>
+                <w:rFonts w:ascii="Arial" w:hAnsi="Arial" w:cs="Arial" w:eastAsia="Arial"/>
                 <w:b/>
                 <w:sz w:val="21"/>
                 <w:szCs w:val="21"/>
@@ -250,7 +250,7 @@
             </w:r>
             <w:r>
               <w:rPr>
-                <w:rFonts w:ascii="Arial" w:hAnsi="Arial" w:cs="Arial"/>
+                <w:rFonts w:ascii="Arial" w:hAnsi="Arial" w:cs="Arial" w:eastAsia="Arial"/>
                 <w:b/>
                 <w:spacing w:val="20"/>
                 <w:sz w:val="21"/>
@@ -260,7 +260,7 @@
             </w:r>
             <w:r>
               <w:rPr>
-                <w:rFonts w:ascii="Arial" w:hAnsi="Arial" w:cs="Arial"/>
+                <w:rFonts w:ascii="Arial" w:hAnsi="Arial" w:cs="Arial" w:eastAsia="Arial"/>
                 <w:b/>
                 <w:sz w:val="21"/>
                 <w:szCs w:val="21"/>
@@ -269,7 +269,7 @@
             </w:r>
             <w:r>
               <w:rPr>
-                <w:rFonts w:ascii="Arial" w:hAnsi="Arial" w:cs="Arial"/>
+                <w:rFonts w:ascii="Arial" w:hAnsi="Arial" w:cs="Arial" w:eastAsia="Arial"/>
                 <w:b/>
                 <w:spacing w:val="20"/>
                 <w:sz w:val="21"/>
@@ -279,7 +279,7 @@
             </w:r>
             <w:r>
               <w:rPr>
-                <w:rFonts w:ascii="Arial" w:hAnsi="Arial" w:cs="Arial"/>
+                <w:rFonts w:ascii="Arial" w:hAnsi="Arial" w:cs="Arial" w:eastAsia="Arial"/>
                 <w:b/>
                 <w:spacing w:val="-2"/>
                 <w:sz w:val="21"/>
@@ -299,7 +299,7 @@
               <w:spacing w:line="264" w:lineRule="auto"/>
               <w:ind w:left="62"/>
               <w:rPr>
-                <w:rFonts w:ascii="Arial" w:hAnsi="Arial" w:cs="Arial"/>
+                <w:rFonts w:ascii="Arial" w:hAnsi="Arial" w:cs="Arial" w:eastAsia="Arial"/>
                 <w:sz w:val="21"/>
                 <w:szCs w:val="21"/>
               </w:rPr>
@@ -307,7 +307,7 @@
             <w:proofErr w:type="spellStart"/>
             <w:r>
               <w:rPr>
-                <w:rFonts w:ascii="Arial" w:hAnsi="Arial" w:cs="Arial"/>
+                <w:rFonts w:ascii="Arial" w:hAnsi="Arial" w:cs="Arial" w:eastAsia="Arial"/>
                 <w:sz w:val="21"/>
                 <w:szCs w:val="21"/>
               </w:rPr>
@@ -316,7 +316,7 @@
             <w:proofErr w:type="spellEnd"/>
             <w:r>
               <w:rPr>
-                <w:rFonts w:ascii="Arial" w:hAnsi="Arial" w:cs="Arial"/>
+                <w:rFonts w:ascii="Arial" w:hAnsi="Arial" w:cs="Arial" w:eastAsia="Arial"/>
                 <w:sz w:val="21"/>
                 <w:szCs w:val="21"/>
               </w:rPr>
@@ -337,15 +337,15 @@
             <w:pPr>
               <w:pStyle w:val="TableParagraph"/>
               <w:rPr>
-                <w:rFonts w:ascii="Arial" w:hAnsi="Arial" w:cs="Arial"/>
-                <w:b/>
-                <w:sz w:val="21"/>
-                <w:szCs w:val="21"/>
-              </w:rPr>
-            </w:pPr>
-            <w:r>
-              <w:rPr>
-                <w:rFonts w:ascii="Arial" w:hAnsi="Arial" w:cs="Arial"/>
+                <w:rFonts w:ascii="Arial" w:hAnsi="Arial" w:cs="Arial" w:eastAsia="Arial"/>
+                <w:b/>
+                <w:sz w:val="21"/>
+                <w:szCs w:val="21"/>
+              </w:rPr>
+            </w:pPr>
+            <w:r>
+              <w:rPr>
+                <w:rFonts w:ascii="Arial" w:hAnsi="Arial" w:cs="Arial" w:eastAsia="Arial"/>
                 <w:b/>
                 <w:spacing w:val="-2"/>
                 <w:sz w:val="21"/>
@@ -365,14 +365,14 @@
               <w:spacing w:line="264" w:lineRule="auto"/>
               <w:ind w:left="62"/>
               <w:rPr>
-                <w:rFonts w:ascii="Arial" w:hAnsi="Arial" w:cs="Arial"/>
-                <w:sz w:val="21"/>
-                <w:szCs w:val="21"/>
-              </w:rPr>
-            </w:pPr>
-            <w:r>
-              <w:rPr>
-                <w:rFonts w:ascii="Arial" w:hAnsi="Arial" w:cs="Arial"/>
+                <w:rFonts w:ascii="Arial" w:hAnsi="Arial" w:cs="Arial" w:eastAsia="Arial"/>
+                <w:sz w:val="21"/>
+                <w:szCs w:val="21"/>
+              </w:rPr>
+            </w:pPr>
+            <w:r>
+              <w:rPr>
+                <w:rFonts w:ascii="Arial" w:hAnsi="Arial" w:cs="Arial" w:eastAsia="Arial"/>
                 <w:sz w:val="21"/>
                 <w:szCs w:val="21"/>
               </w:rPr>
@@ -380,7 +380,7 @@
             </w:r>
             <w:r>
               <w:rPr>
-                <w:rFonts w:ascii="Arial" w:hAnsi="Arial" w:cs="Arial"/>
+                <w:rFonts w:ascii="Arial" w:hAnsi="Arial" w:cs="Arial" w:eastAsia="Arial"/>
                 <w:spacing w:val="-2"/>
                 <w:sz w:val="21"/>
                 <w:szCs w:val="21"/>
@@ -402,15 +402,15 @@
             <w:pPr>
               <w:pStyle w:val="TableParagraph"/>
               <w:rPr>
-                <w:rFonts w:ascii="Arial" w:hAnsi="Arial" w:cs="Arial"/>
-                <w:b/>
-                <w:sz w:val="21"/>
-                <w:szCs w:val="21"/>
-              </w:rPr>
-            </w:pPr>
-            <w:r>
-              <w:rPr>
-                <w:rFonts w:ascii="Arial" w:hAnsi="Arial" w:cs="Arial"/>
+                <w:rFonts w:ascii="Arial" w:hAnsi="Arial" w:cs="Arial" w:eastAsia="Arial"/>
+                <w:b/>
+                <w:sz w:val="21"/>
+                <w:szCs w:val="21"/>
+              </w:rPr>
+            </w:pPr>
+            <w:r>
+              <w:rPr>
+                <w:rFonts w:ascii="Arial" w:hAnsi="Arial" w:cs="Arial" w:eastAsia="Arial"/>
                 <w:b/>
                 <w:spacing w:val="-2"/>
                 <w:sz w:val="21"/>
@@ -429,14 +429,14 @@
               <w:pStyle w:val="TableParagraph"/>
               <w:ind w:left="62"/>
               <w:rPr>
-                <w:rFonts w:ascii="Arial" w:hAnsi="Arial" w:cs="Arial"/>
-                <w:sz w:val="21"/>
-                <w:szCs w:val="21"/>
-              </w:rPr>
-            </w:pPr>
-            <w:r>
-              <w:rPr>
-                <w:rFonts w:ascii="Arial" w:hAnsi="Arial" w:cs="Arial"/>
+                <w:rFonts w:ascii="Arial" w:hAnsi="Arial" w:cs="Arial" w:eastAsia="Arial"/>
+                <w:sz w:val="21"/>
+                <w:szCs w:val="21"/>
+              </w:rPr>
+            </w:pPr>
+            <w:r>
+              <w:rPr>
+                <w:rFonts w:ascii="Arial" w:hAnsi="Arial" w:cs="Arial" w:eastAsia="Arial"/>
                 <w:sz w:val="21"/>
                 <w:szCs w:val="21"/>
               </w:rPr>
@@ -444,7 +444,7 @@
             </w:r>
             <w:r>
               <w:rPr>
-                <w:rFonts w:ascii="Arial" w:hAnsi="Arial" w:cs="Arial"/>
+                <w:rFonts w:ascii="Arial" w:hAnsi="Arial" w:cs="Arial" w:eastAsia="Arial"/>
                 <w:spacing w:val="11"/>
                 <w:sz w:val="21"/>
                 <w:szCs w:val="21"/>
@@ -453,7 +453,7 @@
             </w:r>
             <w:r>
               <w:rPr>
-                <w:rFonts w:ascii="Arial" w:hAnsi="Arial" w:cs="Arial"/>
+                <w:rFonts w:ascii="Arial" w:hAnsi="Arial" w:cs="Arial" w:eastAsia="Arial"/>
                 <w:sz w:val="21"/>
                 <w:szCs w:val="21"/>
               </w:rPr>
@@ -461,16 +461,16 @@
             </w:r>
             <w:r>
               <w:rPr>
-                <w:rFonts w:ascii="Arial" w:hAnsi="Arial" w:cs="Arial"/>
-                <w:spacing w:val="12"/>
-                <w:sz w:val="21"/>
-                <w:szCs w:val="21"/>
-              </w:rPr>
-              <w:t xml:space="preserve"> </w:t>
-            </w:r>
-            <w:r>
-              <w:rPr>
-                <w:rFonts w:ascii="Arial" w:hAnsi="Arial" w:cs="Arial"/>
+                <w:rFonts w:ascii="Arial" w:hAnsi="Arial" w:cs="Arial" w:eastAsia="Arial"/>
+                <w:spacing w:val="12"/>
+                <w:sz w:val="21"/>
+                <w:szCs w:val="21"/>
+              </w:rPr>
+              <w:t xml:space="preserve"> </w:t>
+            </w:r>
+            <w:r>
+              <w:rPr>
+                <w:rFonts w:ascii="Arial" w:hAnsi="Arial" w:cs="Arial" w:eastAsia="Arial"/>
                 <w:sz w:val="21"/>
                 <w:szCs w:val="21"/>
               </w:rPr>
@@ -478,7 +478,7 @@
             </w:r>
             <w:r>
               <w:rPr>
-                <w:rFonts w:ascii="Arial" w:hAnsi="Arial" w:cs="Arial"/>
+                <w:rFonts w:ascii="Arial" w:hAnsi="Arial" w:cs="Arial" w:eastAsia="Arial"/>
                 <w:spacing w:val="11"/>
                 <w:sz w:val="21"/>
                 <w:szCs w:val="21"/>
@@ -487,7 +487,7 @@
             </w:r>
             <w:r>
               <w:rPr>
-                <w:rFonts w:ascii="Arial" w:hAnsi="Arial" w:cs="Arial"/>
+                <w:rFonts w:ascii="Arial" w:hAnsi="Arial" w:cs="Arial" w:eastAsia="Arial"/>
                 <w:sz w:val="21"/>
                 <w:szCs w:val="21"/>
               </w:rPr>
@@ -495,16 +495,16 @@
             </w:r>
             <w:r>
               <w:rPr>
-                <w:rFonts w:ascii="Arial" w:hAnsi="Arial" w:cs="Arial"/>
-                <w:spacing w:val="12"/>
-                <w:sz w:val="21"/>
-                <w:szCs w:val="21"/>
-              </w:rPr>
-              <w:t xml:space="preserve"> </w:t>
-            </w:r>
-            <w:r>
-              <w:rPr>
-                <w:rFonts w:ascii="Arial" w:hAnsi="Arial" w:cs="Arial"/>
+                <w:rFonts w:ascii="Arial" w:hAnsi="Arial" w:cs="Arial" w:eastAsia="Arial"/>
+                <w:spacing w:val="12"/>
+                <w:sz w:val="21"/>
+                <w:szCs w:val="21"/>
+              </w:rPr>
+              <w:t xml:space="preserve"> </w:t>
+            </w:r>
+            <w:r>
+              <w:rPr>
+                <w:rFonts w:ascii="Arial" w:hAnsi="Arial" w:cs="Arial" w:eastAsia="Arial"/>
                 <w:sz w:val="21"/>
                 <w:szCs w:val="21"/>
               </w:rPr>
@@ -512,16 +512,16 @@
             </w:r>
             <w:r>
               <w:rPr>
-                <w:rFonts w:ascii="Arial" w:hAnsi="Arial" w:cs="Arial"/>
-                <w:spacing w:val="12"/>
-                <w:sz w:val="21"/>
-                <w:szCs w:val="21"/>
-              </w:rPr>
-              <w:t xml:space="preserve"> </w:t>
-            </w:r>
-            <w:r>
-              <w:rPr>
-                <w:rFonts w:ascii="Arial" w:hAnsi="Arial" w:cs="Arial"/>
+                <w:rFonts w:ascii="Arial" w:hAnsi="Arial" w:cs="Arial" w:eastAsia="Arial"/>
+                <w:spacing w:val="12"/>
+                <w:sz w:val="21"/>
+                <w:szCs w:val="21"/>
+              </w:rPr>
+              <w:t xml:space="preserve"> </w:t>
+            </w:r>
+            <w:r>
+              <w:rPr>
+                <w:rFonts w:ascii="Arial" w:hAnsi="Arial" w:cs="Arial" w:eastAsia="Arial"/>
                 <w:sz w:val="21"/>
                 <w:szCs w:val="21"/>
               </w:rPr>
@@ -529,7 +529,7 @@
             </w:r>
             <w:r>
               <w:rPr>
-                <w:rFonts w:ascii="Arial" w:hAnsi="Arial" w:cs="Arial"/>
+                <w:rFonts w:ascii="Arial" w:hAnsi="Arial" w:cs="Arial" w:eastAsia="Arial"/>
                 <w:spacing w:val="11"/>
                 <w:sz w:val="21"/>
                 <w:szCs w:val="21"/>
@@ -538,7 +538,7 @@
             </w:r>
             <w:r>
               <w:rPr>
-                <w:rFonts w:ascii="Arial" w:hAnsi="Arial" w:cs="Arial"/>
+                <w:rFonts w:ascii="Arial" w:hAnsi="Arial" w:cs="Arial" w:eastAsia="Arial"/>
                 <w:sz w:val="21"/>
                 <w:szCs w:val="21"/>
               </w:rPr>
@@ -546,16 +546,16 @@
             </w:r>
             <w:r>
               <w:rPr>
-                <w:rFonts w:ascii="Arial" w:hAnsi="Arial" w:cs="Arial"/>
-                <w:spacing w:val="12"/>
-                <w:sz w:val="21"/>
-                <w:szCs w:val="21"/>
-              </w:rPr>
-              <w:t xml:space="preserve"> </w:t>
-            </w:r>
-            <w:r>
-              <w:rPr>
-                <w:rFonts w:ascii="Arial" w:hAnsi="Arial" w:cs="Arial"/>
+                <w:rFonts w:ascii="Arial" w:hAnsi="Arial" w:cs="Arial" w:eastAsia="Arial"/>
+                <w:spacing w:val="12"/>
+                <w:sz w:val="21"/>
+                <w:szCs w:val="21"/>
+              </w:rPr>
+              <w:t xml:space="preserve"> </w:t>
+            </w:r>
+            <w:r>
+              <w:rPr>
+                <w:rFonts w:ascii="Arial" w:hAnsi="Arial" w:cs="Arial" w:eastAsia="Arial"/>
                 <w:sz w:val="21"/>
                 <w:szCs w:val="21"/>
               </w:rPr>
@@ -563,7 +563,7 @@
             </w:r>
             <w:r>
               <w:rPr>
-                <w:rFonts w:ascii="Arial" w:hAnsi="Arial" w:cs="Arial"/>
+                <w:rFonts w:ascii="Arial" w:hAnsi="Arial" w:cs="Arial" w:eastAsia="Arial"/>
                 <w:spacing w:val="11"/>
                 <w:sz w:val="21"/>
                 <w:szCs w:val="21"/>
@@ -572,7 +572,7 @@
             </w:r>
             <w:r>
               <w:rPr>
-                <w:rFonts w:ascii="Arial" w:hAnsi="Arial" w:cs="Arial"/>
+                <w:rFonts w:ascii="Arial" w:hAnsi="Arial" w:cs="Arial" w:eastAsia="Arial"/>
                 <w:sz w:val="21"/>
                 <w:szCs w:val="21"/>
               </w:rPr>
@@ -580,16 +580,16 @@
             </w:r>
             <w:r>
               <w:rPr>
-                <w:rFonts w:ascii="Arial" w:hAnsi="Arial" w:cs="Arial"/>
-                <w:spacing w:val="12"/>
-                <w:sz w:val="21"/>
-                <w:szCs w:val="21"/>
-              </w:rPr>
-              <w:t xml:space="preserve"> </w:t>
-            </w:r>
-            <w:r>
-              <w:rPr>
-                <w:rFonts w:ascii="Arial" w:hAnsi="Arial" w:cs="Arial"/>
+                <w:rFonts w:ascii="Arial" w:hAnsi="Arial" w:cs="Arial" w:eastAsia="Arial"/>
+                <w:spacing w:val="12"/>
+                <w:sz w:val="21"/>
+                <w:szCs w:val="21"/>
+              </w:rPr>
+              <w:t xml:space="preserve"> </w:t>
+            </w:r>
+            <w:r>
+              <w:rPr>
+                <w:rFonts w:ascii="Arial" w:hAnsi="Arial" w:cs="Arial" w:eastAsia="Arial"/>
                 <w:sz w:val="21"/>
                 <w:szCs w:val="21"/>
               </w:rPr>
@@ -597,16 +597,16 @@
             </w:r>
             <w:r>
               <w:rPr>
-                <w:rFonts w:ascii="Arial" w:hAnsi="Arial" w:cs="Arial"/>
-                <w:spacing w:val="12"/>
-                <w:sz w:val="21"/>
-                <w:szCs w:val="21"/>
-              </w:rPr>
-              <w:t xml:space="preserve"> </w:t>
-            </w:r>
-            <w:r>
-              <w:rPr>
-                <w:rFonts w:ascii="Arial" w:hAnsi="Arial" w:cs="Arial"/>
+                <w:rFonts w:ascii="Arial" w:hAnsi="Arial" w:cs="Arial" w:eastAsia="Arial"/>
+                <w:spacing w:val="12"/>
+                <w:sz w:val="21"/>
+                <w:szCs w:val="21"/>
+              </w:rPr>
+              <w:t xml:space="preserve"> </w:t>
+            </w:r>
+            <w:r>
+              <w:rPr>
+                <w:rFonts w:ascii="Arial" w:hAnsi="Arial" w:cs="Arial" w:eastAsia="Arial"/>
                 <w:spacing w:val="-2"/>
                 <w:sz w:val="21"/>
                 <w:szCs w:val="21"/>
@@ -628,15 +628,15 @@
             <w:pPr>
               <w:pStyle w:val="TableParagraph"/>
               <w:rPr>
-                <w:rFonts w:ascii="Arial" w:hAnsi="Arial" w:cs="Arial"/>
-                <w:b/>
-                <w:sz w:val="21"/>
-                <w:szCs w:val="21"/>
-              </w:rPr>
-            </w:pPr>
-            <w:r>
-              <w:rPr>
-                <w:rFonts w:ascii="Arial" w:hAnsi="Arial" w:cs="Arial"/>
+                <w:rFonts w:ascii="Arial" w:hAnsi="Arial" w:cs="Arial" w:eastAsia="Arial"/>
+                <w:b/>
+                <w:sz w:val="21"/>
+                <w:szCs w:val="21"/>
+              </w:rPr>
+            </w:pPr>
+            <w:r>
+              <w:rPr>
+                <w:rFonts w:ascii="Arial" w:hAnsi="Arial" w:cs="Arial" w:eastAsia="Arial"/>
                 <w:b/>
                 <w:sz w:val="21"/>
                 <w:szCs w:val="21"/>
@@ -645,7 +645,7 @@
             </w:r>
             <w:r>
               <w:rPr>
-                <w:rFonts w:ascii="Arial" w:hAnsi="Arial" w:cs="Arial"/>
+                <w:rFonts w:ascii="Arial" w:hAnsi="Arial" w:cs="Arial" w:eastAsia="Arial"/>
                 <w:b/>
                 <w:spacing w:val="11"/>
                 <w:sz w:val="21"/>
@@ -655,7 +655,7 @@
             </w:r>
             <w:r>
               <w:rPr>
-                <w:rFonts w:ascii="Arial" w:hAnsi="Arial" w:cs="Arial"/>
+                <w:rFonts w:ascii="Arial" w:hAnsi="Arial" w:cs="Arial" w:eastAsia="Arial"/>
                 <w:b/>
                 <w:sz w:val="21"/>
                 <w:szCs w:val="21"/>
@@ -664,7 +664,7 @@
             </w:r>
             <w:r>
               <w:rPr>
-                <w:rFonts w:ascii="Arial" w:hAnsi="Arial" w:cs="Arial"/>
+                <w:rFonts w:ascii="Arial" w:hAnsi="Arial" w:cs="Arial" w:eastAsia="Arial"/>
                 <w:b/>
                 <w:spacing w:val="11"/>
                 <w:sz w:val="21"/>
@@ -674,7 +674,7 @@
             </w:r>
             <w:r>
               <w:rPr>
-                <w:rFonts w:ascii="Arial" w:hAnsi="Arial" w:cs="Arial"/>
+                <w:rFonts w:ascii="Arial" w:hAnsi="Arial" w:cs="Arial" w:eastAsia="Arial"/>
                 <w:b/>
                 <w:spacing w:val="-2"/>
                 <w:sz w:val="21"/>
@@ -693,7 +693,7 @@
               <w:pStyle w:val="TableParagraph"/>
               <w:ind w:left="62"/>
               <w:rPr>
-                <w:rFonts w:ascii="Arial" w:hAnsi="Arial" w:cs="Arial"/>
+                <w:rFonts w:ascii="Arial" w:hAnsi="Arial" w:cs="Arial" w:eastAsia="Arial"/>
                 <w:sz w:val="21"/>
                 <w:szCs w:val="21"/>
               </w:rPr>
@@ -701,7 +701,7 @@
             <w:proofErr w:type="spellStart"/>
             <w:r>
               <w:rPr>
-                <w:rFonts w:ascii="Arial" w:hAnsi="Arial" w:cs="Arial"/>
+                <w:rFonts w:ascii="Arial" w:hAnsi="Arial" w:cs="Arial" w:eastAsia="Arial"/>
                 <w:sz w:val="21"/>
                 <w:szCs w:val="21"/>
               </w:rPr>
@@ -710,16 +710,16 @@
             <w:proofErr w:type="spellEnd"/>
             <w:r>
               <w:rPr>
-                <w:rFonts w:ascii="Arial" w:hAnsi="Arial" w:cs="Arial"/>
-                <w:spacing w:val="12"/>
-                <w:sz w:val="21"/>
-                <w:szCs w:val="21"/>
-              </w:rPr>
-              <w:t xml:space="preserve"> </w:t>
-            </w:r>
-            <w:r>
-              <w:rPr>
-                <w:rFonts w:ascii="Arial" w:hAnsi="Arial" w:cs="Arial"/>
+                <w:rFonts w:ascii="Arial" w:hAnsi="Arial" w:cs="Arial" w:eastAsia="Arial"/>
+                <w:spacing w:val="12"/>
+                <w:sz w:val="21"/>
+                <w:szCs w:val="21"/>
+              </w:rPr>
+              <w:t xml:space="preserve"> </w:t>
+            </w:r>
+            <w:r>
+              <w:rPr>
+                <w:rFonts w:ascii="Arial" w:hAnsi="Arial" w:cs="Arial" w:eastAsia="Arial"/>
                 <w:sz w:val="21"/>
                 <w:szCs w:val="21"/>
               </w:rPr>
@@ -727,16 +727,16 @@
             </w:r>
             <w:r>
               <w:rPr>
-                <w:rFonts w:ascii="Arial" w:hAnsi="Arial" w:cs="Arial"/>
-                <w:spacing w:val="12"/>
-                <w:sz w:val="21"/>
-                <w:szCs w:val="21"/>
-              </w:rPr>
-              <w:t xml:space="preserve"> </w:t>
-            </w:r>
-            <w:r>
-              <w:rPr>
-                <w:rFonts w:ascii="Arial" w:hAnsi="Arial" w:cs="Arial"/>
+                <w:rFonts w:ascii="Arial" w:hAnsi="Arial" w:cs="Arial" w:eastAsia="Arial"/>
+                <w:spacing w:val="12"/>
+                <w:sz w:val="21"/>
+                <w:szCs w:val="21"/>
+              </w:rPr>
+              <w:t xml:space="preserve"> </w:t>
+            </w:r>
+            <w:r>
+              <w:rPr>
+                <w:rFonts w:ascii="Arial" w:hAnsi="Arial" w:cs="Arial" w:eastAsia="Arial"/>
                 <w:sz w:val="21"/>
                 <w:szCs w:val="21"/>
               </w:rPr>
@@ -744,7 +744,7 @@
             </w:r>
             <w:r>
               <w:rPr>
-                <w:rFonts w:ascii="Arial" w:hAnsi="Arial" w:cs="Arial"/>
+                <w:rFonts w:ascii="Arial" w:hAnsi="Arial" w:cs="Arial" w:eastAsia="Arial"/>
                 <w:spacing w:val="13"/>
                 <w:sz w:val="21"/>
                 <w:szCs w:val="21"/>
@@ -753,7 +753,7 @@
             </w:r>
             <w:r>
               <w:rPr>
-                <w:rFonts w:ascii="Arial" w:hAnsi="Arial" w:cs="Arial"/>
+                <w:rFonts w:ascii="Arial" w:hAnsi="Arial" w:cs="Arial" w:eastAsia="Arial"/>
                 <w:sz w:val="21"/>
                 <w:szCs w:val="21"/>
               </w:rPr>
@@ -761,16 +761,16 @@
             </w:r>
             <w:r>
               <w:rPr>
-                <w:rFonts w:ascii="Arial" w:hAnsi="Arial" w:cs="Arial"/>
-                <w:spacing w:val="12"/>
-                <w:sz w:val="21"/>
-                <w:szCs w:val="21"/>
-              </w:rPr>
-              <w:t xml:space="preserve"> </w:t>
-            </w:r>
-            <w:r>
-              <w:rPr>
-                <w:rFonts w:ascii="Arial" w:hAnsi="Arial" w:cs="Arial"/>
+                <w:rFonts w:ascii="Arial" w:hAnsi="Arial" w:cs="Arial" w:eastAsia="Arial"/>
+                <w:spacing w:val="12"/>
+                <w:sz w:val="21"/>
+                <w:szCs w:val="21"/>
+              </w:rPr>
+              <w:t xml:space="preserve"> </w:t>
+            </w:r>
+            <w:r>
+              <w:rPr>
+                <w:rFonts w:ascii="Arial" w:hAnsi="Arial" w:cs="Arial" w:eastAsia="Arial"/>
                 <w:sz w:val="21"/>
                 <w:szCs w:val="21"/>
               </w:rPr>
@@ -778,7 +778,7 @@
             </w:r>
             <w:r>
               <w:rPr>
-                <w:rFonts w:ascii="Arial" w:hAnsi="Arial" w:cs="Arial"/>
+                <w:rFonts w:ascii="Arial" w:hAnsi="Arial" w:cs="Arial" w:eastAsia="Arial"/>
                 <w:spacing w:val="13"/>
                 <w:sz w:val="21"/>
                 <w:szCs w:val="21"/>
@@ -787,7 +787,7 @@
             </w:r>
             <w:r>
               <w:rPr>
-                <w:rFonts w:ascii="Arial" w:hAnsi="Arial" w:cs="Arial"/>
+                <w:rFonts w:ascii="Arial" w:hAnsi="Arial" w:cs="Arial" w:eastAsia="Arial"/>
                 <w:sz w:val="21"/>
                 <w:szCs w:val="21"/>
               </w:rPr>
@@ -795,16 +795,16 @@
             </w:r>
             <w:r>
               <w:rPr>
-                <w:rFonts w:ascii="Arial" w:hAnsi="Arial" w:cs="Arial"/>
-                <w:spacing w:val="12"/>
-                <w:sz w:val="21"/>
-                <w:szCs w:val="21"/>
-              </w:rPr>
-              <w:t xml:space="preserve"> </w:t>
-            </w:r>
-            <w:r>
-              <w:rPr>
-                <w:rFonts w:ascii="Arial" w:hAnsi="Arial" w:cs="Arial"/>
+                <w:rFonts w:ascii="Arial" w:hAnsi="Arial" w:cs="Arial" w:eastAsia="Arial"/>
+                <w:spacing w:val="12"/>
+                <w:sz w:val="21"/>
+                <w:szCs w:val="21"/>
+              </w:rPr>
+              <w:t xml:space="preserve"> </w:t>
+            </w:r>
+            <w:r>
+              <w:rPr>
+                <w:rFonts w:ascii="Arial" w:hAnsi="Arial" w:cs="Arial" w:eastAsia="Arial"/>
                 <w:sz w:val="21"/>
                 <w:szCs w:val="21"/>
               </w:rPr>
@@ -812,7 +812,7 @@
             </w:r>
             <w:r>
               <w:rPr>
-                <w:rFonts w:ascii="Arial" w:hAnsi="Arial" w:cs="Arial"/>
+                <w:rFonts w:ascii="Arial" w:hAnsi="Arial" w:cs="Arial" w:eastAsia="Arial"/>
                 <w:spacing w:val="13"/>
                 <w:sz w:val="21"/>
                 <w:szCs w:val="21"/>
@@ -821,7 +821,7 @@
             </w:r>
             <w:r>
               <w:rPr>
-                <w:rFonts w:ascii="Arial" w:hAnsi="Arial" w:cs="Arial"/>
+                <w:rFonts w:ascii="Arial" w:hAnsi="Arial" w:cs="Arial" w:eastAsia="Arial"/>
                 <w:sz w:val="21"/>
                 <w:szCs w:val="21"/>
               </w:rPr>
@@ -829,16 +829,16 @@
             </w:r>
             <w:r>
               <w:rPr>
-                <w:rFonts w:ascii="Arial" w:hAnsi="Arial" w:cs="Arial"/>
-                <w:spacing w:val="12"/>
-                <w:sz w:val="21"/>
-                <w:szCs w:val="21"/>
-              </w:rPr>
-              <w:t xml:space="preserve"> </w:t>
-            </w:r>
-            <w:r>
-              <w:rPr>
-                <w:rFonts w:ascii="Arial" w:hAnsi="Arial" w:cs="Arial"/>
+                <w:rFonts w:ascii="Arial" w:hAnsi="Arial" w:cs="Arial" w:eastAsia="Arial"/>
+                <w:spacing w:val="12"/>
+                <w:sz w:val="21"/>
+                <w:szCs w:val="21"/>
+              </w:rPr>
+              <w:t xml:space="preserve"> </w:t>
+            </w:r>
+            <w:r>
+              <w:rPr>
+                <w:rFonts w:ascii="Arial" w:hAnsi="Arial" w:cs="Arial" w:eastAsia="Arial"/>
                 <w:sz w:val="21"/>
                 <w:szCs w:val="21"/>
               </w:rPr>
@@ -846,7 +846,7 @@
             </w:r>
             <w:r>
               <w:rPr>
-                <w:rFonts w:ascii="Arial" w:hAnsi="Arial" w:cs="Arial"/>
+                <w:rFonts w:ascii="Arial" w:hAnsi="Arial" w:cs="Arial" w:eastAsia="Arial"/>
                 <w:spacing w:val="13"/>
                 <w:sz w:val="21"/>
                 <w:szCs w:val="21"/>
@@ -855,7 +855,7 @@
             </w:r>
             <w:r>
               <w:rPr>
-                <w:rFonts w:ascii="Arial" w:hAnsi="Arial" w:cs="Arial"/>
+                <w:rFonts w:ascii="Arial" w:hAnsi="Arial" w:cs="Arial" w:eastAsia="Arial"/>
                 <w:spacing w:val="-2"/>
                 <w:sz w:val="21"/>
                 <w:szCs w:val="21"/>
@@ -877,15 +877,15 @@
             <w:pPr>
               <w:pStyle w:val="TableParagraph"/>
               <w:rPr>
-                <w:rFonts w:ascii="Arial" w:hAnsi="Arial" w:cs="Arial"/>
-                <w:b/>
-                <w:sz w:val="21"/>
-                <w:szCs w:val="21"/>
-              </w:rPr>
-            </w:pPr>
-            <w:r>
-              <w:rPr>
-                <w:rFonts w:ascii="Arial" w:hAnsi="Arial" w:cs="Arial"/>
+                <w:rFonts w:ascii="Arial" w:hAnsi="Arial" w:cs="Arial" w:eastAsia="Arial"/>
+                <w:b/>
+                <w:sz w:val="21"/>
+                <w:szCs w:val="21"/>
+              </w:rPr>
+            </w:pPr>
+            <w:r>
+              <w:rPr>
+                <w:rFonts w:ascii="Arial" w:hAnsi="Arial" w:cs="Arial" w:eastAsia="Arial"/>
                 <w:b/>
                 <w:sz w:val="21"/>
                 <w:szCs w:val="21"/>
@@ -894,7 +894,7 @@
             </w:r>
             <w:r>
               <w:rPr>
-                <w:rFonts w:ascii="Arial" w:hAnsi="Arial" w:cs="Arial"/>
+                <w:rFonts w:ascii="Arial" w:hAnsi="Arial" w:cs="Arial" w:eastAsia="Arial"/>
                 <w:b/>
                 <w:spacing w:val="8"/>
                 <w:sz w:val="21"/>
@@ -904,7 +904,7 @@
             </w:r>
             <w:r>
               <w:rPr>
-                <w:rFonts w:ascii="Arial" w:hAnsi="Arial" w:cs="Arial"/>
+                <w:rFonts w:ascii="Arial" w:hAnsi="Arial" w:cs="Arial" w:eastAsia="Arial"/>
                 <w:b/>
                 <w:sz w:val="21"/>
                 <w:szCs w:val="21"/>
@@ -913,7 +913,7 @@
             </w:r>
             <w:r>
               <w:rPr>
-                <w:rFonts w:ascii="Arial" w:hAnsi="Arial" w:cs="Arial"/>
+                <w:rFonts w:ascii="Arial" w:hAnsi="Arial" w:cs="Arial" w:eastAsia="Arial"/>
                 <w:b/>
                 <w:spacing w:val="9"/>
                 <w:sz w:val="21"/>
@@ -923,7 +923,7 @@
             </w:r>
             <w:r>
               <w:rPr>
-                <w:rFonts w:ascii="Arial" w:hAnsi="Arial" w:cs="Arial"/>
+                <w:rFonts w:ascii="Arial" w:hAnsi="Arial" w:cs="Arial" w:eastAsia="Arial"/>
                 <w:b/>
                 <w:spacing w:val="-2"/>
                 <w:sz w:val="21"/>
@@ -942,7 +942,7 @@
               <w:pStyle w:val="TableParagraph"/>
               <w:ind w:left="62"/>
               <w:rPr>
-                <w:rFonts w:ascii="Arial" w:hAnsi="Arial" w:cs="Arial"/>
+                <w:rFonts w:ascii="Arial" w:hAnsi="Arial" w:cs="Arial" w:eastAsia="Arial"/>
                 <w:sz w:val="21"/>
                 <w:szCs w:val="21"/>
               </w:rPr>
@@ -950,7 +950,7 @@
             <w:proofErr w:type="spellStart"/>
             <w:r>
               <w:rPr>
-                <w:rFonts w:ascii="Arial" w:hAnsi="Arial" w:cs="Arial"/>
+                <w:rFonts w:ascii="Arial" w:hAnsi="Arial" w:cs="Arial" w:eastAsia="Arial"/>
                 <w:sz w:val="21"/>
                 <w:szCs w:val="21"/>
               </w:rPr>
@@ -959,16 +959,16 @@
             <w:proofErr w:type="spellEnd"/>
             <w:r>
               <w:rPr>
-                <w:rFonts w:ascii="Arial" w:hAnsi="Arial" w:cs="Arial"/>
-                <w:spacing w:val="12"/>
-                <w:sz w:val="21"/>
-                <w:szCs w:val="21"/>
-              </w:rPr>
-              <w:t xml:space="preserve"> </w:t>
-            </w:r>
-            <w:r>
-              <w:rPr>
-                <w:rFonts w:ascii="Arial" w:hAnsi="Arial" w:cs="Arial"/>
+                <w:rFonts w:ascii="Arial" w:hAnsi="Arial" w:cs="Arial" w:eastAsia="Arial"/>
+                <w:spacing w:val="12"/>
+                <w:sz w:val="21"/>
+                <w:szCs w:val="21"/>
+              </w:rPr>
+              <w:t xml:space="preserve"> </w:t>
+            </w:r>
+            <w:r>
+              <w:rPr>
+                <w:rFonts w:ascii="Arial" w:hAnsi="Arial" w:cs="Arial" w:eastAsia="Arial"/>
                 <w:sz w:val="21"/>
                 <w:szCs w:val="21"/>
               </w:rPr>
@@ -976,16 +976,16 @@
             </w:r>
             <w:r>
               <w:rPr>
-                <w:rFonts w:ascii="Arial" w:hAnsi="Arial" w:cs="Arial"/>
-                <w:spacing w:val="12"/>
-                <w:sz w:val="21"/>
-                <w:szCs w:val="21"/>
-              </w:rPr>
-              <w:t xml:space="preserve"> </w:t>
-            </w:r>
-            <w:r>
-              <w:rPr>
-                <w:rFonts w:ascii="Arial" w:hAnsi="Arial" w:cs="Arial"/>
+                <w:rFonts w:ascii="Arial" w:hAnsi="Arial" w:cs="Arial" w:eastAsia="Arial"/>
+                <w:spacing w:val="12"/>
+                <w:sz w:val="21"/>
+                <w:szCs w:val="21"/>
+              </w:rPr>
+              <w:t xml:space="preserve"> </w:t>
+            </w:r>
+            <w:r>
+              <w:rPr>
+                <w:rFonts w:ascii="Arial" w:hAnsi="Arial" w:cs="Arial" w:eastAsia="Arial"/>
                 <w:sz w:val="21"/>
                 <w:szCs w:val="21"/>
               </w:rPr>
@@ -993,16 +993,16 @@
             </w:r>
             <w:r>
               <w:rPr>
-                <w:rFonts w:ascii="Arial" w:hAnsi="Arial" w:cs="Arial"/>
-                <w:spacing w:val="12"/>
-                <w:sz w:val="21"/>
-                <w:szCs w:val="21"/>
-              </w:rPr>
-              <w:t xml:space="preserve"> </w:t>
-            </w:r>
-            <w:r>
-              <w:rPr>
-                <w:rFonts w:ascii="Arial" w:hAnsi="Arial" w:cs="Arial"/>
+                <w:rFonts w:ascii="Arial" w:hAnsi="Arial" w:cs="Arial" w:eastAsia="Arial"/>
+                <w:spacing w:val="12"/>
+                <w:sz w:val="21"/>
+                <w:szCs w:val="21"/>
+              </w:rPr>
+              <w:t xml:space="preserve"> </w:t>
+            </w:r>
+            <w:r>
+              <w:rPr>
+                <w:rFonts w:ascii="Arial" w:hAnsi="Arial" w:cs="Arial" w:eastAsia="Arial"/>
                 <w:sz w:val="21"/>
                 <w:szCs w:val="21"/>
               </w:rPr>
@@ -1010,16 +1010,16 @@
             </w:r>
             <w:r>
               <w:rPr>
-                <w:rFonts w:ascii="Arial" w:hAnsi="Arial" w:cs="Arial"/>
-                <w:spacing w:val="12"/>
-                <w:sz w:val="21"/>
-                <w:szCs w:val="21"/>
-              </w:rPr>
-              <w:t xml:space="preserve"> </w:t>
-            </w:r>
-            <w:r>
-              <w:rPr>
-                <w:rFonts w:ascii="Arial" w:hAnsi="Arial" w:cs="Arial"/>
+                <w:rFonts w:ascii="Arial" w:hAnsi="Arial" w:cs="Arial" w:eastAsia="Arial"/>
+                <w:spacing w:val="12"/>
+                <w:sz w:val="21"/>
+                <w:szCs w:val="21"/>
+              </w:rPr>
+              <w:t xml:space="preserve"> </w:t>
+            </w:r>
+            <w:r>
+              <w:rPr>
+                <w:rFonts w:ascii="Arial" w:hAnsi="Arial" w:cs="Arial" w:eastAsia="Arial"/>
                 <w:sz w:val="21"/>
                 <w:szCs w:val="21"/>
               </w:rPr>
@@ -1027,16 +1027,16 @@
             </w:r>
             <w:r>
               <w:rPr>
-                <w:rFonts w:ascii="Arial" w:hAnsi="Arial" w:cs="Arial"/>
-                <w:spacing w:val="12"/>
-                <w:sz w:val="21"/>
-                <w:szCs w:val="21"/>
-              </w:rPr>
-              <w:t xml:space="preserve"> </w:t>
-            </w:r>
-            <w:r>
-              <w:rPr>
-                <w:rFonts w:ascii="Arial" w:hAnsi="Arial" w:cs="Arial"/>
+                <w:rFonts w:ascii="Arial" w:hAnsi="Arial" w:cs="Arial" w:eastAsia="Arial"/>
+                <w:spacing w:val="12"/>
+                <w:sz w:val="21"/>
+                <w:szCs w:val="21"/>
+              </w:rPr>
+              <w:t xml:space="preserve"> </w:t>
+            </w:r>
+            <w:r>
+              <w:rPr>
+                <w:rFonts w:ascii="Arial" w:hAnsi="Arial" w:cs="Arial" w:eastAsia="Arial"/>
                 <w:sz w:val="21"/>
                 <w:szCs w:val="21"/>
               </w:rPr>
@@ -1044,16 +1044,16 @@
             </w:r>
             <w:r>
               <w:rPr>
-                <w:rFonts w:ascii="Arial" w:hAnsi="Arial" w:cs="Arial"/>
-                <w:spacing w:val="12"/>
-                <w:sz w:val="21"/>
-                <w:szCs w:val="21"/>
-              </w:rPr>
-              <w:t xml:space="preserve"> </w:t>
-            </w:r>
-            <w:r>
-              <w:rPr>
-                <w:rFonts w:ascii="Arial" w:hAnsi="Arial" w:cs="Arial"/>
+                <w:rFonts w:ascii="Arial" w:hAnsi="Arial" w:cs="Arial" w:eastAsia="Arial"/>
+                <w:spacing w:val="12"/>
+                <w:sz w:val="21"/>
+                <w:szCs w:val="21"/>
+              </w:rPr>
+              <w:t xml:space="preserve"> </w:t>
+            </w:r>
+            <w:r>
+              <w:rPr>
+                <w:rFonts w:ascii="Arial" w:hAnsi="Arial" w:cs="Arial" w:eastAsia="Arial"/>
                 <w:sz w:val="21"/>
                 <w:szCs w:val="21"/>
               </w:rPr>
@@ -1061,16 +1061,16 @@
             </w:r>
             <w:r>
               <w:rPr>
-                <w:rFonts w:ascii="Arial" w:hAnsi="Arial" w:cs="Arial"/>
-                <w:spacing w:val="12"/>
-                <w:sz w:val="21"/>
-                <w:szCs w:val="21"/>
-              </w:rPr>
-              <w:t xml:space="preserve"> </w:t>
-            </w:r>
-            <w:r>
-              <w:rPr>
-                <w:rFonts w:ascii="Arial" w:hAnsi="Arial" w:cs="Arial"/>
+                <w:rFonts w:ascii="Arial" w:hAnsi="Arial" w:cs="Arial" w:eastAsia="Arial"/>
+                <w:spacing w:val="12"/>
+                <w:sz w:val="21"/>
+                <w:szCs w:val="21"/>
+              </w:rPr>
+              <w:t xml:space="preserve"> </w:t>
+            </w:r>
+            <w:r>
+              <w:rPr>
+                <w:rFonts w:ascii="Arial" w:hAnsi="Arial" w:cs="Arial" w:eastAsia="Arial"/>
                 <w:sz w:val="21"/>
                 <w:szCs w:val="21"/>
               </w:rPr>
@@ -1078,16 +1078,16 @@
             </w:r>
             <w:r>
               <w:rPr>
-                <w:rFonts w:ascii="Arial" w:hAnsi="Arial" w:cs="Arial"/>
-                <w:spacing w:val="12"/>
-                <w:sz w:val="21"/>
-                <w:szCs w:val="21"/>
-              </w:rPr>
-              <w:t xml:space="preserve"> </w:t>
-            </w:r>
-            <w:r>
-              <w:rPr>
-                <w:rFonts w:ascii="Arial" w:hAnsi="Arial" w:cs="Arial"/>
+                <w:rFonts w:ascii="Arial" w:hAnsi="Arial" w:cs="Arial" w:eastAsia="Arial"/>
+                <w:spacing w:val="12"/>
+                <w:sz w:val="21"/>
+                <w:szCs w:val="21"/>
+              </w:rPr>
+              <w:t xml:space="preserve"> </w:t>
+            </w:r>
+            <w:r>
+              <w:rPr>
+                <w:rFonts w:ascii="Arial" w:hAnsi="Arial" w:cs="Arial" w:eastAsia="Arial"/>
                 <w:sz w:val="21"/>
                 <w:szCs w:val="21"/>
               </w:rPr>
@@ -1095,16 +1095,16 @@
             </w:r>
             <w:r>
               <w:rPr>
-                <w:rFonts w:ascii="Arial" w:hAnsi="Arial" w:cs="Arial"/>
-                <w:spacing w:val="12"/>
-                <w:sz w:val="21"/>
-                <w:szCs w:val="21"/>
-              </w:rPr>
-              <w:t xml:space="preserve"> </w:t>
-            </w:r>
-            <w:r>
-              <w:rPr>
-                <w:rFonts w:ascii="Arial" w:hAnsi="Arial" w:cs="Arial"/>
+                <w:rFonts w:ascii="Arial" w:hAnsi="Arial" w:cs="Arial" w:eastAsia="Arial"/>
+                <w:spacing w:val="12"/>
+                <w:sz w:val="21"/>
+                <w:szCs w:val="21"/>
+              </w:rPr>
+              <w:t xml:space="preserve"> </w:t>
+            </w:r>
+            <w:r>
+              <w:rPr>
+                <w:rFonts w:ascii="Arial" w:hAnsi="Arial" w:cs="Arial" w:eastAsia="Arial"/>
                 <w:spacing w:val="-2"/>
                 <w:sz w:val="21"/>
                 <w:szCs w:val="21"/>
@@ -1126,15 +1126,15 @@
             <w:pPr>
               <w:pStyle w:val="TableParagraph"/>
               <w:rPr>
-                <w:rFonts w:ascii="Arial" w:hAnsi="Arial" w:cs="Arial"/>
-                <w:b/>
-                <w:sz w:val="21"/>
-                <w:szCs w:val="21"/>
-              </w:rPr>
-            </w:pPr>
-            <w:r>
-              <w:rPr>
-                <w:rFonts w:ascii="Arial" w:hAnsi="Arial" w:cs="Arial"/>
+                <w:rFonts w:ascii="Arial" w:hAnsi="Arial" w:cs="Arial" w:eastAsia="Arial"/>
+                <w:b/>
+                <w:sz w:val="21"/>
+                <w:szCs w:val="21"/>
+              </w:rPr>
+            </w:pPr>
+            <w:r>
+              <w:rPr>
+                <w:rFonts w:ascii="Arial" w:hAnsi="Arial" w:cs="Arial" w:eastAsia="Arial"/>
                 <w:b/>
                 <w:sz w:val="21"/>
                 <w:szCs w:val="21"/>
@@ -1143,7 +1143,7 @@
             </w:r>
             <w:r>
               <w:rPr>
-                <w:rFonts w:ascii="Arial" w:hAnsi="Arial" w:cs="Arial"/>
+                <w:rFonts w:ascii="Arial" w:hAnsi="Arial" w:cs="Arial" w:eastAsia="Arial"/>
                 <w:b/>
                 <w:spacing w:val="18"/>
                 <w:sz w:val="21"/>
@@ -1153,7 +1153,7 @@
             </w:r>
             <w:r>
               <w:rPr>
-                <w:rFonts w:ascii="Arial" w:hAnsi="Arial" w:cs="Arial"/>
+                <w:rFonts w:ascii="Arial" w:hAnsi="Arial" w:cs="Arial" w:eastAsia="Arial"/>
                 <w:b/>
                 <w:spacing w:val="-2"/>
                 <w:sz w:val="21"/>
@@ -1172,7 +1172,7 @@
               <w:pStyle w:val="TableParagraph"/>
               <w:ind w:left="62"/>
               <w:rPr>
-                <w:rFonts w:ascii="Arial" w:hAnsi="Arial" w:cs="Arial"/>
+                <w:rFonts w:ascii="Arial" w:hAnsi="Arial" w:cs="Arial" w:eastAsia="Arial"/>
                 <w:sz w:val="21"/>
                 <w:szCs w:val="21"/>
               </w:rPr>
@@ -1180,7 +1180,7 @@
             <w:proofErr w:type="spellStart"/>
             <w:r>
               <w:rPr>
-                <w:rFonts w:ascii="Arial" w:hAnsi="Arial" w:cs="Arial"/>
+                <w:rFonts w:ascii="Arial" w:hAnsi="Arial" w:cs="Arial" w:eastAsia="Arial"/>
                 <w:sz w:val="21"/>
                 <w:szCs w:val="21"/>
               </w:rPr>
@@ -1189,7 +1189,7 @@
             <w:proofErr w:type="spellEnd"/>
             <w:r>
               <w:rPr>
-                <w:rFonts w:ascii="Arial" w:hAnsi="Arial" w:cs="Arial"/>
+                <w:rFonts w:ascii="Arial" w:hAnsi="Arial" w:cs="Arial" w:eastAsia="Arial"/>
                 <w:spacing w:val="13"/>
                 <w:sz w:val="21"/>
                 <w:szCs w:val="21"/>
@@ -1198,7 +1198,7 @@
             </w:r>
             <w:r>
               <w:rPr>
-                <w:rFonts w:ascii="Arial" w:hAnsi="Arial" w:cs="Arial"/>
+                <w:rFonts w:ascii="Arial" w:hAnsi="Arial" w:cs="Arial" w:eastAsia="Arial"/>
                 <w:sz w:val="21"/>
                 <w:szCs w:val="21"/>
               </w:rPr>
@@ -1206,7 +1206,7 @@
             </w:r>
             <w:r>
               <w:rPr>
-                <w:rFonts w:ascii="Arial" w:hAnsi="Arial" w:cs="Arial"/>
+                <w:rFonts w:ascii="Arial" w:hAnsi="Arial" w:cs="Arial" w:eastAsia="Arial"/>
                 <w:spacing w:val="14"/>
                 <w:sz w:val="21"/>
                 <w:szCs w:val="21"/>
@@ -1215,7 +1215,7 @@
             </w:r>
             <w:r>
               <w:rPr>
-                <w:rFonts w:ascii="Arial" w:hAnsi="Arial" w:cs="Arial"/>
+                <w:rFonts w:ascii="Arial" w:hAnsi="Arial" w:cs="Arial" w:eastAsia="Arial"/>
                 <w:sz w:val="21"/>
                 <w:szCs w:val="21"/>
               </w:rPr>
@@ -1223,7 +1223,7 @@
             </w:r>
             <w:r>
               <w:rPr>
-                <w:rFonts w:ascii="Arial" w:hAnsi="Arial" w:cs="Arial"/>
+                <w:rFonts w:ascii="Arial" w:hAnsi="Arial" w:cs="Arial" w:eastAsia="Arial"/>
                 <w:spacing w:val="14"/>
                 <w:sz w:val="21"/>
                 <w:szCs w:val="21"/>
@@ -1232,7 +1232,7 @@
             </w:r>
             <w:r>
               <w:rPr>
-                <w:rFonts w:ascii="Arial" w:hAnsi="Arial" w:cs="Arial"/>
+                <w:rFonts w:ascii="Arial" w:hAnsi="Arial" w:cs="Arial" w:eastAsia="Arial"/>
                 <w:sz w:val="21"/>
                 <w:szCs w:val="21"/>
               </w:rPr>
@@ -1240,7 +1240,7 @@
             </w:r>
             <w:r>
               <w:rPr>
-                <w:rFonts w:ascii="Arial" w:hAnsi="Arial" w:cs="Arial"/>
+                <w:rFonts w:ascii="Arial" w:hAnsi="Arial" w:cs="Arial" w:eastAsia="Arial"/>
                 <w:spacing w:val="14"/>
                 <w:sz w:val="21"/>
                 <w:szCs w:val="21"/>
@@ -1249,7 +1249,7 @@
             </w:r>
             <w:r>
               <w:rPr>
-                <w:rFonts w:ascii="Arial" w:hAnsi="Arial" w:cs="Arial"/>
+                <w:rFonts w:ascii="Arial" w:hAnsi="Arial" w:cs="Arial" w:eastAsia="Arial"/>
                 <w:sz w:val="21"/>
                 <w:szCs w:val="21"/>
               </w:rPr>
@@ -1257,7 +1257,7 @@
             </w:r>
             <w:r>
               <w:rPr>
-                <w:rFonts w:ascii="Arial" w:hAnsi="Arial" w:cs="Arial"/>
+                <w:rFonts w:ascii="Arial" w:hAnsi="Arial" w:cs="Arial" w:eastAsia="Arial"/>
                 <w:spacing w:val="14"/>
                 <w:sz w:val="21"/>
                 <w:szCs w:val="21"/>
@@ -1266,7 +1266,7 @@
             </w:r>
             <w:r>
               <w:rPr>
-                <w:rFonts w:ascii="Arial" w:hAnsi="Arial" w:cs="Arial"/>
+                <w:rFonts w:ascii="Arial" w:hAnsi="Arial" w:cs="Arial" w:eastAsia="Arial"/>
                 <w:sz w:val="21"/>
                 <w:szCs w:val="21"/>
               </w:rPr>
@@ -1274,7 +1274,7 @@
             </w:r>
             <w:r>
               <w:rPr>
-                <w:rFonts w:ascii="Arial" w:hAnsi="Arial" w:cs="Arial"/>
+                <w:rFonts w:ascii="Arial" w:hAnsi="Arial" w:cs="Arial" w:eastAsia="Arial"/>
                 <w:spacing w:val="13"/>
                 <w:sz w:val="21"/>
                 <w:szCs w:val="21"/>
@@ -1283,7 +1283,7 @@
             </w:r>
             <w:r>
               <w:rPr>
-                <w:rFonts w:ascii="Arial" w:hAnsi="Arial" w:cs="Arial"/>
+                <w:rFonts w:ascii="Arial" w:hAnsi="Arial" w:cs="Arial" w:eastAsia="Arial"/>
                 <w:sz w:val="21"/>
                 <w:szCs w:val="21"/>
               </w:rPr>
@@ -1291,7 +1291,7 @@
             </w:r>
             <w:r>
               <w:rPr>
-                <w:rFonts w:ascii="Arial" w:hAnsi="Arial" w:cs="Arial"/>
+                <w:rFonts w:ascii="Arial" w:hAnsi="Arial" w:cs="Arial" w:eastAsia="Arial"/>
                 <w:spacing w:val="14"/>
                 <w:sz w:val="21"/>
                 <w:szCs w:val="21"/>
@@ -1300,7 +1300,7 @@
             </w:r>
             <w:r>
               <w:rPr>
-                <w:rFonts w:ascii="Arial" w:hAnsi="Arial" w:cs="Arial"/>
+                <w:rFonts w:ascii="Arial" w:hAnsi="Arial" w:cs="Arial" w:eastAsia="Arial"/>
                 <w:sz w:val="21"/>
                 <w:szCs w:val="21"/>
               </w:rPr>
@@ -1308,7 +1308,7 @@
             </w:r>
             <w:r>
               <w:rPr>
-                <w:rFonts w:ascii="Arial" w:hAnsi="Arial" w:cs="Arial"/>
+                <w:rFonts w:ascii="Arial" w:hAnsi="Arial" w:cs="Arial" w:eastAsia="Arial"/>
                 <w:spacing w:val="14"/>
                 <w:sz w:val="21"/>
                 <w:szCs w:val="21"/>
@@ -1317,7 +1317,7 @@
             </w:r>
             <w:r>
               <w:rPr>
-                <w:rFonts w:ascii="Arial" w:hAnsi="Arial" w:cs="Arial"/>
+                <w:rFonts w:ascii="Arial" w:hAnsi="Arial" w:cs="Arial" w:eastAsia="Arial"/>
                 <w:spacing w:val="-2"/>
                 <w:sz w:val="21"/>
                 <w:szCs w:val="21"/>
@@ -1339,15 +1339,15 @@
             <w:pPr>
               <w:pStyle w:val="TableParagraph"/>
               <w:rPr>
-                <w:rFonts w:ascii="Arial" w:hAnsi="Arial" w:cs="Arial"/>
-                <w:b/>
-                <w:sz w:val="21"/>
-                <w:szCs w:val="21"/>
-              </w:rPr>
-            </w:pPr>
-            <w:r>
-              <w:rPr>
-                <w:rFonts w:ascii="Arial" w:hAnsi="Arial" w:cs="Arial"/>
+                <w:rFonts w:ascii="Arial" w:hAnsi="Arial" w:cs="Arial" w:eastAsia="Arial"/>
+                <w:b/>
+                <w:sz w:val="21"/>
+                <w:szCs w:val="21"/>
+              </w:rPr>
+            </w:pPr>
+            <w:r>
+              <w:rPr>
+                <w:rFonts w:ascii="Arial" w:hAnsi="Arial" w:cs="Arial" w:eastAsia="Arial"/>
                 <w:b/>
                 <w:sz w:val="21"/>
                 <w:szCs w:val="21"/>
@@ -1356,7 +1356,7 @@
             </w:r>
             <w:r>
               <w:rPr>
-                <w:rFonts w:ascii="Arial" w:hAnsi="Arial" w:cs="Arial"/>
+                <w:rFonts w:ascii="Arial" w:hAnsi="Arial" w:cs="Arial" w:eastAsia="Arial"/>
                 <w:b/>
                 <w:spacing w:val="8"/>
                 <w:sz w:val="21"/>
@@ -1366,7 +1366,7 @@
             </w:r>
             <w:r>
               <w:rPr>
-                <w:rFonts w:ascii="Arial" w:hAnsi="Arial" w:cs="Arial"/>
+                <w:rFonts w:ascii="Arial" w:hAnsi="Arial" w:cs="Arial" w:eastAsia="Arial"/>
                 <w:b/>
                 <w:sz w:val="21"/>
                 <w:szCs w:val="21"/>
@@ -1375,7 +1375,7 @@
             </w:r>
             <w:r>
               <w:rPr>
-                <w:rFonts w:ascii="Arial" w:hAnsi="Arial" w:cs="Arial"/>
+                <w:rFonts w:ascii="Arial" w:hAnsi="Arial" w:cs="Arial" w:eastAsia="Arial"/>
                 <w:b/>
                 <w:spacing w:val="8"/>
                 <w:sz w:val="21"/>
@@ -1385,7 +1385,7 @@
             </w:r>
             <w:r>
               <w:rPr>
-                <w:rFonts w:ascii="Arial" w:hAnsi="Arial" w:cs="Arial"/>
+                <w:rFonts w:ascii="Arial" w:hAnsi="Arial" w:cs="Arial" w:eastAsia="Arial"/>
                 <w:b/>
                 <w:spacing w:val="-2"/>
                 <w:sz w:val="21"/>
@@ -1404,7 +1404,7 @@
               <w:pStyle w:val="TableParagraph"/>
               <w:ind w:left="62"/>
               <w:rPr>
-                <w:rFonts w:ascii="Arial" w:hAnsi="Arial" w:cs="Arial"/>
+                <w:rFonts w:ascii="Arial" w:hAnsi="Arial" w:cs="Arial" w:eastAsia="Arial"/>
                 <w:sz w:val="21"/>
                 <w:szCs w:val="21"/>
               </w:rPr>
@@ -1412,7 +1412,7 @@
             <w:proofErr w:type="spellStart"/>
             <w:r>
               <w:rPr>
-                <w:rFonts w:ascii="Arial" w:hAnsi="Arial" w:cs="Arial"/>
+                <w:rFonts w:ascii="Arial" w:hAnsi="Arial" w:cs="Arial" w:eastAsia="Arial"/>
                 <w:sz w:val="21"/>
                 <w:szCs w:val="21"/>
               </w:rPr>
@@ -1421,16 +1421,16 @@
             <w:proofErr w:type="spellEnd"/>
             <w:r>
               <w:rPr>
-                <w:rFonts w:ascii="Arial" w:hAnsi="Arial" w:cs="Arial"/>
-                <w:spacing w:val="12"/>
-                <w:sz w:val="21"/>
-                <w:szCs w:val="21"/>
-              </w:rPr>
-              <w:t xml:space="preserve"> </w:t>
-            </w:r>
-            <w:r>
-              <w:rPr>
-                <w:rFonts w:ascii="Arial" w:hAnsi="Arial" w:cs="Arial"/>
+                <w:rFonts w:ascii="Arial" w:hAnsi="Arial" w:cs="Arial" w:eastAsia="Arial"/>
+                <w:spacing w:val="12"/>
+                <w:sz w:val="21"/>
+                <w:szCs w:val="21"/>
+              </w:rPr>
+              <w:t xml:space="preserve"> </w:t>
+            </w:r>
+            <w:r>
+              <w:rPr>
+                <w:rFonts w:ascii="Arial" w:hAnsi="Arial" w:cs="Arial" w:eastAsia="Arial"/>
                 <w:sz w:val="21"/>
                 <w:szCs w:val="21"/>
               </w:rPr>
@@ -1438,16 +1438,16 @@
             </w:r>
             <w:r>
               <w:rPr>
-                <w:rFonts w:ascii="Arial" w:hAnsi="Arial" w:cs="Arial"/>
-                <w:spacing w:val="12"/>
-                <w:sz w:val="21"/>
-                <w:szCs w:val="21"/>
-              </w:rPr>
-              <w:t xml:space="preserve"> </w:t>
-            </w:r>
-            <w:r>
-              <w:rPr>
-                <w:rFonts w:ascii="Arial" w:hAnsi="Arial" w:cs="Arial"/>
+                <w:rFonts w:ascii="Arial" w:hAnsi="Arial" w:cs="Arial" w:eastAsia="Arial"/>
+                <w:spacing w:val="12"/>
+                <w:sz w:val="21"/>
+                <w:szCs w:val="21"/>
+              </w:rPr>
+              <w:t xml:space="preserve"> </w:t>
+            </w:r>
+            <w:r>
+              <w:rPr>
+                <w:rFonts w:ascii="Arial" w:hAnsi="Arial" w:cs="Arial" w:eastAsia="Arial"/>
                 <w:sz w:val="21"/>
                 <w:szCs w:val="21"/>
               </w:rPr>
@@ -1455,16 +1455,16 @@
             </w:r>
             <w:r>
               <w:rPr>
-                <w:rFonts w:ascii="Arial" w:hAnsi="Arial" w:cs="Arial"/>
-                <w:spacing w:val="12"/>
-                <w:sz w:val="21"/>
-                <w:szCs w:val="21"/>
-              </w:rPr>
-              <w:t xml:space="preserve"> </w:t>
-            </w:r>
-            <w:r>
-              <w:rPr>
-                <w:rFonts w:ascii="Arial" w:hAnsi="Arial" w:cs="Arial"/>
+                <w:rFonts w:ascii="Arial" w:hAnsi="Arial" w:cs="Arial" w:eastAsia="Arial"/>
+                <w:spacing w:val="12"/>
+                <w:sz w:val="21"/>
+                <w:szCs w:val="21"/>
+              </w:rPr>
+              <w:t xml:space="preserve"> </w:t>
+            </w:r>
+            <w:r>
+              <w:rPr>
+                <w:rFonts w:ascii="Arial" w:hAnsi="Arial" w:cs="Arial" w:eastAsia="Arial"/>
                 <w:sz w:val="21"/>
                 <w:szCs w:val="21"/>
               </w:rPr>
@@ -1472,16 +1472,16 @@
             </w:r>
             <w:r>
               <w:rPr>
-                <w:rFonts w:ascii="Arial" w:hAnsi="Arial" w:cs="Arial"/>
-                <w:spacing w:val="12"/>
-                <w:sz w:val="21"/>
-                <w:szCs w:val="21"/>
-              </w:rPr>
-              <w:t xml:space="preserve"> </w:t>
-            </w:r>
-            <w:r>
-              <w:rPr>
-                <w:rFonts w:ascii="Arial" w:hAnsi="Arial" w:cs="Arial"/>
+                <w:rFonts w:ascii="Arial" w:hAnsi="Arial" w:cs="Arial" w:eastAsia="Arial"/>
+                <w:spacing w:val="12"/>
+                <w:sz w:val="21"/>
+                <w:szCs w:val="21"/>
+              </w:rPr>
+              <w:t xml:space="preserve"> </w:t>
+            </w:r>
+            <w:r>
+              <w:rPr>
+                <w:rFonts w:ascii="Arial" w:hAnsi="Arial" w:cs="Arial" w:eastAsia="Arial"/>
                 <w:sz w:val="21"/>
                 <w:szCs w:val="21"/>
               </w:rPr>
@@ -1489,16 +1489,16 @@
             </w:r>
             <w:r>
               <w:rPr>
-                <w:rFonts w:ascii="Arial" w:hAnsi="Arial" w:cs="Arial"/>
-                <w:spacing w:val="12"/>
-                <w:sz w:val="21"/>
-                <w:szCs w:val="21"/>
-              </w:rPr>
-              <w:t xml:space="preserve"> </w:t>
-            </w:r>
-            <w:r>
-              <w:rPr>
-                <w:rFonts w:ascii="Arial" w:hAnsi="Arial" w:cs="Arial"/>
+                <w:rFonts w:ascii="Arial" w:hAnsi="Arial" w:cs="Arial" w:eastAsia="Arial"/>
+                <w:spacing w:val="12"/>
+                <w:sz w:val="21"/>
+                <w:szCs w:val="21"/>
+              </w:rPr>
+              <w:t xml:space="preserve"> </w:t>
+            </w:r>
+            <w:r>
+              <w:rPr>
+                <w:rFonts w:ascii="Arial" w:hAnsi="Arial" w:cs="Arial" w:eastAsia="Arial"/>
                 <w:sz w:val="21"/>
                 <w:szCs w:val="21"/>
               </w:rPr>
@@ -1506,16 +1506,16 @@
             </w:r>
             <w:r>
               <w:rPr>
-                <w:rFonts w:ascii="Arial" w:hAnsi="Arial" w:cs="Arial"/>
-                <w:spacing w:val="12"/>
-                <w:sz w:val="21"/>
-                <w:szCs w:val="21"/>
-              </w:rPr>
-              <w:t xml:space="preserve"> </w:t>
-            </w:r>
-            <w:r>
-              <w:rPr>
-                <w:rFonts w:ascii="Arial" w:hAnsi="Arial" w:cs="Arial"/>
+                <w:rFonts w:ascii="Arial" w:hAnsi="Arial" w:cs="Arial" w:eastAsia="Arial"/>
+                <w:spacing w:val="12"/>
+                <w:sz w:val="21"/>
+                <w:szCs w:val="21"/>
+              </w:rPr>
+              <w:t xml:space="preserve"> </w:t>
+            </w:r>
+            <w:r>
+              <w:rPr>
+                <w:rFonts w:ascii="Arial" w:hAnsi="Arial" w:cs="Arial" w:eastAsia="Arial"/>
                 <w:sz w:val="21"/>
                 <w:szCs w:val="21"/>
               </w:rPr>
@@ -1523,7 +1523,7 @@
             </w:r>
             <w:r>
               <w:rPr>
-                <w:rFonts w:ascii="Arial" w:hAnsi="Arial" w:cs="Arial"/>
+                <w:rFonts w:ascii="Arial" w:hAnsi="Arial" w:cs="Arial" w:eastAsia="Arial"/>
                 <w:spacing w:val="13"/>
                 <w:sz w:val="21"/>
                 <w:szCs w:val="21"/>
@@ -1532,7 +1532,7 @@
             </w:r>
             <w:r>
               <w:rPr>
-                <w:rFonts w:ascii="Arial" w:hAnsi="Arial" w:cs="Arial"/>
+                <w:rFonts w:ascii="Arial" w:hAnsi="Arial" w:cs="Arial" w:eastAsia="Arial"/>
                 <w:sz w:val="21"/>
                 <w:szCs w:val="21"/>
               </w:rPr>
@@ -1540,16 +1540,16 @@
             </w:r>
             <w:r>
               <w:rPr>
-                <w:rFonts w:ascii="Arial" w:hAnsi="Arial" w:cs="Arial"/>
-                <w:spacing w:val="12"/>
-                <w:sz w:val="21"/>
-                <w:szCs w:val="21"/>
-              </w:rPr>
-              <w:t xml:space="preserve"> </w:t>
-            </w:r>
-            <w:r>
-              <w:rPr>
-                <w:rFonts w:ascii="Arial" w:hAnsi="Arial" w:cs="Arial"/>
+                <w:rFonts w:ascii="Arial" w:hAnsi="Arial" w:cs="Arial" w:eastAsia="Arial"/>
+                <w:spacing w:val="12"/>
+                <w:sz w:val="21"/>
+                <w:szCs w:val="21"/>
+              </w:rPr>
+              <w:t xml:space="preserve"> </w:t>
+            </w:r>
+            <w:r>
+              <w:rPr>
+                <w:rFonts w:ascii="Arial" w:hAnsi="Arial" w:cs="Arial" w:eastAsia="Arial"/>
                 <w:sz w:val="21"/>
                 <w:szCs w:val="21"/>
               </w:rPr>
@@ -1557,16 +1557,16 @@
             </w:r>
             <w:r>
               <w:rPr>
-                <w:rFonts w:ascii="Arial" w:hAnsi="Arial" w:cs="Arial"/>
-                <w:spacing w:val="12"/>
-                <w:sz w:val="21"/>
-                <w:szCs w:val="21"/>
-              </w:rPr>
-              <w:t xml:space="preserve"> </w:t>
-            </w:r>
-            <w:r>
-              <w:rPr>
-                <w:rFonts w:ascii="Arial" w:hAnsi="Arial" w:cs="Arial"/>
+                <w:rFonts w:ascii="Arial" w:hAnsi="Arial" w:cs="Arial" w:eastAsia="Arial"/>
+                <w:spacing w:val="12"/>
+                <w:sz w:val="21"/>
+                <w:szCs w:val="21"/>
+              </w:rPr>
+              <w:t xml:space="preserve"> </w:t>
+            </w:r>
+            <w:r>
+              <w:rPr>
+                <w:rFonts w:ascii="Arial" w:hAnsi="Arial" w:cs="Arial" w:eastAsia="Arial"/>
                 <w:spacing w:val="-2"/>
                 <w:sz w:val="21"/>
                 <w:szCs w:val="21"/>
@@ -1588,15 +1588,15 @@
             <w:pPr>
               <w:pStyle w:val="TableParagraph"/>
               <w:rPr>
-                <w:rFonts w:ascii="Arial" w:hAnsi="Arial" w:cs="Arial"/>
-                <w:b/>
-                <w:sz w:val="21"/>
-                <w:szCs w:val="21"/>
-              </w:rPr>
-            </w:pPr>
-            <w:r>
-              <w:rPr>
-                <w:rFonts w:ascii="Arial" w:hAnsi="Arial" w:cs="Arial"/>
+                <w:rFonts w:ascii="Arial" w:hAnsi="Arial" w:cs="Arial" w:eastAsia="Arial"/>
+                <w:b/>
+                <w:sz w:val="21"/>
+                <w:szCs w:val="21"/>
+              </w:rPr>
+            </w:pPr>
+            <w:r>
+              <w:rPr>
+                <w:rFonts w:ascii="Arial" w:hAnsi="Arial" w:cs="Arial" w:eastAsia="Arial"/>
                 <w:b/>
                 <w:sz w:val="21"/>
                 <w:szCs w:val="21"/>
@@ -1605,7 +1605,7 @@
             </w:r>
             <w:r>
               <w:rPr>
-                <w:rFonts w:ascii="Arial" w:hAnsi="Arial" w:cs="Arial"/>
+                <w:rFonts w:ascii="Arial" w:hAnsi="Arial" w:cs="Arial" w:eastAsia="Arial"/>
                 <w:b/>
                 <w:spacing w:val="13"/>
                 <w:sz w:val="21"/>
@@ -1615,7 +1615,7 @@
             </w:r>
             <w:r>
               <w:rPr>
-                <w:rFonts w:ascii="Arial" w:hAnsi="Arial" w:cs="Arial"/>
+                <w:rFonts w:ascii="Arial" w:hAnsi="Arial" w:cs="Arial" w:eastAsia="Arial"/>
                 <w:b/>
                 <w:spacing w:val="-2"/>
                 <w:sz w:val="21"/>
@@ -1635,7 +1635,7 @@
               <w:spacing w:line="264" w:lineRule="auto"/>
               <w:ind w:left="62"/>
               <w:rPr>
-                <w:rFonts w:ascii="Arial" w:hAnsi="Arial" w:cs="Arial"/>
+                <w:rFonts w:ascii="Arial" w:hAnsi="Arial" w:cs="Arial" w:eastAsia="Arial"/>
                 <w:sz w:val="21"/>
                 <w:szCs w:val="21"/>
               </w:rPr>
@@ -1643,7 +1643,7 @@
             <w:proofErr w:type="spellStart"/>
             <w:r>
               <w:rPr>
-                <w:rFonts w:ascii="Arial" w:hAnsi="Arial" w:cs="Arial"/>
+                <w:rFonts w:ascii="Arial" w:hAnsi="Arial" w:cs="Arial" w:eastAsia="Arial"/>
                 <w:sz w:val="21"/>
                 <w:szCs w:val="21"/>
               </w:rPr>
@@ -1652,7 +1652,7 @@
             <w:proofErr w:type="spellEnd"/>
             <w:r>
               <w:rPr>
-                <w:rFonts w:ascii="Arial" w:hAnsi="Arial" w:cs="Arial"/>
+                <w:rFonts w:ascii="Arial" w:hAnsi="Arial" w:cs="Arial" w:eastAsia="Arial"/>
                 <w:sz w:val="21"/>
                 <w:szCs w:val="21"/>
               </w:rPr>
@@ -1673,15 +1673,15 @@
             <w:pPr>
               <w:pStyle w:val="TableParagraph"/>
               <w:rPr>
-                <w:rFonts w:ascii="Arial" w:hAnsi="Arial" w:cs="Arial"/>
-                <w:b/>
-                <w:sz w:val="21"/>
-                <w:szCs w:val="21"/>
-              </w:rPr>
-            </w:pPr>
-            <w:r>
-              <w:rPr>
-                <w:rFonts w:ascii="Arial" w:hAnsi="Arial" w:cs="Arial"/>
+                <w:rFonts w:ascii="Arial" w:hAnsi="Arial" w:cs="Arial" w:eastAsia="Arial"/>
+                <w:b/>
+                <w:sz w:val="21"/>
+                <w:szCs w:val="21"/>
+              </w:rPr>
+            </w:pPr>
+            <w:r>
+              <w:rPr>
+                <w:rFonts w:ascii="Arial" w:hAnsi="Arial" w:cs="Arial" w:eastAsia="Arial"/>
                 <w:b/>
                 <w:sz w:val="21"/>
                 <w:szCs w:val="21"/>
@@ -1690,7 +1690,7 @@
             </w:r>
             <w:r>
               <w:rPr>
-                <w:rFonts w:ascii="Arial" w:hAnsi="Arial" w:cs="Arial"/>
+                <w:rFonts w:ascii="Arial" w:hAnsi="Arial" w:cs="Arial" w:eastAsia="Arial"/>
                 <w:b/>
                 <w:spacing w:val="14"/>
                 <w:sz w:val="21"/>
@@ -1700,7 +1700,7 @@
             </w:r>
             <w:r>
               <w:rPr>
-                <w:rFonts w:ascii="Arial" w:hAnsi="Arial" w:cs="Arial"/>
+                <w:rFonts w:ascii="Arial" w:hAnsi="Arial" w:cs="Arial" w:eastAsia="Arial"/>
                 <w:b/>
                 <w:spacing w:val="-2"/>
                 <w:sz w:val="21"/>
@@ -1720,7 +1720,7 @@
               <w:spacing w:line="280" w:lineRule="auto"/>
               <w:ind w:left="62"/>
               <w:rPr>
-                <w:rFonts w:ascii="Arial" w:hAnsi="Arial" w:cs="Arial"/>
+                <w:rFonts w:ascii="Arial" w:hAnsi="Arial" w:cs="Arial" w:eastAsia="Arial"/>
                 <w:sz w:val="21"/>
                 <w:szCs w:val="21"/>
               </w:rPr>
@@ -1728,7 +1728,7 @@
             <w:proofErr w:type="spellStart"/>
             <w:r>
               <w:rPr>
-                <w:rFonts w:ascii="Arial" w:hAnsi="Arial" w:cs="Arial"/>
+                <w:rFonts w:ascii="Arial" w:hAnsi="Arial" w:cs="Arial" w:eastAsia="Arial"/>
                 <w:sz w:val="21"/>
                 <w:szCs w:val="21"/>
               </w:rPr>
@@ -1737,7 +1737,7 @@
             <w:proofErr w:type="spellEnd"/>
             <w:r>
               <w:rPr>
-                <w:rFonts w:ascii="Arial" w:hAnsi="Arial" w:cs="Arial"/>
+                <w:rFonts w:ascii="Arial" w:hAnsi="Arial" w:cs="Arial" w:eastAsia="Arial"/>
                 <w:sz w:val="21"/>
                 <w:szCs w:val="21"/>
               </w:rPr>
@@ -1758,15 +1758,15 @@
             <w:pPr>
               <w:pStyle w:val="TableParagraph"/>
               <w:rPr>
-                <w:rFonts w:ascii="Arial" w:hAnsi="Arial" w:cs="Arial"/>
-                <w:b/>
-                <w:sz w:val="21"/>
-                <w:szCs w:val="21"/>
-              </w:rPr>
-            </w:pPr>
-            <w:r>
-              <w:rPr>
-                <w:rFonts w:ascii="Arial" w:hAnsi="Arial" w:cs="Arial"/>
+                <w:rFonts w:ascii="Arial" w:hAnsi="Arial" w:cs="Arial" w:eastAsia="Arial"/>
+                <w:b/>
+                <w:sz w:val="21"/>
+                <w:szCs w:val="21"/>
+              </w:rPr>
+            </w:pPr>
+            <w:r>
+              <w:rPr>
+                <w:rFonts w:ascii="Arial" w:hAnsi="Arial" w:cs="Arial" w:eastAsia="Arial"/>
                 <w:b/>
                 <w:sz w:val="21"/>
                 <w:szCs w:val="21"/>
@@ -1775,7 +1775,7 @@
             </w:r>
             <w:r>
               <w:rPr>
-                <w:rFonts w:ascii="Arial" w:hAnsi="Arial" w:cs="Arial"/>
+                <w:rFonts w:ascii="Arial" w:hAnsi="Arial" w:cs="Arial" w:eastAsia="Arial"/>
                 <w:b/>
                 <w:spacing w:val="3"/>
                 <w:sz w:val="21"/>
@@ -1785,7 +1785,7 @@
             </w:r>
             <w:r>
               <w:rPr>
-                <w:rFonts w:ascii="Arial" w:hAnsi="Arial" w:cs="Arial"/>
+                <w:rFonts w:ascii="Arial" w:hAnsi="Arial" w:cs="Arial" w:eastAsia="Arial"/>
                 <w:b/>
                 <w:spacing w:val="-2"/>
                 <w:sz w:val="21"/>
@@ -1804,14 +1804,14 @@
               <w:pStyle w:val="TableParagraph"/>
               <w:ind w:left="62"/>
               <w:rPr>
-                <w:rFonts w:ascii="Arial" w:hAnsi="Arial" w:cs="Arial"/>
-                <w:sz w:val="21"/>
-                <w:szCs w:val="21"/>
-              </w:rPr>
-            </w:pPr>
-            <w:r>
-              <w:rPr>
-                <w:rFonts w:ascii="Arial" w:hAnsi="Arial" w:cs="Arial"/>
+                <w:rFonts w:ascii="Arial" w:hAnsi="Arial" w:cs="Arial" w:eastAsia="Arial"/>
+                <w:sz w:val="21"/>
+                <w:szCs w:val="21"/>
+              </w:rPr>
+            </w:pPr>
+            <w:r>
+              <w:rPr>
+                <w:rFonts w:ascii="Arial" w:hAnsi="Arial" w:cs="Arial" w:eastAsia="Arial"/>
                 <w:sz w:val="21"/>
                 <w:szCs w:val="21"/>
               </w:rPr>
@@ -1819,7 +1819,7 @@
             </w:r>
             <w:r>
               <w:rPr>
-                <w:rFonts w:ascii="Arial" w:hAnsi="Arial" w:cs="Arial"/>
+                <w:rFonts w:ascii="Arial" w:hAnsi="Arial" w:cs="Arial" w:eastAsia="Arial"/>
                 <w:spacing w:val="8"/>
                 <w:sz w:val="21"/>
                 <w:szCs w:val="21"/>
@@ -1828,7 +1828,7 @@
             </w:r>
             <w:r>
               <w:rPr>
-                <w:rFonts w:ascii="Arial" w:hAnsi="Arial" w:cs="Arial"/>
+                <w:rFonts w:ascii="Arial" w:hAnsi="Arial" w:cs="Arial" w:eastAsia="Arial"/>
                 <w:sz w:val="21"/>
                 <w:szCs w:val="21"/>
               </w:rPr>
@@ -1836,7 +1836,7 @@
             </w:r>
             <w:r>
               <w:rPr>
-                <w:rFonts w:ascii="Arial" w:hAnsi="Arial" w:cs="Arial"/>
+                <w:rFonts w:ascii="Arial" w:hAnsi="Arial" w:cs="Arial" w:eastAsia="Arial"/>
                 <w:spacing w:val="9"/>
                 <w:sz w:val="21"/>
                 <w:szCs w:val="21"/>
@@ -1845,7 +1845,7 @@
             </w:r>
             <w:r>
               <w:rPr>
-                <w:rFonts w:ascii="Arial" w:hAnsi="Arial" w:cs="Arial"/>
+                <w:rFonts w:ascii="Arial" w:hAnsi="Arial" w:cs="Arial" w:eastAsia="Arial"/>
                 <w:sz w:val="21"/>
                 <w:szCs w:val="21"/>
               </w:rPr>
@@ -1853,7 +1853,7 @@
             </w:r>
             <w:r>
               <w:rPr>
-                <w:rFonts w:ascii="Arial" w:hAnsi="Arial" w:cs="Arial"/>
+                <w:rFonts w:ascii="Arial" w:hAnsi="Arial" w:cs="Arial" w:eastAsia="Arial"/>
                 <w:spacing w:val="9"/>
                 <w:sz w:val="21"/>
                 <w:szCs w:val="21"/>
@@ -1862,7 +1862,7 @@
             </w:r>
             <w:r>
               <w:rPr>
-                <w:rFonts w:ascii="Arial" w:hAnsi="Arial" w:cs="Arial"/>
+                <w:rFonts w:ascii="Arial" w:hAnsi="Arial" w:cs="Arial" w:eastAsia="Arial"/>
                 <w:sz w:val="21"/>
                 <w:szCs w:val="21"/>
               </w:rPr>
@@ -1870,7 +1870,7 @@
             </w:r>
             <w:r>
               <w:rPr>
-                <w:rFonts w:ascii="Arial" w:hAnsi="Arial" w:cs="Arial"/>
+                <w:rFonts w:ascii="Arial" w:hAnsi="Arial" w:cs="Arial" w:eastAsia="Arial"/>
                 <w:spacing w:val="9"/>
                 <w:sz w:val="21"/>
                 <w:szCs w:val="21"/>
@@ -1879,7 +1879,7 @@
             </w:r>
             <w:r>
               <w:rPr>
-                <w:rFonts w:ascii="Arial" w:hAnsi="Arial" w:cs="Arial"/>
+                <w:rFonts w:ascii="Arial" w:hAnsi="Arial" w:cs="Arial" w:eastAsia="Arial"/>
                 <w:sz w:val="21"/>
                 <w:szCs w:val="21"/>
               </w:rPr>
@@ -1887,7 +1887,7 @@
             </w:r>
             <w:r>
               <w:rPr>
-                <w:rFonts w:ascii="Arial" w:hAnsi="Arial" w:cs="Arial"/>
+                <w:rFonts w:ascii="Arial" w:hAnsi="Arial" w:cs="Arial" w:eastAsia="Arial"/>
                 <w:spacing w:val="9"/>
                 <w:sz w:val="21"/>
                 <w:szCs w:val="21"/>
@@ -1896,7 +1896,7 @@
             </w:r>
             <w:r>
               <w:rPr>
-                <w:rFonts w:ascii="Arial" w:hAnsi="Arial" w:cs="Arial"/>
+                <w:rFonts w:ascii="Arial" w:hAnsi="Arial" w:cs="Arial" w:eastAsia="Arial"/>
                 <w:sz w:val="21"/>
                 <w:szCs w:val="21"/>
               </w:rPr>
@@ -1904,7 +1904,7 @@
             </w:r>
             <w:r>
               <w:rPr>
-                <w:rFonts w:ascii="Arial" w:hAnsi="Arial" w:cs="Arial"/>
+                <w:rFonts w:ascii="Arial" w:hAnsi="Arial" w:cs="Arial" w:eastAsia="Arial"/>
                 <w:spacing w:val="9"/>
                 <w:sz w:val="21"/>
                 <w:szCs w:val="21"/>
@@ -1913,7 +1913,7 @@
             </w:r>
             <w:r>
               <w:rPr>
-                <w:rFonts w:ascii="Arial" w:hAnsi="Arial" w:cs="Arial"/>
+                <w:rFonts w:ascii="Arial" w:hAnsi="Arial" w:cs="Arial" w:eastAsia="Arial"/>
                 <w:sz w:val="21"/>
                 <w:szCs w:val="21"/>
               </w:rPr>
@@ -1921,7 +1921,7 @@
             </w:r>
             <w:r>
               <w:rPr>
-                <w:rFonts w:ascii="Arial" w:hAnsi="Arial" w:cs="Arial"/>
+                <w:rFonts w:ascii="Arial" w:hAnsi="Arial" w:cs="Arial" w:eastAsia="Arial"/>
                 <w:spacing w:val="9"/>
                 <w:sz w:val="21"/>
                 <w:szCs w:val="21"/>
@@ -1930,7 +1930,7 @@
             </w:r>
             <w:r>
               <w:rPr>
-                <w:rFonts w:ascii="Arial" w:hAnsi="Arial" w:cs="Arial"/>
+                <w:rFonts w:ascii="Arial" w:hAnsi="Arial" w:cs="Arial" w:eastAsia="Arial"/>
                 <w:sz w:val="21"/>
                 <w:szCs w:val="21"/>
               </w:rPr>
@@ -1938,7 +1938,7 @@
             </w:r>
             <w:r>
               <w:rPr>
-                <w:rFonts w:ascii="Arial" w:hAnsi="Arial" w:cs="Arial"/>
+                <w:rFonts w:ascii="Arial" w:hAnsi="Arial" w:cs="Arial" w:eastAsia="Arial"/>
                 <w:spacing w:val="9"/>
                 <w:sz w:val="21"/>
                 <w:szCs w:val="21"/>
@@ -1947,7 +1947,7 @@
             </w:r>
             <w:r>
               <w:rPr>
-                <w:rFonts w:ascii="Arial" w:hAnsi="Arial" w:cs="Arial"/>
+                <w:rFonts w:ascii="Arial" w:hAnsi="Arial" w:cs="Arial" w:eastAsia="Arial"/>
                 <w:spacing w:val="-2"/>
                 <w:sz w:val="21"/>
                 <w:szCs w:val="21"/>
@@ -1969,15 +1969,15 @@
             <w:pPr>
               <w:pStyle w:val="TableParagraph"/>
               <w:rPr>
-                <w:rFonts w:ascii="Arial" w:hAnsi="Arial" w:cs="Arial"/>
-                <w:b/>
-                <w:sz w:val="21"/>
-                <w:szCs w:val="21"/>
-              </w:rPr>
-            </w:pPr>
-            <w:r>
-              <w:rPr>
-                <w:rFonts w:ascii="Arial" w:hAnsi="Arial" w:cs="Arial"/>
+                <w:rFonts w:ascii="Arial" w:hAnsi="Arial" w:cs="Arial" w:eastAsia="Arial"/>
+                <w:b/>
+                <w:sz w:val="21"/>
+                <w:szCs w:val="21"/>
+              </w:rPr>
+            </w:pPr>
+            <w:r>
+              <w:rPr>
+                <w:rFonts w:ascii="Arial" w:hAnsi="Arial" w:cs="Arial" w:eastAsia="Arial"/>
                 <w:b/>
                 <w:spacing w:val="-2"/>
                 <w:sz w:val="21"/>
@@ -1997,14 +1997,14 @@
               <w:spacing w:line="264" w:lineRule="auto"/>
               <w:ind w:left="62" w:right="279"/>
               <w:rPr>
-                <w:rFonts w:ascii="Arial" w:hAnsi="Arial" w:cs="Arial"/>
-                <w:sz w:val="21"/>
-                <w:szCs w:val="21"/>
-              </w:rPr>
-            </w:pPr>
-            <w:r>
-              <w:rPr>
-                <w:rFonts w:ascii="Arial" w:hAnsi="Arial" w:cs="Arial"/>
+                <w:rFonts w:ascii="Arial" w:hAnsi="Arial" w:cs="Arial" w:eastAsia="Arial"/>
+                <w:sz w:val="21"/>
+                <w:szCs w:val="21"/>
+              </w:rPr>
+            </w:pPr>
+            <w:r>
+              <w:rPr>
+                <w:rFonts w:ascii="Arial" w:hAnsi="Arial" w:cs="Arial" w:eastAsia="Arial"/>
                 <w:sz w:val="21"/>
                 <w:szCs w:val="21"/>
               </w:rPr>
@@ -2025,15 +2025,15 @@
             <w:pPr>
               <w:pStyle w:val="TableParagraph"/>
               <w:rPr>
-                <w:rFonts w:ascii="Arial" w:hAnsi="Arial" w:cs="Arial"/>
-                <w:b/>
-                <w:sz w:val="21"/>
-                <w:szCs w:val="21"/>
-              </w:rPr>
-            </w:pPr>
-            <w:r>
-              <w:rPr>
-                <w:rFonts w:ascii="Arial" w:hAnsi="Arial" w:cs="Arial"/>
+                <w:rFonts w:ascii="Arial" w:hAnsi="Arial" w:cs="Arial" w:eastAsia="Arial"/>
+                <w:b/>
+                <w:sz w:val="21"/>
+                <w:szCs w:val="21"/>
+              </w:rPr>
+            </w:pPr>
+            <w:r>
+              <w:rPr>
+                <w:rFonts w:ascii="Arial" w:hAnsi="Arial" w:cs="Arial" w:eastAsia="Arial"/>
                 <w:b/>
                 <w:sz w:val="21"/>
                 <w:szCs w:val="21"/>
@@ -2042,7 +2042,7 @@
             </w:r>
             <w:r>
               <w:rPr>
-                <w:rFonts w:ascii="Arial" w:hAnsi="Arial" w:cs="Arial"/>
+                <w:rFonts w:ascii="Arial" w:hAnsi="Arial" w:cs="Arial" w:eastAsia="Arial"/>
                 <w:b/>
                 <w:spacing w:val="17"/>
                 <w:sz w:val="21"/>
@@ -2052,7 +2052,7 @@
             </w:r>
             <w:r>
               <w:rPr>
-                <w:rFonts w:ascii="Arial" w:hAnsi="Arial" w:cs="Arial"/>
+                <w:rFonts w:ascii="Arial" w:hAnsi="Arial" w:cs="Arial" w:eastAsia="Arial"/>
                 <w:b/>
                 <w:sz w:val="21"/>
                 <w:szCs w:val="21"/>
@@ -2061,7 +2061,7 @@
             </w:r>
             <w:r>
               <w:rPr>
-                <w:rFonts w:ascii="Arial" w:hAnsi="Arial" w:cs="Arial"/>
+                <w:rFonts w:ascii="Arial" w:hAnsi="Arial" w:cs="Arial" w:eastAsia="Arial"/>
                 <w:b/>
                 <w:spacing w:val="18"/>
                 <w:sz w:val="21"/>
@@ -2071,7 +2071,7 @@
             </w:r>
             <w:r>
               <w:rPr>
-                <w:rFonts w:ascii="Arial" w:hAnsi="Arial" w:cs="Arial"/>
+                <w:rFonts w:ascii="Arial" w:hAnsi="Arial" w:cs="Arial" w:eastAsia="Arial"/>
                 <w:b/>
                 <w:spacing w:val="-2"/>
                 <w:sz w:val="21"/>
@@ -2092,14 +2092,14 @@
               <w:ind w:left="62" w:right="348"/>
               <w:jc w:val="both"/>
               <w:rPr>
-                <w:rFonts w:ascii="Arial" w:hAnsi="Arial" w:cs="Arial"/>
-                <w:sz w:val="21"/>
-                <w:szCs w:val="21"/>
-              </w:rPr>
-            </w:pPr>
-            <w:r>
-              <w:rPr>
-                <w:rFonts w:ascii="Arial" w:hAnsi="Arial" w:cs="Arial"/>
+                <w:rFonts w:ascii="Arial" w:hAnsi="Arial" w:cs="Arial" w:eastAsia="Arial"/>
+                <w:sz w:val="21"/>
+                <w:szCs w:val="21"/>
+              </w:rPr>
+            </w:pPr>
+            <w:r>
+              <w:rPr>
+                <w:rFonts w:ascii="Arial" w:hAnsi="Arial" w:cs="Arial" w:eastAsia="Arial"/>
                 <w:sz w:val="21"/>
                 <w:szCs w:val="21"/>
               </w:rPr>
@@ -2120,15 +2120,15 @@
             <w:pPr>
               <w:pStyle w:val="TableParagraph"/>
               <w:rPr>
-                <w:rFonts w:ascii="Arial" w:hAnsi="Arial" w:cs="Arial"/>
-                <w:b/>
-                <w:sz w:val="21"/>
-                <w:szCs w:val="21"/>
-              </w:rPr>
-            </w:pPr>
-            <w:r>
-              <w:rPr>
-                <w:rFonts w:ascii="Arial" w:hAnsi="Arial" w:cs="Arial"/>
+                <w:rFonts w:ascii="Arial" w:hAnsi="Arial" w:cs="Arial" w:eastAsia="Arial"/>
+                <w:b/>
+                <w:sz w:val="21"/>
+                <w:szCs w:val="21"/>
+              </w:rPr>
+            </w:pPr>
+            <w:r>
+              <w:rPr>
+                <w:rFonts w:ascii="Arial" w:hAnsi="Arial" w:cs="Arial" w:eastAsia="Arial"/>
                 <w:b/>
                 <w:sz w:val="21"/>
                 <w:szCs w:val="21"/>
@@ -2137,7 +2137,7 @@
             </w:r>
             <w:r>
               <w:rPr>
-                <w:rFonts w:ascii="Arial" w:hAnsi="Arial" w:cs="Arial"/>
+                <w:rFonts w:ascii="Arial" w:hAnsi="Arial" w:cs="Arial" w:eastAsia="Arial"/>
                 <w:b/>
                 <w:spacing w:val="29"/>
                 <w:sz w:val="21"/>
@@ -2147,7 +2147,7 @@
             </w:r>
             <w:r>
               <w:rPr>
-                <w:rFonts w:ascii="Arial" w:hAnsi="Arial" w:cs="Arial"/>
+                <w:rFonts w:ascii="Arial" w:hAnsi="Arial" w:cs="Arial" w:eastAsia="Arial"/>
                 <w:b/>
                 <w:spacing w:val="-4"/>
                 <w:sz w:val="21"/>
@@ -2167,14 +2167,14 @@
               <w:spacing w:line="280" w:lineRule="auto"/>
               <w:ind w:left="62"/>
               <w:rPr>
-                <w:rFonts w:ascii="Arial" w:hAnsi="Arial" w:cs="Arial"/>
-                <w:sz w:val="21"/>
-                <w:szCs w:val="21"/>
-              </w:rPr>
-            </w:pPr>
-            <w:r>
-              <w:rPr>
-                <w:rFonts w:ascii="Arial" w:hAnsi="Arial" w:cs="Arial"/>
+                <w:rFonts w:ascii="Arial" w:hAnsi="Arial" w:cs="Arial" w:eastAsia="Arial"/>
+                <w:sz w:val="21"/>
+                <w:szCs w:val="21"/>
+              </w:rPr>
+            </w:pPr>
+            <w:r>
+              <w:rPr>
+                <w:rFonts w:ascii="Arial" w:hAnsi="Arial" w:cs="Arial" w:eastAsia="Arial"/>
                 <w:sz w:val="21"/>
                 <w:szCs w:val="21"/>
               </w:rPr>
@@ -2195,15 +2195,15 @@
             <w:pPr>
               <w:pStyle w:val="TableParagraph"/>
               <w:rPr>
-                <w:rFonts w:ascii="Arial" w:hAnsi="Arial" w:cs="Arial"/>
-                <w:b/>
-                <w:sz w:val="21"/>
-                <w:szCs w:val="21"/>
-              </w:rPr>
-            </w:pPr>
-            <w:r>
-              <w:rPr>
-                <w:rFonts w:ascii="Arial" w:hAnsi="Arial" w:cs="Arial"/>
+                <w:rFonts w:ascii="Arial" w:hAnsi="Arial" w:cs="Arial" w:eastAsia="Arial"/>
+                <w:b/>
+                <w:sz w:val="21"/>
+                <w:szCs w:val="21"/>
+              </w:rPr>
+            </w:pPr>
+            <w:r>
+              <w:rPr>
+                <w:rFonts w:ascii="Arial" w:hAnsi="Arial" w:cs="Arial" w:eastAsia="Arial"/>
                 <w:b/>
                 <w:sz w:val="21"/>
                 <w:szCs w:val="21"/>
@@ -2212,7 +2212,7 @@
             </w:r>
             <w:r>
               <w:rPr>
-                <w:rFonts w:ascii="Arial" w:hAnsi="Arial" w:cs="Arial"/>
+                <w:rFonts w:ascii="Arial" w:hAnsi="Arial" w:cs="Arial" w:eastAsia="Arial"/>
                 <w:b/>
                 <w:spacing w:val="-2"/>
                 <w:sz w:val="21"/>
@@ -2232,14 +2232,14 @@
               <w:spacing w:line="264" w:lineRule="auto"/>
               <w:ind w:left="62"/>
               <w:rPr>
-                <w:rFonts w:ascii="Arial" w:hAnsi="Arial" w:cs="Arial"/>
-                <w:sz w:val="21"/>
-                <w:szCs w:val="21"/>
-              </w:rPr>
-            </w:pPr>
-            <w:r>
-              <w:rPr>
-                <w:rFonts w:ascii="Arial" w:hAnsi="Arial" w:cs="Arial"/>
+                <w:rFonts w:ascii="Arial" w:hAnsi="Arial" w:cs="Arial" w:eastAsia="Arial"/>
+                <w:sz w:val="21"/>
+                <w:szCs w:val="21"/>
+              </w:rPr>
+            </w:pPr>
+            <w:r>
+              <w:rPr>
+                <w:rFonts w:ascii="Arial" w:hAnsi="Arial" w:cs="Arial" w:eastAsia="Arial"/>
                 <w:sz w:val="21"/>
                 <w:szCs w:val="21"/>
               </w:rPr>
@@ -2260,15 +2260,15 @@
             <w:pPr>
               <w:pStyle w:val="TableParagraph"/>
               <w:rPr>
-                <w:rFonts w:ascii="Arial" w:hAnsi="Arial" w:cs="Arial"/>
-                <w:b/>
-                <w:sz w:val="21"/>
-                <w:szCs w:val="21"/>
-              </w:rPr>
-            </w:pPr>
-            <w:r>
-              <w:rPr>
-                <w:rFonts w:ascii="Arial" w:hAnsi="Arial" w:cs="Arial"/>
+                <w:rFonts w:ascii="Arial" w:hAnsi="Arial" w:cs="Arial" w:eastAsia="Arial"/>
+                <w:b/>
+                <w:sz w:val="21"/>
+                <w:szCs w:val="21"/>
+              </w:rPr>
+            </w:pPr>
+            <w:r>
+              <w:rPr>
+                <w:rFonts w:ascii="Arial" w:hAnsi="Arial" w:cs="Arial" w:eastAsia="Arial"/>
                 <w:b/>
                 <w:sz w:val="21"/>
                 <w:szCs w:val="21"/>
@@ -2277,7 +2277,7 @@
             </w:r>
             <w:r>
               <w:rPr>
-                <w:rFonts w:ascii="Arial" w:hAnsi="Arial" w:cs="Arial"/>
+                <w:rFonts w:ascii="Arial" w:hAnsi="Arial" w:cs="Arial" w:eastAsia="Arial"/>
                 <w:b/>
                 <w:spacing w:val="14"/>
                 <w:sz w:val="21"/>
@@ -2287,7 +2287,7 @@
             </w:r>
             <w:r>
               <w:rPr>
-                <w:rFonts w:ascii="Arial" w:hAnsi="Arial" w:cs="Arial"/>
+                <w:rFonts w:ascii="Arial" w:hAnsi="Arial" w:cs="Arial" w:eastAsia="Arial"/>
                 <w:b/>
                 <w:sz w:val="21"/>
                 <w:szCs w:val="21"/>
@@ -2296,7 +2296,7 @@
             </w:r>
             <w:r>
               <w:rPr>
-                <w:rFonts w:ascii="Arial" w:hAnsi="Arial" w:cs="Arial"/>
+                <w:rFonts w:ascii="Arial" w:hAnsi="Arial" w:cs="Arial" w:eastAsia="Arial"/>
                 <w:b/>
                 <w:spacing w:val="15"/>
                 <w:sz w:val="21"/>
@@ -2306,7 +2306,7 @@
             </w:r>
             <w:r>
               <w:rPr>
-                <w:rFonts w:ascii="Arial" w:hAnsi="Arial" w:cs="Arial"/>
+                <w:rFonts w:ascii="Arial" w:hAnsi="Arial" w:cs="Arial" w:eastAsia="Arial"/>
                 <w:b/>
                 <w:spacing w:val="-2"/>
                 <w:sz w:val="21"/>
@@ -2326,14 +2326,14 @@
               <w:spacing w:line="280" w:lineRule="auto"/>
               <w:ind w:left="62"/>
               <w:rPr>
-                <w:rFonts w:ascii="Arial" w:hAnsi="Arial" w:cs="Arial"/>
-                <w:sz w:val="21"/>
-                <w:szCs w:val="21"/>
-              </w:rPr>
-            </w:pPr>
-            <w:r>
-              <w:rPr>
-                <w:rFonts w:ascii="Arial" w:hAnsi="Arial" w:cs="Arial"/>
+                <w:rFonts w:ascii="Arial" w:hAnsi="Arial" w:cs="Arial" w:eastAsia="Arial"/>
+                <w:sz w:val="21"/>
+                <w:szCs w:val="21"/>
+              </w:rPr>
+            </w:pPr>
+            <w:r>
+              <w:rPr>
+                <w:rFonts w:ascii="Arial" w:hAnsi="Arial" w:cs="Arial" w:eastAsia="Arial"/>
                 <w:sz w:val="21"/>
                 <w:szCs w:val="21"/>
               </w:rPr>
@@ -2387,15 +2387,15 @@
               <w:spacing w:before="58"/>
               <w:ind w:left="1162"/>
               <w:rPr>
-                <w:rFonts w:ascii="Arial" w:hAnsi="Arial" w:cs="Arial"/>
-                <w:b/>
-                <w:sz w:val="21"/>
-                <w:szCs w:val="21"/>
-              </w:rPr>
-            </w:pPr>
-            <w:r>
-              <w:rPr>
-                <w:rFonts w:ascii="Arial" w:hAnsi="Arial" w:cs="Arial"/>
+                <w:rFonts w:ascii="Arial" w:hAnsi="Arial" w:cs="Arial" w:eastAsia="Arial"/>
+                <w:b/>
+                <w:sz w:val="21"/>
+                <w:szCs w:val="21"/>
+              </w:rPr>
+            </w:pPr>
+            <w:r>
+              <w:rPr>
+                <w:rFonts w:ascii="Arial" w:hAnsi="Arial" w:cs="Arial" w:eastAsia="Arial"/>
                 <w:b/>
                 <w:sz w:val="21"/>
                 <w:szCs w:val="21"/>
@@ -2404,7 +2404,7 @@
             </w:r>
             <w:r>
               <w:rPr>
-                <w:rFonts w:ascii="Arial" w:hAnsi="Arial" w:cs="Arial"/>
+                <w:rFonts w:ascii="Arial" w:hAnsi="Arial" w:cs="Arial" w:eastAsia="Arial"/>
                 <w:b/>
                 <w:spacing w:val="-3"/>
                 <w:sz w:val="21"/>
@@ -2414,7 +2414,7 @@
             </w:r>
             <w:r>
               <w:rPr>
-                <w:rFonts w:ascii="Arial" w:hAnsi="Arial" w:cs="Arial"/>
+                <w:rFonts w:ascii="Arial" w:hAnsi="Arial" w:cs="Arial" w:eastAsia="Arial"/>
                 <w:b/>
                 <w:sz w:val="21"/>
                 <w:szCs w:val="21"/>
@@ -2423,17 +2423,17 @@
             </w:r>
             <w:r>
               <w:rPr>
-                <w:rFonts w:ascii="Arial" w:hAnsi="Arial" w:cs="Arial"/>
-                <w:b/>
-                <w:spacing w:val="-2"/>
-                <w:sz w:val="21"/>
-                <w:szCs w:val="21"/>
-              </w:rPr>
-              <w:t xml:space="preserve"> </w:t>
-            </w:r>
-            <w:r>
-              <w:rPr>
-                <w:rFonts w:ascii="Arial" w:hAnsi="Arial" w:cs="Arial"/>
+                <w:rFonts w:ascii="Arial" w:hAnsi="Arial" w:cs="Arial" w:eastAsia="Arial"/>
+                <w:b/>
+                <w:spacing w:val="-2"/>
+                <w:sz w:val="21"/>
+                <w:szCs w:val="21"/>
+              </w:rPr>
+              <w:t xml:space="preserve"> </w:t>
+            </w:r>
+            <w:r>
+              <w:rPr>
+                <w:rFonts w:ascii="Arial" w:hAnsi="Arial" w:cs="Arial" w:eastAsia="Arial"/>
                 <w:b/>
                 <w:sz w:val="21"/>
                 <w:szCs w:val="21"/>
@@ -2442,7 +2442,7 @@
             </w:r>
             <w:r>
               <w:rPr>
-                <w:rFonts w:ascii="Arial" w:hAnsi="Arial" w:cs="Arial"/>
+                <w:rFonts w:ascii="Arial" w:hAnsi="Arial" w:cs="Arial" w:eastAsia="Arial"/>
                 <w:b/>
                 <w:spacing w:val="-3"/>
                 <w:sz w:val="21"/>
@@ -2452,7 +2452,7 @@
             </w:r>
             <w:r>
               <w:rPr>
-                <w:rFonts w:ascii="Arial" w:hAnsi="Arial" w:cs="Arial"/>
+                <w:rFonts w:ascii="Arial" w:hAnsi="Arial" w:cs="Arial" w:eastAsia="Arial"/>
                 <w:b/>
                 <w:sz w:val="21"/>
                 <w:szCs w:val="21"/>
@@ -2461,17 +2461,17 @@
             </w:r>
             <w:r>
               <w:rPr>
-                <w:rFonts w:ascii="Arial" w:hAnsi="Arial" w:cs="Arial"/>
-                <w:b/>
-                <w:spacing w:val="-2"/>
-                <w:sz w:val="21"/>
-                <w:szCs w:val="21"/>
-              </w:rPr>
-              <w:t xml:space="preserve"> </w:t>
-            </w:r>
-            <w:r>
-              <w:rPr>
-                <w:rFonts w:ascii="Arial" w:hAnsi="Arial" w:cs="Arial"/>
+                <w:rFonts w:ascii="Arial" w:hAnsi="Arial" w:cs="Arial" w:eastAsia="Arial"/>
+                <w:b/>
+                <w:spacing w:val="-2"/>
+                <w:sz w:val="21"/>
+                <w:szCs w:val="21"/>
+              </w:rPr>
+              <w:t xml:space="preserve"> </w:t>
+            </w:r>
+            <w:r>
+              <w:rPr>
+                <w:rFonts w:ascii="Arial" w:hAnsi="Arial" w:cs="Arial" w:eastAsia="Arial"/>
                 <w:b/>
                 <w:sz w:val="21"/>
                 <w:szCs w:val="21"/>
@@ -2480,7 +2480,7 @@
             </w:r>
             <w:r>
               <w:rPr>
-                <w:rFonts w:ascii="Arial" w:hAnsi="Arial" w:cs="Arial"/>
+                <w:rFonts w:ascii="Arial" w:hAnsi="Arial" w:cs="Arial" w:eastAsia="Arial"/>
                 <w:b/>
                 <w:spacing w:val="-3"/>
                 <w:sz w:val="21"/>
@@ -2490,7 +2490,7 @@
             </w:r>
             <w:r>
               <w:rPr>
-                <w:rFonts w:ascii="Arial" w:hAnsi="Arial" w:cs="Arial"/>
+                <w:rFonts w:ascii="Arial" w:hAnsi="Arial" w:cs="Arial" w:eastAsia="Arial"/>
                 <w:b/>
                 <w:sz w:val="21"/>
                 <w:szCs w:val="21"/>
@@ -2499,17 +2499,17 @@
             </w:r>
             <w:r>
               <w:rPr>
-                <w:rFonts w:ascii="Arial" w:hAnsi="Arial" w:cs="Arial"/>
-                <w:b/>
-                <w:spacing w:val="-2"/>
-                <w:sz w:val="21"/>
-                <w:szCs w:val="21"/>
-              </w:rPr>
-              <w:t xml:space="preserve"> </w:t>
-            </w:r>
-            <w:r>
-              <w:rPr>
-                <w:rFonts w:ascii="Arial" w:hAnsi="Arial" w:cs="Arial"/>
+                <w:rFonts w:ascii="Arial" w:hAnsi="Arial" w:cs="Arial" w:eastAsia="Arial"/>
+                <w:b/>
+                <w:spacing w:val="-2"/>
+                <w:sz w:val="21"/>
+                <w:szCs w:val="21"/>
+              </w:rPr>
+              <w:t xml:space="preserve"> </w:t>
+            </w:r>
+            <w:r>
+              <w:rPr>
+                <w:rFonts w:ascii="Arial" w:hAnsi="Arial" w:cs="Arial" w:eastAsia="Arial"/>
                 <w:b/>
                 <w:sz w:val="21"/>
                 <w:szCs w:val="21"/>
@@ -2518,7 +2518,7 @@
             </w:r>
             <w:r>
               <w:rPr>
-                <w:rFonts w:ascii="Arial" w:hAnsi="Arial" w:cs="Arial"/>
+                <w:rFonts w:ascii="Arial" w:hAnsi="Arial" w:cs="Arial" w:eastAsia="Arial"/>
                 <w:b/>
                 <w:spacing w:val="-3"/>
                 <w:sz w:val="21"/>
@@ -2528,7 +2528,7 @@
             </w:r>
             <w:r>
               <w:rPr>
-                <w:rFonts w:ascii="Arial" w:hAnsi="Arial" w:cs="Arial"/>
+                <w:rFonts w:ascii="Arial" w:hAnsi="Arial" w:cs="Arial" w:eastAsia="Arial"/>
                 <w:b/>
                 <w:sz w:val="21"/>
                 <w:szCs w:val="21"/>
@@ -2537,7 +2537,7 @@
             </w:r>
             <w:r>
               <w:rPr>
-                <w:rFonts w:ascii="Arial" w:hAnsi="Arial" w:cs="Arial"/>
+                <w:rFonts w:ascii="Arial" w:hAnsi="Arial" w:cs="Arial" w:eastAsia="Arial"/>
                 <w:b/>
                 <w:spacing w:val="-2"/>
                 <w:sz w:val="21"/>
@@ -2560,15 +2560,15 @@
             <w:pPr>
               <w:pStyle w:val="TableParagraph"/>
               <w:rPr>
-                <w:rFonts w:ascii="Arial" w:hAnsi="Arial" w:cs="Arial"/>
-                <w:b/>
-                <w:sz w:val="21"/>
-                <w:szCs w:val="21"/>
-              </w:rPr>
-            </w:pPr>
-            <w:r>
-              <w:rPr>
-                <w:rFonts w:ascii="Arial" w:hAnsi="Arial" w:cs="Arial"/>
+                <w:rFonts w:ascii="Arial" w:hAnsi="Arial" w:cs="Arial" w:eastAsia="Arial"/>
+                <w:b/>
+                <w:sz w:val="21"/>
+                <w:szCs w:val="21"/>
+              </w:rPr>
+            </w:pPr>
+            <w:r>
+              <w:rPr>
+                <w:rFonts w:ascii="Arial" w:hAnsi="Arial" w:cs="Arial" w:eastAsia="Arial"/>
                 <w:b/>
                 <w:sz w:val="21"/>
                 <w:szCs w:val="21"/>
@@ -2577,7 +2577,7 @@
             </w:r>
             <w:r>
               <w:rPr>
-                <w:rFonts w:ascii="Arial" w:hAnsi="Arial" w:cs="Arial"/>
+                <w:rFonts w:ascii="Arial" w:hAnsi="Arial" w:cs="Arial" w:eastAsia="Arial"/>
                 <w:b/>
                 <w:spacing w:val="20"/>
                 <w:sz w:val="21"/>
@@ -2587,7 +2587,7 @@
             </w:r>
             <w:r>
               <w:rPr>
-                <w:rFonts w:ascii="Arial" w:hAnsi="Arial" w:cs="Arial"/>
+                <w:rFonts w:ascii="Arial" w:hAnsi="Arial" w:cs="Arial" w:eastAsia="Arial"/>
                 <w:b/>
                 <w:sz w:val="21"/>
                 <w:szCs w:val="21"/>
@@ -2596,7 +2596,7 @@
             </w:r>
             <w:r>
               <w:rPr>
-                <w:rFonts w:ascii="Arial" w:hAnsi="Arial" w:cs="Arial"/>
+                <w:rFonts w:ascii="Arial" w:hAnsi="Arial" w:cs="Arial" w:eastAsia="Arial"/>
                 <w:b/>
                 <w:spacing w:val="20"/>
                 <w:sz w:val="21"/>
@@ -2606,7 +2606,7 @@
             </w:r>
             <w:r>
               <w:rPr>
-                <w:rFonts w:ascii="Arial" w:hAnsi="Arial" w:cs="Arial"/>
+                <w:rFonts w:ascii="Arial" w:hAnsi="Arial" w:cs="Arial" w:eastAsia="Arial"/>
                 <w:b/>
                 <w:spacing w:val="-2"/>
                 <w:sz w:val="21"/>
@@ -2626,7 +2626,7 @@
               <w:spacing w:line="264" w:lineRule="auto"/>
               <w:ind w:right="292"/>
               <w:rPr>
-                <w:rFonts w:ascii="Arial" w:hAnsi="Arial" w:cs="Arial"/>
+                <w:rFonts w:ascii="Arial" w:hAnsi="Arial" w:cs="Arial" w:eastAsia="Arial"/>
                 <w:sz w:val="21"/>
                 <w:szCs w:val="21"/>
               </w:rPr>
@@ -2634,7 +2634,7 @@
             <w:proofErr w:type="spellStart"/>
             <w:r>
               <w:rPr>
-                <w:rFonts w:ascii="Arial" w:hAnsi="Arial" w:cs="Arial"/>
+                <w:rFonts w:ascii="Arial" w:hAnsi="Arial" w:cs="Arial" w:eastAsia="Arial"/>
                 <w:sz w:val="21"/>
                 <w:szCs w:val="21"/>
               </w:rPr>
@@ -2643,7 +2643,7 @@
             <w:proofErr w:type="spellEnd"/>
             <w:r>
               <w:rPr>
-                <w:rFonts w:ascii="Arial" w:hAnsi="Arial" w:cs="Arial"/>
+                <w:rFonts w:ascii="Arial" w:hAnsi="Arial" w:cs="Arial" w:eastAsia="Arial"/>
                 <w:sz w:val="21"/>
                 <w:szCs w:val="21"/>
               </w:rPr>
@@ -2651,7 +2651,7 @@
             </w:r>
             <w:r>
               <w:rPr>
-                <w:rFonts w:ascii="Arial" w:hAnsi="Arial" w:cs="Arial"/>
+                <w:rFonts w:ascii="Arial" w:hAnsi="Arial" w:cs="Arial" w:eastAsia="Arial"/>
                 <w:spacing w:val="-2"/>
                 <w:sz w:val="21"/>
                 <w:szCs w:val="21"/>
@@ -2673,15 +2673,15 @@
             <w:pPr>
               <w:pStyle w:val="TableParagraph"/>
               <w:rPr>
-                <w:rFonts w:ascii="Arial" w:hAnsi="Arial" w:cs="Arial"/>
-                <w:b/>
-                <w:sz w:val="21"/>
-                <w:szCs w:val="21"/>
-              </w:rPr>
-            </w:pPr>
-            <w:r>
-              <w:rPr>
-                <w:rFonts w:ascii="Arial" w:hAnsi="Arial" w:cs="Arial"/>
+                <w:rFonts w:ascii="Arial" w:hAnsi="Arial" w:cs="Arial" w:eastAsia="Arial"/>
+                <w:b/>
+                <w:sz w:val="21"/>
+                <w:szCs w:val="21"/>
+              </w:rPr>
+            </w:pPr>
+            <w:r>
+              <w:rPr>
+                <w:rFonts w:ascii="Arial" w:hAnsi="Arial" w:cs="Arial" w:eastAsia="Arial"/>
                 <w:b/>
                 <w:spacing w:val="-2"/>
                 <w:sz w:val="21"/>
@@ -2701,14 +2701,14 @@
               <w:spacing w:line="280" w:lineRule="auto"/>
               <w:ind w:right="292"/>
               <w:rPr>
-                <w:rFonts w:ascii="Arial" w:hAnsi="Arial" w:cs="Arial"/>
-                <w:sz w:val="21"/>
-                <w:szCs w:val="21"/>
-              </w:rPr>
-            </w:pPr>
-            <w:r>
-              <w:rPr>
-                <w:rFonts w:ascii="Arial" w:hAnsi="Arial" w:cs="Arial"/>
+                <w:rFonts w:ascii="Arial" w:hAnsi="Arial" w:cs="Arial" w:eastAsia="Arial"/>
+                <w:sz w:val="21"/>
+                <w:szCs w:val="21"/>
+              </w:rPr>
+            </w:pPr>
+            <w:r>
+              <w:rPr>
+                <w:rFonts w:ascii="Arial" w:hAnsi="Arial" w:cs="Arial" w:eastAsia="Arial"/>
                 <w:sz w:val="21"/>
                 <w:szCs w:val="21"/>
               </w:rPr>
@@ -2729,15 +2729,15 @@
             <w:pPr>
               <w:pStyle w:val="TableParagraph"/>
               <w:rPr>
-                <w:rFonts w:ascii="Arial" w:hAnsi="Arial" w:cs="Arial"/>
-                <w:b/>
-                <w:sz w:val="21"/>
-                <w:szCs w:val="21"/>
-              </w:rPr>
-            </w:pPr>
-            <w:r>
-              <w:rPr>
-                <w:rFonts w:ascii="Arial" w:hAnsi="Arial" w:cs="Arial"/>
+                <w:rFonts w:ascii="Arial" w:hAnsi="Arial" w:cs="Arial" w:eastAsia="Arial"/>
+                <w:b/>
+                <w:sz w:val="21"/>
+                <w:szCs w:val="21"/>
+              </w:rPr>
+            </w:pPr>
+            <w:r>
+              <w:rPr>
+                <w:rFonts w:ascii="Arial" w:hAnsi="Arial" w:cs="Arial" w:eastAsia="Arial"/>
                 <w:b/>
                 <w:spacing w:val="-2"/>
                 <w:sz w:val="21"/>
@@ -2757,14 +2757,14 @@
               <w:spacing w:line="264" w:lineRule="auto"/>
               <w:ind w:right="292"/>
               <w:rPr>
-                <w:rFonts w:ascii="Arial" w:hAnsi="Arial" w:cs="Arial"/>
-                <w:sz w:val="21"/>
-                <w:szCs w:val="21"/>
-              </w:rPr>
-            </w:pPr>
-            <w:r>
-              <w:rPr>
-                <w:rFonts w:ascii="Arial" w:hAnsi="Arial" w:cs="Arial"/>
+                <w:rFonts w:ascii="Arial" w:hAnsi="Arial" w:cs="Arial" w:eastAsia="Arial"/>
+                <w:sz w:val="21"/>
+                <w:szCs w:val="21"/>
+              </w:rPr>
+            </w:pPr>
+            <w:r>
+              <w:rPr>
+                <w:rFonts w:ascii="Arial" w:hAnsi="Arial" w:cs="Arial" w:eastAsia="Arial"/>
                 <w:sz w:val="21"/>
                 <w:szCs w:val="21"/>
               </w:rPr>
@@ -2772,7 +2772,7 @@
             </w:r>
             <w:r>
               <w:rPr>
-                <w:rFonts w:ascii="Arial" w:hAnsi="Arial" w:cs="Arial"/>
+                <w:rFonts w:ascii="Arial" w:hAnsi="Arial" w:cs="Arial" w:eastAsia="Arial"/>
                 <w:spacing w:val="-2"/>
                 <w:sz w:val="21"/>
                 <w:szCs w:val="21"/>
@@ -2794,15 +2794,15 @@
             <w:pPr>
               <w:pStyle w:val="TableParagraph"/>
               <w:rPr>
-                <w:rFonts w:ascii="Arial" w:hAnsi="Arial" w:cs="Arial"/>
-                <w:b/>
-                <w:sz w:val="21"/>
-                <w:szCs w:val="21"/>
-              </w:rPr>
-            </w:pPr>
-            <w:r>
-              <w:rPr>
-                <w:rFonts w:ascii="Arial" w:hAnsi="Arial" w:cs="Arial"/>
+                <w:rFonts w:ascii="Arial" w:hAnsi="Arial" w:cs="Arial" w:eastAsia="Arial"/>
+                <w:b/>
+                <w:sz w:val="21"/>
+                <w:szCs w:val="21"/>
+              </w:rPr>
+            </w:pPr>
+            <w:r>
+              <w:rPr>
+                <w:rFonts w:ascii="Arial" w:hAnsi="Arial" w:cs="Arial" w:eastAsia="Arial"/>
                 <w:b/>
                 <w:sz w:val="21"/>
                 <w:szCs w:val="21"/>
@@ -2811,7 +2811,7 @@
             </w:r>
             <w:r>
               <w:rPr>
-                <w:rFonts w:ascii="Arial" w:hAnsi="Arial" w:cs="Arial"/>
+                <w:rFonts w:ascii="Arial" w:hAnsi="Arial" w:cs="Arial" w:eastAsia="Arial"/>
                 <w:b/>
                 <w:spacing w:val="11"/>
                 <w:sz w:val="21"/>
@@ -2821,7 +2821,7 @@
             </w:r>
             <w:r>
               <w:rPr>
-                <w:rFonts w:ascii="Arial" w:hAnsi="Arial" w:cs="Arial"/>
+                <w:rFonts w:ascii="Arial" w:hAnsi="Arial" w:cs="Arial" w:eastAsia="Arial"/>
                 <w:b/>
                 <w:sz w:val="21"/>
                 <w:szCs w:val="21"/>
@@ -2830,7 +2830,7 @@
             </w:r>
             <w:r>
               <w:rPr>
-                <w:rFonts w:ascii="Arial" w:hAnsi="Arial" w:cs="Arial"/>
+                <w:rFonts w:ascii="Arial" w:hAnsi="Arial" w:cs="Arial" w:eastAsia="Arial"/>
                 <w:b/>
                 <w:spacing w:val="11"/>
                 <w:sz w:val="21"/>
@@ -2840,7 +2840,7 @@
             </w:r>
             <w:r>
               <w:rPr>
-                <w:rFonts w:ascii="Arial" w:hAnsi="Arial" w:cs="Arial"/>
+                <w:rFonts w:ascii="Arial" w:hAnsi="Arial" w:cs="Arial" w:eastAsia="Arial"/>
                 <w:b/>
                 <w:spacing w:val="-2"/>
                 <w:sz w:val="21"/>
@@ -2858,7 +2858,7 @@
             <w:pPr>
               <w:pStyle w:val="TableParagraph"/>
               <w:rPr>
-                <w:rFonts w:ascii="Arial" w:hAnsi="Arial" w:cs="Arial"/>
+                <w:rFonts w:ascii="Arial" w:hAnsi="Arial" w:cs="Arial" w:eastAsia="Arial"/>
                 <w:sz w:val="21"/>
                 <w:szCs w:val="21"/>
               </w:rPr>
@@ -2866,7 +2866,7 @@
             <w:proofErr w:type="spellStart"/>
             <w:r>
               <w:rPr>
-                <w:rFonts w:ascii="Arial" w:hAnsi="Arial" w:cs="Arial"/>
+                <w:rFonts w:ascii="Arial" w:hAnsi="Arial" w:cs="Arial" w:eastAsia="Arial"/>
                 <w:sz w:val="21"/>
                 <w:szCs w:val="21"/>
               </w:rPr>
@@ -2875,16 +2875,16 @@
             <w:proofErr w:type="spellEnd"/>
             <w:r>
               <w:rPr>
-                <w:rFonts w:ascii="Arial" w:hAnsi="Arial" w:cs="Arial"/>
-                <w:spacing w:val="12"/>
-                <w:sz w:val="21"/>
-                <w:szCs w:val="21"/>
-              </w:rPr>
-              <w:t xml:space="preserve"> </w:t>
-            </w:r>
-            <w:r>
-              <w:rPr>
-                <w:rFonts w:ascii="Arial" w:hAnsi="Arial" w:cs="Arial"/>
+                <w:rFonts w:ascii="Arial" w:hAnsi="Arial" w:cs="Arial" w:eastAsia="Arial"/>
+                <w:spacing w:val="12"/>
+                <w:sz w:val="21"/>
+                <w:szCs w:val="21"/>
+              </w:rPr>
+              <w:t xml:space="preserve"> </w:t>
+            </w:r>
+            <w:r>
+              <w:rPr>
+                <w:rFonts w:ascii="Arial" w:hAnsi="Arial" w:cs="Arial" w:eastAsia="Arial"/>
                 <w:sz w:val="21"/>
                 <w:szCs w:val="21"/>
               </w:rPr>
@@ -2892,16 +2892,16 @@
             </w:r>
             <w:r>
               <w:rPr>
-                <w:rFonts w:ascii="Arial" w:hAnsi="Arial" w:cs="Arial"/>
-                <w:spacing w:val="12"/>
-                <w:sz w:val="21"/>
-                <w:szCs w:val="21"/>
-              </w:rPr>
-              <w:t xml:space="preserve"> </w:t>
-            </w:r>
-            <w:r>
-              <w:rPr>
-                <w:rFonts w:ascii="Arial" w:hAnsi="Arial" w:cs="Arial"/>
+                <w:rFonts w:ascii="Arial" w:hAnsi="Arial" w:cs="Arial" w:eastAsia="Arial"/>
+                <w:spacing w:val="12"/>
+                <w:sz w:val="21"/>
+                <w:szCs w:val="21"/>
+              </w:rPr>
+              <w:t xml:space="preserve"> </w:t>
+            </w:r>
+            <w:r>
+              <w:rPr>
+                <w:rFonts w:ascii="Arial" w:hAnsi="Arial" w:cs="Arial" w:eastAsia="Arial"/>
                 <w:sz w:val="21"/>
                 <w:szCs w:val="21"/>
               </w:rPr>
@@ -2909,7 +2909,7 @@
             </w:r>
             <w:r>
               <w:rPr>
-                <w:rFonts w:ascii="Arial" w:hAnsi="Arial" w:cs="Arial"/>
+                <w:rFonts w:ascii="Arial" w:hAnsi="Arial" w:cs="Arial" w:eastAsia="Arial"/>
                 <w:spacing w:val="13"/>
                 <w:sz w:val="21"/>
                 <w:szCs w:val="21"/>
@@ -2918,7 +2918,7 @@
             </w:r>
             <w:r>
               <w:rPr>
-                <w:rFonts w:ascii="Arial" w:hAnsi="Arial" w:cs="Arial"/>
+                <w:rFonts w:ascii="Arial" w:hAnsi="Arial" w:cs="Arial" w:eastAsia="Arial"/>
                 <w:sz w:val="21"/>
                 <w:szCs w:val="21"/>
               </w:rPr>
@@ -2926,16 +2926,16 @@
             </w:r>
             <w:r>
               <w:rPr>
-                <w:rFonts w:ascii="Arial" w:hAnsi="Arial" w:cs="Arial"/>
-                <w:spacing w:val="12"/>
-                <w:sz w:val="21"/>
-                <w:szCs w:val="21"/>
-              </w:rPr>
-              <w:t xml:space="preserve"> </w:t>
-            </w:r>
-            <w:r>
-              <w:rPr>
-                <w:rFonts w:ascii="Arial" w:hAnsi="Arial" w:cs="Arial"/>
+                <w:rFonts w:ascii="Arial" w:hAnsi="Arial" w:cs="Arial" w:eastAsia="Arial"/>
+                <w:spacing w:val="12"/>
+                <w:sz w:val="21"/>
+                <w:szCs w:val="21"/>
+              </w:rPr>
+              <w:t xml:space="preserve"> </w:t>
+            </w:r>
+            <w:r>
+              <w:rPr>
+                <w:rFonts w:ascii="Arial" w:hAnsi="Arial" w:cs="Arial" w:eastAsia="Arial"/>
                 <w:sz w:val="21"/>
                 <w:szCs w:val="21"/>
               </w:rPr>
@@ -2943,7 +2943,7 @@
             </w:r>
             <w:r>
               <w:rPr>
-                <w:rFonts w:ascii="Arial" w:hAnsi="Arial" w:cs="Arial"/>
+                <w:rFonts w:ascii="Arial" w:hAnsi="Arial" w:cs="Arial" w:eastAsia="Arial"/>
                 <w:spacing w:val="13"/>
                 <w:sz w:val="21"/>
                 <w:szCs w:val="21"/>
@@ -2952,7 +2952,7 @@
             </w:r>
             <w:r>
               <w:rPr>
-                <w:rFonts w:ascii="Arial" w:hAnsi="Arial" w:cs="Arial"/>
+                <w:rFonts w:ascii="Arial" w:hAnsi="Arial" w:cs="Arial" w:eastAsia="Arial"/>
                 <w:sz w:val="21"/>
                 <w:szCs w:val="21"/>
               </w:rPr>
@@ -2960,16 +2960,16 @@
             </w:r>
             <w:r>
               <w:rPr>
-                <w:rFonts w:ascii="Arial" w:hAnsi="Arial" w:cs="Arial"/>
-                <w:spacing w:val="12"/>
-                <w:sz w:val="21"/>
-                <w:szCs w:val="21"/>
-              </w:rPr>
-              <w:t xml:space="preserve"> </w:t>
-            </w:r>
-            <w:r>
-              <w:rPr>
-                <w:rFonts w:ascii="Arial" w:hAnsi="Arial" w:cs="Arial"/>
+                <w:rFonts w:ascii="Arial" w:hAnsi="Arial" w:cs="Arial" w:eastAsia="Arial"/>
+                <w:spacing w:val="12"/>
+                <w:sz w:val="21"/>
+                <w:szCs w:val="21"/>
+              </w:rPr>
+              <w:t xml:space="preserve"> </w:t>
+            </w:r>
+            <w:r>
+              <w:rPr>
+                <w:rFonts w:ascii="Arial" w:hAnsi="Arial" w:cs="Arial" w:eastAsia="Arial"/>
                 <w:sz w:val="21"/>
                 <w:szCs w:val="21"/>
               </w:rPr>
@@ -2977,7 +2977,7 @@
             </w:r>
             <w:r>
               <w:rPr>
-                <w:rFonts w:ascii="Arial" w:hAnsi="Arial" w:cs="Arial"/>
+                <w:rFonts w:ascii="Arial" w:hAnsi="Arial" w:cs="Arial" w:eastAsia="Arial"/>
                 <w:spacing w:val="13"/>
                 <w:sz w:val="21"/>
                 <w:szCs w:val="21"/>
@@ -2986,7 +2986,7 @@
             </w:r>
             <w:r>
               <w:rPr>
-                <w:rFonts w:ascii="Arial" w:hAnsi="Arial" w:cs="Arial"/>
+                <w:rFonts w:ascii="Arial" w:hAnsi="Arial" w:cs="Arial" w:eastAsia="Arial"/>
                 <w:sz w:val="21"/>
                 <w:szCs w:val="21"/>
               </w:rPr>
@@ -2994,16 +2994,16 @@
             </w:r>
             <w:r>
               <w:rPr>
-                <w:rFonts w:ascii="Arial" w:hAnsi="Arial" w:cs="Arial"/>
-                <w:spacing w:val="12"/>
-                <w:sz w:val="21"/>
-                <w:szCs w:val="21"/>
-              </w:rPr>
-              <w:t xml:space="preserve"> </w:t>
-            </w:r>
-            <w:r>
-              <w:rPr>
-                <w:rFonts w:ascii="Arial" w:hAnsi="Arial" w:cs="Arial"/>
+                <w:rFonts w:ascii="Arial" w:hAnsi="Arial" w:cs="Arial" w:eastAsia="Arial"/>
+                <w:spacing w:val="12"/>
+                <w:sz w:val="21"/>
+                <w:szCs w:val="21"/>
+              </w:rPr>
+              <w:t xml:space="preserve"> </w:t>
+            </w:r>
+            <w:r>
+              <w:rPr>
+                <w:rFonts w:ascii="Arial" w:hAnsi="Arial" w:cs="Arial" w:eastAsia="Arial"/>
                 <w:sz w:val="21"/>
                 <w:szCs w:val="21"/>
               </w:rPr>
@@ -3011,7 +3011,7 @@
             </w:r>
             <w:r>
               <w:rPr>
-                <w:rFonts w:ascii="Arial" w:hAnsi="Arial" w:cs="Arial"/>
+                <w:rFonts w:ascii="Arial" w:hAnsi="Arial" w:cs="Arial" w:eastAsia="Arial"/>
                 <w:spacing w:val="13"/>
                 <w:sz w:val="21"/>
                 <w:szCs w:val="21"/>
@@ -3020,7 +3020,7 @@
             </w:r>
             <w:r>
               <w:rPr>
-                <w:rFonts w:ascii="Arial" w:hAnsi="Arial" w:cs="Arial"/>
+                <w:rFonts w:ascii="Arial" w:hAnsi="Arial" w:cs="Arial" w:eastAsia="Arial"/>
                 <w:spacing w:val="-2"/>
                 <w:sz w:val="21"/>
                 <w:szCs w:val="21"/>
@@ -3042,15 +3042,15 @@
             <w:pPr>
               <w:pStyle w:val="TableParagraph"/>
               <w:rPr>
-                <w:rFonts w:ascii="Arial" w:hAnsi="Arial" w:cs="Arial"/>
-                <w:b/>
-                <w:sz w:val="21"/>
-                <w:szCs w:val="21"/>
-              </w:rPr>
-            </w:pPr>
-            <w:r>
-              <w:rPr>
-                <w:rFonts w:ascii="Arial" w:hAnsi="Arial" w:cs="Arial"/>
+                <w:rFonts w:ascii="Arial" w:hAnsi="Arial" w:cs="Arial" w:eastAsia="Arial"/>
+                <w:b/>
+                <w:sz w:val="21"/>
+                <w:szCs w:val="21"/>
+              </w:rPr>
+            </w:pPr>
+            <w:r>
+              <w:rPr>
+                <w:rFonts w:ascii="Arial" w:hAnsi="Arial" w:cs="Arial" w:eastAsia="Arial"/>
                 <w:b/>
                 <w:sz w:val="21"/>
                 <w:szCs w:val="21"/>
@@ -3059,7 +3059,7 @@
             </w:r>
             <w:r>
               <w:rPr>
-                <w:rFonts w:ascii="Arial" w:hAnsi="Arial" w:cs="Arial"/>
+                <w:rFonts w:ascii="Arial" w:hAnsi="Arial" w:cs="Arial" w:eastAsia="Arial"/>
                 <w:b/>
                 <w:spacing w:val="8"/>
                 <w:sz w:val="21"/>
@@ -3069,7 +3069,7 @@
             </w:r>
             <w:r>
               <w:rPr>
-                <w:rFonts w:ascii="Arial" w:hAnsi="Arial" w:cs="Arial"/>
+                <w:rFonts w:ascii="Arial" w:hAnsi="Arial" w:cs="Arial" w:eastAsia="Arial"/>
                 <w:b/>
                 <w:sz w:val="21"/>
                 <w:szCs w:val="21"/>
@@ -3078,7 +3078,7 @@
             </w:r>
             <w:r>
               <w:rPr>
-                <w:rFonts w:ascii="Arial" w:hAnsi="Arial" w:cs="Arial"/>
+                <w:rFonts w:ascii="Arial" w:hAnsi="Arial" w:cs="Arial" w:eastAsia="Arial"/>
                 <w:b/>
                 <w:spacing w:val="9"/>
                 <w:sz w:val="21"/>
@@ -3088,7 +3088,7 @@
             </w:r>
             <w:r>
               <w:rPr>
-                <w:rFonts w:ascii="Arial" w:hAnsi="Arial" w:cs="Arial"/>
+                <w:rFonts w:ascii="Arial" w:hAnsi="Arial" w:cs="Arial" w:eastAsia="Arial"/>
                 <w:b/>
                 <w:spacing w:val="-2"/>
                 <w:sz w:val="21"/>
@@ -3106,7 +3106,7 @@
             <w:pPr>
               <w:pStyle w:val="TableParagraph"/>
               <w:rPr>
-                <w:rFonts w:ascii="Arial" w:hAnsi="Arial" w:cs="Arial"/>
+                <w:rFonts w:ascii="Arial" w:hAnsi="Arial" w:cs="Arial" w:eastAsia="Arial"/>
                 <w:sz w:val="21"/>
                 <w:szCs w:val="21"/>
               </w:rPr>
@@ -3114,7 +3114,7 @@
             <w:proofErr w:type="spellStart"/>
             <w:r>
               <w:rPr>
-                <w:rFonts w:ascii="Arial" w:hAnsi="Arial" w:cs="Arial"/>
+                <w:rFonts w:ascii="Arial" w:hAnsi="Arial" w:cs="Arial" w:eastAsia="Arial"/>
                 <w:sz w:val="21"/>
                 <w:szCs w:val="21"/>
               </w:rPr>
@@ -3123,16 +3123,16 @@
             <w:proofErr w:type="spellEnd"/>
             <w:r>
               <w:rPr>
-                <w:rFonts w:ascii="Arial" w:hAnsi="Arial" w:cs="Arial"/>
-                <w:spacing w:val="12"/>
-                <w:sz w:val="21"/>
-                <w:szCs w:val="21"/>
-              </w:rPr>
-              <w:t xml:space="preserve"> </w:t>
-            </w:r>
-            <w:r>
-              <w:rPr>
-                <w:rFonts w:ascii="Arial" w:hAnsi="Arial" w:cs="Arial"/>
+                <w:rFonts w:ascii="Arial" w:hAnsi="Arial" w:cs="Arial" w:eastAsia="Arial"/>
+                <w:spacing w:val="12"/>
+                <w:sz w:val="21"/>
+                <w:szCs w:val="21"/>
+              </w:rPr>
+              <w:t xml:space="preserve"> </w:t>
+            </w:r>
+            <w:r>
+              <w:rPr>
+                <w:rFonts w:ascii="Arial" w:hAnsi="Arial" w:cs="Arial" w:eastAsia="Arial"/>
                 <w:sz w:val="21"/>
                 <w:szCs w:val="21"/>
               </w:rPr>
@@ -3140,16 +3140,16 @@
             </w:r>
             <w:r>
               <w:rPr>
-                <w:rFonts w:ascii="Arial" w:hAnsi="Arial" w:cs="Arial"/>
-                <w:spacing w:val="12"/>
-                <w:sz w:val="21"/>
-                <w:szCs w:val="21"/>
-              </w:rPr>
-              <w:t xml:space="preserve"> </w:t>
-            </w:r>
-            <w:r>
-              <w:rPr>
-                <w:rFonts w:ascii="Arial" w:hAnsi="Arial" w:cs="Arial"/>
+                <w:rFonts w:ascii="Arial" w:hAnsi="Arial" w:cs="Arial" w:eastAsia="Arial"/>
+                <w:spacing w:val="12"/>
+                <w:sz w:val="21"/>
+                <w:szCs w:val="21"/>
+              </w:rPr>
+              <w:t xml:space="preserve"> </w:t>
+            </w:r>
+            <w:r>
+              <w:rPr>
+                <w:rFonts w:ascii="Arial" w:hAnsi="Arial" w:cs="Arial" w:eastAsia="Arial"/>
                 <w:sz w:val="21"/>
                 <w:szCs w:val="21"/>
               </w:rPr>
@@ -3157,16 +3157,16 @@
             </w:r>
             <w:r>
               <w:rPr>
-                <w:rFonts w:ascii="Arial" w:hAnsi="Arial" w:cs="Arial"/>
-                <w:spacing w:val="12"/>
-                <w:sz w:val="21"/>
-                <w:szCs w:val="21"/>
-              </w:rPr>
-              <w:t xml:space="preserve"> </w:t>
-            </w:r>
-            <w:r>
-              <w:rPr>
-                <w:rFonts w:ascii="Arial" w:hAnsi="Arial" w:cs="Arial"/>
+                <w:rFonts w:ascii="Arial" w:hAnsi="Arial" w:cs="Arial" w:eastAsia="Arial"/>
+                <w:spacing w:val="12"/>
+                <w:sz w:val="21"/>
+                <w:szCs w:val="21"/>
+              </w:rPr>
+              <w:t xml:space="preserve"> </w:t>
+            </w:r>
+            <w:r>
+              <w:rPr>
+                <w:rFonts w:ascii="Arial" w:hAnsi="Arial" w:cs="Arial" w:eastAsia="Arial"/>
                 <w:sz w:val="21"/>
                 <w:szCs w:val="21"/>
               </w:rPr>
@@ -3174,16 +3174,16 @@
             </w:r>
             <w:r>
               <w:rPr>
-                <w:rFonts w:ascii="Arial" w:hAnsi="Arial" w:cs="Arial"/>
-                <w:spacing w:val="12"/>
-                <w:sz w:val="21"/>
-                <w:szCs w:val="21"/>
-              </w:rPr>
-              <w:t xml:space="preserve"> </w:t>
-            </w:r>
-            <w:r>
-              <w:rPr>
-                <w:rFonts w:ascii="Arial" w:hAnsi="Arial" w:cs="Arial"/>
+                <w:rFonts w:ascii="Arial" w:hAnsi="Arial" w:cs="Arial" w:eastAsia="Arial"/>
+                <w:spacing w:val="12"/>
+                <w:sz w:val="21"/>
+                <w:szCs w:val="21"/>
+              </w:rPr>
+              <w:t xml:space="preserve"> </w:t>
+            </w:r>
+            <w:r>
+              <w:rPr>
+                <w:rFonts w:ascii="Arial" w:hAnsi="Arial" w:cs="Arial" w:eastAsia="Arial"/>
                 <w:sz w:val="21"/>
                 <w:szCs w:val="21"/>
               </w:rPr>
@@ -3191,16 +3191,16 @@
             </w:r>
             <w:r>
               <w:rPr>
-                <w:rFonts w:ascii="Arial" w:hAnsi="Arial" w:cs="Arial"/>
-                <w:spacing w:val="12"/>
-                <w:sz w:val="21"/>
-                <w:szCs w:val="21"/>
-              </w:rPr>
-              <w:t xml:space="preserve"> </w:t>
-            </w:r>
-            <w:r>
-              <w:rPr>
-                <w:rFonts w:ascii="Arial" w:hAnsi="Arial" w:cs="Arial"/>
+                <w:rFonts w:ascii="Arial" w:hAnsi="Arial" w:cs="Arial" w:eastAsia="Arial"/>
+                <w:spacing w:val="12"/>
+                <w:sz w:val="21"/>
+                <w:szCs w:val="21"/>
+              </w:rPr>
+              <w:t xml:space="preserve"> </w:t>
+            </w:r>
+            <w:r>
+              <w:rPr>
+                <w:rFonts w:ascii="Arial" w:hAnsi="Arial" w:cs="Arial" w:eastAsia="Arial"/>
                 <w:sz w:val="21"/>
                 <w:szCs w:val="21"/>
               </w:rPr>
@@ -3208,16 +3208,16 @@
             </w:r>
             <w:r>
               <w:rPr>
-                <w:rFonts w:ascii="Arial" w:hAnsi="Arial" w:cs="Arial"/>
-                <w:spacing w:val="12"/>
-                <w:sz w:val="21"/>
-                <w:szCs w:val="21"/>
-              </w:rPr>
-              <w:t xml:space="preserve"> </w:t>
-            </w:r>
-            <w:r>
-              <w:rPr>
-                <w:rFonts w:ascii="Arial" w:hAnsi="Arial" w:cs="Arial"/>
+                <w:rFonts w:ascii="Arial" w:hAnsi="Arial" w:cs="Arial" w:eastAsia="Arial"/>
+                <w:spacing w:val="12"/>
+                <w:sz w:val="21"/>
+                <w:szCs w:val="21"/>
+              </w:rPr>
+              <w:t xml:space="preserve"> </w:t>
+            </w:r>
+            <w:r>
+              <w:rPr>
+                <w:rFonts w:ascii="Arial" w:hAnsi="Arial" w:cs="Arial" w:eastAsia="Arial"/>
                 <w:sz w:val="21"/>
                 <w:szCs w:val="21"/>
               </w:rPr>
@@ -3225,16 +3225,16 @@
             </w:r>
             <w:r>
               <w:rPr>
-                <w:rFonts w:ascii="Arial" w:hAnsi="Arial" w:cs="Arial"/>
-                <w:spacing w:val="12"/>
-                <w:sz w:val="21"/>
-                <w:szCs w:val="21"/>
-              </w:rPr>
-              <w:t xml:space="preserve"> </w:t>
-            </w:r>
-            <w:r>
-              <w:rPr>
-                <w:rFonts w:ascii="Arial" w:hAnsi="Arial" w:cs="Arial"/>
+                <w:rFonts w:ascii="Arial" w:hAnsi="Arial" w:cs="Arial" w:eastAsia="Arial"/>
+                <w:spacing w:val="12"/>
+                <w:sz w:val="21"/>
+                <w:szCs w:val="21"/>
+              </w:rPr>
+              <w:t xml:space="preserve"> </w:t>
+            </w:r>
+            <w:r>
+              <w:rPr>
+                <w:rFonts w:ascii="Arial" w:hAnsi="Arial" w:cs="Arial" w:eastAsia="Arial"/>
                 <w:sz w:val="21"/>
                 <w:szCs w:val="21"/>
               </w:rPr>
@@ -3242,16 +3242,16 @@
             </w:r>
             <w:r>
               <w:rPr>
-                <w:rFonts w:ascii="Arial" w:hAnsi="Arial" w:cs="Arial"/>
-                <w:spacing w:val="12"/>
-                <w:sz w:val="21"/>
-                <w:szCs w:val="21"/>
-              </w:rPr>
-              <w:t xml:space="preserve"> </w:t>
-            </w:r>
-            <w:r>
-              <w:rPr>
-                <w:rFonts w:ascii="Arial" w:hAnsi="Arial" w:cs="Arial"/>
+                <w:rFonts w:ascii="Arial" w:hAnsi="Arial" w:cs="Arial" w:eastAsia="Arial"/>
+                <w:spacing w:val="12"/>
+                <w:sz w:val="21"/>
+                <w:szCs w:val="21"/>
+              </w:rPr>
+              <w:t xml:space="preserve"> </w:t>
+            </w:r>
+            <w:r>
+              <w:rPr>
+                <w:rFonts w:ascii="Arial" w:hAnsi="Arial" w:cs="Arial" w:eastAsia="Arial"/>
                 <w:sz w:val="21"/>
                 <w:szCs w:val="21"/>
               </w:rPr>
@@ -3259,16 +3259,16 @@
             </w:r>
             <w:r>
               <w:rPr>
-                <w:rFonts w:ascii="Arial" w:hAnsi="Arial" w:cs="Arial"/>
-                <w:spacing w:val="12"/>
-                <w:sz w:val="21"/>
-                <w:szCs w:val="21"/>
-              </w:rPr>
-              <w:t xml:space="preserve"> </w:t>
-            </w:r>
-            <w:r>
-              <w:rPr>
-                <w:rFonts w:ascii="Arial" w:hAnsi="Arial" w:cs="Arial"/>
+                <w:rFonts w:ascii="Arial" w:hAnsi="Arial" w:cs="Arial" w:eastAsia="Arial"/>
+                <w:spacing w:val="12"/>
+                <w:sz w:val="21"/>
+                <w:szCs w:val="21"/>
+              </w:rPr>
+              <w:t xml:space="preserve"> </w:t>
+            </w:r>
+            <w:r>
+              <w:rPr>
+                <w:rFonts w:ascii="Arial" w:hAnsi="Arial" w:cs="Arial" w:eastAsia="Arial"/>
                 <w:spacing w:val="-2"/>
                 <w:sz w:val="21"/>
                 <w:szCs w:val="21"/>
@@ -3290,15 +3290,15 @@
             <w:pPr>
               <w:pStyle w:val="TableParagraph"/>
               <w:rPr>
-                <w:rFonts w:ascii="Arial" w:hAnsi="Arial" w:cs="Arial"/>
-                <w:b/>
-                <w:sz w:val="21"/>
-                <w:szCs w:val="21"/>
-              </w:rPr>
-            </w:pPr>
-            <w:r>
-              <w:rPr>
-                <w:rFonts w:ascii="Arial" w:hAnsi="Arial" w:cs="Arial"/>
+                <w:rFonts w:ascii="Arial" w:hAnsi="Arial" w:cs="Arial" w:eastAsia="Arial"/>
+                <w:b/>
+                <w:sz w:val="21"/>
+                <w:szCs w:val="21"/>
+              </w:rPr>
+            </w:pPr>
+            <w:r>
+              <w:rPr>
+                <w:rFonts w:ascii="Arial" w:hAnsi="Arial" w:cs="Arial" w:eastAsia="Arial"/>
                 <w:b/>
                 <w:sz w:val="21"/>
                 <w:szCs w:val="21"/>
@@ -3307,7 +3307,7 @@
             </w:r>
             <w:r>
               <w:rPr>
-                <w:rFonts w:ascii="Arial" w:hAnsi="Arial" w:cs="Arial"/>
+                <w:rFonts w:ascii="Arial" w:hAnsi="Arial" w:cs="Arial" w:eastAsia="Arial"/>
                 <w:b/>
                 <w:spacing w:val="18"/>
                 <w:sz w:val="21"/>
@@ -3317,7 +3317,7 @@
             </w:r>
             <w:r>
               <w:rPr>
-                <w:rFonts w:ascii="Arial" w:hAnsi="Arial" w:cs="Arial"/>
+                <w:rFonts w:ascii="Arial" w:hAnsi="Arial" w:cs="Arial" w:eastAsia="Arial"/>
                 <w:b/>
                 <w:spacing w:val="-2"/>
                 <w:sz w:val="21"/>
@@ -3335,7 +3335,7 @@
             <w:pPr>
               <w:pStyle w:val="TableParagraph"/>
               <w:rPr>
-                <w:rFonts w:ascii="Arial" w:hAnsi="Arial" w:cs="Arial"/>
+                <w:rFonts w:ascii="Arial" w:hAnsi="Arial" w:cs="Arial" w:eastAsia="Arial"/>
                 <w:sz w:val="21"/>
                 <w:szCs w:val="21"/>
               </w:rPr>
@@ -3343,7 +3343,7 @@
             <w:proofErr w:type="spellStart"/>
             <w:r>
               <w:rPr>
-                <w:rFonts w:ascii="Arial" w:hAnsi="Arial" w:cs="Arial"/>
+                <w:rFonts w:ascii="Arial" w:hAnsi="Arial" w:cs="Arial" w:eastAsia="Arial"/>
                 <w:sz w:val="21"/>
                 <w:szCs w:val="21"/>
               </w:rPr>
@@ -3352,7 +3352,7 @@
             <w:proofErr w:type="spellEnd"/>
             <w:r>
               <w:rPr>
-                <w:rFonts w:ascii="Arial" w:hAnsi="Arial" w:cs="Arial"/>
+                <w:rFonts w:ascii="Arial" w:hAnsi="Arial" w:cs="Arial" w:eastAsia="Arial"/>
                 <w:spacing w:val="13"/>
                 <w:sz w:val="21"/>
                 <w:szCs w:val="21"/>
@@ -3361,7 +3361,7 @@
             </w:r>
             <w:r>
               <w:rPr>
-                <w:rFonts w:ascii="Arial" w:hAnsi="Arial" w:cs="Arial"/>
+                <w:rFonts w:ascii="Arial" w:hAnsi="Arial" w:cs="Arial" w:eastAsia="Arial"/>
                 <w:sz w:val="21"/>
                 <w:szCs w:val="21"/>
               </w:rPr>
@@ -3369,7 +3369,7 @@
             </w:r>
             <w:r>
               <w:rPr>
-                <w:rFonts w:ascii="Arial" w:hAnsi="Arial" w:cs="Arial"/>
+                <w:rFonts w:ascii="Arial" w:hAnsi="Arial" w:cs="Arial" w:eastAsia="Arial"/>
                 <w:spacing w:val="14"/>
                 <w:sz w:val="21"/>
                 <w:szCs w:val="21"/>
@@ -3378,7 +3378,7 @@
             </w:r>
             <w:r>
               <w:rPr>
-                <w:rFonts w:ascii="Arial" w:hAnsi="Arial" w:cs="Arial"/>
+                <w:rFonts w:ascii="Arial" w:hAnsi="Arial" w:cs="Arial" w:eastAsia="Arial"/>
                 <w:sz w:val="21"/>
                 <w:szCs w:val="21"/>
               </w:rPr>
@@ -3386,7 +3386,7 @@
             </w:r>
             <w:r>
               <w:rPr>
-                <w:rFonts w:ascii="Arial" w:hAnsi="Arial" w:cs="Arial"/>
+                <w:rFonts w:ascii="Arial" w:hAnsi="Arial" w:cs="Arial" w:eastAsia="Arial"/>
                 <w:spacing w:val="14"/>
                 <w:sz w:val="21"/>
                 <w:szCs w:val="21"/>
@@ -3395,7 +3395,7 @@
             </w:r>
             <w:r>
               <w:rPr>
-                <w:rFonts w:ascii="Arial" w:hAnsi="Arial" w:cs="Arial"/>
+                <w:rFonts w:ascii="Arial" w:hAnsi="Arial" w:cs="Arial" w:eastAsia="Arial"/>
                 <w:sz w:val="21"/>
                 <w:szCs w:val="21"/>
               </w:rPr>
@@ -3403,7 +3403,7 @@
             </w:r>
             <w:r>
               <w:rPr>
-                <w:rFonts w:ascii="Arial" w:hAnsi="Arial" w:cs="Arial"/>
+                <w:rFonts w:ascii="Arial" w:hAnsi="Arial" w:cs="Arial" w:eastAsia="Arial"/>
                 <w:spacing w:val="14"/>
                 <w:sz w:val="21"/>
                 <w:szCs w:val="21"/>
@@ -3412,7 +3412,7 @@
             </w:r>
             <w:r>
               <w:rPr>
-                <w:rFonts w:ascii="Arial" w:hAnsi="Arial" w:cs="Arial"/>
+                <w:rFonts w:ascii="Arial" w:hAnsi="Arial" w:cs="Arial" w:eastAsia="Arial"/>
                 <w:sz w:val="21"/>
                 <w:szCs w:val="21"/>
               </w:rPr>
@@ -3420,7 +3420,7 @@
             </w:r>
             <w:r>
               <w:rPr>
-                <w:rFonts w:ascii="Arial" w:hAnsi="Arial" w:cs="Arial"/>
+                <w:rFonts w:ascii="Arial" w:hAnsi="Arial" w:cs="Arial" w:eastAsia="Arial"/>
                 <w:spacing w:val="14"/>
                 <w:sz w:val="21"/>
                 <w:szCs w:val="21"/>
@@ -3429,7 +3429,7 @@
             </w:r>
             <w:r>
               <w:rPr>
-                <w:rFonts w:ascii="Arial" w:hAnsi="Arial" w:cs="Arial"/>
+                <w:rFonts w:ascii="Arial" w:hAnsi="Arial" w:cs="Arial" w:eastAsia="Arial"/>
                 <w:sz w:val="21"/>
                 <w:szCs w:val="21"/>
               </w:rPr>
@@ -3437,7 +3437,7 @@
             </w:r>
             <w:r>
               <w:rPr>
-                <w:rFonts w:ascii="Arial" w:hAnsi="Arial" w:cs="Arial"/>
+                <w:rFonts w:ascii="Arial" w:hAnsi="Arial" w:cs="Arial" w:eastAsia="Arial"/>
                 <w:spacing w:val="13"/>
                 <w:sz w:val="21"/>
                 <w:szCs w:val="21"/>
@@ -3446,7 +3446,7 @@
             </w:r>
             <w:r>
               <w:rPr>
-                <w:rFonts w:ascii="Arial" w:hAnsi="Arial" w:cs="Arial"/>
+                <w:rFonts w:ascii="Arial" w:hAnsi="Arial" w:cs="Arial" w:eastAsia="Arial"/>
                 <w:sz w:val="21"/>
                 <w:szCs w:val="21"/>
               </w:rPr>
@@ -3454,7 +3454,7 @@
             </w:r>
             <w:r>
               <w:rPr>
-                <w:rFonts w:ascii="Arial" w:hAnsi="Arial" w:cs="Arial"/>
+                <w:rFonts w:ascii="Arial" w:hAnsi="Arial" w:cs="Arial" w:eastAsia="Arial"/>
                 <w:spacing w:val="14"/>
                 <w:sz w:val="21"/>
                 <w:szCs w:val="21"/>
@@ -3463,7 +3463,7 @@
             </w:r>
             <w:r>
               <w:rPr>
-                <w:rFonts w:ascii="Arial" w:hAnsi="Arial" w:cs="Arial"/>
+                <w:rFonts w:ascii="Arial" w:hAnsi="Arial" w:cs="Arial" w:eastAsia="Arial"/>
                 <w:sz w:val="21"/>
                 <w:szCs w:val="21"/>
               </w:rPr>
@@ -3471,7 +3471,7 @@
             </w:r>
             <w:r>
               <w:rPr>
-                <w:rFonts w:ascii="Arial" w:hAnsi="Arial" w:cs="Arial"/>
+                <w:rFonts w:ascii="Arial" w:hAnsi="Arial" w:cs="Arial" w:eastAsia="Arial"/>
                 <w:spacing w:val="14"/>
                 <w:sz w:val="21"/>
                 <w:szCs w:val="21"/>
@@ -3480,7 +3480,7 @@
             </w:r>
             <w:r>
               <w:rPr>
-                <w:rFonts w:ascii="Arial" w:hAnsi="Arial" w:cs="Arial"/>
+                <w:rFonts w:ascii="Arial" w:hAnsi="Arial" w:cs="Arial" w:eastAsia="Arial"/>
                 <w:spacing w:val="-2"/>
                 <w:sz w:val="21"/>
                 <w:szCs w:val="21"/>
@@ -3502,15 +3502,15 @@
             <w:pPr>
               <w:pStyle w:val="TableParagraph"/>
               <w:rPr>
-                <w:rFonts w:ascii="Arial" w:hAnsi="Arial" w:cs="Arial"/>
-                <w:b/>
-                <w:sz w:val="21"/>
-                <w:szCs w:val="21"/>
-              </w:rPr>
-            </w:pPr>
-            <w:r>
-              <w:rPr>
-                <w:rFonts w:ascii="Arial" w:hAnsi="Arial" w:cs="Arial"/>
+                <w:rFonts w:ascii="Arial" w:hAnsi="Arial" w:cs="Arial" w:eastAsia="Arial"/>
+                <w:b/>
+                <w:sz w:val="21"/>
+                <w:szCs w:val="21"/>
+              </w:rPr>
+            </w:pPr>
+            <w:r>
+              <w:rPr>
+                <w:rFonts w:ascii="Arial" w:hAnsi="Arial" w:cs="Arial" w:eastAsia="Arial"/>
                 <w:b/>
                 <w:sz w:val="21"/>
                 <w:szCs w:val="21"/>
@@ -3519,7 +3519,7 @@
             </w:r>
             <w:r>
               <w:rPr>
-                <w:rFonts w:ascii="Arial" w:hAnsi="Arial" w:cs="Arial"/>
+                <w:rFonts w:ascii="Arial" w:hAnsi="Arial" w:cs="Arial" w:eastAsia="Arial"/>
                 <w:b/>
                 <w:spacing w:val="8"/>
                 <w:sz w:val="21"/>
@@ -3529,7 +3529,7 @@
             </w:r>
             <w:r>
               <w:rPr>
-                <w:rFonts w:ascii="Arial" w:hAnsi="Arial" w:cs="Arial"/>
+                <w:rFonts w:ascii="Arial" w:hAnsi="Arial" w:cs="Arial" w:eastAsia="Arial"/>
                 <w:b/>
                 <w:sz w:val="21"/>
                 <w:szCs w:val="21"/>
@@ -3538,7 +3538,7 @@
             </w:r>
             <w:r>
               <w:rPr>
-                <w:rFonts w:ascii="Arial" w:hAnsi="Arial" w:cs="Arial"/>
+                <w:rFonts w:ascii="Arial" w:hAnsi="Arial" w:cs="Arial" w:eastAsia="Arial"/>
                 <w:b/>
                 <w:spacing w:val="8"/>
                 <w:sz w:val="21"/>
@@ -3548,7 +3548,7 @@
             </w:r>
             <w:r>
               <w:rPr>
-                <w:rFonts w:ascii="Arial" w:hAnsi="Arial" w:cs="Arial"/>
+                <w:rFonts w:ascii="Arial" w:hAnsi="Arial" w:cs="Arial" w:eastAsia="Arial"/>
                 <w:b/>
                 <w:spacing w:val="-2"/>
                 <w:sz w:val="21"/>
@@ -3566,7 +3566,7 @@
             <w:pPr>
               <w:pStyle w:val="TableParagraph"/>
               <w:rPr>
-                <w:rFonts w:ascii="Arial" w:hAnsi="Arial" w:cs="Arial"/>
+                <w:rFonts w:ascii="Arial" w:hAnsi="Arial" w:cs="Arial" w:eastAsia="Arial"/>
                 <w:sz w:val="21"/>
                 <w:szCs w:val="21"/>
               </w:rPr>
@@ -3574,7 +3574,7 @@
             <w:proofErr w:type="spellStart"/>
             <w:r>
               <w:rPr>
-                <w:rFonts w:ascii="Arial" w:hAnsi="Arial" w:cs="Arial"/>
+                <w:rFonts w:ascii="Arial" w:hAnsi="Arial" w:cs="Arial" w:eastAsia="Arial"/>
                 <w:sz w:val="21"/>
                 <w:szCs w:val="21"/>
               </w:rPr>
@@ -3583,16 +3583,16 @@
             <w:proofErr w:type="spellEnd"/>
             <w:r>
               <w:rPr>
-                <w:rFonts w:ascii="Arial" w:hAnsi="Arial" w:cs="Arial"/>
-                <w:spacing w:val="12"/>
-                <w:sz w:val="21"/>
-                <w:szCs w:val="21"/>
-              </w:rPr>
-              <w:t xml:space="preserve"> </w:t>
-            </w:r>
-            <w:r>
-              <w:rPr>
-                <w:rFonts w:ascii="Arial" w:hAnsi="Arial" w:cs="Arial"/>
+                <w:rFonts w:ascii="Arial" w:hAnsi="Arial" w:cs="Arial" w:eastAsia="Arial"/>
+                <w:spacing w:val="12"/>
+                <w:sz w:val="21"/>
+                <w:szCs w:val="21"/>
+              </w:rPr>
+              <w:t xml:space="preserve"> </w:t>
+            </w:r>
+            <w:r>
+              <w:rPr>
+                <w:rFonts w:ascii="Arial" w:hAnsi="Arial" w:cs="Arial" w:eastAsia="Arial"/>
                 <w:sz w:val="21"/>
                 <w:szCs w:val="21"/>
               </w:rPr>
@@ -3600,16 +3600,16 @@
             </w:r>
             <w:r>
               <w:rPr>
-                <w:rFonts w:ascii="Arial" w:hAnsi="Arial" w:cs="Arial"/>
-                <w:spacing w:val="12"/>
-                <w:sz w:val="21"/>
-                <w:szCs w:val="21"/>
-              </w:rPr>
-              <w:t xml:space="preserve"> </w:t>
-            </w:r>
-            <w:r>
-              <w:rPr>
-                <w:rFonts w:ascii="Arial" w:hAnsi="Arial" w:cs="Arial"/>
+                <w:rFonts w:ascii="Arial" w:hAnsi="Arial" w:cs="Arial" w:eastAsia="Arial"/>
+                <w:spacing w:val="12"/>
+                <w:sz w:val="21"/>
+                <w:szCs w:val="21"/>
+              </w:rPr>
+              <w:t xml:space="preserve"> </w:t>
+            </w:r>
+            <w:r>
+              <w:rPr>
+                <w:rFonts w:ascii="Arial" w:hAnsi="Arial" w:cs="Arial" w:eastAsia="Arial"/>
                 <w:sz w:val="21"/>
                 <w:szCs w:val="21"/>
               </w:rPr>
@@ -3617,16 +3617,16 @@
             </w:r>
             <w:r>
               <w:rPr>
-                <w:rFonts w:ascii="Arial" w:hAnsi="Arial" w:cs="Arial"/>
-                <w:spacing w:val="12"/>
-                <w:sz w:val="21"/>
-                <w:szCs w:val="21"/>
-              </w:rPr>
-              <w:t xml:space="preserve"> </w:t>
-            </w:r>
-            <w:r>
-              <w:rPr>
-                <w:rFonts w:ascii="Arial" w:hAnsi="Arial" w:cs="Arial"/>
+                <w:rFonts w:ascii="Arial" w:hAnsi="Arial" w:cs="Arial" w:eastAsia="Arial"/>
+                <w:spacing w:val="12"/>
+                <w:sz w:val="21"/>
+                <w:szCs w:val="21"/>
+              </w:rPr>
+              <w:t xml:space="preserve"> </w:t>
+            </w:r>
+            <w:r>
+              <w:rPr>
+                <w:rFonts w:ascii="Arial" w:hAnsi="Arial" w:cs="Arial" w:eastAsia="Arial"/>
                 <w:sz w:val="21"/>
                 <w:szCs w:val="21"/>
               </w:rPr>
@@ -3634,16 +3634,16 @@
             </w:r>
             <w:r>
               <w:rPr>
-                <w:rFonts w:ascii="Arial" w:hAnsi="Arial" w:cs="Arial"/>
-                <w:spacing w:val="12"/>
-                <w:sz w:val="21"/>
-                <w:szCs w:val="21"/>
-              </w:rPr>
-              <w:t xml:space="preserve"> </w:t>
-            </w:r>
-            <w:r>
-              <w:rPr>
-                <w:rFonts w:ascii="Arial" w:hAnsi="Arial" w:cs="Arial"/>
+                <w:rFonts w:ascii="Arial" w:hAnsi="Arial" w:cs="Arial" w:eastAsia="Arial"/>
+                <w:spacing w:val="12"/>
+                <w:sz w:val="21"/>
+                <w:szCs w:val="21"/>
+              </w:rPr>
+              <w:t xml:space="preserve"> </w:t>
+            </w:r>
+            <w:r>
+              <w:rPr>
+                <w:rFonts w:ascii="Arial" w:hAnsi="Arial" w:cs="Arial" w:eastAsia="Arial"/>
                 <w:sz w:val="21"/>
                 <w:szCs w:val="21"/>
               </w:rPr>
@@ -3651,16 +3651,16 @@
             </w:r>
             <w:r>
               <w:rPr>
-                <w:rFonts w:ascii="Arial" w:hAnsi="Arial" w:cs="Arial"/>
-                <w:spacing w:val="12"/>
-                <w:sz w:val="21"/>
-                <w:szCs w:val="21"/>
-              </w:rPr>
-              <w:t xml:space="preserve"> </w:t>
-            </w:r>
-            <w:r>
-              <w:rPr>
-                <w:rFonts w:ascii="Arial" w:hAnsi="Arial" w:cs="Arial"/>
+                <w:rFonts w:ascii="Arial" w:hAnsi="Arial" w:cs="Arial" w:eastAsia="Arial"/>
+                <w:spacing w:val="12"/>
+                <w:sz w:val="21"/>
+                <w:szCs w:val="21"/>
+              </w:rPr>
+              <w:t xml:space="preserve"> </w:t>
+            </w:r>
+            <w:r>
+              <w:rPr>
+                <w:rFonts w:ascii="Arial" w:hAnsi="Arial" w:cs="Arial" w:eastAsia="Arial"/>
                 <w:sz w:val="21"/>
                 <w:szCs w:val="21"/>
               </w:rPr>
@@ -3668,16 +3668,16 @@
             </w:r>
             <w:r>
               <w:rPr>
-                <w:rFonts w:ascii="Arial" w:hAnsi="Arial" w:cs="Arial"/>
-                <w:spacing w:val="12"/>
-                <w:sz w:val="21"/>
-                <w:szCs w:val="21"/>
-              </w:rPr>
-              <w:t xml:space="preserve"> </w:t>
-            </w:r>
-            <w:r>
-              <w:rPr>
-                <w:rFonts w:ascii="Arial" w:hAnsi="Arial" w:cs="Arial"/>
+                <w:rFonts w:ascii="Arial" w:hAnsi="Arial" w:cs="Arial" w:eastAsia="Arial"/>
+                <w:spacing w:val="12"/>
+                <w:sz w:val="21"/>
+                <w:szCs w:val="21"/>
+              </w:rPr>
+              <w:t xml:space="preserve"> </w:t>
+            </w:r>
+            <w:r>
+              <w:rPr>
+                <w:rFonts w:ascii="Arial" w:hAnsi="Arial" w:cs="Arial" w:eastAsia="Arial"/>
                 <w:sz w:val="21"/>
                 <w:szCs w:val="21"/>
               </w:rPr>
@@ -3685,7 +3685,7 @@
             </w:r>
             <w:r>
               <w:rPr>
-                <w:rFonts w:ascii="Arial" w:hAnsi="Arial" w:cs="Arial"/>
+                <w:rFonts w:ascii="Arial" w:hAnsi="Arial" w:cs="Arial" w:eastAsia="Arial"/>
                 <w:spacing w:val="13"/>
                 <w:sz w:val="21"/>
                 <w:szCs w:val="21"/>
@@ -3694,7 +3694,7 @@
             </w:r>
             <w:r>
               <w:rPr>
-                <w:rFonts w:ascii="Arial" w:hAnsi="Arial" w:cs="Arial"/>
+                <w:rFonts w:ascii="Arial" w:hAnsi="Arial" w:cs="Arial" w:eastAsia="Arial"/>
                 <w:sz w:val="21"/>
                 <w:szCs w:val="21"/>
               </w:rPr>
@@ -3702,16 +3702,16 @@
             </w:r>
             <w:r>
               <w:rPr>
-                <w:rFonts w:ascii="Arial" w:hAnsi="Arial" w:cs="Arial"/>
-                <w:spacing w:val="12"/>
-                <w:sz w:val="21"/>
-                <w:szCs w:val="21"/>
-              </w:rPr>
-              <w:t xml:space="preserve"> </w:t>
-            </w:r>
-            <w:r>
-              <w:rPr>
-                <w:rFonts w:ascii="Arial" w:hAnsi="Arial" w:cs="Arial"/>
+                <w:rFonts w:ascii="Arial" w:hAnsi="Arial" w:cs="Arial" w:eastAsia="Arial"/>
+                <w:spacing w:val="12"/>
+                <w:sz w:val="21"/>
+                <w:szCs w:val="21"/>
+              </w:rPr>
+              <w:t xml:space="preserve"> </w:t>
+            </w:r>
+            <w:r>
+              <w:rPr>
+                <w:rFonts w:ascii="Arial" w:hAnsi="Arial" w:cs="Arial" w:eastAsia="Arial"/>
                 <w:sz w:val="21"/>
                 <w:szCs w:val="21"/>
               </w:rPr>
@@ -3719,16 +3719,16 @@
             </w:r>
             <w:r>
               <w:rPr>
-                <w:rFonts w:ascii="Arial" w:hAnsi="Arial" w:cs="Arial"/>
-                <w:spacing w:val="12"/>
-                <w:sz w:val="21"/>
-                <w:szCs w:val="21"/>
-              </w:rPr>
-              <w:t xml:space="preserve"> </w:t>
-            </w:r>
-            <w:r>
-              <w:rPr>
-                <w:rFonts w:ascii="Arial" w:hAnsi="Arial" w:cs="Arial"/>
+                <w:rFonts w:ascii="Arial" w:hAnsi="Arial" w:cs="Arial" w:eastAsia="Arial"/>
+                <w:spacing w:val="12"/>
+                <w:sz w:val="21"/>
+                <w:szCs w:val="21"/>
+              </w:rPr>
+              <w:t xml:space="preserve"> </w:t>
+            </w:r>
+            <w:r>
+              <w:rPr>
+                <w:rFonts w:ascii="Arial" w:hAnsi="Arial" w:cs="Arial" w:eastAsia="Arial"/>
                 <w:spacing w:val="-2"/>
                 <w:sz w:val="21"/>
                 <w:szCs w:val="21"/>
@@ -3751,15 +3751,15 @@
             <w:pPr>
               <w:pStyle w:val="TableParagraph"/>
               <w:rPr>
-                <w:rFonts w:ascii="Arial" w:hAnsi="Arial" w:cs="Arial"/>
-                <w:b/>
-                <w:sz w:val="21"/>
-                <w:szCs w:val="21"/>
-              </w:rPr>
-            </w:pPr>
-            <w:r>
-              <w:rPr>
-                <w:rFonts w:ascii="Arial" w:hAnsi="Arial" w:cs="Arial"/>
+                <w:rFonts w:ascii="Arial" w:hAnsi="Arial" w:cs="Arial" w:eastAsia="Arial"/>
+                <w:b/>
+                <w:sz w:val="21"/>
+                <w:szCs w:val="21"/>
+              </w:rPr>
+            </w:pPr>
+            <w:r>
+              <w:rPr>
+                <w:rFonts w:ascii="Arial" w:hAnsi="Arial" w:cs="Arial" w:eastAsia="Arial"/>
                 <w:b/>
                 <w:sz w:val="21"/>
                 <w:szCs w:val="21"/>
@@ -3769,7 +3769,7 @@
             </w:r>
             <w:r>
               <w:rPr>
-                <w:rFonts w:ascii="Arial" w:hAnsi="Arial" w:cs="Arial"/>
+                <w:rFonts w:ascii="Arial" w:hAnsi="Arial" w:cs="Arial" w:eastAsia="Arial"/>
                 <w:b/>
                 <w:spacing w:val="13"/>
                 <w:sz w:val="21"/>
@@ -3779,7 +3779,7 @@
             </w:r>
             <w:r>
               <w:rPr>
-                <w:rFonts w:ascii="Arial" w:hAnsi="Arial" w:cs="Arial"/>
+                <w:rFonts w:ascii="Arial" w:hAnsi="Arial" w:cs="Arial" w:eastAsia="Arial"/>
                 <w:b/>
                 <w:spacing w:val="-2"/>
                 <w:sz w:val="21"/>
@@ -3799,7 +3799,7 @@
               <w:spacing w:line="280" w:lineRule="auto"/>
               <w:ind w:right="292"/>
               <w:rPr>
-                <w:rFonts w:ascii="Arial" w:hAnsi="Arial" w:cs="Arial"/>
+                <w:rFonts w:ascii="Arial" w:hAnsi="Arial" w:cs="Arial" w:eastAsia="Arial"/>
                 <w:sz w:val="21"/>
                 <w:szCs w:val="21"/>
               </w:rPr>
@@ -3807,7 +3807,7 @@
             <w:proofErr w:type="spellStart"/>
             <w:r>
               <w:rPr>
-                <w:rFonts w:ascii="Arial" w:hAnsi="Arial" w:cs="Arial"/>
+                <w:rFonts w:ascii="Arial" w:hAnsi="Arial" w:cs="Arial" w:eastAsia="Arial"/>
                 <w:sz w:val="21"/>
                 <w:szCs w:val="21"/>
               </w:rPr>
@@ -3816,7 +3816,7 @@
             <w:proofErr w:type="spellEnd"/>
             <w:r>
               <w:rPr>
-                <w:rFonts w:ascii="Arial" w:hAnsi="Arial" w:cs="Arial"/>
+                <w:rFonts w:ascii="Arial" w:hAnsi="Arial" w:cs="Arial" w:eastAsia="Arial"/>
                 <w:sz w:val="21"/>
                 <w:szCs w:val="21"/>
               </w:rPr>
@@ -3837,15 +3837,15 @@
             <w:pPr>
               <w:pStyle w:val="TableParagraph"/>
               <w:rPr>
-                <w:rFonts w:ascii="Arial" w:hAnsi="Arial" w:cs="Arial"/>
-                <w:b/>
-                <w:sz w:val="21"/>
-                <w:szCs w:val="21"/>
-              </w:rPr>
-            </w:pPr>
-            <w:r>
-              <w:rPr>
-                <w:rFonts w:ascii="Arial" w:hAnsi="Arial" w:cs="Arial"/>
+                <w:rFonts w:ascii="Arial" w:hAnsi="Arial" w:cs="Arial" w:eastAsia="Arial"/>
+                <w:b/>
+                <w:sz w:val="21"/>
+                <w:szCs w:val="21"/>
+              </w:rPr>
+            </w:pPr>
+            <w:r>
+              <w:rPr>
+                <w:rFonts w:ascii="Arial" w:hAnsi="Arial" w:cs="Arial" w:eastAsia="Arial"/>
                 <w:b/>
                 <w:sz w:val="21"/>
                 <w:szCs w:val="21"/>
@@ -3854,7 +3854,7 @@
             </w:r>
             <w:r>
               <w:rPr>
-                <w:rFonts w:ascii="Arial" w:hAnsi="Arial" w:cs="Arial"/>
+                <w:rFonts w:ascii="Arial" w:hAnsi="Arial" w:cs="Arial" w:eastAsia="Arial"/>
                 <w:b/>
                 <w:spacing w:val="14"/>
                 <w:sz w:val="21"/>
@@ -3864,7 +3864,7 @@
             </w:r>
             <w:r>
               <w:rPr>
-                <w:rFonts w:ascii="Arial" w:hAnsi="Arial" w:cs="Arial"/>
+                <w:rFonts w:ascii="Arial" w:hAnsi="Arial" w:cs="Arial" w:eastAsia="Arial"/>
                 <w:b/>
                 <w:spacing w:val="-2"/>
                 <w:sz w:val="21"/>
@@ -3884,7 +3884,7 @@
               <w:spacing w:line="264" w:lineRule="auto"/>
               <w:ind w:right="292"/>
               <w:rPr>
-                <w:rFonts w:ascii="Arial" w:hAnsi="Arial" w:cs="Arial"/>
+                <w:rFonts w:ascii="Arial" w:hAnsi="Arial" w:cs="Arial" w:eastAsia="Arial"/>
                 <w:sz w:val="21"/>
                 <w:szCs w:val="21"/>
               </w:rPr>
@@ -3892,7 +3892,7 @@
             <w:proofErr w:type="spellStart"/>
             <w:r>
               <w:rPr>
-                <w:rFonts w:ascii="Arial" w:hAnsi="Arial" w:cs="Arial"/>
+                <w:rFonts w:ascii="Arial" w:hAnsi="Arial" w:cs="Arial" w:eastAsia="Arial"/>
                 <w:sz w:val="21"/>
                 <w:szCs w:val="21"/>
               </w:rPr>
@@ -3901,7 +3901,7 @@
             <w:proofErr w:type="spellEnd"/>
             <w:r>
               <w:rPr>
-                <w:rFonts w:ascii="Arial" w:hAnsi="Arial" w:cs="Arial"/>
+                <w:rFonts w:ascii="Arial" w:hAnsi="Arial" w:cs="Arial" w:eastAsia="Arial"/>
                 <w:sz w:val="21"/>
                 <w:szCs w:val="21"/>
               </w:rPr>
@@ -3922,15 +3922,15 @@
             <w:pPr>
               <w:pStyle w:val="TableParagraph"/>
               <w:rPr>
-                <w:rFonts w:ascii="Arial" w:hAnsi="Arial" w:cs="Arial"/>
-                <w:b/>
-                <w:sz w:val="21"/>
-                <w:szCs w:val="21"/>
-              </w:rPr>
-            </w:pPr>
-            <w:r>
-              <w:rPr>
-                <w:rFonts w:ascii="Arial" w:hAnsi="Arial" w:cs="Arial"/>
+                <w:rFonts w:ascii="Arial" w:hAnsi="Arial" w:cs="Arial" w:eastAsia="Arial"/>
+                <w:b/>
+                <w:sz w:val="21"/>
+                <w:szCs w:val="21"/>
+              </w:rPr>
+            </w:pPr>
+            <w:r>
+              <w:rPr>
+                <w:rFonts w:ascii="Arial" w:hAnsi="Arial" w:cs="Arial" w:eastAsia="Arial"/>
                 <w:b/>
                 <w:sz w:val="21"/>
                 <w:szCs w:val="21"/>
@@ -3939,7 +3939,7 @@
             </w:r>
             <w:r>
               <w:rPr>
-                <w:rFonts w:ascii="Arial" w:hAnsi="Arial" w:cs="Arial"/>
+                <w:rFonts w:ascii="Arial" w:hAnsi="Arial" w:cs="Arial" w:eastAsia="Arial"/>
                 <w:b/>
                 <w:spacing w:val="3"/>
                 <w:sz w:val="21"/>
@@ -3949,7 +3949,7 @@
             </w:r>
             <w:r>
               <w:rPr>
-                <w:rFonts w:ascii="Arial" w:hAnsi="Arial" w:cs="Arial"/>
+                <w:rFonts w:ascii="Arial" w:hAnsi="Arial" w:cs="Arial" w:eastAsia="Arial"/>
                 <w:b/>
                 <w:spacing w:val="-2"/>
                 <w:sz w:val="21"/>
@@ -3967,14 +3967,14 @@
             <w:pPr>
               <w:pStyle w:val="TableParagraph"/>
               <w:rPr>
-                <w:rFonts w:ascii="Arial" w:hAnsi="Arial" w:cs="Arial"/>
-                <w:sz w:val="21"/>
-                <w:szCs w:val="21"/>
-              </w:rPr>
-            </w:pPr>
-            <w:r>
-              <w:rPr>
-                <w:rFonts w:ascii="Arial" w:hAnsi="Arial" w:cs="Arial"/>
+                <w:rFonts w:ascii="Arial" w:hAnsi="Arial" w:cs="Arial" w:eastAsia="Arial"/>
+                <w:sz w:val="21"/>
+                <w:szCs w:val="21"/>
+              </w:rPr>
+            </w:pPr>
+            <w:r>
+              <w:rPr>
+                <w:rFonts w:ascii="Arial" w:hAnsi="Arial" w:cs="Arial" w:eastAsia="Arial"/>
                 <w:sz w:val="21"/>
                 <w:szCs w:val="21"/>
               </w:rPr>
@@ -3982,7 +3982,7 @@
             </w:r>
             <w:r>
               <w:rPr>
-                <w:rFonts w:ascii="Arial" w:hAnsi="Arial" w:cs="Arial"/>
+                <w:rFonts w:ascii="Arial" w:hAnsi="Arial" w:cs="Arial" w:eastAsia="Arial"/>
                 <w:spacing w:val="8"/>
                 <w:sz w:val="21"/>
                 <w:szCs w:val="21"/>
@@ -3991,7 +3991,7 @@
             </w:r>
             <w:r>
               <w:rPr>
-                <w:rFonts w:ascii="Arial" w:hAnsi="Arial" w:cs="Arial"/>
+                <w:rFonts w:ascii="Arial" w:hAnsi="Arial" w:cs="Arial" w:eastAsia="Arial"/>
                 <w:sz w:val="21"/>
                 <w:szCs w:val="21"/>
               </w:rPr>
@@ -3999,7 +3999,7 @@
             </w:r>
             <w:r>
               <w:rPr>
-                <w:rFonts w:ascii="Arial" w:hAnsi="Arial" w:cs="Arial"/>
+                <w:rFonts w:ascii="Arial" w:hAnsi="Arial" w:cs="Arial" w:eastAsia="Arial"/>
                 <w:spacing w:val="9"/>
                 <w:sz w:val="21"/>
                 <w:szCs w:val="21"/>
@@ -4008,7 +4008,7 @@
             </w:r>
             <w:r>
               <w:rPr>
-                <w:rFonts w:ascii="Arial" w:hAnsi="Arial" w:cs="Arial"/>
+                <w:rFonts w:ascii="Arial" w:hAnsi="Arial" w:cs="Arial" w:eastAsia="Arial"/>
                 <w:sz w:val="21"/>
                 <w:szCs w:val="21"/>
               </w:rPr>
@@ -4016,7 +4016,7 @@
             </w:r>
             <w:r>
               <w:rPr>
-                <w:rFonts w:ascii="Arial" w:hAnsi="Arial" w:cs="Arial"/>
+                <w:rFonts w:ascii="Arial" w:hAnsi="Arial" w:cs="Arial" w:eastAsia="Arial"/>
                 <w:spacing w:val="9"/>
                 <w:sz w:val="21"/>
                 <w:szCs w:val="21"/>
@@ -4025,7 +4025,7 @@
             </w:r>
             <w:r>
               <w:rPr>
-                <w:rFonts w:ascii="Arial" w:hAnsi="Arial" w:cs="Arial"/>
+                <w:rFonts w:ascii="Arial" w:hAnsi="Arial" w:cs="Arial" w:eastAsia="Arial"/>
                 <w:sz w:val="21"/>
                 <w:szCs w:val="21"/>
               </w:rPr>
@@ -4033,7 +4033,7 @@
             </w:r>
             <w:r>
               <w:rPr>
-                <w:rFonts w:ascii="Arial" w:hAnsi="Arial" w:cs="Arial"/>
+                <w:rFonts w:ascii="Arial" w:hAnsi="Arial" w:cs="Arial" w:eastAsia="Arial"/>
                 <w:spacing w:val="9"/>
                 <w:sz w:val="21"/>
                 <w:szCs w:val="21"/>
@@ -4042,7 +4042,7 @@
             </w:r>
             <w:r>
               <w:rPr>
-                <w:rFonts w:ascii="Arial" w:hAnsi="Arial" w:cs="Arial"/>
+                <w:rFonts w:ascii="Arial" w:hAnsi="Arial" w:cs="Arial" w:eastAsia="Arial"/>
                 <w:sz w:val="21"/>
                 <w:szCs w:val="21"/>
               </w:rPr>
@@ -4050,7 +4050,7 @@
             </w:r>
             <w:r>
               <w:rPr>
-                <w:rFonts w:ascii="Arial" w:hAnsi="Arial" w:cs="Arial"/>
+                <w:rFonts w:ascii="Arial" w:hAnsi="Arial" w:cs="Arial" w:eastAsia="Arial"/>
                 <w:spacing w:val="9"/>
                 <w:sz w:val="21"/>
                 <w:szCs w:val="21"/>
@@ -4059,7 +4059,7 @@
             </w:r>
             <w:r>
               <w:rPr>
-                <w:rFonts w:ascii="Arial" w:hAnsi="Arial" w:cs="Arial"/>
+                <w:rFonts w:ascii="Arial" w:hAnsi="Arial" w:cs="Arial" w:eastAsia="Arial"/>
                 <w:sz w:val="21"/>
                 <w:szCs w:val="21"/>
               </w:rPr>
@@ -4067,7 +4067,7 @@
             </w:r>
             <w:r>
               <w:rPr>
-                <w:rFonts w:ascii="Arial" w:hAnsi="Arial" w:cs="Arial"/>
+                <w:rFonts w:ascii="Arial" w:hAnsi="Arial" w:cs="Arial" w:eastAsia="Arial"/>
                 <w:spacing w:val="9"/>
                 <w:sz w:val="21"/>
                 <w:szCs w:val="21"/>
@@ -4076,7 +4076,7 @@
             </w:r>
             <w:r>
               <w:rPr>
-                <w:rFonts w:ascii="Arial" w:hAnsi="Arial" w:cs="Arial"/>
+                <w:rFonts w:ascii="Arial" w:hAnsi="Arial" w:cs="Arial" w:eastAsia="Arial"/>
                 <w:sz w:val="21"/>
                 <w:szCs w:val="21"/>
               </w:rPr>
@@ -4084,7 +4084,7 @@
             </w:r>
             <w:r>
               <w:rPr>
-                <w:rFonts w:ascii="Arial" w:hAnsi="Arial" w:cs="Arial"/>
+                <w:rFonts w:ascii="Arial" w:hAnsi="Arial" w:cs="Arial" w:eastAsia="Arial"/>
                 <w:spacing w:val="9"/>
                 <w:sz w:val="21"/>
                 <w:szCs w:val="21"/>
@@ -4093,7 +4093,7 @@
             </w:r>
             <w:r>
               <w:rPr>
-                <w:rFonts w:ascii="Arial" w:hAnsi="Arial" w:cs="Arial"/>
+                <w:rFonts w:ascii="Arial" w:hAnsi="Arial" w:cs="Arial" w:eastAsia="Arial"/>
                 <w:sz w:val="21"/>
                 <w:szCs w:val="21"/>
               </w:rPr>
@@ -4101,7 +4101,7 @@
             </w:r>
             <w:r>
               <w:rPr>
-                <w:rFonts w:ascii="Arial" w:hAnsi="Arial" w:cs="Arial"/>
+                <w:rFonts w:ascii="Arial" w:hAnsi="Arial" w:cs="Arial" w:eastAsia="Arial"/>
                 <w:spacing w:val="9"/>
                 <w:sz w:val="21"/>
                 <w:szCs w:val="21"/>
@@ -4110,7 +4110,7 @@
             </w:r>
             <w:r>
               <w:rPr>
-                <w:rFonts w:ascii="Arial" w:hAnsi="Arial" w:cs="Arial"/>
+                <w:rFonts w:ascii="Arial" w:hAnsi="Arial" w:cs="Arial" w:eastAsia="Arial"/>
                 <w:spacing w:val="-2"/>
                 <w:sz w:val="21"/>
                 <w:szCs w:val="21"/>
@@ -4132,15 +4132,15 @@
             <w:pPr>
               <w:pStyle w:val="TableParagraph"/>
               <w:rPr>
-                <w:rFonts w:ascii="Arial" w:hAnsi="Arial" w:cs="Arial"/>
-                <w:b/>
-                <w:sz w:val="21"/>
-                <w:szCs w:val="21"/>
-              </w:rPr>
-            </w:pPr>
-            <w:r>
-              <w:rPr>
-                <w:rFonts w:ascii="Arial" w:hAnsi="Arial" w:cs="Arial"/>
+                <w:rFonts w:ascii="Arial" w:hAnsi="Arial" w:cs="Arial" w:eastAsia="Arial"/>
+                <w:b/>
+                <w:sz w:val="21"/>
+                <w:szCs w:val="21"/>
+              </w:rPr>
+            </w:pPr>
+            <w:r>
+              <w:rPr>
+                <w:rFonts w:ascii="Arial" w:hAnsi="Arial" w:cs="Arial" w:eastAsia="Arial"/>
                 <w:b/>
                 <w:spacing w:val="-2"/>
                 <w:sz w:val="21"/>
@@ -4160,14 +4160,14 @@
               <w:spacing w:line="264" w:lineRule="auto"/>
               <w:ind w:right="292"/>
               <w:rPr>
-                <w:rFonts w:ascii="Arial" w:hAnsi="Arial" w:cs="Arial"/>
-                <w:sz w:val="21"/>
-                <w:szCs w:val="21"/>
-              </w:rPr>
-            </w:pPr>
-            <w:r>
-              <w:rPr>
-                <w:rFonts w:ascii="Arial" w:hAnsi="Arial" w:cs="Arial"/>
+                <w:rFonts w:ascii="Arial" w:hAnsi="Arial" w:cs="Arial" w:eastAsia="Arial"/>
+                <w:sz w:val="21"/>
+                <w:szCs w:val="21"/>
+              </w:rPr>
+            </w:pPr>
+            <w:r>
+              <w:rPr>
+                <w:rFonts w:ascii="Arial" w:hAnsi="Arial" w:cs="Arial" w:eastAsia="Arial"/>
                 <w:sz w:val="21"/>
                 <w:szCs w:val="21"/>
               </w:rPr>
@@ -4188,15 +4188,15 @@
             <w:pPr>
               <w:pStyle w:val="TableParagraph"/>
               <w:rPr>
-                <w:rFonts w:ascii="Arial" w:hAnsi="Arial" w:cs="Arial"/>
-                <w:b/>
-                <w:sz w:val="21"/>
-                <w:szCs w:val="21"/>
-              </w:rPr>
-            </w:pPr>
-            <w:r>
-              <w:rPr>
-                <w:rFonts w:ascii="Arial" w:hAnsi="Arial" w:cs="Arial"/>
+                <w:rFonts w:ascii="Arial" w:hAnsi="Arial" w:cs="Arial" w:eastAsia="Arial"/>
+                <w:b/>
+                <w:sz w:val="21"/>
+                <w:szCs w:val="21"/>
+              </w:rPr>
+            </w:pPr>
+            <w:r>
+              <w:rPr>
+                <w:rFonts w:ascii="Arial" w:hAnsi="Arial" w:cs="Arial" w:eastAsia="Arial"/>
                 <w:b/>
                 <w:sz w:val="21"/>
                 <w:szCs w:val="21"/>
@@ -4205,7 +4205,7 @@
             </w:r>
             <w:r>
               <w:rPr>
-                <w:rFonts w:ascii="Arial" w:hAnsi="Arial" w:cs="Arial"/>
+                <w:rFonts w:ascii="Arial" w:hAnsi="Arial" w:cs="Arial" w:eastAsia="Arial"/>
                 <w:b/>
                 <w:spacing w:val="17"/>
                 <w:sz w:val="21"/>
@@ -4215,7 +4215,7 @@
             </w:r>
             <w:r>
               <w:rPr>
-                <w:rFonts w:ascii="Arial" w:hAnsi="Arial" w:cs="Arial"/>
+                <w:rFonts w:ascii="Arial" w:hAnsi="Arial" w:cs="Arial" w:eastAsia="Arial"/>
                 <w:b/>
                 <w:sz w:val="21"/>
                 <w:szCs w:val="21"/>
@@ -4224,7 +4224,7 @@
             </w:r>
             <w:r>
               <w:rPr>
-                <w:rFonts w:ascii="Arial" w:hAnsi="Arial" w:cs="Arial"/>
+                <w:rFonts w:ascii="Arial" w:hAnsi="Arial" w:cs="Arial" w:eastAsia="Arial"/>
                 <w:b/>
                 <w:spacing w:val="18"/>
                 <w:sz w:val="21"/>
@@ -4234,7 +4234,7 @@
             </w:r>
             <w:r>
               <w:rPr>
-                <w:rFonts w:ascii="Arial" w:hAnsi="Arial" w:cs="Arial"/>
+                <w:rFonts w:ascii="Arial" w:hAnsi="Arial" w:cs="Arial" w:eastAsia="Arial"/>
                 <w:b/>
                 <w:spacing w:val="-2"/>
                 <w:sz w:val="21"/>
@@ -4253,14 +4253,14 @@
               <w:pStyle w:val="TableParagraph"/>
               <w:spacing w:line="271" w:lineRule="auto"/>
               <w:rPr>
-                <w:rFonts w:ascii="Arial" w:hAnsi="Arial" w:cs="Arial"/>
-                <w:sz w:val="21"/>
-                <w:szCs w:val="21"/>
-              </w:rPr>
-            </w:pPr>
-            <w:r>
-              <w:rPr>
-                <w:rFonts w:ascii="Arial" w:hAnsi="Arial" w:cs="Arial"/>
+                <w:rFonts w:ascii="Arial" w:hAnsi="Arial" w:cs="Arial" w:eastAsia="Arial"/>
+                <w:sz w:val="21"/>
+                <w:szCs w:val="21"/>
+              </w:rPr>
+            </w:pPr>
+            <w:r>
+              <w:rPr>
+                <w:rFonts w:ascii="Arial" w:hAnsi="Arial" w:cs="Arial" w:eastAsia="Arial"/>
                 <w:sz w:val="21"/>
                 <w:szCs w:val="21"/>
               </w:rPr>
@@ -4268,7 +4268,7 @@
             </w:r>
             <w:r>
               <w:rPr>
-                <w:rFonts w:ascii="Arial" w:hAnsi="Arial" w:cs="Arial"/>
+                <w:rFonts w:ascii="Arial" w:hAnsi="Arial" w:cs="Arial" w:eastAsia="Arial"/>
                 <w:spacing w:val="33"/>
                 <w:sz w:val="21"/>
                 <w:szCs w:val="21"/>
@@ -4277,7 +4277,7 @@
             </w:r>
             <w:r>
               <w:rPr>
-                <w:rFonts w:ascii="Arial" w:hAnsi="Arial" w:cs="Arial"/>
+                <w:rFonts w:ascii="Arial" w:hAnsi="Arial" w:cs="Arial" w:eastAsia="Arial"/>
                 <w:sz w:val="21"/>
                 <w:szCs w:val="21"/>
               </w:rPr>
@@ -4285,7 +4285,7 @@
             </w:r>
             <w:r>
               <w:rPr>
-                <w:rFonts w:ascii="Arial" w:hAnsi="Arial" w:cs="Arial"/>
+                <w:rFonts w:ascii="Arial" w:hAnsi="Arial" w:cs="Arial" w:eastAsia="Arial"/>
                 <w:spacing w:val="33"/>
                 <w:sz w:val="21"/>
                 <w:szCs w:val="21"/>
@@ -4294,7 +4294,7 @@
             </w:r>
             <w:r>
               <w:rPr>
-                <w:rFonts w:ascii="Arial" w:hAnsi="Arial" w:cs="Arial"/>
+                <w:rFonts w:ascii="Arial" w:hAnsi="Arial" w:cs="Arial" w:eastAsia="Arial"/>
                 <w:sz w:val="21"/>
                 <w:szCs w:val="21"/>
               </w:rPr>
@@ -4302,7 +4302,7 @@
             </w:r>
             <w:r>
               <w:rPr>
-                <w:rFonts w:ascii="Arial" w:hAnsi="Arial" w:cs="Arial"/>
+                <w:rFonts w:ascii="Arial" w:hAnsi="Arial" w:cs="Arial" w:eastAsia="Arial"/>
                 <w:spacing w:val="33"/>
                 <w:sz w:val="21"/>
                 <w:szCs w:val="21"/>
@@ -4311,7 +4311,7 @@
             </w:r>
             <w:r>
               <w:rPr>
-                <w:rFonts w:ascii="Arial" w:hAnsi="Arial" w:cs="Arial"/>
+                <w:rFonts w:ascii="Arial" w:hAnsi="Arial" w:cs="Arial" w:eastAsia="Arial"/>
                 <w:sz w:val="21"/>
                 <w:szCs w:val="21"/>
               </w:rPr>
@@ -4319,7 +4319,7 @@
             </w:r>
             <w:r>
               <w:rPr>
-                <w:rFonts w:ascii="Arial" w:hAnsi="Arial" w:cs="Arial"/>
+                <w:rFonts w:ascii="Arial" w:hAnsi="Arial" w:cs="Arial" w:eastAsia="Arial"/>
                 <w:spacing w:val="33"/>
                 <w:sz w:val="21"/>
                 <w:szCs w:val="21"/>
@@ -4328,7 +4328,7 @@
             </w:r>
             <w:r>
               <w:rPr>
-                <w:rFonts w:ascii="Arial" w:hAnsi="Arial" w:cs="Arial"/>
+                <w:rFonts w:ascii="Arial" w:hAnsi="Arial" w:cs="Arial" w:eastAsia="Arial"/>
                 <w:sz w:val="21"/>
                 <w:szCs w:val="21"/>
               </w:rPr>
@@ -4336,7 +4336,7 @@
             </w:r>
             <w:r>
               <w:rPr>
-                <w:rFonts w:ascii="Arial" w:hAnsi="Arial" w:cs="Arial"/>
+                <w:rFonts w:ascii="Arial" w:hAnsi="Arial" w:cs="Arial" w:eastAsia="Arial"/>
                 <w:spacing w:val="33"/>
                 <w:sz w:val="21"/>
                 <w:szCs w:val="21"/>
@@ -4345,7 +4345,7 @@
             </w:r>
             <w:r>
               <w:rPr>
-                <w:rFonts w:ascii="Arial" w:hAnsi="Arial" w:cs="Arial"/>
+                <w:rFonts w:ascii="Arial" w:hAnsi="Arial" w:cs="Arial" w:eastAsia="Arial"/>
                 <w:sz w:val="21"/>
                 <w:szCs w:val="21"/>
               </w:rPr>
@@ -4353,7 +4353,7 @@
             </w:r>
             <w:r>
               <w:rPr>
-                <w:rFonts w:ascii="Arial" w:hAnsi="Arial" w:cs="Arial"/>
+                <w:rFonts w:ascii="Arial" w:hAnsi="Arial" w:cs="Arial" w:eastAsia="Arial"/>
                 <w:spacing w:val="33"/>
                 <w:sz w:val="21"/>
                 <w:szCs w:val="21"/>
@@ -4362,7 +4362,7 @@
             </w:r>
             <w:r>
               <w:rPr>
-                <w:rFonts w:ascii="Arial" w:hAnsi="Arial" w:cs="Arial"/>
+                <w:rFonts w:ascii="Arial" w:hAnsi="Arial" w:cs="Arial" w:eastAsia="Arial"/>
                 <w:sz w:val="21"/>
                 <w:szCs w:val="21"/>
               </w:rPr>
@@ -4370,7 +4370,7 @@
             </w:r>
             <w:r>
               <w:rPr>
-                <w:rFonts w:ascii="Arial" w:hAnsi="Arial" w:cs="Arial"/>
+                <w:rFonts w:ascii="Arial" w:hAnsi="Arial" w:cs="Arial" w:eastAsia="Arial"/>
                 <w:spacing w:val="33"/>
                 <w:sz w:val="21"/>
                 <w:szCs w:val="21"/>
@@ -4379,7 +4379,7 @@
             </w:r>
             <w:r>
               <w:rPr>
-                <w:rFonts w:ascii="Arial" w:hAnsi="Arial" w:cs="Arial"/>
+                <w:rFonts w:ascii="Arial" w:hAnsi="Arial" w:cs="Arial" w:eastAsia="Arial"/>
                 <w:sz w:val="21"/>
                 <w:szCs w:val="21"/>
               </w:rPr>
@@ -4387,7 +4387,7 @@
             </w:r>
             <w:r>
               <w:rPr>
-                <w:rFonts w:ascii="Arial" w:hAnsi="Arial" w:cs="Arial"/>
+                <w:rFonts w:ascii="Arial" w:hAnsi="Arial" w:cs="Arial" w:eastAsia="Arial"/>
                 <w:spacing w:val="33"/>
                 <w:sz w:val="21"/>
                 <w:szCs w:val="21"/>
@@ -4396,7 +4396,7 @@
             </w:r>
             <w:r>
               <w:rPr>
-                <w:rFonts w:ascii="Arial" w:hAnsi="Arial" w:cs="Arial"/>
+                <w:rFonts w:ascii="Arial" w:hAnsi="Arial" w:cs="Arial" w:eastAsia="Arial"/>
                 <w:sz w:val="21"/>
                 <w:szCs w:val="21"/>
               </w:rPr>
@@ -4404,7 +4404,7 @@
             </w:r>
             <w:r>
               <w:rPr>
-                <w:rFonts w:ascii="Arial" w:hAnsi="Arial" w:cs="Arial"/>
+                <w:rFonts w:ascii="Arial" w:hAnsi="Arial" w:cs="Arial" w:eastAsia="Arial"/>
                 <w:spacing w:val="33"/>
                 <w:sz w:val="21"/>
                 <w:szCs w:val="21"/>
@@ -4413,7 +4413,7 @@
             </w:r>
             <w:r>
               <w:rPr>
-                <w:rFonts w:ascii="Arial" w:hAnsi="Arial" w:cs="Arial"/>
+                <w:rFonts w:ascii="Arial" w:hAnsi="Arial" w:cs="Arial" w:eastAsia="Arial"/>
                 <w:sz w:val="21"/>
                 <w:szCs w:val="21"/>
               </w:rPr>
@@ -4434,15 +4434,15 @@
             <w:pPr>
               <w:pStyle w:val="TableParagraph"/>
               <w:rPr>
-                <w:rFonts w:ascii="Arial" w:hAnsi="Arial" w:cs="Arial"/>
-                <w:b/>
-                <w:sz w:val="21"/>
-                <w:szCs w:val="21"/>
-              </w:rPr>
-            </w:pPr>
-            <w:r>
-              <w:rPr>
-                <w:rFonts w:ascii="Arial" w:hAnsi="Arial" w:cs="Arial"/>
+                <w:rFonts w:ascii="Arial" w:hAnsi="Arial" w:cs="Arial" w:eastAsia="Arial"/>
+                <w:b/>
+                <w:sz w:val="21"/>
+                <w:szCs w:val="21"/>
+              </w:rPr>
+            </w:pPr>
+            <w:r>
+              <w:rPr>
+                <w:rFonts w:ascii="Arial" w:hAnsi="Arial" w:cs="Arial" w:eastAsia="Arial"/>
                 <w:b/>
                 <w:sz w:val="21"/>
                 <w:szCs w:val="21"/>
@@ -4451,7 +4451,7 @@
             </w:r>
             <w:r>
               <w:rPr>
-                <w:rFonts w:ascii="Arial" w:hAnsi="Arial" w:cs="Arial"/>
+                <w:rFonts w:ascii="Arial" w:hAnsi="Arial" w:cs="Arial" w:eastAsia="Arial"/>
                 <w:b/>
                 <w:spacing w:val="29"/>
                 <w:sz w:val="21"/>
@@ -4461,7 +4461,7 @@
             </w:r>
             <w:r>
               <w:rPr>
-                <w:rFonts w:ascii="Arial" w:hAnsi="Arial" w:cs="Arial"/>
+                <w:rFonts w:ascii="Arial" w:hAnsi="Arial" w:cs="Arial" w:eastAsia="Arial"/>
                 <w:b/>
                 <w:spacing w:val="-4"/>
                 <w:sz w:val="21"/>
@@ -4481,14 +4481,14 @@
               <w:spacing w:line="264" w:lineRule="auto"/>
               <w:ind w:right="292"/>
               <w:rPr>
-                <w:rFonts w:ascii="Arial" w:hAnsi="Arial" w:cs="Arial"/>
-                <w:sz w:val="21"/>
-                <w:szCs w:val="21"/>
-              </w:rPr>
-            </w:pPr>
-            <w:r>
-              <w:rPr>
-                <w:rFonts w:ascii="Arial" w:hAnsi="Arial" w:cs="Arial"/>
+                <w:rFonts w:ascii="Arial" w:hAnsi="Arial" w:cs="Arial" w:eastAsia="Arial"/>
+                <w:sz w:val="21"/>
+                <w:szCs w:val="21"/>
+              </w:rPr>
+            </w:pPr>
+            <w:r>
+              <w:rPr>
+                <w:rFonts w:ascii="Arial" w:hAnsi="Arial" w:cs="Arial" w:eastAsia="Arial"/>
                 <w:sz w:val="21"/>
                 <w:szCs w:val="21"/>
               </w:rPr>
@@ -4509,15 +4509,15 @@
             <w:pPr>
               <w:pStyle w:val="TableParagraph"/>
               <w:rPr>
-                <w:rFonts w:ascii="Arial" w:hAnsi="Arial" w:cs="Arial"/>
-                <w:b/>
-                <w:sz w:val="21"/>
-                <w:szCs w:val="21"/>
-              </w:rPr>
-            </w:pPr>
-            <w:r>
-              <w:rPr>
-                <w:rFonts w:ascii="Arial" w:hAnsi="Arial" w:cs="Arial"/>
+                <w:rFonts w:ascii="Arial" w:hAnsi="Arial" w:cs="Arial" w:eastAsia="Arial"/>
+                <w:b/>
+                <w:sz w:val="21"/>
+                <w:szCs w:val="21"/>
+              </w:rPr>
+            </w:pPr>
+            <w:r>
+              <w:rPr>
+                <w:rFonts w:ascii="Arial" w:hAnsi="Arial" w:cs="Arial" w:eastAsia="Arial"/>
                 <w:b/>
                 <w:sz w:val="21"/>
                 <w:szCs w:val="21"/>
@@ -4526,7 +4526,7 @@
             </w:r>
             <w:r>
               <w:rPr>
-                <w:rFonts w:ascii="Arial" w:hAnsi="Arial" w:cs="Arial"/>
+                <w:rFonts w:ascii="Arial" w:hAnsi="Arial" w:cs="Arial" w:eastAsia="Arial"/>
                 <w:b/>
                 <w:spacing w:val="-2"/>
                 <w:sz w:val="21"/>
@@ -4545,14 +4545,14 @@
               <w:pStyle w:val="TableParagraph"/>
               <w:spacing w:line="264" w:lineRule="auto"/>
               <w:rPr>
-                <w:rFonts w:ascii="Arial" w:hAnsi="Arial" w:cs="Arial"/>
-                <w:sz w:val="21"/>
-                <w:szCs w:val="21"/>
-              </w:rPr>
-            </w:pPr>
-            <w:r>
-              <w:rPr>
-                <w:rFonts w:ascii="Arial" w:hAnsi="Arial" w:cs="Arial"/>
+                <w:rFonts w:ascii="Arial" w:hAnsi="Arial" w:cs="Arial" w:eastAsia="Arial"/>
+                <w:sz w:val="21"/>
+                <w:szCs w:val="21"/>
+              </w:rPr>
+            </w:pPr>
+            <w:r>
+              <w:rPr>
+                <w:rFonts w:ascii="Arial" w:hAnsi="Arial" w:cs="Arial" w:eastAsia="Arial"/>
                 <w:sz w:val="21"/>
                 <w:szCs w:val="21"/>
               </w:rPr>
@@ -4573,15 +4573,15 @@
             <w:pPr>
               <w:pStyle w:val="TableParagraph"/>
               <w:rPr>
-                <w:rFonts w:ascii="Arial" w:hAnsi="Arial" w:cs="Arial"/>
-                <w:b/>
-                <w:sz w:val="21"/>
-                <w:szCs w:val="21"/>
-              </w:rPr>
-            </w:pPr>
-            <w:r>
-              <w:rPr>
-                <w:rFonts w:ascii="Arial" w:hAnsi="Arial" w:cs="Arial"/>
+                <w:rFonts w:ascii="Arial" w:hAnsi="Arial" w:cs="Arial" w:eastAsia="Arial"/>
+                <w:b/>
+                <w:sz w:val="21"/>
+                <w:szCs w:val="21"/>
+              </w:rPr>
+            </w:pPr>
+            <w:r>
+              <w:rPr>
+                <w:rFonts w:ascii="Arial" w:hAnsi="Arial" w:cs="Arial" w:eastAsia="Arial"/>
                 <w:b/>
                 <w:sz w:val="21"/>
                 <w:szCs w:val="21"/>
@@ -4590,7 +4590,7 @@
             </w:r>
             <w:r>
               <w:rPr>
-                <w:rFonts w:ascii="Arial" w:hAnsi="Arial" w:cs="Arial"/>
+                <w:rFonts w:ascii="Arial" w:hAnsi="Arial" w:cs="Arial" w:eastAsia="Arial"/>
                 <w:b/>
                 <w:spacing w:val="14"/>
                 <w:sz w:val="21"/>
@@ -4600,7 +4600,7 @@
             </w:r>
             <w:r>
               <w:rPr>
-                <w:rFonts w:ascii="Arial" w:hAnsi="Arial" w:cs="Arial"/>
+                <w:rFonts w:ascii="Arial" w:hAnsi="Arial" w:cs="Arial" w:eastAsia="Arial"/>
                 <w:b/>
                 <w:sz w:val="21"/>
                 <w:szCs w:val="21"/>
@@ -4609,7 +4609,7 @@
             </w:r>
             <w:r>
               <w:rPr>
-                <w:rFonts w:ascii="Arial" w:hAnsi="Arial" w:cs="Arial"/>
+                <w:rFonts w:ascii="Arial" w:hAnsi="Arial" w:cs="Arial" w:eastAsia="Arial"/>
                 <w:b/>
                 <w:spacing w:val="15"/>
                 <w:sz w:val="21"/>
@@ -4619,7 +4619,7 @@
             </w:r>
             <w:r>
               <w:rPr>
-                <w:rFonts w:ascii="Arial" w:hAnsi="Arial" w:cs="Arial"/>
+                <w:rFonts w:ascii="Arial" w:hAnsi="Arial" w:cs="Arial" w:eastAsia="Arial"/>
                 <w:b/>
                 <w:spacing w:val="-2"/>
                 <w:sz w:val="21"/>
@@ -4638,14 +4638,14 @@
               <w:pStyle w:val="TableParagraph"/>
               <w:spacing w:line="264" w:lineRule="auto"/>
               <w:rPr>
-                <w:rFonts w:ascii="Arial" w:hAnsi="Arial" w:cs="Arial"/>
-                <w:sz w:val="21"/>
-                <w:szCs w:val="21"/>
-              </w:rPr>
-            </w:pPr>
-            <w:r>
-              <w:rPr>
-                <w:rFonts w:ascii="Arial" w:hAnsi="Arial" w:cs="Arial"/>
+                <w:rFonts w:ascii="Arial" w:hAnsi="Arial" w:cs="Arial" w:eastAsia="Arial"/>
+                <w:sz w:val="21"/>
+                <w:szCs w:val="21"/>
+              </w:rPr>
+            </w:pPr>
+            <w:r>
+              <w:rPr>
+                <w:rFonts w:ascii="Arial" w:hAnsi="Arial" w:cs="Arial" w:eastAsia="Arial"/>
                 <w:sz w:val="21"/>
                 <w:szCs w:val="21"/>
               </w:rPr>
@@ -4700,15 +4700,15 @@
               <w:ind w:left="14"/>
               <w:jc w:val="center"/>
               <w:rPr>
-                <w:rFonts w:ascii="Arial" w:hAnsi="Arial" w:cs="Arial"/>
-                <w:b/>
-                <w:sz w:val="21"/>
-                <w:szCs w:val="21"/>
-              </w:rPr>
-            </w:pPr>
-            <w:r>
-              <w:rPr>
-                <w:rFonts w:ascii="Arial" w:hAnsi="Arial" w:cs="Arial"/>
+                <w:rFonts w:ascii="Arial" w:hAnsi="Arial" w:cs="Arial" w:eastAsia="Arial"/>
+                <w:b/>
+                <w:sz w:val="21"/>
+                <w:szCs w:val="21"/>
+              </w:rPr>
+            </w:pPr>
+            <w:r>
+              <w:rPr>
+                <w:rFonts w:ascii="Arial" w:hAnsi="Arial" w:cs="Arial" w:eastAsia="Arial"/>
                 <w:b/>
                 <w:sz w:val="21"/>
                 <w:szCs w:val="21"/>
@@ -4717,7 +4717,7 @@
             </w:r>
             <w:r>
               <w:rPr>
-                <w:rFonts w:ascii="Arial" w:hAnsi="Arial" w:cs="Arial"/>
+                <w:rFonts w:ascii="Arial" w:hAnsi="Arial" w:cs="Arial" w:eastAsia="Arial"/>
                 <w:b/>
                 <w:spacing w:val="-3"/>
                 <w:sz w:val="21"/>
@@ -4727,7 +4727,7 @@
             </w:r>
             <w:r>
               <w:rPr>
-                <w:rFonts w:ascii="Arial" w:hAnsi="Arial" w:cs="Arial"/>
+                <w:rFonts w:ascii="Arial" w:hAnsi="Arial" w:cs="Arial" w:eastAsia="Arial"/>
                 <w:b/>
                 <w:sz w:val="21"/>
                 <w:szCs w:val="21"/>
@@ -4736,7 +4736,7 @@
             </w:r>
             <w:r>
               <w:rPr>
-                <w:rFonts w:ascii="Arial" w:hAnsi="Arial" w:cs="Arial"/>
+                <w:rFonts w:ascii="Arial" w:hAnsi="Arial" w:cs="Arial" w:eastAsia="Arial"/>
                 <w:b/>
                 <w:spacing w:val="-3"/>
                 <w:sz w:val="21"/>
@@ -4746,7 +4746,7 @@
             </w:r>
             <w:r>
               <w:rPr>
-                <w:rFonts w:ascii="Arial" w:hAnsi="Arial" w:cs="Arial"/>
+                <w:rFonts w:ascii="Arial" w:hAnsi="Arial" w:cs="Arial" w:eastAsia="Arial"/>
                 <w:b/>
                 <w:sz w:val="21"/>
                 <w:szCs w:val="21"/>
@@ -4755,7 +4755,7 @@
             </w:r>
             <w:r>
               <w:rPr>
-                <w:rFonts w:ascii="Arial" w:hAnsi="Arial" w:cs="Arial"/>
+                <w:rFonts w:ascii="Arial" w:hAnsi="Arial" w:cs="Arial" w:eastAsia="Arial"/>
                 <w:b/>
                 <w:spacing w:val="-3"/>
                 <w:sz w:val="21"/>
@@ -4765,7 +4765,7 @@
             </w:r>
             <w:r>
               <w:rPr>
-                <w:rFonts w:ascii="Arial" w:hAnsi="Arial" w:cs="Arial"/>
+                <w:rFonts w:ascii="Arial" w:hAnsi="Arial" w:cs="Arial" w:eastAsia="Arial"/>
                 <w:b/>
                 <w:sz w:val="21"/>
                 <w:szCs w:val="21"/>
@@ -4774,7 +4774,7 @@
             </w:r>
             <w:r>
               <w:rPr>
-                <w:rFonts w:ascii="Arial" w:hAnsi="Arial" w:cs="Arial"/>
+                <w:rFonts w:ascii="Arial" w:hAnsi="Arial" w:cs="Arial" w:eastAsia="Arial"/>
                 <w:b/>
                 <w:spacing w:val="-3"/>
                 <w:sz w:val="21"/>
@@ -4784,7 +4784,7 @@
             </w:r>
             <w:r>
               <w:rPr>
-                <w:rFonts w:ascii="Arial" w:hAnsi="Arial" w:cs="Arial"/>
+                <w:rFonts w:ascii="Arial" w:hAnsi="Arial" w:cs="Arial" w:eastAsia="Arial"/>
                 <w:b/>
                 <w:sz w:val="21"/>
                 <w:szCs w:val="21"/>
@@ -4793,7 +4793,7 @@
             </w:r>
             <w:r>
               <w:rPr>
-                <w:rFonts w:ascii="Arial" w:hAnsi="Arial" w:cs="Arial"/>
+                <w:rFonts w:ascii="Arial" w:hAnsi="Arial" w:cs="Arial" w:eastAsia="Arial"/>
                 <w:b/>
                 <w:spacing w:val="-3"/>
                 <w:sz w:val="21"/>
@@ -4803,7 +4803,7 @@
             </w:r>
             <w:r>
               <w:rPr>
-                <w:rFonts w:ascii="Arial" w:hAnsi="Arial" w:cs="Arial"/>
+                <w:rFonts w:ascii="Arial" w:hAnsi="Arial" w:cs="Arial" w:eastAsia="Arial"/>
                 <w:b/>
                 <w:sz w:val="21"/>
                 <w:szCs w:val="21"/>
@@ -4812,7 +4812,7 @@
             </w:r>
             <w:r>
               <w:rPr>
-                <w:rFonts w:ascii="Arial" w:hAnsi="Arial" w:cs="Arial"/>
+                <w:rFonts w:ascii="Arial" w:hAnsi="Arial" w:cs="Arial" w:eastAsia="Arial"/>
                 <w:b/>
                 <w:spacing w:val="-3"/>
                 <w:sz w:val="21"/>
@@ -4822,7 +4822,7 @@
             </w:r>
             <w:r>
               <w:rPr>
-                <w:rFonts w:ascii="Arial" w:hAnsi="Arial" w:cs="Arial"/>
+                <w:rFonts w:ascii="Arial" w:hAnsi="Arial" w:cs="Arial" w:eastAsia="Arial"/>
                 <w:b/>
                 <w:sz w:val="21"/>
                 <w:szCs w:val="21"/>
@@ -4831,7 +4831,7 @@
             </w:r>
             <w:r>
               <w:rPr>
-                <w:rFonts w:ascii="Arial" w:hAnsi="Arial" w:cs="Arial"/>
+                <w:rFonts w:ascii="Arial" w:hAnsi="Arial" w:cs="Arial" w:eastAsia="Arial"/>
                 <w:b/>
                 <w:spacing w:val="-2"/>
                 <w:sz w:val="21"/>
@@ -4855,15 +4855,15 @@
               <w:pStyle w:val="TableParagraph"/>
               <w:spacing w:before="58"/>
               <w:rPr>
-                <w:rFonts w:ascii="Arial" w:hAnsi="Arial" w:cs="Arial"/>
-                <w:b/>
-                <w:sz w:val="21"/>
-                <w:szCs w:val="21"/>
-              </w:rPr>
-            </w:pPr>
-            <w:r>
-              <w:rPr>
-                <w:rFonts w:ascii="Arial" w:hAnsi="Arial" w:cs="Arial"/>
+                <w:rFonts w:ascii="Arial" w:hAnsi="Arial" w:cs="Arial" w:eastAsia="Arial"/>
+                <w:b/>
+                <w:sz w:val="21"/>
+                <w:szCs w:val="21"/>
+              </w:rPr>
+            </w:pPr>
+            <w:r>
+              <w:rPr>
+                <w:rFonts w:ascii="Arial" w:hAnsi="Arial" w:cs="Arial" w:eastAsia="Arial"/>
                 <w:b/>
                 <w:sz w:val="21"/>
                 <w:szCs w:val="21"/>
@@ -4872,7 +4872,7 @@
             </w:r>
             <w:r>
               <w:rPr>
-                <w:rFonts w:ascii="Arial" w:hAnsi="Arial" w:cs="Arial"/>
+                <w:rFonts w:ascii="Arial" w:hAnsi="Arial" w:cs="Arial" w:eastAsia="Arial"/>
                 <w:b/>
                 <w:spacing w:val="-2"/>
                 <w:sz w:val="21"/>
@@ -4892,7 +4892,7 @@
               <w:spacing w:before="58" w:line="261" w:lineRule="auto"/>
               <w:ind w:right="44"/>
               <w:rPr>
-                <w:rFonts w:ascii="Arial" w:hAnsi="Arial" w:cs="Arial"/>
+                <w:rFonts w:ascii="Arial" w:hAnsi="Arial" w:cs="Arial" w:eastAsia="Arial"/>
                 <w:sz w:val="21"/>
                 <w:szCs w:val="21"/>
               </w:rPr>
@@ -4900,7 +4900,7 @@
             <w:proofErr w:type="spellStart"/>
             <w:r>
               <w:rPr>
-                <w:rFonts w:ascii="Arial" w:hAnsi="Arial" w:cs="Arial"/>
+                <w:rFonts w:ascii="Arial" w:hAnsi="Arial" w:cs="Arial" w:eastAsia="Arial"/>
                 <w:sz w:val="21"/>
                 <w:szCs w:val="21"/>
               </w:rPr>
@@ -4909,7 +4909,7 @@
             <w:proofErr w:type="spellEnd"/>
             <w:r>
               <w:rPr>
-                <w:rFonts w:ascii="Arial" w:hAnsi="Arial" w:cs="Arial"/>
+                <w:rFonts w:ascii="Arial" w:hAnsi="Arial" w:cs="Arial" w:eastAsia="Arial"/>
                 <w:spacing w:val="-4"/>
                 <w:sz w:val="21"/>
                 <w:szCs w:val="21"/>
@@ -4918,7 +4918,7 @@
             </w:r>
             <w:r>
               <w:rPr>
-                <w:rFonts w:ascii="Arial" w:hAnsi="Arial" w:cs="Arial"/>
+                <w:rFonts w:ascii="Arial" w:hAnsi="Arial" w:cs="Arial" w:eastAsia="Arial"/>
                 <w:sz w:val="21"/>
                 <w:szCs w:val="21"/>
               </w:rPr>
@@ -4926,7 +4926,7 @@
             </w:r>
             <w:r>
               <w:rPr>
-                <w:rFonts w:ascii="Arial" w:hAnsi="Arial" w:cs="Arial"/>
+                <w:rFonts w:ascii="Arial" w:hAnsi="Arial" w:cs="Arial" w:eastAsia="Arial"/>
                 <w:spacing w:val="-4"/>
                 <w:sz w:val="21"/>
                 <w:szCs w:val="21"/>
@@ -4935,7 +4935,7 @@
             </w:r>
             <w:r>
               <w:rPr>
-                <w:rFonts w:ascii="Arial" w:hAnsi="Arial" w:cs="Arial"/>
+                <w:rFonts w:ascii="Arial" w:hAnsi="Arial" w:cs="Arial" w:eastAsia="Arial"/>
                 <w:sz w:val="21"/>
                 <w:szCs w:val="21"/>
               </w:rPr>
@@ -4943,7 +4943,7 @@
             </w:r>
             <w:r>
               <w:rPr>
-                <w:rFonts w:ascii="Arial" w:hAnsi="Arial" w:cs="Arial"/>
+                <w:rFonts w:ascii="Arial" w:hAnsi="Arial" w:cs="Arial" w:eastAsia="Arial"/>
                 <w:spacing w:val="-4"/>
                 <w:sz w:val="21"/>
                 <w:szCs w:val="21"/>
@@ -4952,7 +4952,7 @@
             </w:r>
             <w:r>
               <w:rPr>
-                <w:rFonts w:ascii="Arial" w:hAnsi="Arial" w:cs="Arial"/>
+                <w:rFonts w:ascii="Arial" w:hAnsi="Arial" w:cs="Arial" w:eastAsia="Arial"/>
                 <w:sz w:val="21"/>
                 <w:szCs w:val="21"/>
               </w:rPr>
@@ -4960,7 +4960,7 @@
             </w:r>
             <w:r>
               <w:rPr>
-                <w:rFonts w:ascii="Arial" w:hAnsi="Arial" w:cs="Arial"/>
+                <w:rFonts w:ascii="Arial" w:hAnsi="Arial" w:cs="Arial" w:eastAsia="Arial"/>
                 <w:spacing w:val="-4"/>
                 <w:sz w:val="21"/>
                 <w:szCs w:val="21"/>
@@ -4969,7 +4969,7 @@
             </w:r>
             <w:r>
               <w:rPr>
-                <w:rFonts w:ascii="Arial" w:hAnsi="Arial" w:cs="Arial"/>
+                <w:rFonts w:ascii="Arial" w:hAnsi="Arial" w:cs="Arial" w:eastAsia="Arial"/>
                 <w:sz w:val="21"/>
                 <w:szCs w:val="21"/>
               </w:rPr>
@@ -4977,7 +4977,7 @@
             </w:r>
             <w:r>
               <w:rPr>
-                <w:rFonts w:ascii="Arial" w:hAnsi="Arial" w:cs="Arial"/>
+                <w:rFonts w:ascii="Arial" w:hAnsi="Arial" w:cs="Arial" w:eastAsia="Arial"/>
                 <w:spacing w:val="-4"/>
                 <w:sz w:val="21"/>
                 <w:szCs w:val="21"/>
@@ -4986,7 +4986,7 @@
             </w:r>
             <w:r>
               <w:rPr>
-                <w:rFonts w:ascii="Arial" w:hAnsi="Arial" w:cs="Arial"/>
+                <w:rFonts w:ascii="Arial" w:hAnsi="Arial" w:cs="Arial" w:eastAsia="Arial"/>
                 <w:sz w:val="21"/>
                 <w:szCs w:val="21"/>
               </w:rPr>
@@ -4994,7 +4994,7 @@
             </w:r>
             <w:r>
               <w:rPr>
-                <w:rFonts w:ascii="Arial" w:hAnsi="Arial" w:cs="Arial"/>
+                <w:rFonts w:ascii="Arial" w:hAnsi="Arial" w:cs="Arial" w:eastAsia="Arial"/>
                 <w:spacing w:val="-4"/>
                 <w:sz w:val="21"/>
                 <w:szCs w:val="21"/>
@@ -5003,7 +5003,7 @@
             </w:r>
             <w:r>
               <w:rPr>
-                <w:rFonts w:ascii="Arial" w:hAnsi="Arial" w:cs="Arial"/>
+                <w:rFonts w:ascii="Arial" w:hAnsi="Arial" w:cs="Arial" w:eastAsia="Arial"/>
                 <w:sz w:val="21"/>
                 <w:szCs w:val="21"/>
               </w:rPr>
@@ -5011,7 +5011,7 @@
             </w:r>
             <w:r>
               <w:rPr>
-                <w:rFonts w:ascii="Arial" w:hAnsi="Arial" w:cs="Arial"/>
+                <w:rFonts w:ascii="Arial" w:hAnsi="Arial" w:cs="Arial" w:eastAsia="Arial"/>
                 <w:spacing w:val="-4"/>
                 <w:sz w:val="21"/>
                 <w:szCs w:val="21"/>
@@ -5020,7 +5020,7 @@
             </w:r>
             <w:r>
               <w:rPr>
-                <w:rFonts w:ascii="Arial" w:hAnsi="Arial" w:cs="Arial"/>
+                <w:rFonts w:ascii="Arial" w:hAnsi="Arial" w:cs="Arial" w:eastAsia="Arial"/>
                 <w:sz w:val="21"/>
                 <w:szCs w:val="21"/>
               </w:rPr>
@@ -5028,7 +5028,7 @@
             </w:r>
             <w:r>
               <w:rPr>
-                <w:rFonts w:ascii="Arial" w:hAnsi="Arial" w:cs="Arial"/>
+                <w:rFonts w:ascii="Arial" w:hAnsi="Arial" w:cs="Arial" w:eastAsia="Arial"/>
                 <w:spacing w:val="-4"/>
                 <w:sz w:val="21"/>
                 <w:szCs w:val="21"/>
@@ -5037,7 +5037,7 @@
             </w:r>
             <w:r>
               <w:rPr>
-                <w:rFonts w:ascii="Arial" w:hAnsi="Arial" w:cs="Arial"/>
+                <w:rFonts w:ascii="Arial" w:hAnsi="Arial" w:cs="Arial" w:eastAsia="Arial"/>
                 <w:sz w:val="21"/>
                 <w:szCs w:val="21"/>
               </w:rPr>
@@ -5045,7 +5045,7 @@
             </w:r>
             <w:r>
               <w:rPr>
-                <w:rFonts w:ascii="Arial" w:hAnsi="Arial" w:cs="Arial"/>
+                <w:rFonts w:ascii="Arial" w:hAnsi="Arial" w:cs="Arial" w:eastAsia="Arial"/>
                 <w:spacing w:val="-4"/>
                 <w:sz w:val="21"/>
                 <w:szCs w:val="21"/>
@@ -5054,7 +5054,7 @@
             </w:r>
             <w:r>
               <w:rPr>
-                <w:rFonts w:ascii="Arial" w:hAnsi="Arial" w:cs="Arial"/>
+                <w:rFonts w:ascii="Arial" w:hAnsi="Arial" w:cs="Arial" w:eastAsia="Arial"/>
                 <w:sz w:val="21"/>
                 <w:szCs w:val="21"/>
               </w:rPr>
@@ -5062,7 +5062,7 @@
             </w:r>
             <w:r>
               <w:rPr>
-                <w:rFonts w:ascii="Arial" w:hAnsi="Arial" w:cs="Arial"/>
+                <w:rFonts w:ascii="Arial" w:hAnsi="Arial" w:cs="Arial" w:eastAsia="Arial"/>
                 <w:spacing w:val="-4"/>
                 <w:sz w:val="21"/>
                 <w:szCs w:val="21"/>
@@ -5071,7 +5071,7 @@
             </w:r>
             <w:r>
               <w:rPr>
-                <w:rFonts w:ascii="Arial" w:hAnsi="Arial" w:cs="Arial"/>
+                <w:rFonts w:ascii="Arial" w:hAnsi="Arial" w:cs="Arial" w:eastAsia="Arial"/>
                 <w:sz w:val="21"/>
                 <w:szCs w:val="21"/>
               </w:rPr>
@@ -5079,7 +5079,7 @@
             </w:r>
             <w:r>
               <w:rPr>
-                <w:rFonts w:ascii="Arial" w:hAnsi="Arial" w:cs="Arial"/>
+                <w:rFonts w:ascii="Arial" w:hAnsi="Arial" w:cs="Arial" w:eastAsia="Arial"/>
                 <w:spacing w:val="-2"/>
                 <w:sz w:val="21"/>
                 <w:szCs w:val="21"/>
@@ -5101,15 +5101,15 @@
             <w:pPr>
               <w:pStyle w:val="TableParagraph"/>
               <w:rPr>
-                <w:rFonts w:ascii="Arial" w:hAnsi="Arial" w:cs="Arial"/>
-                <w:b/>
-                <w:sz w:val="21"/>
-                <w:szCs w:val="21"/>
-              </w:rPr>
-            </w:pPr>
-            <w:r>
-              <w:rPr>
-                <w:rFonts w:ascii="Arial" w:hAnsi="Arial" w:cs="Arial"/>
+                <w:rFonts w:ascii="Arial" w:hAnsi="Arial" w:cs="Arial" w:eastAsia="Arial"/>
+                <w:b/>
+                <w:sz w:val="21"/>
+                <w:szCs w:val="21"/>
+              </w:rPr>
+            </w:pPr>
+            <w:r>
+              <w:rPr>
+                <w:rFonts w:ascii="Arial" w:hAnsi="Arial" w:cs="Arial" w:eastAsia="Arial"/>
                 <w:b/>
                 <w:spacing w:val="-2"/>
                 <w:sz w:val="21"/>
@@ -5129,14 +5129,14 @@
               <w:spacing w:line="264" w:lineRule="auto"/>
               <w:ind w:right="44"/>
               <w:rPr>
-                <w:rFonts w:ascii="Arial" w:hAnsi="Arial" w:cs="Arial"/>
-                <w:sz w:val="21"/>
-                <w:szCs w:val="21"/>
-              </w:rPr>
-            </w:pPr>
-            <w:r>
-              <w:rPr>
-                <w:rFonts w:ascii="Arial" w:hAnsi="Arial" w:cs="Arial"/>
+                <w:rFonts w:ascii="Arial" w:hAnsi="Arial" w:cs="Arial" w:eastAsia="Arial"/>
+                <w:sz w:val="21"/>
+                <w:szCs w:val="21"/>
+              </w:rPr>
+            </w:pPr>
+            <w:r>
+              <w:rPr>
+                <w:rFonts w:ascii="Arial" w:hAnsi="Arial" w:cs="Arial" w:eastAsia="Arial"/>
                 <w:sz w:val="21"/>
                 <w:szCs w:val="21"/>
               </w:rPr>
@@ -5144,7 +5144,7 @@
             </w:r>
             <w:r>
               <w:rPr>
-                <w:rFonts w:ascii="Arial" w:hAnsi="Arial" w:cs="Arial"/>
+                <w:rFonts w:ascii="Arial" w:hAnsi="Arial" w:cs="Arial" w:eastAsia="Arial"/>
                 <w:spacing w:val="-2"/>
                 <w:sz w:val="21"/>
                 <w:szCs w:val="21"/>
@@ -5166,15 +5166,15 @@
             <w:pPr>
               <w:pStyle w:val="TableParagraph"/>
               <w:rPr>
-                <w:rFonts w:ascii="Arial" w:hAnsi="Arial" w:cs="Arial"/>
-                <w:b/>
-                <w:sz w:val="21"/>
-                <w:szCs w:val="21"/>
-              </w:rPr>
-            </w:pPr>
-            <w:r>
-              <w:rPr>
-                <w:rFonts w:ascii="Arial" w:hAnsi="Arial" w:cs="Arial"/>
+                <w:rFonts w:ascii="Arial" w:hAnsi="Arial" w:cs="Arial" w:eastAsia="Arial"/>
+                <w:b/>
+                <w:sz w:val="21"/>
+                <w:szCs w:val="21"/>
+              </w:rPr>
+            </w:pPr>
+            <w:r>
+              <w:rPr>
+                <w:rFonts w:ascii="Arial" w:hAnsi="Arial" w:cs="Arial" w:eastAsia="Arial"/>
                 <w:b/>
                 <w:spacing w:val="-2"/>
                 <w:sz w:val="21"/>
@@ -5192,14 +5192,14 @@
             <w:pPr>
               <w:pStyle w:val="TableParagraph"/>
               <w:rPr>
-                <w:rFonts w:ascii="Arial" w:hAnsi="Arial" w:cs="Arial"/>
-                <w:sz w:val="21"/>
-                <w:szCs w:val="21"/>
-              </w:rPr>
-            </w:pPr>
-            <w:r>
-              <w:rPr>
-                <w:rFonts w:ascii="Arial" w:hAnsi="Arial" w:cs="Arial"/>
+                <w:rFonts w:ascii="Arial" w:hAnsi="Arial" w:cs="Arial" w:eastAsia="Arial"/>
+                <w:sz w:val="21"/>
+                <w:szCs w:val="21"/>
+              </w:rPr>
+            </w:pPr>
+            <w:r>
+              <w:rPr>
+                <w:rFonts w:ascii="Arial" w:hAnsi="Arial" w:cs="Arial" w:eastAsia="Arial"/>
                 <w:sz w:val="21"/>
                 <w:szCs w:val="21"/>
               </w:rPr>
@@ -5207,7 +5207,7 @@
             </w:r>
             <w:r>
               <w:rPr>
-                <w:rFonts w:ascii="Arial" w:hAnsi="Arial" w:cs="Arial"/>
+                <w:rFonts w:ascii="Arial" w:hAnsi="Arial" w:cs="Arial" w:eastAsia="Arial"/>
                 <w:spacing w:val="11"/>
                 <w:sz w:val="21"/>
                 <w:szCs w:val="21"/>
@@ -5216,7 +5216,7 @@
             </w:r>
             <w:r>
               <w:rPr>
-                <w:rFonts w:ascii="Arial" w:hAnsi="Arial" w:cs="Arial"/>
+                <w:rFonts w:ascii="Arial" w:hAnsi="Arial" w:cs="Arial" w:eastAsia="Arial"/>
                 <w:sz w:val="21"/>
                 <w:szCs w:val="21"/>
               </w:rPr>
@@ -5224,16 +5224,16 @@
             </w:r>
             <w:r>
               <w:rPr>
-                <w:rFonts w:ascii="Arial" w:hAnsi="Arial" w:cs="Arial"/>
-                <w:spacing w:val="12"/>
-                <w:sz w:val="21"/>
-                <w:szCs w:val="21"/>
-              </w:rPr>
-              <w:t xml:space="preserve"> </w:t>
-            </w:r>
-            <w:r>
-              <w:rPr>
-                <w:rFonts w:ascii="Arial" w:hAnsi="Arial" w:cs="Arial"/>
+                <w:rFonts w:ascii="Arial" w:hAnsi="Arial" w:cs="Arial" w:eastAsia="Arial"/>
+                <w:spacing w:val="12"/>
+                <w:sz w:val="21"/>
+                <w:szCs w:val="21"/>
+              </w:rPr>
+              <w:t xml:space="preserve"> </w:t>
+            </w:r>
+            <w:r>
+              <w:rPr>
+                <w:rFonts w:ascii="Arial" w:hAnsi="Arial" w:cs="Arial" w:eastAsia="Arial"/>
                 <w:sz w:val="21"/>
                 <w:szCs w:val="21"/>
               </w:rPr>
@@ -5241,7 +5241,7 @@
             </w:r>
             <w:r>
               <w:rPr>
-                <w:rFonts w:ascii="Arial" w:hAnsi="Arial" w:cs="Arial"/>
+                <w:rFonts w:ascii="Arial" w:hAnsi="Arial" w:cs="Arial" w:eastAsia="Arial"/>
                 <w:spacing w:val="11"/>
                 <w:sz w:val="21"/>
                 <w:szCs w:val="21"/>
@@ -5250,7 +5250,7 @@
             </w:r>
             <w:r>
               <w:rPr>
-                <w:rFonts w:ascii="Arial" w:hAnsi="Arial" w:cs="Arial"/>
+                <w:rFonts w:ascii="Arial" w:hAnsi="Arial" w:cs="Arial" w:eastAsia="Arial"/>
                 <w:sz w:val="21"/>
                 <w:szCs w:val="21"/>
               </w:rPr>
@@ -5258,16 +5258,16 @@
             </w:r>
             <w:r>
               <w:rPr>
-                <w:rFonts w:ascii="Arial" w:hAnsi="Arial" w:cs="Arial"/>
-                <w:spacing w:val="12"/>
-                <w:sz w:val="21"/>
-                <w:szCs w:val="21"/>
-              </w:rPr>
-              <w:t xml:space="preserve"> </w:t>
-            </w:r>
-            <w:r>
-              <w:rPr>
-                <w:rFonts w:ascii="Arial" w:hAnsi="Arial" w:cs="Arial"/>
+                <w:rFonts w:ascii="Arial" w:hAnsi="Arial" w:cs="Arial" w:eastAsia="Arial"/>
+                <w:spacing w:val="12"/>
+                <w:sz w:val="21"/>
+                <w:szCs w:val="21"/>
+              </w:rPr>
+              <w:t xml:space="preserve"> </w:t>
+            </w:r>
+            <w:r>
+              <w:rPr>
+                <w:rFonts w:ascii="Arial" w:hAnsi="Arial" w:cs="Arial" w:eastAsia="Arial"/>
                 <w:sz w:val="21"/>
                 <w:szCs w:val="21"/>
               </w:rPr>
@@ -5275,16 +5275,16 @@
             </w:r>
             <w:r>
               <w:rPr>
-                <w:rFonts w:ascii="Arial" w:hAnsi="Arial" w:cs="Arial"/>
-                <w:spacing w:val="12"/>
-                <w:sz w:val="21"/>
-                <w:szCs w:val="21"/>
-              </w:rPr>
-              <w:t xml:space="preserve"> </w:t>
-            </w:r>
-            <w:r>
-              <w:rPr>
-                <w:rFonts w:ascii="Arial" w:hAnsi="Arial" w:cs="Arial"/>
+                <w:rFonts w:ascii="Arial" w:hAnsi="Arial" w:cs="Arial" w:eastAsia="Arial"/>
+                <w:spacing w:val="12"/>
+                <w:sz w:val="21"/>
+                <w:szCs w:val="21"/>
+              </w:rPr>
+              <w:t xml:space="preserve"> </w:t>
+            </w:r>
+            <w:r>
+              <w:rPr>
+                <w:rFonts w:ascii="Arial" w:hAnsi="Arial" w:cs="Arial" w:eastAsia="Arial"/>
                 <w:sz w:val="21"/>
                 <w:szCs w:val="21"/>
               </w:rPr>
@@ -5292,7 +5292,7 @@
             </w:r>
             <w:r>
               <w:rPr>
-                <w:rFonts w:ascii="Arial" w:hAnsi="Arial" w:cs="Arial"/>
+                <w:rFonts w:ascii="Arial" w:hAnsi="Arial" w:cs="Arial" w:eastAsia="Arial"/>
                 <w:spacing w:val="11"/>
                 <w:sz w:val="21"/>
                 <w:szCs w:val="21"/>
@@ -5301,7 +5301,7 @@
             </w:r>
             <w:r>
               <w:rPr>
-                <w:rFonts w:ascii="Arial" w:hAnsi="Arial" w:cs="Arial"/>
+                <w:rFonts w:ascii="Arial" w:hAnsi="Arial" w:cs="Arial" w:eastAsia="Arial"/>
                 <w:sz w:val="21"/>
                 <w:szCs w:val="21"/>
               </w:rPr>
@@ -5309,16 +5309,16 @@
             </w:r>
             <w:r>
               <w:rPr>
-                <w:rFonts w:ascii="Arial" w:hAnsi="Arial" w:cs="Arial"/>
-                <w:spacing w:val="12"/>
-                <w:sz w:val="21"/>
-                <w:szCs w:val="21"/>
-              </w:rPr>
-              <w:t xml:space="preserve"> </w:t>
-            </w:r>
-            <w:r>
-              <w:rPr>
-                <w:rFonts w:ascii="Arial" w:hAnsi="Arial" w:cs="Arial"/>
+                <w:rFonts w:ascii="Arial" w:hAnsi="Arial" w:cs="Arial" w:eastAsia="Arial"/>
+                <w:spacing w:val="12"/>
+                <w:sz w:val="21"/>
+                <w:szCs w:val="21"/>
+              </w:rPr>
+              <w:t xml:space="preserve"> </w:t>
+            </w:r>
+            <w:r>
+              <w:rPr>
+                <w:rFonts w:ascii="Arial" w:hAnsi="Arial" w:cs="Arial" w:eastAsia="Arial"/>
                 <w:sz w:val="21"/>
                 <w:szCs w:val="21"/>
               </w:rPr>
@@ -5326,7 +5326,7 @@
             </w:r>
             <w:r>
               <w:rPr>
-                <w:rFonts w:ascii="Arial" w:hAnsi="Arial" w:cs="Arial"/>
+                <w:rFonts w:ascii="Arial" w:hAnsi="Arial" w:cs="Arial" w:eastAsia="Arial"/>
                 <w:spacing w:val="11"/>
                 <w:sz w:val="21"/>
                 <w:szCs w:val="21"/>
@@ -5335,7 +5335,7 @@
             </w:r>
             <w:r>
               <w:rPr>
-                <w:rFonts w:ascii="Arial" w:hAnsi="Arial" w:cs="Arial"/>
+                <w:rFonts w:ascii="Arial" w:hAnsi="Arial" w:cs="Arial" w:eastAsia="Arial"/>
                 <w:sz w:val="21"/>
                 <w:szCs w:val="21"/>
               </w:rPr>
@@ -5343,16 +5343,16 @@
             </w:r>
             <w:r>
               <w:rPr>
-                <w:rFonts w:ascii="Arial" w:hAnsi="Arial" w:cs="Arial"/>
-                <w:spacing w:val="12"/>
-                <w:sz w:val="21"/>
-                <w:szCs w:val="21"/>
-              </w:rPr>
-              <w:t xml:space="preserve"> </w:t>
-            </w:r>
-            <w:r>
-              <w:rPr>
-                <w:rFonts w:ascii="Arial" w:hAnsi="Arial" w:cs="Arial"/>
+                <w:rFonts w:ascii="Arial" w:hAnsi="Arial" w:cs="Arial" w:eastAsia="Arial"/>
+                <w:spacing w:val="12"/>
+                <w:sz w:val="21"/>
+                <w:szCs w:val="21"/>
+              </w:rPr>
+              <w:t xml:space="preserve"> </w:t>
+            </w:r>
+            <w:r>
+              <w:rPr>
+                <w:rFonts w:ascii="Arial" w:hAnsi="Arial" w:cs="Arial" w:eastAsia="Arial"/>
                 <w:sz w:val="21"/>
                 <w:szCs w:val="21"/>
               </w:rPr>
@@ -5360,16 +5360,16 @@
             </w:r>
             <w:r>
               <w:rPr>
-                <w:rFonts w:ascii="Arial" w:hAnsi="Arial" w:cs="Arial"/>
-                <w:spacing w:val="12"/>
-                <w:sz w:val="21"/>
-                <w:szCs w:val="21"/>
-              </w:rPr>
-              <w:t xml:space="preserve"> </w:t>
-            </w:r>
-            <w:r>
-              <w:rPr>
-                <w:rFonts w:ascii="Arial" w:hAnsi="Arial" w:cs="Arial"/>
+                <w:rFonts w:ascii="Arial" w:hAnsi="Arial" w:cs="Arial" w:eastAsia="Arial"/>
+                <w:spacing w:val="12"/>
+                <w:sz w:val="21"/>
+                <w:szCs w:val="21"/>
+              </w:rPr>
+              <w:t xml:space="preserve"> </w:t>
+            </w:r>
+            <w:r>
+              <w:rPr>
+                <w:rFonts w:ascii="Arial" w:hAnsi="Arial" w:cs="Arial" w:eastAsia="Arial"/>
                 <w:spacing w:val="-2"/>
                 <w:sz w:val="21"/>
                 <w:szCs w:val="21"/>
@@ -5391,15 +5391,15 @@
             <w:pPr>
               <w:pStyle w:val="TableParagraph"/>
               <w:rPr>
-                <w:rFonts w:ascii="Arial" w:hAnsi="Arial" w:cs="Arial"/>
-                <w:b/>
-                <w:sz w:val="21"/>
-                <w:szCs w:val="21"/>
-              </w:rPr>
-            </w:pPr>
-            <w:r>
-              <w:rPr>
-                <w:rFonts w:ascii="Arial" w:hAnsi="Arial" w:cs="Arial"/>
+                <w:rFonts w:ascii="Arial" w:hAnsi="Arial" w:cs="Arial" w:eastAsia="Arial"/>
+                <w:b/>
+                <w:sz w:val="21"/>
+                <w:szCs w:val="21"/>
+              </w:rPr>
+            </w:pPr>
+            <w:r>
+              <w:rPr>
+                <w:rFonts w:ascii="Arial" w:hAnsi="Arial" w:cs="Arial" w:eastAsia="Arial"/>
                 <w:b/>
                 <w:sz w:val="21"/>
                 <w:szCs w:val="21"/>
@@ -5408,7 +5408,7 @@
             </w:r>
             <w:r>
               <w:rPr>
-                <w:rFonts w:ascii="Arial" w:hAnsi="Arial" w:cs="Arial"/>
+                <w:rFonts w:ascii="Arial" w:hAnsi="Arial" w:cs="Arial" w:eastAsia="Arial"/>
                 <w:b/>
                 <w:spacing w:val="11"/>
                 <w:sz w:val="21"/>
@@ -5418,7 +5418,7 @@
             </w:r>
             <w:r>
               <w:rPr>
-                <w:rFonts w:ascii="Arial" w:hAnsi="Arial" w:cs="Arial"/>
+                <w:rFonts w:ascii="Arial" w:hAnsi="Arial" w:cs="Arial" w:eastAsia="Arial"/>
                 <w:b/>
                 <w:sz w:val="21"/>
                 <w:szCs w:val="21"/>
@@ -5427,7 +5427,7 @@
             </w:r>
             <w:r>
               <w:rPr>
-                <w:rFonts w:ascii="Arial" w:hAnsi="Arial" w:cs="Arial"/>
+                <w:rFonts w:ascii="Arial" w:hAnsi="Arial" w:cs="Arial" w:eastAsia="Arial"/>
                 <w:b/>
                 <w:spacing w:val="11"/>
                 <w:sz w:val="21"/>
@@ -5437,7 +5437,7 @@
             </w:r>
             <w:r>
               <w:rPr>
-                <w:rFonts w:ascii="Arial" w:hAnsi="Arial" w:cs="Arial"/>
+                <w:rFonts w:ascii="Arial" w:hAnsi="Arial" w:cs="Arial" w:eastAsia="Arial"/>
                 <w:b/>
                 <w:spacing w:val="-2"/>
                 <w:sz w:val="21"/>
@@ -5455,7 +5455,7 @@
             <w:pPr>
               <w:pStyle w:val="TableParagraph"/>
               <w:rPr>
-                <w:rFonts w:ascii="Arial" w:hAnsi="Arial" w:cs="Arial"/>
+                <w:rFonts w:ascii="Arial" w:hAnsi="Arial" w:cs="Arial" w:eastAsia="Arial"/>
                 <w:sz w:val="21"/>
                 <w:szCs w:val="21"/>
               </w:rPr>
@@ -5463,7 +5463,7 @@
             <w:proofErr w:type="spellStart"/>
             <w:r>
               <w:rPr>
-                <w:rFonts w:ascii="Arial" w:hAnsi="Arial" w:cs="Arial"/>
+                <w:rFonts w:ascii="Arial" w:hAnsi="Arial" w:cs="Arial" w:eastAsia="Arial"/>
                 <w:sz w:val="21"/>
                 <w:szCs w:val="21"/>
               </w:rPr>
@@ -5472,16 +5472,16 @@
             <w:proofErr w:type="spellEnd"/>
             <w:r>
               <w:rPr>
-                <w:rFonts w:ascii="Arial" w:hAnsi="Arial" w:cs="Arial"/>
-                <w:spacing w:val="12"/>
-                <w:sz w:val="21"/>
-                <w:szCs w:val="21"/>
-              </w:rPr>
-              <w:t xml:space="preserve"> </w:t>
-            </w:r>
-            <w:r>
-              <w:rPr>
-                <w:rFonts w:ascii="Arial" w:hAnsi="Arial" w:cs="Arial"/>
+                <w:rFonts w:ascii="Arial" w:hAnsi="Arial" w:cs="Arial" w:eastAsia="Arial"/>
+                <w:spacing w:val="12"/>
+                <w:sz w:val="21"/>
+                <w:szCs w:val="21"/>
+              </w:rPr>
+              <w:t xml:space="preserve"> </w:t>
+            </w:r>
+            <w:r>
+              <w:rPr>
+                <w:rFonts w:ascii="Arial" w:hAnsi="Arial" w:cs="Arial" w:eastAsia="Arial"/>
                 <w:sz w:val="21"/>
                 <w:szCs w:val="21"/>
               </w:rPr>
@@ -5489,16 +5489,16 @@
             </w:r>
             <w:r>
               <w:rPr>
-                <w:rFonts w:ascii="Arial" w:hAnsi="Arial" w:cs="Arial"/>
-                <w:spacing w:val="12"/>
-                <w:sz w:val="21"/>
-                <w:szCs w:val="21"/>
-              </w:rPr>
-              <w:t xml:space="preserve"> </w:t>
-            </w:r>
-            <w:r>
-              <w:rPr>
-                <w:rFonts w:ascii="Arial" w:hAnsi="Arial" w:cs="Arial"/>
+                <w:rFonts w:ascii="Arial" w:hAnsi="Arial" w:cs="Arial" w:eastAsia="Arial"/>
+                <w:spacing w:val="12"/>
+                <w:sz w:val="21"/>
+                <w:szCs w:val="21"/>
+              </w:rPr>
+              <w:t xml:space="preserve"> </w:t>
+            </w:r>
+            <w:r>
+              <w:rPr>
+                <w:rFonts w:ascii="Arial" w:hAnsi="Arial" w:cs="Arial" w:eastAsia="Arial"/>
                 <w:sz w:val="21"/>
                 <w:szCs w:val="21"/>
               </w:rPr>
@@ -5506,7 +5506,7 @@
             </w:r>
             <w:r>
               <w:rPr>
-                <w:rFonts w:ascii="Arial" w:hAnsi="Arial" w:cs="Arial"/>
+                <w:rFonts w:ascii="Arial" w:hAnsi="Arial" w:cs="Arial" w:eastAsia="Arial"/>
                 <w:spacing w:val="13"/>
                 <w:sz w:val="21"/>
                 <w:szCs w:val="21"/>
@@ -5515,7 +5515,7 @@
             </w:r>
             <w:r>
               <w:rPr>
-                <w:rFonts w:ascii="Arial" w:hAnsi="Arial" w:cs="Arial"/>
+                <w:rFonts w:ascii="Arial" w:hAnsi="Arial" w:cs="Arial" w:eastAsia="Arial"/>
                 <w:sz w:val="21"/>
                 <w:szCs w:val="21"/>
               </w:rPr>
@@ -5523,16 +5523,16 @@
             </w:r>
             <w:r>
               <w:rPr>
-                <w:rFonts w:ascii="Arial" w:hAnsi="Arial" w:cs="Arial"/>
-                <w:spacing w:val="12"/>
-                <w:sz w:val="21"/>
-                <w:szCs w:val="21"/>
-              </w:rPr>
-              <w:t xml:space="preserve"> </w:t>
-            </w:r>
-            <w:r>
-              <w:rPr>
-                <w:rFonts w:ascii="Arial" w:hAnsi="Arial" w:cs="Arial"/>
+                <w:rFonts w:ascii="Arial" w:hAnsi="Arial" w:cs="Arial" w:eastAsia="Arial"/>
+                <w:spacing w:val="12"/>
+                <w:sz w:val="21"/>
+                <w:szCs w:val="21"/>
+              </w:rPr>
+              <w:t xml:space="preserve"> </w:t>
+            </w:r>
+            <w:r>
+              <w:rPr>
+                <w:rFonts w:ascii="Arial" w:hAnsi="Arial" w:cs="Arial" w:eastAsia="Arial"/>
                 <w:sz w:val="21"/>
                 <w:szCs w:val="21"/>
               </w:rPr>
@@ -5540,7 +5540,7 @@
             </w:r>
             <w:r>
               <w:rPr>
-                <w:rFonts w:ascii="Arial" w:hAnsi="Arial" w:cs="Arial"/>
+                <w:rFonts w:ascii="Arial" w:hAnsi="Arial" w:cs="Arial" w:eastAsia="Arial"/>
                 <w:spacing w:val="13"/>
                 <w:sz w:val="21"/>
                 <w:szCs w:val="21"/>
@@ -5549,7 +5549,7 @@
             </w:r>
             <w:r>
               <w:rPr>
-                <w:rFonts w:ascii="Arial" w:hAnsi="Arial" w:cs="Arial"/>
+                <w:rFonts w:ascii="Arial" w:hAnsi="Arial" w:cs="Arial" w:eastAsia="Arial"/>
                 <w:sz w:val="21"/>
                 <w:szCs w:val="21"/>
               </w:rPr>
@@ -5557,16 +5557,16 @@
             </w:r>
             <w:r>
               <w:rPr>
-                <w:rFonts w:ascii="Arial" w:hAnsi="Arial" w:cs="Arial"/>
-                <w:spacing w:val="12"/>
-                <w:sz w:val="21"/>
-                <w:szCs w:val="21"/>
-              </w:rPr>
-              <w:t xml:space="preserve"> </w:t>
-            </w:r>
-            <w:r>
-              <w:rPr>
-                <w:rFonts w:ascii="Arial" w:hAnsi="Arial" w:cs="Arial"/>
+                <w:rFonts w:ascii="Arial" w:hAnsi="Arial" w:cs="Arial" w:eastAsia="Arial"/>
+                <w:spacing w:val="12"/>
+                <w:sz w:val="21"/>
+                <w:szCs w:val="21"/>
+              </w:rPr>
+              <w:t xml:space="preserve"> </w:t>
+            </w:r>
+            <w:r>
+              <w:rPr>
+                <w:rFonts w:ascii="Arial" w:hAnsi="Arial" w:cs="Arial" w:eastAsia="Arial"/>
                 <w:sz w:val="21"/>
                 <w:szCs w:val="21"/>
               </w:rPr>
@@ -5574,7 +5574,7 @@
             </w:r>
             <w:r>
               <w:rPr>
-                <w:rFonts w:ascii="Arial" w:hAnsi="Arial" w:cs="Arial"/>
+                <w:rFonts w:ascii="Arial" w:hAnsi="Arial" w:cs="Arial" w:eastAsia="Arial"/>
                 <w:spacing w:val="13"/>
                 <w:sz w:val="21"/>
                 <w:szCs w:val="21"/>
@@ -5583,7 +5583,7 @@
             </w:r>
             <w:r>
               <w:rPr>
-                <w:rFonts w:ascii="Arial" w:hAnsi="Arial" w:cs="Arial"/>
+                <w:rFonts w:ascii="Arial" w:hAnsi="Arial" w:cs="Arial" w:eastAsia="Arial"/>
                 <w:sz w:val="21"/>
                 <w:szCs w:val="21"/>
               </w:rPr>
@@ -5591,16 +5591,16 @@
             </w:r>
             <w:r>
               <w:rPr>
-                <w:rFonts w:ascii="Arial" w:hAnsi="Arial" w:cs="Arial"/>
-                <w:spacing w:val="12"/>
-                <w:sz w:val="21"/>
-                <w:szCs w:val="21"/>
-              </w:rPr>
-              <w:t xml:space="preserve"> </w:t>
-            </w:r>
-            <w:r>
-              <w:rPr>
-                <w:rFonts w:ascii="Arial" w:hAnsi="Arial" w:cs="Arial"/>
+                <w:rFonts w:ascii="Arial" w:hAnsi="Arial" w:cs="Arial" w:eastAsia="Arial"/>
+                <w:spacing w:val="12"/>
+                <w:sz w:val="21"/>
+                <w:szCs w:val="21"/>
+              </w:rPr>
+              <w:t xml:space="preserve"> </w:t>
+            </w:r>
+            <w:r>
+              <w:rPr>
+                <w:rFonts w:ascii="Arial" w:hAnsi="Arial" w:cs="Arial" w:eastAsia="Arial"/>
                 <w:sz w:val="21"/>
                 <w:szCs w:val="21"/>
               </w:rPr>
@@ -5608,7 +5608,7 @@
             </w:r>
             <w:r>
               <w:rPr>
-                <w:rFonts w:ascii="Arial" w:hAnsi="Arial" w:cs="Arial"/>
+                <w:rFonts w:ascii="Arial" w:hAnsi="Arial" w:cs="Arial" w:eastAsia="Arial"/>
                 <w:spacing w:val="13"/>
                 <w:sz w:val="21"/>
                 <w:szCs w:val="21"/>
@@ -5617,7 +5617,7 @@
             </w:r>
             <w:r>
               <w:rPr>
-                <w:rFonts w:ascii="Arial" w:hAnsi="Arial" w:cs="Arial"/>
+                <w:rFonts w:ascii="Arial" w:hAnsi="Arial" w:cs="Arial" w:eastAsia="Arial"/>
                 <w:spacing w:val="-2"/>
                 <w:sz w:val="21"/>
                 <w:szCs w:val="21"/>
@@ -5639,15 +5639,15 @@
             <w:pPr>
               <w:pStyle w:val="TableParagraph"/>
               <w:rPr>
-                <w:rFonts w:ascii="Arial" w:hAnsi="Arial" w:cs="Arial"/>
-                <w:b/>
-                <w:sz w:val="21"/>
-                <w:szCs w:val="21"/>
-              </w:rPr>
-            </w:pPr>
-            <w:r>
-              <w:rPr>
-                <w:rFonts w:ascii="Arial" w:hAnsi="Arial" w:cs="Arial"/>
+                <w:rFonts w:ascii="Arial" w:hAnsi="Arial" w:cs="Arial" w:eastAsia="Arial"/>
+                <w:b/>
+                <w:sz w:val="21"/>
+                <w:szCs w:val="21"/>
+              </w:rPr>
+            </w:pPr>
+            <w:r>
+              <w:rPr>
+                <w:rFonts w:ascii="Arial" w:hAnsi="Arial" w:cs="Arial" w:eastAsia="Arial"/>
                 <w:b/>
                 <w:sz w:val="21"/>
                 <w:szCs w:val="21"/>
@@ -5656,7 +5656,7 @@
             </w:r>
             <w:r>
               <w:rPr>
-                <w:rFonts w:ascii="Arial" w:hAnsi="Arial" w:cs="Arial"/>
+                <w:rFonts w:ascii="Arial" w:hAnsi="Arial" w:cs="Arial" w:eastAsia="Arial"/>
                 <w:b/>
                 <w:spacing w:val="8"/>
                 <w:sz w:val="21"/>
@@ -5666,7 +5666,7 @@
             </w:r>
             <w:r>
               <w:rPr>
-                <w:rFonts w:ascii="Arial" w:hAnsi="Arial" w:cs="Arial"/>
+                <w:rFonts w:ascii="Arial" w:hAnsi="Arial" w:cs="Arial" w:eastAsia="Arial"/>
                 <w:b/>
                 <w:sz w:val="21"/>
                 <w:szCs w:val="21"/>
@@ -5675,7 +5675,7 @@
             </w:r>
             <w:r>
               <w:rPr>
-                <w:rFonts w:ascii="Arial" w:hAnsi="Arial" w:cs="Arial"/>
+                <w:rFonts w:ascii="Arial" w:hAnsi="Arial" w:cs="Arial" w:eastAsia="Arial"/>
                 <w:b/>
                 <w:spacing w:val="9"/>
                 <w:sz w:val="21"/>
@@ -5685,7 +5685,7 @@
             </w:r>
             <w:r>
               <w:rPr>
-                <w:rFonts w:ascii="Arial" w:hAnsi="Arial" w:cs="Arial"/>
+                <w:rFonts w:ascii="Arial" w:hAnsi="Arial" w:cs="Arial" w:eastAsia="Arial"/>
                 <w:b/>
                 <w:spacing w:val="-2"/>
                 <w:sz w:val="21"/>
@@ -5703,7 +5703,7 @@
             <w:pPr>
               <w:pStyle w:val="TableParagraph"/>
               <w:rPr>
-                <w:rFonts w:ascii="Arial" w:hAnsi="Arial" w:cs="Arial"/>
+                <w:rFonts w:ascii="Arial" w:hAnsi="Arial" w:cs="Arial" w:eastAsia="Arial"/>
                 <w:sz w:val="21"/>
                 <w:szCs w:val="21"/>
               </w:rPr>
@@ -5711,7 +5711,7 @@
             <w:proofErr w:type="spellStart"/>
             <w:r>
               <w:rPr>
-                <w:rFonts w:ascii="Arial" w:hAnsi="Arial" w:cs="Arial"/>
+                <w:rFonts w:ascii="Arial" w:hAnsi="Arial" w:cs="Arial" w:eastAsia="Arial"/>
                 <w:sz w:val="21"/>
                 <w:szCs w:val="21"/>
               </w:rPr>
@@ -5720,16 +5720,16 @@
             <w:proofErr w:type="spellEnd"/>
             <w:r>
               <w:rPr>
-                <w:rFonts w:ascii="Arial" w:hAnsi="Arial" w:cs="Arial"/>
-                <w:spacing w:val="12"/>
-                <w:sz w:val="21"/>
-                <w:szCs w:val="21"/>
-              </w:rPr>
-              <w:t xml:space="preserve"> </w:t>
-            </w:r>
-            <w:r>
-              <w:rPr>
-                <w:rFonts w:ascii="Arial" w:hAnsi="Arial" w:cs="Arial"/>
+                <w:rFonts w:ascii="Arial" w:hAnsi="Arial" w:cs="Arial" w:eastAsia="Arial"/>
+                <w:spacing w:val="12"/>
+                <w:sz w:val="21"/>
+                <w:szCs w:val="21"/>
+              </w:rPr>
+              <w:t xml:space="preserve"> </w:t>
+            </w:r>
+            <w:r>
+              <w:rPr>
+                <w:rFonts w:ascii="Arial" w:hAnsi="Arial" w:cs="Arial" w:eastAsia="Arial"/>
                 <w:sz w:val="21"/>
                 <w:szCs w:val="21"/>
               </w:rPr>
@@ -5737,16 +5737,16 @@
             </w:r>
             <w:r>
               <w:rPr>
-                <w:rFonts w:ascii="Arial" w:hAnsi="Arial" w:cs="Arial"/>
-                <w:spacing w:val="12"/>
-                <w:sz w:val="21"/>
-                <w:szCs w:val="21"/>
-              </w:rPr>
-              <w:t xml:space="preserve"> </w:t>
-            </w:r>
-            <w:r>
-              <w:rPr>
-                <w:rFonts w:ascii="Arial" w:hAnsi="Arial" w:cs="Arial"/>
+                <w:rFonts w:ascii="Arial" w:hAnsi="Arial" w:cs="Arial" w:eastAsia="Arial"/>
+                <w:spacing w:val="12"/>
+                <w:sz w:val="21"/>
+                <w:szCs w:val="21"/>
+              </w:rPr>
+              <w:t xml:space="preserve"> </w:t>
+            </w:r>
+            <w:r>
+              <w:rPr>
+                <w:rFonts w:ascii="Arial" w:hAnsi="Arial" w:cs="Arial" w:eastAsia="Arial"/>
                 <w:sz w:val="21"/>
                 <w:szCs w:val="21"/>
               </w:rPr>
@@ -5754,16 +5754,16 @@
             </w:r>
             <w:r>
               <w:rPr>
-                <w:rFonts w:ascii="Arial" w:hAnsi="Arial" w:cs="Arial"/>
-                <w:spacing w:val="12"/>
-                <w:sz w:val="21"/>
-                <w:szCs w:val="21"/>
-              </w:rPr>
-              <w:t xml:space="preserve"> </w:t>
-            </w:r>
-            <w:r>
-              <w:rPr>
-                <w:rFonts w:ascii="Arial" w:hAnsi="Arial" w:cs="Arial"/>
+                <w:rFonts w:ascii="Arial" w:hAnsi="Arial" w:cs="Arial" w:eastAsia="Arial"/>
+                <w:spacing w:val="12"/>
+                <w:sz w:val="21"/>
+                <w:szCs w:val="21"/>
+              </w:rPr>
+              <w:t xml:space="preserve"> </w:t>
+            </w:r>
+            <w:r>
+              <w:rPr>
+                <w:rFonts w:ascii="Arial" w:hAnsi="Arial" w:cs="Arial" w:eastAsia="Arial"/>
                 <w:sz w:val="21"/>
                 <w:szCs w:val="21"/>
               </w:rPr>
@@ -5771,16 +5771,16 @@
             </w:r>
             <w:r>
               <w:rPr>
-                <w:rFonts w:ascii="Arial" w:hAnsi="Arial" w:cs="Arial"/>
-                <w:spacing w:val="12"/>
-                <w:sz w:val="21"/>
-                <w:szCs w:val="21"/>
-              </w:rPr>
-              <w:t xml:space="preserve"> </w:t>
-            </w:r>
-            <w:r>
-              <w:rPr>
-                <w:rFonts w:ascii="Arial" w:hAnsi="Arial" w:cs="Arial"/>
+                <w:rFonts w:ascii="Arial" w:hAnsi="Arial" w:cs="Arial" w:eastAsia="Arial"/>
+                <w:spacing w:val="12"/>
+                <w:sz w:val="21"/>
+                <w:szCs w:val="21"/>
+              </w:rPr>
+              <w:t xml:space="preserve"> </w:t>
+            </w:r>
+            <w:r>
+              <w:rPr>
+                <w:rFonts w:ascii="Arial" w:hAnsi="Arial" w:cs="Arial" w:eastAsia="Arial"/>
                 <w:sz w:val="21"/>
                 <w:szCs w:val="21"/>
               </w:rPr>
@@ -5788,16 +5788,16 @@
             </w:r>
             <w:r>
               <w:rPr>
-                <w:rFonts w:ascii="Arial" w:hAnsi="Arial" w:cs="Arial"/>
-                <w:spacing w:val="12"/>
-                <w:sz w:val="21"/>
-                <w:szCs w:val="21"/>
-              </w:rPr>
-              <w:t xml:space="preserve"> </w:t>
-            </w:r>
-            <w:r>
-              <w:rPr>
-                <w:rFonts w:ascii="Arial" w:hAnsi="Arial" w:cs="Arial"/>
+                <w:rFonts w:ascii="Arial" w:hAnsi="Arial" w:cs="Arial" w:eastAsia="Arial"/>
+                <w:spacing w:val="12"/>
+                <w:sz w:val="21"/>
+                <w:szCs w:val="21"/>
+              </w:rPr>
+              <w:t xml:space="preserve"> </w:t>
+            </w:r>
+            <w:r>
+              <w:rPr>
+                <w:rFonts w:ascii="Arial" w:hAnsi="Arial" w:cs="Arial" w:eastAsia="Arial"/>
                 <w:sz w:val="21"/>
                 <w:szCs w:val="21"/>
               </w:rPr>
@@ -5805,16 +5805,16 @@
             </w:r>
             <w:r>
               <w:rPr>
-                <w:rFonts w:ascii="Arial" w:hAnsi="Arial" w:cs="Arial"/>
-                <w:spacing w:val="12"/>
-                <w:sz w:val="21"/>
-                <w:szCs w:val="21"/>
-              </w:rPr>
-              <w:t xml:space="preserve"> </w:t>
-            </w:r>
-            <w:r>
-              <w:rPr>
-                <w:rFonts w:ascii="Arial" w:hAnsi="Arial" w:cs="Arial"/>
+                <w:rFonts w:ascii="Arial" w:hAnsi="Arial" w:cs="Arial" w:eastAsia="Arial"/>
+                <w:spacing w:val="12"/>
+                <w:sz w:val="21"/>
+                <w:szCs w:val="21"/>
+              </w:rPr>
+              <w:t xml:space="preserve"> </w:t>
+            </w:r>
+            <w:r>
+              <w:rPr>
+                <w:rFonts w:ascii="Arial" w:hAnsi="Arial" w:cs="Arial" w:eastAsia="Arial"/>
                 <w:sz w:val="21"/>
                 <w:szCs w:val="21"/>
               </w:rPr>
@@ -5822,16 +5822,16 @@
             </w:r>
             <w:r>
               <w:rPr>
-                <w:rFonts w:ascii="Arial" w:hAnsi="Arial" w:cs="Arial"/>
-                <w:spacing w:val="12"/>
-                <w:sz w:val="21"/>
-                <w:szCs w:val="21"/>
-              </w:rPr>
-              <w:t xml:space="preserve"> </w:t>
-            </w:r>
-            <w:r>
-              <w:rPr>
-                <w:rFonts w:ascii="Arial" w:hAnsi="Arial" w:cs="Arial"/>
+                <w:rFonts w:ascii="Arial" w:hAnsi="Arial" w:cs="Arial" w:eastAsia="Arial"/>
+                <w:spacing w:val="12"/>
+                <w:sz w:val="21"/>
+                <w:szCs w:val="21"/>
+              </w:rPr>
+              <w:t xml:space="preserve"> </w:t>
+            </w:r>
+            <w:r>
+              <w:rPr>
+                <w:rFonts w:ascii="Arial" w:hAnsi="Arial" w:cs="Arial" w:eastAsia="Arial"/>
                 <w:sz w:val="21"/>
                 <w:szCs w:val="21"/>
               </w:rPr>
@@ -5839,16 +5839,16 @@
             </w:r>
             <w:r>
               <w:rPr>
-                <w:rFonts w:ascii="Arial" w:hAnsi="Arial" w:cs="Arial"/>
-                <w:spacing w:val="12"/>
-                <w:sz w:val="21"/>
-                <w:szCs w:val="21"/>
-              </w:rPr>
-              <w:t xml:space="preserve"> </w:t>
-            </w:r>
-            <w:r>
-              <w:rPr>
-                <w:rFonts w:ascii="Arial" w:hAnsi="Arial" w:cs="Arial"/>
+                <w:rFonts w:ascii="Arial" w:hAnsi="Arial" w:cs="Arial" w:eastAsia="Arial"/>
+                <w:spacing w:val="12"/>
+                <w:sz w:val="21"/>
+                <w:szCs w:val="21"/>
+              </w:rPr>
+              <w:t xml:space="preserve"> </w:t>
+            </w:r>
+            <w:r>
+              <w:rPr>
+                <w:rFonts w:ascii="Arial" w:hAnsi="Arial" w:cs="Arial" w:eastAsia="Arial"/>
                 <w:sz w:val="21"/>
                 <w:szCs w:val="21"/>
               </w:rPr>
@@ -5856,16 +5856,16 @@
             </w:r>
             <w:r>
               <w:rPr>
-                <w:rFonts w:ascii="Arial" w:hAnsi="Arial" w:cs="Arial"/>
-                <w:spacing w:val="12"/>
-                <w:sz w:val="21"/>
-                <w:szCs w:val="21"/>
-              </w:rPr>
-              <w:t xml:space="preserve"> </w:t>
-            </w:r>
-            <w:r>
-              <w:rPr>
-                <w:rFonts w:ascii="Arial" w:hAnsi="Arial" w:cs="Arial"/>
+                <w:rFonts w:ascii="Arial" w:hAnsi="Arial" w:cs="Arial" w:eastAsia="Arial"/>
+                <w:spacing w:val="12"/>
+                <w:sz w:val="21"/>
+                <w:szCs w:val="21"/>
+              </w:rPr>
+              <w:t xml:space="preserve"> </w:t>
+            </w:r>
+            <w:r>
+              <w:rPr>
+                <w:rFonts w:ascii="Arial" w:hAnsi="Arial" w:cs="Arial" w:eastAsia="Arial"/>
                 <w:spacing w:val="-2"/>
                 <w:sz w:val="21"/>
                 <w:szCs w:val="21"/>
@@ -5887,15 +5887,15 @@
             <w:pPr>
               <w:pStyle w:val="TableParagraph"/>
               <w:rPr>
-                <w:rFonts w:ascii="Arial" w:hAnsi="Arial" w:cs="Arial"/>
-                <w:b/>
-                <w:sz w:val="21"/>
-                <w:szCs w:val="21"/>
-              </w:rPr>
-            </w:pPr>
-            <w:r>
-              <w:rPr>
-                <w:rFonts w:ascii="Arial" w:hAnsi="Arial" w:cs="Arial"/>
+                <w:rFonts w:ascii="Arial" w:hAnsi="Arial" w:cs="Arial" w:eastAsia="Arial"/>
+                <w:b/>
+                <w:sz w:val="21"/>
+                <w:szCs w:val="21"/>
+              </w:rPr>
+            </w:pPr>
+            <w:r>
+              <w:rPr>
+                <w:rFonts w:ascii="Arial" w:hAnsi="Arial" w:cs="Arial" w:eastAsia="Arial"/>
                 <w:b/>
                 <w:sz w:val="21"/>
                 <w:szCs w:val="21"/>
@@ -5904,7 +5904,7 @@
             </w:r>
             <w:r>
               <w:rPr>
-                <w:rFonts w:ascii="Arial" w:hAnsi="Arial" w:cs="Arial"/>
+                <w:rFonts w:ascii="Arial" w:hAnsi="Arial" w:cs="Arial" w:eastAsia="Arial"/>
                 <w:b/>
                 <w:spacing w:val="18"/>
                 <w:sz w:val="21"/>
@@ -5914,7 +5914,7 @@
             </w:r>
             <w:r>
               <w:rPr>
-                <w:rFonts w:ascii="Arial" w:hAnsi="Arial" w:cs="Arial"/>
+                <w:rFonts w:ascii="Arial" w:hAnsi="Arial" w:cs="Arial" w:eastAsia="Arial"/>
                 <w:b/>
                 <w:spacing w:val="-2"/>
                 <w:sz w:val="21"/>
@@ -5932,7 +5932,7 @@
             <w:pPr>
               <w:pStyle w:val="TableParagraph"/>
               <w:rPr>
-                <w:rFonts w:ascii="Arial" w:hAnsi="Arial" w:cs="Arial"/>
+                <w:rFonts w:ascii="Arial" w:hAnsi="Arial" w:cs="Arial" w:eastAsia="Arial"/>
                 <w:sz w:val="21"/>
                 <w:szCs w:val="21"/>
               </w:rPr>
@@ -5940,7 +5940,7 @@
             <w:proofErr w:type="spellStart"/>
             <w:r>
               <w:rPr>
-                <w:rFonts w:ascii="Arial" w:hAnsi="Arial" w:cs="Arial"/>
+                <w:rFonts w:ascii="Arial" w:hAnsi="Arial" w:cs="Arial" w:eastAsia="Arial"/>
                 <w:sz w:val="21"/>
                 <w:szCs w:val="21"/>
               </w:rPr>
@@ -5949,7 +5949,7 @@
             <w:proofErr w:type="spellEnd"/>
             <w:r>
               <w:rPr>
-                <w:rFonts w:ascii="Arial" w:hAnsi="Arial" w:cs="Arial"/>
+                <w:rFonts w:ascii="Arial" w:hAnsi="Arial" w:cs="Arial" w:eastAsia="Arial"/>
                 <w:spacing w:val="13"/>
                 <w:sz w:val="21"/>
                 <w:szCs w:val="21"/>
@@ -5958,7 +5958,7 @@
             </w:r>
             <w:r>
               <w:rPr>
-                <w:rFonts w:ascii="Arial" w:hAnsi="Arial" w:cs="Arial"/>
+                <w:rFonts w:ascii="Arial" w:hAnsi="Arial" w:cs="Arial" w:eastAsia="Arial"/>
                 <w:sz w:val="21"/>
                 <w:szCs w:val="21"/>
               </w:rPr>
@@ -5966,7 +5966,7 @@
             </w:r>
             <w:r>
               <w:rPr>
-                <w:rFonts w:ascii="Arial" w:hAnsi="Arial" w:cs="Arial"/>
+                <w:rFonts w:ascii="Arial" w:hAnsi="Arial" w:cs="Arial" w:eastAsia="Arial"/>
                 <w:spacing w:val="14"/>
                 <w:sz w:val="21"/>
                 <w:szCs w:val="21"/>
@@ -5975,7 +5975,7 @@
             </w:r>
             <w:r>
               <w:rPr>
-                <w:rFonts w:ascii="Arial" w:hAnsi="Arial" w:cs="Arial"/>
+                <w:rFonts w:ascii="Arial" w:hAnsi="Arial" w:cs="Arial" w:eastAsia="Arial"/>
                 <w:sz w:val="21"/>
                 <w:szCs w:val="21"/>
               </w:rPr>
@@ -5983,7 +5983,7 @@
             </w:r>
             <w:r>
               <w:rPr>
-                <w:rFonts w:ascii="Arial" w:hAnsi="Arial" w:cs="Arial"/>
+                <w:rFonts w:ascii="Arial" w:hAnsi="Arial" w:cs="Arial" w:eastAsia="Arial"/>
                 <w:spacing w:val="14"/>
                 <w:sz w:val="21"/>
                 <w:szCs w:val="21"/>
@@ -5992,7 +5992,7 @@
             </w:r>
             <w:r>
               <w:rPr>
-                <w:rFonts w:ascii="Arial" w:hAnsi="Arial" w:cs="Arial"/>
+                <w:rFonts w:ascii="Arial" w:hAnsi="Arial" w:cs="Arial" w:eastAsia="Arial"/>
                 <w:sz w:val="21"/>
                 <w:szCs w:val="21"/>
               </w:rPr>
@@ -6000,7 +6000,7 @@
             </w:r>
             <w:r>
               <w:rPr>
-                <w:rFonts w:ascii="Arial" w:hAnsi="Arial" w:cs="Arial"/>
+                <w:rFonts w:ascii="Arial" w:hAnsi="Arial" w:cs="Arial" w:eastAsia="Arial"/>
                 <w:spacing w:val="14"/>
                 <w:sz w:val="21"/>
                 <w:szCs w:val="21"/>
@@ -6009,7 +6009,7 @@
             </w:r>
             <w:r>
               <w:rPr>
-                <w:rFonts w:ascii="Arial" w:hAnsi="Arial" w:cs="Arial"/>
+                <w:rFonts w:ascii="Arial" w:hAnsi="Arial" w:cs="Arial" w:eastAsia="Arial"/>
                 <w:sz w:val="21"/>
                 <w:szCs w:val="21"/>
               </w:rPr>
@@ -6017,7 +6017,7 @@
             </w:r>
             <w:r>
               <w:rPr>
-                <w:rFonts w:ascii="Arial" w:hAnsi="Arial" w:cs="Arial"/>
+                <w:rFonts w:ascii="Arial" w:hAnsi="Arial" w:cs="Arial" w:eastAsia="Arial"/>
                 <w:spacing w:val="14"/>
                 <w:sz w:val="21"/>
                 <w:szCs w:val="21"/>
@@ -6026,7 +6026,7 @@
             </w:r>
             <w:r>
               <w:rPr>
-                <w:rFonts w:ascii="Arial" w:hAnsi="Arial" w:cs="Arial"/>
+                <w:rFonts w:ascii="Arial" w:hAnsi="Arial" w:cs="Arial" w:eastAsia="Arial"/>
                 <w:sz w:val="21"/>
                 <w:szCs w:val="21"/>
               </w:rPr>
@@ -6034,7 +6034,7 @@
             </w:r>
             <w:r>
               <w:rPr>
-                <w:rFonts w:ascii="Arial" w:hAnsi="Arial" w:cs="Arial"/>
+                <w:rFonts w:ascii="Arial" w:hAnsi="Arial" w:cs="Arial" w:eastAsia="Arial"/>
                 <w:spacing w:val="13"/>
                 <w:sz w:val="21"/>
                 <w:szCs w:val="21"/>
@@ -6043,7 +6043,7 @@
             </w:r>
             <w:r>
               <w:rPr>
-                <w:rFonts w:ascii="Arial" w:hAnsi="Arial" w:cs="Arial"/>
+                <w:rFonts w:ascii="Arial" w:hAnsi="Arial" w:cs="Arial" w:eastAsia="Arial"/>
                 <w:sz w:val="21"/>
                 <w:szCs w:val="21"/>
               </w:rPr>
@@ -6051,7 +6051,7 @@
             </w:r>
             <w:r>
               <w:rPr>
-                <w:rFonts w:ascii="Arial" w:hAnsi="Arial" w:cs="Arial"/>
+                <w:rFonts w:ascii="Arial" w:hAnsi="Arial" w:cs="Arial" w:eastAsia="Arial"/>
                 <w:spacing w:val="14"/>
                 <w:sz w:val="21"/>
                 <w:szCs w:val="21"/>
@@ -6060,7 +6060,7 @@
             </w:r>
             <w:r>
               <w:rPr>
-                <w:rFonts w:ascii="Arial" w:hAnsi="Arial" w:cs="Arial"/>
+                <w:rFonts w:ascii="Arial" w:hAnsi="Arial" w:cs="Arial" w:eastAsia="Arial"/>
                 <w:sz w:val="21"/>
                 <w:szCs w:val="21"/>
               </w:rPr>
@@ -6068,7 +6068,7 @@
             </w:r>
             <w:r>
               <w:rPr>
-                <w:rFonts w:ascii="Arial" w:hAnsi="Arial" w:cs="Arial"/>
+                <w:rFonts w:ascii="Arial" w:hAnsi="Arial" w:cs="Arial" w:eastAsia="Arial"/>
                 <w:spacing w:val="14"/>
                 <w:sz w:val="21"/>
                 <w:szCs w:val="21"/>
@@ -6077,7 +6077,7 @@
             </w:r>
             <w:r>
               <w:rPr>
-                <w:rFonts w:ascii="Arial" w:hAnsi="Arial" w:cs="Arial"/>
+                <w:rFonts w:ascii="Arial" w:hAnsi="Arial" w:cs="Arial" w:eastAsia="Arial"/>
                 <w:spacing w:val="-2"/>
                 <w:sz w:val="21"/>
                 <w:szCs w:val="21"/>
@@ -6099,15 +6099,15 @@
             <w:pPr>
               <w:pStyle w:val="TableParagraph"/>
               <w:rPr>
-                <w:rFonts w:ascii="Arial" w:hAnsi="Arial" w:cs="Arial"/>
-                <w:b/>
-                <w:sz w:val="21"/>
-                <w:szCs w:val="21"/>
-              </w:rPr>
-            </w:pPr>
-            <w:r>
-              <w:rPr>
-                <w:rFonts w:ascii="Arial" w:hAnsi="Arial" w:cs="Arial"/>
+                <w:rFonts w:ascii="Arial" w:hAnsi="Arial" w:cs="Arial" w:eastAsia="Arial"/>
+                <w:b/>
+                <w:sz w:val="21"/>
+                <w:szCs w:val="21"/>
+              </w:rPr>
+            </w:pPr>
+            <w:r>
+              <w:rPr>
+                <w:rFonts w:ascii="Arial" w:hAnsi="Arial" w:cs="Arial" w:eastAsia="Arial"/>
                 <w:b/>
                 <w:sz w:val="21"/>
                 <w:szCs w:val="21"/>
@@ -6116,7 +6116,7 @@
             </w:r>
             <w:r>
               <w:rPr>
-                <w:rFonts w:ascii="Arial" w:hAnsi="Arial" w:cs="Arial"/>
+                <w:rFonts w:ascii="Arial" w:hAnsi="Arial" w:cs="Arial" w:eastAsia="Arial"/>
                 <w:b/>
                 <w:spacing w:val="8"/>
                 <w:sz w:val="21"/>
@@ -6126,7 +6126,7 @@
             </w:r>
             <w:r>
               <w:rPr>
-                <w:rFonts w:ascii="Arial" w:hAnsi="Arial" w:cs="Arial"/>
+                <w:rFonts w:ascii="Arial" w:hAnsi="Arial" w:cs="Arial" w:eastAsia="Arial"/>
                 <w:b/>
                 <w:sz w:val="21"/>
                 <w:szCs w:val="21"/>
@@ -6135,7 +6135,7 @@
             </w:r>
             <w:r>
               <w:rPr>
-                <w:rFonts w:ascii="Arial" w:hAnsi="Arial" w:cs="Arial"/>
+                <w:rFonts w:ascii="Arial" w:hAnsi="Arial" w:cs="Arial" w:eastAsia="Arial"/>
                 <w:b/>
                 <w:spacing w:val="8"/>
                 <w:sz w:val="21"/>
@@ -6145,7 +6145,7 @@
             </w:r>
             <w:r>
               <w:rPr>
-                <w:rFonts w:ascii="Arial" w:hAnsi="Arial" w:cs="Arial"/>
+                <w:rFonts w:ascii="Arial" w:hAnsi="Arial" w:cs="Arial" w:eastAsia="Arial"/>
                 <w:b/>
                 <w:spacing w:val="-2"/>
                 <w:sz w:val="21"/>
@@ -6163,7 +6163,7 @@
             <w:pPr>
               <w:pStyle w:val="TableParagraph"/>
               <w:rPr>
-                <w:rFonts w:ascii="Arial" w:hAnsi="Arial" w:cs="Arial"/>
+                <w:rFonts w:ascii="Arial" w:hAnsi="Arial" w:cs="Arial" w:eastAsia="Arial"/>
                 <w:sz w:val="21"/>
                 <w:szCs w:val="21"/>
               </w:rPr>
@@ -6171,7 +6171,7 @@
             <w:proofErr w:type="spellStart"/>
             <w:r>
               <w:rPr>
-                <w:rFonts w:ascii="Arial" w:hAnsi="Arial" w:cs="Arial"/>
+                <w:rFonts w:ascii="Arial" w:hAnsi="Arial" w:cs="Arial" w:eastAsia="Arial"/>
                 <w:sz w:val="21"/>
                 <w:szCs w:val="21"/>
               </w:rPr>
@@ -6180,16 +6180,16 @@
             <w:proofErr w:type="spellEnd"/>
             <w:r>
               <w:rPr>
-                <w:rFonts w:ascii="Arial" w:hAnsi="Arial" w:cs="Arial"/>
-                <w:spacing w:val="12"/>
-                <w:sz w:val="21"/>
-                <w:szCs w:val="21"/>
-              </w:rPr>
-              <w:t xml:space="preserve"> </w:t>
-            </w:r>
-            <w:r>
-              <w:rPr>
-                <w:rFonts w:ascii="Arial" w:hAnsi="Arial" w:cs="Arial"/>
+                <w:rFonts w:ascii="Arial" w:hAnsi="Arial" w:cs="Arial" w:eastAsia="Arial"/>
+                <w:spacing w:val="12"/>
+                <w:sz w:val="21"/>
+                <w:szCs w:val="21"/>
+              </w:rPr>
+              <w:t xml:space="preserve"> </w:t>
+            </w:r>
+            <w:r>
+              <w:rPr>
+                <w:rFonts w:ascii="Arial" w:hAnsi="Arial" w:cs="Arial" w:eastAsia="Arial"/>
                 <w:sz w:val="21"/>
                 <w:szCs w:val="21"/>
               </w:rPr>
@@ -6197,16 +6197,16 @@
             </w:r>
             <w:r>
               <w:rPr>
-                <w:rFonts w:ascii="Arial" w:hAnsi="Arial" w:cs="Arial"/>
-                <w:spacing w:val="12"/>
-                <w:sz w:val="21"/>
-                <w:szCs w:val="21"/>
-              </w:rPr>
-              <w:t xml:space="preserve"> </w:t>
-            </w:r>
-            <w:r>
-              <w:rPr>
-                <w:rFonts w:ascii="Arial" w:hAnsi="Arial" w:cs="Arial"/>
+                <w:rFonts w:ascii="Arial" w:hAnsi="Arial" w:cs="Arial" w:eastAsia="Arial"/>
+                <w:spacing w:val="12"/>
+                <w:sz w:val="21"/>
+                <w:szCs w:val="21"/>
+              </w:rPr>
+              <w:t xml:space="preserve"> </w:t>
+            </w:r>
+            <w:r>
+              <w:rPr>
+                <w:rFonts w:ascii="Arial" w:hAnsi="Arial" w:cs="Arial" w:eastAsia="Arial"/>
                 <w:sz w:val="21"/>
                 <w:szCs w:val="21"/>
               </w:rPr>
@@ -6214,16 +6214,16 @@
             </w:r>
             <w:r>
               <w:rPr>
-                <w:rFonts w:ascii="Arial" w:hAnsi="Arial" w:cs="Arial"/>
-                <w:spacing w:val="12"/>
-                <w:sz w:val="21"/>
-                <w:szCs w:val="21"/>
-              </w:rPr>
-              <w:t xml:space="preserve"> </w:t>
-            </w:r>
-            <w:r>
-              <w:rPr>
-                <w:rFonts w:ascii="Arial" w:hAnsi="Arial" w:cs="Arial"/>
+                <w:rFonts w:ascii="Arial" w:hAnsi="Arial" w:cs="Arial" w:eastAsia="Arial"/>
+                <w:spacing w:val="12"/>
+                <w:sz w:val="21"/>
+                <w:szCs w:val="21"/>
+              </w:rPr>
+              <w:t xml:space="preserve"> </w:t>
+            </w:r>
+            <w:r>
+              <w:rPr>
+                <w:rFonts w:ascii="Arial" w:hAnsi="Arial" w:cs="Arial" w:eastAsia="Arial"/>
                 <w:sz w:val="21"/>
                 <w:szCs w:val="21"/>
               </w:rPr>
@@ -6231,16 +6231,16 @@
             </w:r>
             <w:r>
               <w:rPr>
-                <w:rFonts w:ascii="Arial" w:hAnsi="Arial" w:cs="Arial"/>
-                <w:spacing w:val="12"/>
-                <w:sz w:val="21"/>
-                <w:szCs w:val="21"/>
-              </w:rPr>
-              <w:t xml:space="preserve"> </w:t>
-            </w:r>
-            <w:r>
-              <w:rPr>
-                <w:rFonts w:ascii="Arial" w:hAnsi="Arial" w:cs="Arial"/>
+                <w:rFonts w:ascii="Arial" w:hAnsi="Arial" w:cs="Arial" w:eastAsia="Arial"/>
+                <w:spacing w:val="12"/>
+                <w:sz w:val="21"/>
+                <w:szCs w:val="21"/>
+              </w:rPr>
+              <w:t xml:space="preserve"> </w:t>
+            </w:r>
+            <w:r>
+              <w:rPr>
+                <w:rFonts w:ascii="Arial" w:hAnsi="Arial" w:cs="Arial" w:eastAsia="Arial"/>
                 <w:sz w:val="21"/>
                 <w:szCs w:val="21"/>
               </w:rPr>
@@ -6248,16 +6248,16 @@
             </w:r>
             <w:r>
               <w:rPr>
-                <w:rFonts w:ascii="Arial" w:hAnsi="Arial" w:cs="Arial"/>
-                <w:spacing w:val="12"/>
-                <w:sz w:val="21"/>
-                <w:szCs w:val="21"/>
-              </w:rPr>
-              <w:t xml:space="preserve"> </w:t>
-            </w:r>
-            <w:r>
-              <w:rPr>
-                <w:rFonts w:ascii="Arial" w:hAnsi="Arial" w:cs="Arial"/>
+                <w:rFonts w:ascii="Arial" w:hAnsi="Arial" w:cs="Arial" w:eastAsia="Arial"/>
+                <w:spacing w:val="12"/>
+                <w:sz w:val="21"/>
+                <w:szCs w:val="21"/>
+              </w:rPr>
+              <w:t xml:space="preserve"> </w:t>
+            </w:r>
+            <w:r>
+              <w:rPr>
+                <w:rFonts w:ascii="Arial" w:hAnsi="Arial" w:cs="Arial" w:eastAsia="Arial"/>
                 <w:sz w:val="21"/>
                 <w:szCs w:val="21"/>
               </w:rPr>
@@ -6265,16 +6265,16 @@
             </w:r>
             <w:r>
               <w:rPr>
-                <w:rFonts w:ascii="Arial" w:hAnsi="Arial" w:cs="Arial"/>
-                <w:spacing w:val="12"/>
-                <w:sz w:val="21"/>
-                <w:szCs w:val="21"/>
-              </w:rPr>
-              <w:t xml:space="preserve"> </w:t>
-            </w:r>
-            <w:r>
-              <w:rPr>
-                <w:rFonts w:ascii="Arial" w:hAnsi="Arial" w:cs="Arial"/>
+                <w:rFonts w:ascii="Arial" w:hAnsi="Arial" w:cs="Arial" w:eastAsia="Arial"/>
+                <w:spacing w:val="12"/>
+                <w:sz w:val="21"/>
+                <w:szCs w:val="21"/>
+              </w:rPr>
+              <w:t xml:space="preserve"> </w:t>
+            </w:r>
+            <w:r>
+              <w:rPr>
+                <w:rFonts w:ascii="Arial" w:hAnsi="Arial" w:cs="Arial" w:eastAsia="Arial"/>
                 <w:sz w:val="21"/>
                 <w:szCs w:val="21"/>
               </w:rPr>
@@ -6282,7 +6282,7 @@
             </w:r>
             <w:r>
               <w:rPr>
-                <w:rFonts w:ascii="Arial" w:hAnsi="Arial" w:cs="Arial"/>
+                <w:rFonts w:ascii="Arial" w:hAnsi="Arial" w:cs="Arial" w:eastAsia="Arial"/>
                 <w:spacing w:val="13"/>
                 <w:sz w:val="21"/>
                 <w:szCs w:val="21"/>
@@ -6291,7 +6291,7 @@
             </w:r>
             <w:r>
               <w:rPr>
-                <w:rFonts w:ascii="Arial" w:hAnsi="Arial" w:cs="Arial"/>
+                <w:rFonts w:ascii="Arial" w:hAnsi="Arial" w:cs="Arial" w:eastAsia="Arial"/>
                 <w:sz w:val="21"/>
                 <w:szCs w:val="21"/>
               </w:rPr>
@@ -6299,16 +6299,16 @@
             </w:r>
             <w:r>
               <w:rPr>
-                <w:rFonts w:ascii="Arial" w:hAnsi="Arial" w:cs="Arial"/>
-                <w:spacing w:val="12"/>
-                <w:sz w:val="21"/>
-                <w:szCs w:val="21"/>
-              </w:rPr>
-              <w:t xml:space="preserve"> </w:t>
-            </w:r>
-            <w:r>
-              <w:rPr>
-                <w:rFonts w:ascii="Arial" w:hAnsi="Arial" w:cs="Arial"/>
+                <w:rFonts w:ascii="Arial" w:hAnsi="Arial" w:cs="Arial" w:eastAsia="Arial"/>
+                <w:spacing w:val="12"/>
+                <w:sz w:val="21"/>
+                <w:szCs w:val="21"/>
+              </w:rPr>
+              <w:t xml:space="preserve"> </w:t>
+            </w:r>
+            <w:r>
+              <w:rPr>
+                <w:rFonts w:ascii="Arial" w:hAnsi="Arial" w:cs="Arial" w:eastAsia="Arial"/>
                 <w:sz w:val="21"/>
                 <w:szCs w:val="21"/>
               </w:rPr>
@@ -6316,16 +6316,16 @@
             </w:r>
             <w:r>
               <w:rPr>
-                <w:rFonts w:ascii="Arial" w:hAnsi="Arial" w:cs="Arial"/>
-                <w:spacing w:val="12"/>
-                <w:sz w:val="21"/>
-                <w:szCs w:val="21"/>
-              </w:rPr>
-              <w:t xml:space="preserve"> </w:t>
-            </w:r>
-            <w:r>
-              <w:rPr>
-                <w:rFonts w:ascii="Arial" w:hAnsi="Arial" w:cs="Arial"/>
+                <w:rFonts w:ascii="Arial" w:hAnsi="Arial" w:cs="Arial" w:eastAsia="Arial"/>
+                <w:spacing w:val="12"/>
+                <w:sz w:val="21"/>
+                <w:szCs w:val="21"/>
+              </w:rPr>
+              <w:t xml:space="preserve"> </w:t>
+            </w:r>
+            <w:r>
+              <w:rPr>
+                <w:rFonts w:ascii="Arial" w:hAnsi="Arial" w:cs="Arial" w:eastAsia="Arial"/>
                 <w:spacing w:val="-2"/>
                 <w:sz w:val="21"/>
                 <w:szCs w:val="21"/>
@@ -6347,15 +6347,15 @@
             <w:pPr>
               <w:pStyle w:val="TableParagraph"/>
               <w:rPr>
-                <w:rFonts w:ascii="Arial" w:hAnsi="Arial" w:cs="Arial"/>
-                <w:b/>
-                <w:sz w:val="21"/>
-                <w:szCs w:val="21"/>
-              </w:rPr>
-            </w:pPr>
-            <w:r>
-              <w:rPr>
-                <w:rFonts w:ascii="Arial" w:hAnsi="Arial" w:cs="Arial"/>
+                <w:rFonts w:ascii="Arial" w:hAnsi="Arial" w:cs="Arial" w:eastAsia="Arial"/>
+                <w:b/>
+                <w:sz w:val="21"/>
+                <w:szCs w:val="21"/>
+              </w:rPr>
+            </w:pPr>
+            <w:r>
+              <w:rPr>
+                <w:rFonts w:ascii="Arial" w:hAnsi="Arial" w:cs="Arial" w:eastAsia="Arial"/>
                 <w:b/>
                 <w:sz w:val="21"/>
                 <w:szCs w:val="21"/>
@@ -6364,7 +6364,7 @@
             </w:r>
             <w:r>
               <w:rPr>
-                <w:rFonts w:ascii="Arial" w:hAnsi="Arial" w:cs="Arial"/>
+                <w:rFonts w:ascii="Arial" w:hAnsi="Arial" w:cs="Arial" w:eastAsia="Arial"/>
                 <w:b/>
                 <w:spacing w:val="13"/>
                 <w:sz w:val="21"/>
@@ -6374,7 +6374,7 @@
             </w:r>
             <w:r>
               <w:rPr>
-                <w:rFonts w:ascii="Arial" w:hAnsi="Arial" w:cs="Arial"/>
+                <w:rFonts w:ascii="Arial" w:hAnsi="Arial" w:cs="Arial" w:eastAsia="Arial"/>
                 <w:b/>
                 <w:spacing w:val="-2"/>
                 <w:sz w:val="21"/>
@@ -6394,7 +6394,7 @@
               <w:spacing w:line="280" w:lineRule="auto"/>
               <w:ind w:right="44"/>
               <w:rPr>
-                <w:rFonts w:ascii="Arial" w:hAnsi="Arial" w:cs="Arial"/>
+                <w:rFonts w:ascii="Arial" w:hAnsi="Arial" w:cs="Arial" w:eastAsia="Arial"/>
                 <w:sz w:val="21"/>
                 <w:szCs w:val="21"/>
               </w:rPr>
@@ -6402,7 +6402,7 @@
             <w:proofErr w:type="spellStart"/>
             <w:r>
               <w:rPr>
-                <w:rFonts w:ascii="Arial" w:hAnsi="Arial" w:cs="Arial"/>
+                <w:rFonts w:ascii="Arial" w:hAnsi="Arial" w:cs="Arial" w:eastAsia="Arial"/>
                 <w:sz w:val="21"/>
                 <w:szCs w:val="21"/>
               </w:rPr>
@@ -6411,7 +6411,7 @@
             <w:proofErr w:type="spellEnd"/>
             <w:r>
               <w:rPr>
-                <w:rFonts w:ascii="Arial" w:hAnsi="Arial" w:cs="Arial"/>
+                <w:rFonts w:ascii="Arial" w:hAnsi="Arial" w:cs="Arial" w:eastAsia="Arial"/>
                 <w:sz w:val="21"/>
                 <w:szCs w:val="21"/>
               </w:rPr>
@@ -6432,15 +6432,15 @@
             <w:pPr>
               <w:pStyle w:val="TableParagraph"/>
               <w:rPr>
-                <w:rFonts w:ascii="Arial" w:hAnsi="Arial" w:cs="Arial"/>
-                <w:b/>
-                <w:sz w:val="21"/>
-                <w:szCs w:val="21"/>
-              </w:rPr>
-            </w:pPr>
-            <w:r>
-              <w:rPr>
-                <w:rFonts w:ascii="Arial" w:hAnsi="Arial" w:cs="Arial"/>
+                <w:rFonts w:ascii="Arial" w:hAnsi="Arial" w:cs="Arial" w:eastAsia="Arial"/>
+                <w:b/>
+                <w:sz w:val="21"/>
+                <w:szCs w:val="21"/>
+              </w:rPr>
+            </w:pPr>
+            <w:r>
+              <w:rPr>
+                <w:rFonts w:ascii="Arial" w:hAnsi="Arial" w:cs="Arial" w:eastAsia="Arial"/>
                 <w:b/>
                 <w:sz w:val="21"/>
                 <w:szCs w:val="21"/>
@@ -6449,7 +6449,7 @@
             </w:r>
             <w:r>
               <w:rPr>
-                <w:rFonts w:ascii="Arial" w:hAnsi="Arial" w:cs="Arial"/>
+                <w:rFonts w:ascii="Arial" w:hAnsi="Arial" w:cs="Arial" w:eastAsia="Arial"/>
                 <w:b/>
                 <w:spacing w:val="14"/>
                 <w:sz w:val="21"/>
@@ -6459,7 +6459,7 @@
             </w:r>
             <w:r>
               <w:rPr>
-                <w:rFonts w:ascii="Arial" w:hAnsi="Arial" w:cs="Arial"/>
+                <w:rFonts w:ascii="Arial" w:hAnsi="Arial" w:cs="Arial" w:eastAsia="Arial"/>
                 <w:b/>
                 <w:spacing w:val="-2"/>
                 <w:sz w:val="21"/>
@@ -6479,7 +6479,7 @@
               <w:spacing w:line="264" w:lineRule="auto"/>
               <w:ind w:right="44"/>
               <w:rPr>
-                <w:rFonts w:ascii="Arial" w:hAnsi="Arial" w:cs="Arial"/>
+                <w:rFonts w:ascii="Arial" w:hAnsi="Arial" w:cs="Arial" w:eastAsia="Arial"/>
                 <w:sz w:val="21"/>
                 <w:szCs w:val="21"/>
               </w:rPr>
@@ -6487,7 +6487,7 @@
             <w:proofErr w:type="spellStart"/>
             <w:r>
               <w:rPr>
-                <w:rFonts w:ascii="Arial" w:hAnsi="Arial" w:cs="Arial"/>
+                <w:rFonts w:ascii="Arial" w:hAnsi="Arial" w:cs="Arial" w:eastAsia="Arial"/>
                 <w:sz w:val="21"/>
                 <w:szCs w:val="21"/>
               </w:rPr>
@@ -6496,7 +6496,7 @@
             <w:proofErr w:type="spellEnd"/>
             <w:r>
               <w:rPr>
-                <w:rFonts w:ascii="Arial" w:hAnsi="Arial" w:cs="Arial"/>
+                <w:rFonts w:ascii="Arial" w:hAnsi="Arial" w:cs="Arial" w:eastAsia="Arial"/>
                 <w:sz w:val="21"/>
                 <w:szCs w:val="21"/>
               </w:rPr>
@@ -6517,15 +6517,15 @@
             <w:pPr>
               <w:pStyle w:val="TableParagraph"/>
               <w:rPr>
-                <w:rFonts w:ascii="Arial" w:hAnsi="Arial" w:cs="Arial"/>
-                <w:b/>
-                <w:sz w:val="21"/>
-                <w:szCs w:val="21"/>
-              </w:rPr>
-            </w:pPr>
-            <w:r>
-              <w:rPr>
-                <w:rFonts w:ascii="Arial" w:hAnsi="Arial" w:cs="Arial"/>
+                <w:rFonts w:ascii="Arial" w:hAnsi="Arial" w:cs="Arial" w:eastAsia="Arial"/>
+                <w:b/>
+                <w:sz w:val="21"/>
+                <w:szCs w:val="21"/>
+              </w:rPr>
+            </w:pPr>
+            <w:r>
+              <w:rPr>
+                <w:rFonts w:ascii="Arial" w:hAnsi="Arial" w:cs="Arial" w:eastAsia="Arial"/>
                 <w:b/>
                 <w:sz w:val="21"/>
                 <w:szCs w:val="21"/>
@@ -6534,7 +6534,7 @@
             </w:r>
             <w:r>
               <w:rPr>
-                <w:rFonts w:ascii="Arial" w:hAnsi="Arial" w:cs="Arial"/>
+                <w:rFonts w:ascii="Arial" w:hAnsi="Arial" w:cs="Arial" w:eastAsia="Arial"/>
                 <w:b/>
                 <w:spacing w:val="3"/>
                 <w:sz w:val="21"/>
@@ -6544,7 +6544,7 @@
             </w:r>
             <w:r>
               <w:rPr>
-                <w:rFonts w:ascii="Arial" w:hAnsi="Arial" w:cs="Arial"/>
+                <w:rFonts w:ascii="Arial" w:hAnsi="Arial" w:cs="Arial" w:eastAsia="Arial"/>
                 <w:b/>
                 <w:spacing w:val="-2"/>
                 <w:sz w:val="21"/>
@@ -6562,14 +6562,14 @@
             <w:pPr>
               <w:pStyle w:val="TableParagraph"/>
               <w:rPr>
-                <w:rFonts w:ascii="Arial" w:hAnsi="Arial" w:cs="Arial"/>
-                <w:sz w:val="21"/>
-                <w:szCs w:val="21"/>
-              </w:rPr>
-            </w:pPr>
-            <w:r>
-              <w:rPr>
-                <w:rFonts w:ascii="Arial" w:hAnsi="Arial" w:cs="Arial"/>
+                <w:rFonts w:ascii="Arial" w:hAnsi="Arial" w:cs="Arial" w:eastAsia="Arial"/>
+                <w:sz w:val="21"/>
+                <w:szCs w:val="21"/>
+              </w:rPr>
+            </w:pPr>
+            <w:r>
+              <w:rPr>
+                <w:rFonts w:ascii="Arial" w:hAnsi="Arial" w:cs="Arial" w:eastAsia="Arial"/>
                 <w:sz w:val="21"/>
                 <w:szCs w:val="21"/>
               </w:rPr>
@@ -6577,7 +6577,7 @@
             </w:r>
             <w:r>
               <w:rPr>
-                <w:rFonts w:ascii="Arial" w:hAnsi="Arial" w:cs="Arial"/>
+                <w:rFonts w:ascii="Arial" w:hAnsi="Arial" w:cs="Arial" w:eastAsia="Arial"/>
                 <w:spacing w:val="8"/>
                 <w:sz w:val="21"/>
                 <w:szCs w:val="21"/>
@@ -6586,7 +6586,7 @@
             </w:r>
             <w:r>
               <w:rPr>
-                <w:rFonts w:ascii="Arial" w:hAnsi="Arial" w:cs="Arial"/>
+                <w:rFonts w:ascii="Arial" w:hAnsi="Arial" w:cs="Arial" w:eastAsia="Arial"/>
                 <w:sz w:val="21"/>
                 <w:szCs w:val="21"/>
               </w:rPr>
@@ -6594,7 +6594,7 @@
             </w:r>
             <w:r>
               <w:rPr>
-                <w:rFonts w:ascii="Arial" w:hAnsi="Arial" w:cs="Arial"/>
+                <w:rFonts w:ascii="Arial" w:hAnsi="Arial" w:cs="Arial" w:eastAsia="Arial"/>
                 <w:spacing w:val="9"/>
                 <w:sz w:val="21"/>
                 <w:szCs w:val="21"/>
@@ -6603,7 +6603,7 @@
             </w:r>
             <w:r>
               <w:rPr>
-                <w:rFonts w:ascii="Arial" w:hAnsi="Arial" w:cs="Arial"/>
+                <w:rFonts w:ascii="Arial" w:hAnsi="Arial" w:cs="Arial" w:eastAsia="Arial"/>
                 <w:sz w:val="21"/>
                 <w:szCs w:val="21"/>
               </w:rPr>
@@ -6611,7 +6611,7 @@
             </w:r>
             <w:r>
               <w:rPr>
-                <w:rFonts w:ascii="Arial" w:hAnsi="Arial" w:cs="Arial"/>
+                <w:rFonts w:ascii="Arial" w:hAnsi="Arial" w:cs="Arial" w:eastAsia="Arial"/>
                 <w:spacing w:val="9"/>
                 <w:sz w:val="21"/>
                 <w:szCs w:val="21"/>
@@ -6620,7 +6620,7 @@
             </w:r>
             <w:r>
               <w:rPr>
-                <w:rFonts w:ascii="Arial" w:hAnsi="Arial" w:cs="Arial"/>
+                <w:rFonts w:ascii="Arial" w:hAnsi="Arial" w:cs="Arial" w:eastAsia="Arial"/>
                 <w:sz w:val="21"/>
                 <w:szCs w:val="21"/>
               </w:rPr>
@@ -6628,7 +6628,7 @@
             </w:r>
             <w:r>
               <w:rPr>
-                <w:rFonts w:ascii="Arial" w:hAnsi="Arial" w:cs="Arial"/>
+                <w:rFonts w:ascii="Arial" w:hAnsi="Arial" w:cs="Arial" w:eastAsia="Arial"/>
                 <w:spacing w:val="9"/>
                 <w:sz w:val="21"/>
                 <w:szCs w:val="21"/>
@@ -6637,7 +6637,7 @@
             </w:r>
             <w:r>
               <w:rPr>
-                <w:rFonts w:ascii="Arial" w:hAnsi="Arial" w:cs="Arial"/>
+                <w:rFonts w:ascii="Arial" w:hAnsi="Arial" w:cs="Arial" w:eastAsia="Arial"/>
                 <w:sz w:val="21"/>
                 <w:szCs w:val="21"/>
               </w:rPr>
@@ -6645,7 +6645,7 @@
             </w:r>
             <w:r>
               <w:rPr>
-                <w:rFonts w:ascii="Arial" w:hAnsi="Arial" w:cs="Arial"/>
+                <w:rFonts w:ascii="Arial" w:hAnsi="Arial" w:cs="Arial" w:eastAsia="Arial"/>
                 <w:spacing w:val="9"/>
                 <w:sz w:val="21"/>
                 <w:szCs w:val="21"/>
@@ -6654,7 +6654,7 @@
             </w:r>
             <w:r>
               <w:rPr>
-                <w:rFonts w:ascii="Arial" w:hAnsi="Arial" w:cs="Arial"/>
+                <w:rFonts w:ascii="Arial" w:hAnsi="Arial" w:cs="Arial" w:eastAsia="Arial"/>
                 <w:sz w:val="21"/>
                 <w:szCs w:val="21"/>
               </w:rPr>
@@ -6662,7 +6662,7 @@
             </w:r>
             <w:r>
               <w:rPr>
-                <w:rFonts w:ascii="Arial" w:hAnsi="Arial" w:cs="Arial"/>
+                <w:rFonts w:ascii="Arial" w:hAnsi="Arial" w:cs="Arial" w:eastAsia="Arial"/>
                 <w:spacing w:val="9"/>
                 <w:sz w:val="21"/>
                 <w:szCs w:val="21"/>
@@ -6671,7 +6671,7 @@
             </w:r>
             <w:r>
               <w:rPr>
-                <w:rFonts w:ascii="Arial" w:hAnsi="Arial" w:cs="Arial"/>
+                <w:rFonts w:ascii="Arial" w:hAnsi="Arial" w:cs="Arial" w:eastAsia="Arial"/>
                 <w:sz w:val="21"/>
                 <w:szCs w:val="21"/>
               </w:rPr>
@@ -6679,7 +6679,7 @@
             </w:r>
             <w:r>
               <w:rPr>
-                <w:rFonts w:ascii="Arial" w:hAnsi="Arial" w:cs="Arial"/>
+                <w:rFonts w:ascii="Arial" w:hAnsi="Arial" w:cs="Arial" w:eastAsia="Arial"/>
                 <w:spacing w:val="9"/>
                 <w:sz w:val="21"/>
                 <w:szCs w:val="21"/>
@@ -6688,7 +6688,7 @@
             </w:r>
             <w:r>
               <w:rPr>
-                <w:rFonts w:ascii="Arial" w:hAnsi="Arial" w:cs="Arial"/>
+                <w:rFonts w:ascii="Arial" w:hAnsi="Arial" w:cs="Arial" w:eastAsia="Arial"/>
                 <w:sz w:val="21"/>
                 <w:szCs w:val="21"/>
               </w:rPr>
@@ -6696,7 +6696,7 @@
             </w:r>
             <w:r>
               <w:rPr>
-                <w:rFonts w:ascii="Arial" w:hAnsi="Arial" w:cs="Arial"/>
+                <w:rFonts w:ascii="Arial" w:hAnsi="Arial" w:cs="Arial" w:eastAsia="Arial"/>
                 <w:spacing w:val="9"/>
                 <w:sz w:val="21"/>
                 <w:szCs w:val="21"/>
@@ -6705,7 +6705,7 @@
             </w:r>
             <w:r>
               <w:rPr>
-                <w:rFonts w:ascii="Arial" w:hAnsi="Arial" w:cs="Arial"/>
+                <w:rFonts w:ascii="Arial" w:hAnsi="Arial" w:cs="Arial" w:eastAsia="Arial"/>
                 <w:spacing w:val="-2"/>
                 <w:sz w:val="21"/>
                 <w:szCs w:val="21"/>
@@ -6727,15 +6727,15 @@
             <w:pPr>
               <w:pStyle w:val="TableParagraph"/>
               <w:rPr>
-                <w:rFonts w:ascii="Arial" w:hAnsi="Arial" w:cs="Arial"/>
-                <w:b/>
-                <w:sz w:val="21"/>
-                <w:szCs w:val="21"/>
-              </w:rPr>
-            </w:pPr>
-            <w:r>
-              <w:rPr>
-                <w:rFonts w:ascii="Arial" w:hAnsi="Arial" w:cs="Arial"/>
+                <w:rFonts w:ascii="Arial" w:hAnsi="Arial" w:cs="Arial" w:eastAsia="Arial"/>
+                <w:b/>
+                <w:sz w:val="21"/>
+                <w:szCs w:val="21"/>
+              </w:rPr>
+            </w:pPr>
+            <w:r>
+              <w:rPr>
+                <w:rFonts w:ascii="Arial" w:hAnsi="Arial" w:cs="Arial" w:eastAsia="Arial"/>
                 <w:b/>
                 <w:spacing w:val="-2"/>
                 <w:sz w:val="21"/>
@@ -6755,14 +6755,14 @@
               <w:spacing w:line="264" w:lineRule="auto"/>
               <w:ind w:right="279"/>
               <w:rPr>
-                <w:rFonts w:ascii="Arial" w:hAnsi="Arial" w:cs="Arial"/>
-                <w:sz w:val="21"/>
-                <w:szCs w:val="21"/>
-              </w:rPr>
-            </w:pPr>
-            <w:r>
-              <w:rPr>
-                <w:rFonts w:ascii="Arial" w:hAnsi="Arial" w:cs="Arial"/>
+                <w:rFonts w:ascii="Arial" w:hAnsi="Arial" w:cs="Arial" w:eastAsia="Arial"/>
+                <w:sz w:val="21"/>
+                <w:szCs w:val="21"/>
+              </w:rPr>
+            </w:pPr>
+            <w:r>
+              <w:rPr>
+                <w:rFonts w:ascii="Arial" w:hAnsi="Arial" w:cs="Arial" w:eastAsia="Arial"/>
                 <w:sz w:val="21"/>
                 <w:szCs w:val="21"/>
               </w:rPr>
@@ -6783,15 +6783,15 @@
             <w:pPr>
               <w:pStyle w:val="TableParagraph"/>
               <w:rPr>
-                <w:rFonts w:ascii="Arial" w:hAnsi="Arial" w:cs="Arial"/>
-                <w:b/>
-                <w:sz w:val="21"/>
-                <w:szCs w:val="21"/>
-              </w:rPr>
-            </w:pPr>
-            <w:r>
-              <w:rPr>
-                <w:rFonts w:ascii="Arial" w:hAnsi="Arial" w:cs="Arial"/>
+                <w:rFonts w:ascii="Arial" w:hAnsi="Arial" w:cs="Arial" w:eastAsia="Arial"/>
+                <w:b/>
+                <w:sz w:val="21"/>
+                <w:szCs w:val="21"/>
+              </w:rPr>
+            </w:pPr>
+            <w:r>
+              <w:rPr>
+                <w:rFonts w:ascii="Arial" w:hAnsi="Arial" w:cs="Arial" w:eastAsia="Arial"/>
                 <w:b/>
                 <w:sz w:val="21"/>
                 <w:szCs w:val="21"/>
@@ -6801,7 +6801,7 @@
             </w:r>
             <w:r>
               <w:rPr>
-                <w:rFonts w:ascii="Arial" w:hAnsi="Arial" w:cs="Arial"/>
+                <w:rFonts w:ascii="Arial" w:hAnsi="Arial" w:cs="Arial" w:eastAsia="Arial"/>
                 <w:b/>
                 <w:spacing w:val="17"/>
                 <w:sz w:val="21"/>
@@ -6811,7 +6811,7 @@
             </w:r>
             <w:r>
               <w:rPr>
-                <w:rFonts w:ascii="Arial" w:hAnsi="Arial" w:cs="Arial"/>
+                <w:rFonts w:ascii="Arial" w:hAnsi="Arial" w:cs="Arial" w:eastAsia="Arial"/>
                 <w:b/>
                 <w:sz w:val="21"/>
                 <w:szCs w:val="21"/>
@@ -6820,7 +6820,7 @@
             </w:r>
             <w:r>
               <w:rPr>
-                <w:rFonts w:ascii="Arial" w:hAnsi="Arial" w:cs="Arial"/>
+                <w:rFonts w:ascii="Arial" w:hAnsi="Arial" w:cs="Arial" w:eastAsia="Arial"/>
                 <w:b/>
                 <w:spacing w:val="18"/>
                 <w:sz w:val="21"/>
@@ -6830,7 +6830,7 @@
             </w:r>
             <w:r>
               <w:rPr>
-                <w:rFonts w:ascii="Arial" w:hAnsi="Arial" w:cs="Arial"/>
+                <w:rFonts w:ascii="Arial" w:hAnsi="Arial" w:cs="Arial" w:eastAsia="Arial"/>
                 <w:b/>
                 <w:spacing w:val="-2"/>
                 <w:sz w:val="21"/>
@@ -6851,14 +6851,14 @@
               <w:ind w:right="348"/>
               <w:jc w:val="both"/>
               <w:rPr>
-                <w:rFonts w:ascii="Arial" w:hAnsi="Arial" w:cs="Arial"/>
-                <w:sz w:val="21"/>
-                <w:szCs w:val="21"/>
-              </w:rPr>
-            </w:pPr>
-            <w:r>
-              <w:rPr>
-                <w:rFonts w:ascii="Arial" w:hAnsi="Arial" w:cs="Arial"/>
+                <w:rFonts w:ascii="Arial" w:hAnsi="Arial" w:cs="Arial" w:eastAsia="Arial"/>
+                <w:sz w:val="21"/>
+                <w:szCs w:val="21"/>
+              </w:rPr>
+            </w:pPr>
+            <w:r>
+              <w:rPr>
+                <w:rFonts w:ascii="Arial" w:hAnsi="Arial" w:cs="Arial" w:eastAsia="Arial"/>
                 <w:sz w:val="21"/>
                 <w:szCs w:val="21"/>
               </w:rPr>
@@ -6879,15 +6879,15 @@
             <w:pPr>
               <w:pStyle w:val="TableParagraph"/>
               <w:rPr>
-                <w:rFonts w:ascii="Arial" w:hAnsi="Arial" w:cs="Arial"/>
-                <w:b/>
-                <w:sz w:val="21"/>
-                <w:szCs w:val="21"/>
-              </w:rPr>
-            </w:pPr>
-            <w:r>
-              <w:rPr>
-                <w:rFonts w:ascii="Arial" w:hAnsi="Arial" w:cs="Arial"/>
+                <w:rFonts w:ascii="Arial" w:hAnsi="Arial" w:cs="Arial" w:eastAsia="Arial"/>
+                <w:b/>
+                <w:sz w:val="21"/>
+                <w:szCs w:val="21"/>
+              </w:rPr>
+            </w:pPr>
+            <w:r>
+              <w:rPr>
+                <w:rFonts w:ascii="Arial" w:hAnsi="Arial" w:cs="Arial" w:eastAsia="Arial"/>
                 <w:b/>
                 <w:sz w:val="21"/>
                 <w:szCs w:val="21"/>
@@ -6896,7 +6896,7 @@
             </w:r>
             <w:r>
               <w:rPr>
-                <w:rFonts w:ascii="Arial" w:hAnsi="Arial" w:cs="Arial"/>
+                <w:rFonts w:ascii="Arial" w:hAnsi="Arial" w:cs="Arial" w:eastAsia="Arial"/>
                 <w:b/>
                 <w:spacing w:val="-2"/>
                 <w:sz w:val="21"/>
@@ -6916,14 +6916,14 @@
               <w:spacing w:line="264" w:lineRule="auto"/>
               <w:ind w:right="44"/>
               <w:rPr>
-                <w:rFonts w:ascii="Arial" w:hAnsi="Arial" w:cs="Arial"/>
-                <w:sz w:val="21"/>
-                <w:szCs w:val="21"/>
-              </w:rPr>
-            </w:pPr>
-            <w:r>
-              <w:rPr>
-                <w:rFonts w:ascii="Arial" w:hAnsi="Arial" w:cs="Arial"/>
+                <w:rFonts w:ascii="Arial" w:hAnsi="Arial" w:cs="Arial" w:eastAsia="Arial"/>
+                <w:sz w:val="21"/>
+                <w:szCs w:val="21"/>
+              </w:rPr>
+            </w:pPr>
+            <w:r>
+              <w:rPr>
+                <w:rFonts w:ascii="Arial" w:hAnsi="Arial" w:cs="Arial" w:eastAsia="Arial"/>
                 <w:sz w:val="21"/>
                 <w:szCs w:val="21"/>
               </w:rPr>
@@ -6944,15 +6944,15 @@
             <w:pPr>
               <w:pStyle w:val="TableParagraph"/>
               <w:rPr>
-                <w:rFonts w:ascii="Arial" w:hAnsi="Arial" w:cs="Arial"/>
-                <w:b/>
-                <w:sz w:val="21"/>
-                <w:szCs w:val="21"/>
-              </w:rPr>
-            </w:pPr>
-            <w:r>
-              <w:rPr>
-                <w:rFonts w:ascii="Arial" w:hAnsi="Arial" w:cs="Arial"/>
+                <w:rFonts w:ascii="Arial" w:hAnsi="Arial" w:cs="Arial" w:eastAsia="Arial"/>
+                <w:b/>
+                <w:sz w:val="21"/>
+                <w:szCs w:val="21"/>
+              </w:rPr>
+            </w:pPr>
+            <w:r>
+              <w:rPr>
+                <w:rFonts w:ascii="Arial" w:hAnsi="Arial" w:cs="Arial" w:eastAsia="Arial"/>
                 <w:b/>
                 <w:sz w:val="21"/>
                 <w:szCs w:val="21"/>
@@ -6961,7 +6961,7 @@
             </w:r>
             <w:r>
               <w:rPr>
-                <w:rFonts w:ascii="Arial" w:hAnsi="Arial" w:cs="Arial"/>
+                <w:rFonts w:ascii="Arial" w:hAnsi="Arial" w:cs="Arial" w:eastAsia="Arial"/>
                 <w:b/>
                 <w:spacing w:val="14"/>
                 <w:sz w:val="21"/>
@@ -6971,7 +6971,7 @@
             </w:r>
             <w:r>
               <w:rPr>
-                <w:rFonts w:ascii="Arial" w:hAnsi="Arial" w:cs="Arial"/>
+                <w:rFonts w:ascii="Arial" w:hAnsi="Arial" w:cs="Arial" w:eastAsia="Arial"/>
                 <w:b/>
                 <w:sz w:val="21"/>
                 <w:szCs w:val="21"/>
@@ -6980,7 +6980,7 @@
             </w:r>
             <w:r>
               <w:rPr>
-                <w:rFonts w:ascii="Arial" w:hAnsi="Arial" w:cs="Arial"/>
+                <w:rFonts w:ascii="Arial" w:hAnsi="Arial" w:cs="Arial" w:eastAsia="Arial"/>
                 <w:b/>
                 <w:spacing w:val="15"/>
                 <w:sz w:val="21"/>
@@ -6990,7 +6990,7 @@
             </w:r>
             <w:r>
               <w:rPr>
-                <w:rFonts w:ascii="Arial" w:hAnsi="Arial" w:cs="Arial"/>
+                <w:rFonts w:ascii="Arial" w:hAnsi="Arial" w:cs="Arial" w:eastAsia="Arial"/>
                 <w:b/>
                 <w:spacing w:val="-2"/>
                 <w:sz w:val="21"/>
@@ -7010,14 +7010,14 @@
               <w:spacing w:line="280" w:lineRule="auto"/>
               <w:ind w:right="44"/>
               <w:rPr>
-                <w:rFonts w:ascii="Arial" w:hAnsi="Arial" w:cs="Arial"/>
-                <w:sz w:val="21"/>
-                <w:szCs w:val="21"/>
-              </w:rPr>
-            </w:pPr>
-            <w:r>
-              <w:rPr>
-                <w:rFonts w:ascii="Arial" w:hAnsi="Arial" w:cs="Arial"/>
+                <w:rFonts w:ascii="Arial" w:hAnsi="Arial" w:cs="Arial" w:eastAsia="Arial"/>
+                <w:sz w:val="21"/>
+                <w:szCs w:val="21"/>
+              </w:rPr>
+            </w:pPr>
+            <w:r>
+              <w:rPr>
+                <w:rFonts w:ascii="Arial" w:hAnsi="Arial" w:cs="Arial" w:eastAsia="Arial"/>
                 <w:sz w:val="21"/>
                 <w:szCs w:val="21"/>
               </w:rPr>
@@ -7080,15 +7080,15 @@
               <w:spacing w:before="58"/>
               <w:jc w:val="center"/>
               <w:rPr>
-                <w:rFonts w:ascii="Arial" w:hAnsi="Arial" w:cs="Arial"/>
-                <w:b/>
-                <w:sz w:val="21"/>
-                <w:szCs w:val="21"/>
-              </w:rPr>
-            </w:pPr>
-            <w:r>
-              <w:rPr>
-                <w:rFonts w:ascii="Arial" w:hAnsi="Arial" w:cs="Arial"/>
+                <w:rFonts w:ascii="Arial" w:hAnsi="Arial" w:cs="Arial" w:eastAsia="Arial"/>
+                <w:b/>
+                <w:sz w:val="21"/>
+                <w:szCs w:val="21"/>
+              </w:rPr>
+            </w:pPr>
+            <w:r>
+              <w:rPr>
+                <w:rFonts w:ascii="Arial" w:hAnsi="Arial" w:cs="Arial" w:eastAsia="Arial"/>
                 <w:b/>
                 <w:sz w:val="21"/>
                 <w:szCs w:val="21"/>
@@ -7097,7 +7097,7 @@
             </w:r>
             <w:r>
               <w:rPr>
-                <w:rFonts w:ascii="Arial" w:hAnsi="Arial" w:cs="Arial"/>
+                <w:rFonts w:ascii="Arial" w:hAnsi="Arial" w:cs="Arial" w:eastAsia="Arial"/>
                 <w:b/>
                 <w:spacing w:val="-3"/>
                 <w:sz w:val="21"/>
@@ -7107,7 +7107,7 @@
             </w:r>
             <w:r>
               <w:rPr>
-                <w:rFonts w:ascii="Arial" w:hAnsi="Arial" w:cs="Arial"/>
+                <w:rFonts w:ascii="Arial" w:hAnsi="Arial" w:cs="Arial" w:eastAsia="Arial"/>
                 <w:b/>
                 <w:sz w:val="21"/>
                 <w:szCs w:val="21"/>
@@ -7116,17 +7116,17 @@
             </w:r>
             <w:r>
               <w:rPr>
-                <w:rFonts w:ascii="Arial" w:hAnsi="Arial" w:cs="Arial"/>
-                <w:b/>
-                <w:spacing w:val="-2"/>
-                <w:sz w:val="21"/>
-                <w:szCs w:val="21"/>
-              </w:rPr>
-              <w:t xml:space="preserve"> </w:t>
-            </w:r>
-            <w:r>
-              <w:rPr>
-                <w:rFonts w:ascii="Arial" w:hAnsi="Arial" w:cs="Arial"/>
+                <w:rFonts w:ascii="Arial" w:hAnsi="Arial" w:cs="Arial" w:eastAsia="Arial"/>
+                <w:b/>
+                <w:spacing w:val="-2"/>
+                <w:sz w:val="21"/>
+                <w:szCs w:val="21"/>
+              </w:rPr>
+              <w:t xml:space="preserve"> </w:t>
+            </w:r>
+            <w:r>
+              <w:rPr>
+                <w:rFonts w:ascii="Arial" w:hAnsi="Arial" w:cs="Arial" w:eastAsia="Arial"/>
                 <w:b/>
                 <w:sz w:val="21"/>
                 <w:szCs w:val="21"/>
@@ -7135,7 +7135,7 @@
             </w:r>
             <w:r>
               <w:rPr>
-                <w:rFonts w:ascii="Arial" w:hAnsi="Arial" w:cs="Arial"/>
+                <w:rFonts w:ascii="Arial" w:hAnsi="Arial" w:cs="Arial" w:eastAsia="Arial"/>
                 <w:b/>
                 <w:sz w:val="21"/>
                 <w:szCs w:val="21"/>
@@ -7144,7 +7144,7 @@
             </w:r>
             <w:r>
               <w:rPr>
-                <w:rFonts w:ascii="Arial" w:hAnsi="Arial" w:cs="Arial"/>
+                <w:rFonts w:ascii="Arial" w:hAnsi="Arial" w:cs="Arial" w:eastAsia="Arial"/>
                 <w:b/>
                 <w:spacing w:val="-3"/>
                 <w:sz w:val="21"/>
@@ -7154,7 +7154,7 @@
             </w:r>
             <w:r>
               <w:rPr>
-                <w:rFonts w:ascii="Arial" w:hAnsi="Arial" w:cs="Arial"/>
+                <w:rFonts w:ascii="Arial" w:hAnsi="Arial" w:cs="Arial" w:eastAsia="Arial"/>
                 <w:b/>
                 <w:sz w:val="21"/>
                 <w:szCs w:val="21"/>
@@ -7163,17 +7163,17 @@
             </w:r>
             <w:r>
               <w:rPr>
-                <w:rFonts w:ascii="Arial" w:hAnsi="Arial" w:cs="Arial"/>
-                <w:b/>
-                <w:spacing w:val="-2"/>
-                <w:sz w:val="21"/>
-                <w:szCs w:val="21"/>
-              </w:rPr>
-              <w:t xml:space="preserve"> </w:t>
-            </w:r>
-            <w:r>
-              <w:rPr>
-                <w:rFonts w:ascii="Arial" w:hAnsi="Arial" w:cs="Arial"/>
+                <w:rFonts w:ascii="Arial" w:hAnsi="Arial" w:cs="Arial" w:eastAsia="Arial"/>
+                <w:b/>
+                <w:spacing w:val="-2"/>
+                <w:sz w:val="21"/>
+                <w:szCs w:val="21"/>
+              </w:rPr>
+              <w:t xml:space="preserve"> </w:t>
+            </w:r>
+            <w:r>
+              <w:rPr>
+                <w:rFonts w:ascii="Arial" w:hAnsi="Arial" w:cs="Arial" w:eastAsia="Arial"/>
                 <w:b/>
                 <w:sz w:val="21"/>
                 <w:szCs w:val="21"/>
@@ -7182,17 +7182,17 @@
             </w:r>
             <w:r>
               <w:rPr>
-                <w:rFonts w:ascii="Arial" w:hAnsi="Arial" w:cs="Arial"/>
-                <w:b/>
-                <w:spacing w:val="-2"/>
-                <w:sz w:val="21"/>
-                <w:szCs w:val="21"/>
-              </w:rPr>
-              <w:t xml:space="preserve"> </w:t>
-            </w:r>
-            <w:r>
-              <w:rPr>
-                <w:rFonts w:ascii="Arial" w:hAnsi="Arial" w:cs="Arial"/>
+                <w:rFonts w:ascii="Arial" w:hAnsi="Arial" w:cs="Arial" w:eastAsia="Arial"/>
+                <w:b/>
+                <w:spacing w:val="-2"/>
+                <w:sz w:val="21"/>
+                <w:szCs w:val="21"/>
+              </w:rPr>
+              <w:t xml:space="preserve"> </w:t>
+            </w:r>
+            <w:r>
+              <w:rPr>
+                <w:rFonts w:ascii="Arial" w:hAnsi="Arial" w:cs="Arial" w:eastAsia="Arial"/>
                 <w:b/>
                 <w:sz w:val="21"/>
                 <w:szCs w:val="21"/>
@@ -7201,17 +7201,17 @@
             </w:r>
             <w:r>
               <w:rPr>
-                <w:rFonts w:ascii="Arial" w:hAnsi="Arial" w:cs="Arial"/>
-                <w:b/>
-                <w:spacing w:val="-2"/>
-                <w:sz w:val="21"/>
-                <w:szCs w:val="21"/>
-              </w:rPr>
-              <w:t xml:space="preserve"> </w:t>
-            </w:r>
-            <w:r>
-              <w:rPr>
-                <w:rFonts w:ascii="Arial" w:hAnsi="Arial" w:cs="Arial"/>
+                <w:rFonts w:ascii="Arial" w:hAnsi="Arial" w:cs="Arial" w:eastAsia="Arial"/>
+                <w:b/>
+                <w:spacing w:val="-2"/>
+                <w:sz w:val="21"/>
+                <w:szCs w:val="21"/>
+              </w:rPr>
+              <w:t xml:space="preserve"> </w:t>
+            </w:r>
+            <w:r>
+              <w:rPr>
+                <w:rFonts w:ascii="Arial" w:hAnsi="Arial" w:cs="Arial" w:eastAsia="Arial"/>
                 <w:b/>
                 <w:sz w:val="21"/>
                 <w:szCs w:val="21"/>
@@ -7220,7 +7220,7 @@
             </w:r>
             <w:r>
               <w:rPr>
-                <w:rFonts w:ascii="Arial" w:hAnsi="Arial" w:cs="Arial"/>
+                <w:rFonts w:ascii="Arial" w:hAnsi="Arial" w:cs="Arial" w:eastAsia="Arial"/>
                 <w:b/>
                 <w:spacing w:val="-2"/>
                 <w:sz w:val="21"/>
@@ -7243,15 +7243,15 @@
             <w:pPr>
               <w:pStyle w:val="TableParagraph"/>
               <w:rPr>
-                <w:rFonts w:ascii="Arial" w:hAnsi="Arial" w:cs="Arial"/>
-                <w:b/>
-                <w:sz w:val="21"/>
-                <w:szCs w:val="21"/>
-              </w:rPr>
-            </w:pPr>
-            <w:r>
-              <w:rPr>
-                <w:rFonts w:ascii="Arial" w:hAnsi="Arial" w:cs="Arial"/>
+                <w:rFonts w:ascii="Arial" w:hAnsi="Arial" w:cs="Arial" w:eastAsia="Arial"/>
+                <w:b/>
+                <w:sz w:val="21"/>
+                <w:szCs w:val="21"/>
+              </w:rPr>
+            </w:pPr>
+            <w:r>
+              <w:rPr>
+                <w:rFonts w:ascii="Arial" w:hAnsi="Arial" w:cs="Arial" w:eastAsia="Arial"/>
                 <w:b/>
                 <w:sz w:val="21"/>
                 <w:szCs w:val="21"/>
@@ -7260,7 +7260,7 @@
             </w:r>
             <w:r>
               <w:rPr>
-                <w:rFonts w:ascii="Arial" w:hAnsi="Arial" w:cs="Arial"/>
+                <w:rFonts w:ascii="Arial" w:hAnsi="Arial" w:cs="Arial" w:eastAsia="Arial"/>
                 <w:b/>
                 <w:spacing w:val="20"/>
                 <w:sz w:val="21"/>
@@ -7270,7 +7270,7 @@
             </w:r>
             <w:r>
               <w:rPr>
-                <w:rFonts w:ascii="Arial" w:hAnsi="Arial" w:cs="Arial"/>
+                <w:rFonts w:ascii="Arial" w:hAnsi="Arial" w:cs="Arial" w:eastAsia="Arial"/>
                 <w:b/>
                 <w:sz w:val="21"/>
                 <w:szCs w:val="21"/>
@@ -7279,7 +7279,7 @@
             </w:r>
             <w:r>
               <w:rPr>
-                <w:rFonts w:ascii="Arial" w:hAnsi="Arial" w:cs="Arial"/>
+                <w:rFonts w:ascii="Arial" w:hAnsi="Arial" w:cs="Arial" w:eastAsia="Arial"/>
                 <w:b/>
                 <w:spacing w:val="20"/>
                 <w:sz w:val="21"/>
@@ -7289,7 +7289,7 @@
             </w:r>
             <w:r>
               <w:rPr>
-                <w:rFonts w:ascii="Arial" w:hAnsi="Arial" w:cs="Arial"/>
+                <w:rFonts w:ascii="Arial" w:hAnsi="Arial" w:cs="Arial" w:eastAsia="Arial"/>
                 <w:b/>
                 <w:spacing w:val="-2"/>
                 <w:sz w:val="21"/>
@@ -7309,7 +7309,7 @@
               <w:spacing w:line="264" w:lineRule="auto"/>
               <w:ind w:left="62"/>
               <w:rPr>
-                <w:rFonts w:ascii="Arial" w:hAnsi="Arial" w:cs="Arial"/>
+                <w:rFonts w:ascii="Arial" w:hAnsi="Arial" w:cs="Arial" w:eastAsia="Arial"/>
                 <w:sz w:val="21"/>
                 <w:szCs w:val="21"/>
               </w:rPr>
@@ -7317,7 +7317,7 @@
             <w:proofErr w:type="spellStart"/>
             <w:r>
               <w:rPr>
-                <w:rFonts w:ascii="Arial" w:hAnsi="Arial" w:cs="Arial"/>
+                <w:rFonts w:ascii="Arial" w:hAnsi="Arial" w:cs="Arial" w:eastAsia="Arial"/>
                 <w:sz w:val="21"/>
                 <w:szCs w:val="21"/>
               </w:rPr>
@@ -7326,7 +7326,7 @@
             <w:proofErr w:type="spellEnd"/>
             <w:r>
               <w:rPr>
-                <w:rFonts w:ascii="Arial" w:hAnsi="Arial" w:cs="Arial"/>
+                <w:rFonts w:ascii="Arial" w:hAnsi="Arial" w:cs="Arial" w:eastAsia="Arial"/>
                 <w:sz w:val="21"/>
                 <w:szCs w:val="21"/>
               </w:rPr>
@@ -7347,15 +7347,15 @@
             <w:pPr>
               <w:pStyle w:val="TableParagraph"/>
               <w:rPr>
-                <w:rFonts w:ascii="Arial" w:hAnsi="Arial" w:cs="Arial"/>
-                <w:b/>
-                <w:sz w:val="21"/>
-                <w:szCs w:val="21"/>
-              </w:rPr>
-            </w:pPr>
-            <w:r>
-              <w:rPr>
-                <w:rFonts w:ascii="Arial" w:hAnsi="Arial" w:cs="Arial"/>
+                <w:rFonts w:ascii="Arial" w:hAnsi="Arial" w:cs="Arial" w:eastAsia="Arial"/>
+                <w:b/>
+                <w:sz w:val="21"/>
+                <w:szCs w:val="21"/>
+              </w:rPr>
+            </w:pPr>
+            <w:r>
+              <w:rPr>
+                <w:rFonts w:ascii="Arial" w:hAnsi="Arial" w:cs="Arial" w:eastAsia="Arial"/>
                 <w:b/>
                 <w:spacing w:val="-2"/>
                 <w:sz w:val="21"/>
@@ -7375,14 +7375,14 @@
               <w:spacing w:line="264" w:lineRule="auto"/>
               <w:ind w:left="62"/>
               <w:rPr>
-                <w:rFonts w:ascii="Arial" w:hAnsi="Arial" w:cs="Arial"/>
-                <w:sz w:val="21"/>
-                <w:szCs w:val="21"/>
-              </w:rPr>
-            </w:pPr>
-            <w:r>
-              <w:rPr>
-                <w:rFonts w:ascii="Arial" w:hAnsi="Arial" w:cs="Arial"/>
+                <w:rFonts w:ascii="Arial" w:hAnsi="Arial" w:cs="Arial" w:eastAsia="Arial"/>
+                <w:sz w:val="21"/>
+                <w:szCs w:val="21"/>
+              </w:rPr>
+            </w:pPr>
+            <w:r>
+              <w:rPr>
+                <w:rFonts w:ascii="Arial" w:hAnsi="Arial" w:cs="Arial" w:eastAsia="Arial"/>
                 <w:sz w:val="21"/>
                 <w:szCs w:val="21"/>
               </w:rPr>
@@ -7390,7 +7390,7 @@
             </w:r>
             <w:r>
               <w:rPr>
-                <w:rFonts w:ascii="Arial" w:hAnsi="Arial" w:cs="Arial"/>
+                <w:rFonts w:ascii="Arial" w:hAnsi="Arial" w:cs="Arial" w:eastAsia="Arial"/>
                 <w:spacing w:val="-2"/>
                 <w:sz w:val="21"/>
                 <w:szCs w:val="21"/>
@@ -7412,15 +7412,15 @@
             <w:pPr>
               <w:pStyle w:val="TableParagraph"/>
               <w:rPr>
-                <w:rFonts w:ascii="Arial" w:hAnsi="Arial" w:cs="Arial"/>
-                <w:b/>
-                <w:sz w:val="21"/>
-                <w:szCs w:val="21"/>
-              </w:rPr>
-            </w:pPr>
-            <w:r>
-              <w:rPr>
-                <w:rFonts w:ascii="Arial" w:hAnsi="Arial" w:cs="Arial"/>
+                <w:rFonts w:ascii="Arial" w:hAnsi="Arial" w:cs="Arial" w:eastAsia="Arial"/>
+                <w:b/>
+                <w:sz w:val="21"/>
+                <w:szCs w:val="21"/>
+              </w:rPr>
+            </w:pPr>
+            <w:r>
+              <w:rPr>
+                <w:rFonts w:ascii="Arial" w:hAnsi="Arial" w:cs="Arial" w:eastAsia="Arial"/>
                 <w:b/>
                 <w:spacing w:val="-2"/>
                 <w:sz w:val="21"/>
@@ -7439,14 +7439,14 @@
               <w:pStyle w:val="TableParagraph"/>
               <w:ind w:left="62"/>
               <w:rPr>
-                <w:rFonts w:ascii="Arial" w:hAnsi="Arial" w:cs="Arial"/>
-                <w:sz w:val="21"/>
-                <w:szCs w:val="21"/>
-              </w:rPr>
-            </w:pPr>
-            <w:r>
-              <w:rPr>
-                <w:rFonts w:ascii="Arial" w:hAnsi="Arial" w:cs="Arial"/>
+                <w:rFonts w:ascii="Arial" w:hAnsi="Arial" w:cs="Arial" w:eastAsia="Arial"/>
+                <w:sz w:val="21"/>
+                <w:szCs w:val="21"/>
+              </w:rPr>
+            </w:pPr>
+            <w:r>
+              <w:rPr>
+                <w:rFonts w:ascii="Arial" w:hAnsi="Arial" w:cs="Arial" w:eastAsia="Arial"/>
                 <w:sz w:val="21"/>
                 <w:szCs w:val="21"/>
               </w:rPr>
@@ -7454,7 +7454,7 @@
             </w:r>
             <w:r>
               <w:rPr>
-                <w:rFonts w:ascii="Arial" w:hAnsi="Arial" w:cs="Arial"/>
+                <w:rFonts w:ascii="Arial" w:hAnsi="Arial" w:cs="Arial" w:eastAsia="Arial"/>
                 <w:spacing w:val="11"/>
                 <w:sz w:val="21"/>
                 <w:szCs w:val="21"/>
@@ -7463,7 +7463,7 @@
             </w:r>
             <w:r>
               <w:rPr>
-                <w:rFonts w:ascii="Arial" w:hAnsi="Arial" w:cs="Arial"/>
+                <w:rFonts w:ascii="Arial" w:hAnsi="Arial" w:cs="Arial" w:eastAsia="Arial"/>
                 <w:sz w:val="21"/>
                 <w:szCs w:val="21"/>
               </w:rPr>
@@ -7471,16 +7471,16 @@
             </w:r>
             <w:r>
               <w:rPr>
-                <w:rFonts w:ascii="Arial" w:hAnsi="Arial" w:cs="Arial"/>
-                <w:spacing w:val="12"/>
-                <w:sz w:val="21"/>
-                <w:szCs w:val="21"/>
-              </w:rPr>
-              <w:t xml:space="preserve"> </w:t>
-            </w:r>
-            <w:r>
-              <w:rPr>
-                <w:rFonts w:ascii="Arial" w:hAnsi="Arial" w:cs="Arial"/>
+                <w:rFonts w:ascii="Arial" w:hAnsi="Arial" w:cs="Arial" w:eastAsia="Arial"/>
+                <w:spacing w:val="12"/>
+                <w:sz w:val="21"/>
+                <w:szCs w:val="21"/>
+              </w:rPr>
+              <w:t xml:space="preserve"> </w:t>
+            </w:r>
+            <w:r>
+              <w:rPr>
+                <w:rFonts w:ascii="Arial" w:hAnsi="Arial" w:cs="Arial" w:eastAsia="Arial"/>
                 <w:sz w:val="21"/>
                 <w:szCs w:val="21"/>
               </w:rPr>
@@ -7488,7 +7488,7 @@
             </w:r>
             <w:r>
               <w:rPr>
-                <w:rFonts w:ascii="Arial" w:hAnsi="Arial" w:cs="Arial"/>
+                <w:rFonts w:ascii="Arial" w:hAnsi="Arial" w:cs="Arial" w:eastAsia="Arial"/>
                 <w:spacing w:val="11"/>
                 <w:sz w:val="21"/>
                 <w:szCs w:val="21"/>
@@ -7497,7 +7497,7 @@
             </w:r>
             <w:r>
               <w:rPr>
-                <w:rFonts w:ascii="Arial" w:hAnsi="Arial" w:cs="Arial"/>
+                <w:rFonts w:ascii="Arial" w:hAnsi="Arial" w:cs="Arial" w:eastAsia="Arial"/>
                 <w:sz w:val="21"/>
                 <w:szCs w:val="21"/>
               </w:rPr>
@@ -7505,16 +7505,16 @@
             </w:r>
             <w:r>
               <w:rPr>
-                <w:rFonts w:ascii="Arial" w:hAnsi="Arial" w:cs="Arial"/>
-                <w:spacing w:val="12"/>
-                <w:sz w:val="21"/>
-                <w:szCs w:val="21"/>
-              </w:rPr>
-              <w:t xml:space="preserve"> </w:t>
-            </w:r>
-            <w:r>
-              <w:rPr>
-                <w:rFonts w:ascii="Arial" w:hAnsi="Arial" w:cs="Arial"/>
+                <w:rFonts w:ascii="Arial" w:hAnsi="Arial" w:cs="Arial" w:eastAsia="Arial"/>
+                <w:spacing w:val="12"/>
+                <w:sz w:val="21"/>
+                <w:szCs w:val="21"/>
+              </w:rPr>
+              <w:t xml:space="preserve"> </w:t>
+            </w:r>
+            <w:r>
+              <w:rPr>
+                <w:rFonts w:ascii="Arial" w:hAnsi="Arial" w:cs="Arial" w:eastAsia="Arial"/>
                 <w:sz w:val="21"/>
                 <w:szCs w:val="21"/>
               </w:rPr>
@@ -7522,16 +7522,16 @@
             </w:r>
             <w:r>
               <w:rPr>
-                <w:rFonts w:ascii="Arial" w:hAnsi="Arial" w:cs="Arial"/>
-                <w:spacing w:val="12"/>
-                <w:sz w:val="21"/>
-                <w:szCs w:val="21"/>
-              </w:rPr>
-              <w:t xml:space="preserve"> </w:t>
-            </w:r>
-            <w:r>
-              <w:rPr>
-                <w:rFonts w:ascii="Arial" w:hAnsi="Arial" w:cs="Arial"/>
+                <w:rFonts w:ascii="Arial" w:hAnsi="Arial" w:cs="Arial" w:eastAsia="Arial"/>
+                <w:spacing w:val="12"/>
+                <w:sz w:val="21"/>
+                <w:szCs w:val="21"/>
+              </w:rPr>
+              <w:t xml:space="preserve"> </w:t>
+            </w:r>
+            <w:r>
+              <w:rPr>
+                <w:rFonts w:ascii="Arial" w:hAnsi="Arial" w:cs="Arial" w:eastAsia="Arial"/>
                 <w:sz w:val="21"/>
                 <w:szCs w:val="21"/>
               </w:rPr>
@@ -7539,7 +7539,7 @@
             </w:r>
             <w:r>
               <w:rPr>
-                <w:rFonts w:ascii="Arial" w:hAnsi="Arial" w:cs="Arial"/>
+                <w:rFonts w:ascii="Arial" w:hAnsi="Arial" w:cs="Arial" w:eastAsia="Arial"/>
                 <w:spacing w:val="11"/>
                 <w:sz w:val="21"/>
                 <w:szCs w:val="21"/>
@@ -7548,7 +7548,7 @@
             </w:r>
             <w:r>
               <w:rPr>
-                <w:rFonts w:ascii="Arial" w:hAnsi="Arial" w:cs="Arial"/>
+                <w:rFonts w:ascii="Arial" w:hAnsi="Arial" w:cs="Arial" w:eastAsia="Arial"/>
                 <w:sz w:val="21"/>
                 <w:szCs w:val="21"/>
               </w:rPr>
@@ -7556,16 +7556,16 @@
             </w:r>
             <w:r>
               <w:rPr>
-                <w:rFonts w:ascii="Arial" w:hAnsi="Arial" w:cs="Arial"/>
-                <w:spacing w:val="12"/>
-                <w:sz w:val="21"/>
-                <w:szCs w:val="21"/>
-              </w:rPr>
-              <w:t xml:space="preserve"> </w:t>
-            </w:r>
-            <w:r>
-              <w:rPr>
-                <w:rFonts w:ascii="Arial" w:hAnsi="Arial" w:cs="Arial"/>
+                <w:rFonts w:ascii="Arial" w:hAnsi="Arial" w:cs="Arial" w:eastAsia="Arial"/>
+                <w:spacing w:val="12"/>
+                <w:sz w:val="21"/>
+                <w:szCs w:val="21"/>
+              </w:rPr>
+              <w:t xml:space="preserve"> </w:t>
+            </w:r>
+            <w:r>
+              <w:rPr>
+                <w:rFonts w:ascii="Arial" w:hAnsi="Arial" w:cs="Arial" w:eastAsia="Arial"/>
                 <w:sz w:val="21"/>
                 <w:szCs w:val="21"/>
               </w:rPr>
@@ -7573,7 +7573,7 @@
             </w:r>
             <w:r>
               <w:rPr>
-                <w:rFonts w:ascii="Arial" w:hAnsi="Arial" w:cs="Arial"/>
+                <w:rFonts w:ascii="Arial" w:hAnsi="Arial" w:cs="Arial" w:eastAsia="Arial"/>
                 <w:spacing w:val="11"/>
                 <w:sz w:val="21"/>
                 <w:szCs w:val="21"/>
@@ -7582,7 +7582,7 @@
             </w:r>
             <w:r>
               <w:rPr>
-                <w:rFonts w:ascii="Arial" w:hAnsi="Arial" w:cs="Arial"/>
+                <w:rFonts w:ascii="Arial" w:hAnsi="Arial" w:cs="Arial" w:eastAsia="Arial"/>
                 <w:sz w:val="21"/>
                 <w:szCs w:val="21"/>
               </w:rPr>
@@ -7590,16 +7590,16 @@
             </w:r>
             <w:r>
               <w:rPr>
-                <w:rFonts w:ascii="Arial" w:hAnsi="Arial" w:cs="Arial"/>
-                <w:spacing w:val="12"/>
-                <w:sz w:val="21"/>
-                <w:szCs w:val="21"/>
-              </w:rPr>
-              <w:t xml:space="preserve"> </w:t>
-            </w:r>
-            <w:r>
-              <w:rPr>
-                <w:rFonts w:ascii="Arial" w:hAnsi="Arial" w:cs="Arial"/>
+                <w:rFonts w:ascii="Arial" w:hAnsi="Arial" w:cs="Arial" w:eastAsia="Arial"/>
+                <w:spacing w:val="12"/>
+                <w:sz w:val="21"/>
+                <w:szCs w:val="21"/>
+              </w:rPr>
+              <w:t xml:space="preserve"> </w:t>
+            </w:r>
+            <w:r>
+              <w:rPr>
+                <w:rFonts w:ascii="Arial" w:hAnsi="Arial" w:cs="Arial" w:eastAsia="Arial"/>
                 <w:sz w:val="21"/>
                 <w:szCs w:val="21"/>
               </w:rPr>
@@ -7607,16 +7607,16 @@
             </w:r>
             <w:r>
               <w:rPr>
-                <w:rFonts w:ascii="Arial" w:hAnsi="Arial" w:cs="Arial"/>
-                <w:spacing w:val="12"/>
-                <w:sz w:val="21"/>
-                <w:szCs w:val="21"/>
-              </w:rPr>
-              <w:t xml:space="preserve"> </w:t>
-            </w:r>
-            <w:r>
-              <w:rPr>
-                <w:rFonts w:ascii="Arial" w:hAnsi="Arial" w:cs="Arial"/>
+                <w:rFonts w:ascii="Arial" w:hAnsi="Arial" w:cs="Arial" w:eastAsia="Arial"/>
+                <w:spacing w:val="12"/>
+                <w:sz w:val="21"/>
+                <w:szCs w:val="21"/>
+              </w:rPr>
+              <w:t xml:space="preserve"> </w:t>
+            </w:r>
+            <w:r>
+              <w:rPr>
+                <w:rFonts w:ascii="Arial" w:hAnsi="Arial" w:cs="Arial" w:eastAsia="Arial"/>
                 <w:spacing w:val="-2"/>
                 <w:sz w:val="21"/>
                 <w:szCs w:val="21"/>
@@ -7638,15 +7638,15 @@
             <w:pPr>
               <w:pStyle w:val="TableParagraph"/>
               <w:rPr>
-                <w:rFonts w:ascii="Arial" w:hAnsi="Arial" w:cs="Arial"/>
-                <w:b/>
-                <w:sz w:val="21"/>
-                <w:szCs w:val="21"/>
-              </w:rPr>
-            </w:pPr>
-            <w:r>
-              <w:rPr>
-                <w:rFonts w:ascii="Arial" w:hAnsi="Arial" w:cs="Arial"/>
+                <w:rFonts w:ascii="Arial" w:hAnsi="Arial" w:cs="Arial" w:eastAsia="Arial"/>
+                <w:b/>
+                <w:sz w:val="21"/>
+                <w:szCs w:val="21"/>
+              </w:rPr>
+            </w:pPr>
+            <w:r>
+              <w:rPr>
+                <w:rFonts w:ascii="Arial" w:hAnsi="Arial" w:cs="Arial" w:eastAsia="Arial"/>
                 <w:b/>
                 <w:sz w:val="21"/>
                 <w:szCs w:val="21"/>
@@ -7655,7 +7655,7 @@
             </w:r>
             <w:r>
               <w:rPr>
-                <w:rFonts w:ascii="Arial" w:hAnsi="Arial" w:cs="Arial"/>
+                <w:rFonts w:ascii="Arial" w:hAnsi="Arial" w:cs="Arial" w:eastAsia="Arial"/>
                 <w:b/>
                 <w:spacing w:val="11"/>
                 <w:sz w:val="21"/>
@@ -7665,7 +7665,7 @@
             </w:r>
             <w:r>
               <w:rPr>
-                <w:rFonts w:ascii="Arial" w:hAnsi="Arial" w:cs="Arial"/>
+                <w:rFonts w:ascii="Arial" w:hAnsi="Arial" w:cs="Arial" w:eastAsia="Arial"/>
                 <w:b/>
                 <w:sz w:val="21"/>
                 <w:szCs w:val="21"/>
@@ -7674,7 +7674,7 @@
             </w:r>
             <w:r>
               <w:rPr>
-                <w:rFonts w:ascii="Arial" w:hAnsi="Arial" w:cs="Arial"/>
+                <w:rFonts w:ascii="Arial" w:hAnsi="Arial" w:cs="Arial" w:eastAsia="Arial"/>
                 <w:b/>
                 <w:spacing w:val="11"/>
                 <w:sz w:val="21"/>
@@ -7684,7 +7684,7 @@
             </w:r>
             <w:r>
               <w:rPr>
-                <w:rFonts w:ascii="Arial" w:hAnsi="Arial" w:cs="Arial"/>
+                <w:rFonts w:ascii="Arial" w:hAnsi="Arial" w:cs="Arial" w:eastAsia="Arial"/>
                 <w:b/>
                 <w:spacing w:val="-2"/>
                 <w:sz w:val="21"/>
@@ -7703,7 +7703,7 @@
               <w:pStyle w:val="TableParagraph"/>
               <w:ind w:left="62"/>
               <w:rPr>
-                <w:rFonts w:ascii="Arial" w:hAnsi="Arial" w:cs="Arial"/>
+                <w:rFonts w:ascii="Arial" w:hAnsi="Arial" w:cs="Arial" w:eastAsia="Arial"/>
                 <w:sz w:val="21"/>
                 <w:szCs w:val="21"/>
               </w:rPr>
@@ -7711,7 +7711,7 @@
             <w:proofErr w:type="spellStart"/>
             <w:r>
               <w:rPr>
-                <w:rFonts w:ascii="Arial" w:hAnsi="Arial" w:cs="Arial"/>
+                <w:rFonts w:ascii="Arial" w:hAnsi="Arial" w:cs="Arial" w:eastAsia="Arial"/>
                 <w:sz w:val="21"/>
                 <w:szCs w:val="21"/>
               </w:rPr>
@@ -7720,16 +7720,16 @@
             <w:proofErr w:type="spellEnd"/>
             <w:r>
               <w:rPr>
-                <w:rFonts w:ascii="Arial" w:hAnsi="Arial" w:cs="Arial"/>
-                <w:spacing w:val="12"/>
-                <w:sz w:val="21"/>
-                <w:szCs w:val="21"/>
-              </w:rPr>
-              <w:t xml:space="preserve"> </w:t>
-            </w:r>
-            <w:r>
-              <w:rPr>
-                <w:rFonts w:ascii="Arial" w:hAnsi="Arial" w:cs="Arial"/>
+                <w:rFonts w:ascii="Arial" w:hAnsi="Arial" w:cs="Arial" w:eastAsia="Arial"/>
+                <w:spacing w:val="12"/>
+                <w:sz w:val="21"/>
+                <w:szCs w:val="21"/>
+              </w:rPr>
+              <w:t xml:space="preserve"> </w:t>
+            </w:r>
+            <w:r>
+              <w:rPr>
+                <w:rFonts w:ascii="Arial" w:hAnsi="Arial" w:cs="Arial" w:eastAsia="Arial"/>
                 <w:sz w:val="21"/>
                 <w:szCs w:val="21"/>
               </w:rPr>
@@ -7737,16 +7737,16 @@
             </w:r>
             <w:r>
               <w:rPr>
-                <w:rFonts w:ascii="Arial" w:hAnsi="Arial" w:cs="Arial"/>
-                <w:spacing w:val="12"/>
-                <w:sz w:val="21"/>
-                <w:szCs w:val="21"/>
-              </w:rPr>
-              <w:t xml:space="preserve"> </w:t>
-            </w:r>
-            <w:r>
-              <w:rPr>
-                <w:rFonts w:ascii="Arial" w:hAnsi="Arial" w:cs="Arial"/>
+                <w:rFonts w:ascii="Arial" w:hAnsi="Arial" w:cs="Arial" w:eastAsia="Arial"/>
+                <w:spacing w:val="12"/>
+                <w:sz w:val="21"/>
+                <w:szCs w:val="21"/>
+              </w:rPr>
+              <w:t xml:space="preserve"> </w:t>
+            </w:r>
+            <w:r>
+              <w:rPr>
+                <w:rFonts w:ascii="Arial" w:hAnsi="Arial" w:cs="Arial" w:eastAsia="Arial"/>
                 <w:sz w:val="21"/>
                 <w:szCs w:val="21"/>
               </w:rPr>
@@ -7754,7 +7754,7 @@
             </w:r>
             <w:r>
               <w:rPr>
-                <w:rFonts w:ascii="Arial" w:hAnsi="Arial" w:cs="Arial"/>
+                <w:rFonts w:ascii="Arial" w:hAnsi="Arial" w:cs="Arial" w:eastAsia="Arial"/>
                 <w:spacing w:val="13"/>
                 <w:sz w:val="21"/>
                 <w:szCs w:val="21"/>
@@ -7763,7 +7763,7 @@
             </w:r>
             <w:r>
               <w:rPr>
-                <w:rFonts w:ascii="Arial" w:hAnsi="Arial" w:cs="Arial"/>
+                <w:rFonts w:ascii="Arial" w:hAnsi="Arial" w:cs="Arial" w:eastAsia="Arial"/>
                 <w:sz w:val="21"/>
                 <w:szCs w:val="21"/>
               </w:rPr>
@@ -7771,16 +7771,16 @@
             </w:r>
             <w:r>
               <w:rPr>
-                <w:rFonts w:ascii="Arial" w:hAnsi="Arial" w:cs="Arial"/>
-                <w:spacing w:val="12"/>
-                <w:sz w:val="21"/>
-                <w:szCs w:val="21"/>
-              </w:rPr>
-              <w:t xml:space="preserve"> </w:t>
-            </w:r>
-            <w:r>
-              <w:rPr>
-                <w:rFonts w:ascii="Arial" w:hAnsi="Arial" w:cs="Arial"/>
+                <w:rFonts w:ascii="Arial" w:hAnsi="Arial" w:cs="Arial" w:eastAsia="Arial"/>
+                <w:spacing w:val="12"/>
+                <w:sz w:val="21"/>
+                <w:szCs w:val="21"/>
+              </w:rPr>
+              <w:t xml:space="preserve"> </w:t>
+            </w:r>
+            <w:r>
+              <w:rPr>
+                <w:rFonts w:ascii="Arial" w:hAnsi="Arial" w:cs="Arial" w:eastAsia="Arial"/>
                 <w:sz w:val="21"/>
                 <w:szCs w:val="21"/>
               </w:rPr>
@@ -7788,7 +7788,7 @@
             </w:r>
             <w:r>
               <w:rPr>
-                <w:rFonts w:ascii="Arial" w:hAnsi="Arial" w:cs="Arial"/>
+                <w:rFonts w:ascii="Arial" w:hAnsi="Arial" w:cs="Arial" w:eastAsia="Arial"/>
                 <w:spacing w:val="13"/>
                 <w:sz w:val="21"/>
                 <w:szCs w:val="21"/>
@@ -7797,7 +7797,7 @@
             </w:r>
             <w:r>
               <w:rPr>
-                <w:rFonts w:ascii="Arial" w:hAnsi="Arial" w:cs="Arial"/>
+                <w:rFonts w:ascii="Arial" w:hAnsi="Arial" w:cs="Arial" w:eastAsia="Arial"/>
                 <w:sz w:val="21"/>
                 <w:szCs w:val="21"/>
               </w:rPr>
@@ -7805,16 +7805,16 @@
             </w:r>
             <w:r>
               <w:rPr>
-                <w:rFonts w:ascii="Arial" w:hAnsi="Arial" w:cs="Arial"/>
-                <w:spacing w:val="12"/>
-                <w:sz w:val="21"/>
-                <w:szCs w:val="21"/>
-              </w:rPr>
-              <w:t xml:space="preserve"> </w:t>
-            </w:r>
-            <w:r>
-              <w:rPr>
-                <w:rFonts w:ascii="Arial" w:hAnsi="Arial" w:cs="Arial"/>
+                <w:rFonts w:ascii="Arial" w:hAnsi="Arial" w:cs="Arial" w:eastAsia="Arial"/>
+                <w:spacing w:val="12"/>
+                <w:sz w:val="21"/>
+                <w:szCs w:val="21"/>
+              </w:rPr>
+              <w:t xml:space="preserve"> </w:t>
+            </w:r>
+            <w:r>
+              <w:rPr>
+                <w:rFonts w:ascii="Arial" w:hAnsi="Arial" w:cs="Arial" w:eastAsia="Arial"/>
                 <w:sz w:val="21"/>
                 <w:szCs w:val="21"/>
               </w:rPr>
@@ -7822,7 +7822,7 @@
             </w:r>
             <w:r>
               <w:rPr>
-                <w:rFonts w:ascii="Arial" w:hAnsi="Arial" w:cs="Arial"/>
+                <w:rFonts w:ascii="Arial" w:hAnsi="Arial" w:cs="Arial" w:eastAsia="Arial"/>
                 <w:spacing w:val="13"/>
                 <w:sz w:val="21"/>
                 <w:szCs w:val="21"/>
@@ -7831,7 +7831,7 @@
             </w:r>
             <w:r>
               <w:rPr>
-                <w:rFonts w:ascii="Arial" w:hAnsi="Arial" w:cs="Arial"/>
+                <w:rFonts w:ascii="Arial" w:hAnsi="Arial" w:cs="Arial" w:eastAsia="Arial"/>
                 <w:sz w:val="21"/>
                 <w:szCs w:val="21"/>
               </w:rPr>
@@ -7839,16 +7839,16 @@
             </w:r>
             <w:r>
               <w:rPr>
-                <w:rFonts w:ascii="Arial" w:hAnsi="Arial" w:cs="Arial"/>
-                <w:spacing w:val="12"/>
-                <w:sz w:val="21"/>
-                <w:szCs w:val="21"/>
-              </w:rPr>
-              <w:t xml:space="preserve"> </w:t>
-            </w:r>
-            <w:r>
-              <w:rPr>
-                <w:rFonts w:ascii="Arial" w:hAnsi="Arial" w:cs="Arial"/>
+                <w:rFonts w:ascii="Arial" w:hAnsi="Arial" w:cs="Arial" w:eastAsia="Arial"/>
+                <w:spacing w:val="12"/>
+                <w:sz w:val="21"/>
+                <w:szCs w:val="21"/>
+              </w:rPr>
+              <w:t xml:space="preserve"> </w:t>
+            </w:r>
+            <w:r>
+              <w:rPr>
+                <w:rFonts w:ascii="Arial" w:hAnsi="Arial" w:cs="Arial" w:eastAsia="Arial"/>
                 <w:sz w:val="21"/>
                 <w:szCs w:val="21"/>
               </w:rPr>
@@ -7856,7 +7856,7 @@
             </w:r>
             <w:r>
               <w:rPr>
-                <w:rFonts w:ascii="Arial" w:hAnsi="Arial" w:cs="Arial"/>
+                <w:rFonts w:ascii="Arial" w:hAnsi="Arial" w:cs="Arial" w:eastAsia="Arial"/>
                 <w:spacing w:val="13"/>
                 <w:sz w:val="21"/>
                 <w:szCs w:val="21"/>
@@ -7865,7 +7865,7 @@
             </w:r>
             <w:r>
               <w:rPr>
-                <w:rFonts w:ascii="Arial" w:hAnsi="Arial" w:cs="Arial"/>
+                <w:rFonts w:ascii="Arial" w:hAnsi="Arial" w:cs="Arial" w:eastAsia="Arial"/>
                 <w:spacing w:val="-2"/>
                 <w:sz w:val="21"/>
                 <w:szCs w:val="21"/>
@@ -7887,15 +7887,15 @@
             <w:pPr>
               <w:pStyle w:val="TableParagraph"/>
               <w:rPr>
-                <w:rFonts w:ascii="Arial" w:hAnsi="Arial" w:cs="Arial"/>
-                <w:b/>
-                <w:sz w:val="21"/>
-                <w:szCs w:val="21"/>
-              </w:rPr>
-            </w:pPr>
-            <w:r>
-              <w:rPr>
-                <w:rFonts w:ascii="Arial" w:hAnsi="Arial" w:cs="Arial"/>
+                <w:rFonts w:ascii="Arial" w:hAnsi="Arial" w:cs="Arial" w:eastAsia="Arial"/>
+                <w:b/>
+                <w:sz w:val="21"/>
+                <w:szCs w:val="21"/>
+              </w:rPr>
+            </w:pPr>
+            <w:r>
+              <w:rPr>
+                <w:rFonts w:ascii="Arial" w:hAnsi="Arial" w:cs="Arial" w:eastAsia="Arial"/>
                 <w:b/>
                 <w:sz w:val="21"/>
                 <w:szCs w:val="21"/>
@@ -7904,7 +7904,7 @@
             </w:r>
             <w:r>
               <w:rPr>
-                <w:rFonts w:ascii="Arial" w:hAnsi="Arial" w:cs="Arial"/>
+                <w:rFonts w:ascii="Arial" w:hAnsi="Arial" w:cs="Arial" w:eastAsia="Arial"/>
                 <w:b/>
                 <w:spacing w:val="8"/>
                 <w:sz w:val="21"/>
@@ -7914,7 +7914,7 @@
             </w:r>
             <w:r>
               <w:rPr>
-                <w:rFonts w:ascii="Arial" w:hAnsi="Arial" w:cs="Arial"/>
+                <w:rFonts w:ascii="Arial" w:hAnsi="Arial" w:cs="Arial" w:eastAsia="Arial"/>
                 <w:b/>
                 <w:sz w:val="21"/>
                 <w:szCs w:val="21"/>
@@ -7923,7 +7923,7 @@
             </w:r>
             <w:r>
               <w:rPr>
-                <w:rFonts w:ascii="Arial" w:hAnsi="Arial" w:cs="Arial"/>
+                <w:rFonts w:ascii="Arial" w:hAnsi="Arial" w:cs="Arial" w:eastAsia="Arial"/>
                 <w:b/>
                 <w:spacing w:val="9"/>
                 <w:sz w:val="21"/>
@@ -7933,7 +7933,7 @@
             </w:r>
             <w:r>
               <w:rPr>
-                <w:rFonts w:ascii="Arial" w:hAnsi="Arial" w:cs="Arial"/>
+                <w:rFonts w:ascii="Arial" w:hAnsi="Arial" w:cs="Arial" w:eastAsia="Arial"/>
                 <w:b/>
                 <w:spacing w:val="-2"/>
                 <w:sz w:val="21"/>
@@ -7952,7 +7952,7 @@
               <w:pStyle w:val="TableParagraph"/>
               <w:ind w:left="62"/>
               <w:rPr>
-                <w:rFonts w:ascii="Arial" w:hAnsi="Arial" w:cs="Arial"/>
+                <w:rFonts w:ascii="Arial" w:hAnsi="Arial" w:cs="Arial" w:eastAsia="Arial"/>
                 <w:sz w:val="21"/>
                 <w:szCs w:val="21"/>
               </w:rPr>
@@ -7960,7 +7960,7 @@
             <w:proofErr w:type="spellStart"/>
             <w:r>
               <w:rPr>
-                <w:rFonts w:ascii="Arial" w:hAnsi="Arial" w:cs="Arial"/>
+                <w:rFonts w:ascii="Arial" w:hAnsi="Arial" w:cs="Arial" w:eastAsia="Arial"/>
                 <w:sz w:val="21"/>
                 <w:szCs w:val="21"/>
               </w:rPr>
@@ -7969,16 +7969,16 @@
             <w:proofErr w:type="spellEnd"/>
             <w:r>
               <w:rPr>
-                <w:rFonts w:ascii="Arial" w:hAnsi="Arial" w:cs="Arial"/>
-                <w:spacing w:val="12"/>
-                <w:sz w:val="21"/>
-                <w:szCs w:val="21"/>
-              </w:rPr>
-              <w:t xml:space="preserve"> </w:t>
-            </w:r>
-            <w:r>
-              <w:rPr>
-                <w:rFonts w:ascii="Arial" w:hAnsi="Arial" w:cs="Arial"/>
+                <w:rFonts w:ascii="Arial" w:hAnsi="Arial" w:cs="Arial" w:eastAsia="Arial"/>
+                <w:spacing w:val="12"/>
+                <w:sz w:val="21"/>
+                <w:szCs w:val="21"/>
+              </w:rPr>
+              <w:t xml:space="preserve"> </w:t>
+            </w:r>
+            <w:r>
+              <w:rPr>
+                <w:rFonts w:ascii="Arial" w:hAnsi="Arial" w:cs="Arial" w:eastAsia="Arial"/>
                 <w:sz w:val="21"/>
                 <w:szCs w:val="21"/>
               </w:rPr>
@@ -7986,16 +7986,16 @@
             </w:r>
             <w:r>
               <w:rPr>
-                <w:rFonts w:ascii="Arial" w:hAnsi="Arial" w:cs="Arial"/>
-                <w:spacing w:val="12"/>
-                <w:sz w:val="21"/>
-                <w:szCs w:val="21"/>
-              </w:rPr>
-              <w:t xml:space="preserve"> </w:t>
-            </w:r>
-            <w:r>
-              <w:rPr>
-                <w:rFonts w:ascii="Arial" w:hAnsi="Arial" w:cs="Arial"/>
+                <w:rFonts w:ascii="Arial" w:hAnsi="Arial" w:cs="Arial" w:eastAsia="Arial"/>
+                <w:spacing w:val="12"/>
+                <w:sz w:val="21"/>
+                <w:szCs w:val="21"/>
+              </w:rPr>
+              <w:t xml:space="preserve"> </w:t>
+            </w:r>
+            <w:r>
+              <w:rPr>
+                <w:rFonts w:ascii="Arial" w:hAnsi="Arial" w:cs="Arial" w:eastAsia="Arial"/>
                 <w:sz w:val="21"/>
                 <w:szCs w:val="21"/>
               </w:rPr>
@@ -8003,16 +8003,16 @@
             </w:r>
             <w:r>
               <w:rPr>
-                <w:rFonts w:ascii="Arial" w:hAnsi="Arial" w:cs="Arial"/>
-                <w:spacing w:val="12"/>
-                <w:sz w:val="21"/>
-                <w:szCs w:val="21"/>
-              </w:rPr>
-              <w:t xml:space="preserve"> </w:t>
-            </w:r>
-            <w:r>
-              <w:rPr>
-                <w:rFonts w:ascii="Arial" w:hAnsi="Arial" w:cs="Arial"/>
+                <w:rFonts w:ascii="Arial" w:hAnsi="Arial" w:cs="Arial" w:eastAsia="Arial"/>
+                <w:spacing w:val="12"/>
+                <w:sz w:val="21"/>
+                <w:szCs w:val="21"/>
+              </w:rPr>
+              <w:t xml:space="preserve"> </w:t>
+            </w:r>
+            <w:r>
+              <w:rPr>
+                <w:rFonts w:ascii="Arial" w:hAnsi="Arial" w:cs="Arial" w:eastAsia="Arial"/>
                 <w:sz w:val="21"/>
                 <w:szCs w:val="21"/>
               </w:rPr>
@@ -8020,16 +8020,16 @@
             </w:r>
             <w:r>
               <w:rPr>
-                <w:rFonts w:ascii="Arial" w:hAnsi="Arial" w:cs="Arial"/>
-                <w:spacing w:val="12"/>
-                <w:sz w:val="21"/>
-                <w:szCs w:val="21"/>
-              </w:rPr>
-              <w:t xml:space="preserve"> </w:t>
-            </w:r>
-            <w:r>
-              <w:rPr>
-                <w:rFonts w:ascii="Arial" w:hAnsi="Arial" w:cs="Arial"/>
+                <w:rFonts w:ascii="Arial" w:hAnsi="Arial" w:cs="Arial" w:eastAsia="Arial"/>
+                <w:spacing w:val="12"/>
+                <w:sz w:val="21"/>
+                <w:szCs w:val="21"/>
+              </w:rPr>
+              <w:t xml:space="preserve"> </w:t>
+            </w:r>
+            <w:r>
+              <w:rPr>
+                <w:rFonts w:ascii="Arial" w:hAnsi="Arial" w:cs="Arial" w:eastAsia="Arial"/>
                 <w:sz w:val="21"/>
                 <w:szCs w:val="21"/>
               </w:rPr>
@@ -8037,16 +8037,16 @@
             </w:r>
             <w:r>
               <w:rPr>
-                <w:rFonts w:ascii="Arial" w:hAnsi="Arial" w:cs="Arial"/>
-                <w:spacing w:val="12"/>
-                <w:sz w:val="21"/>
-                <w:szCs w:val="21"/>
-              </w:rPr>
-              <w:t xml:space="preserve"> </w:t>
-            </w:r>
-            <w:r>
-              <w:rPr>
-                <w:rFonts w:ascii="Arial" w:hAnsi="Arial" w:cs="Arial"/>
+                <w:rFonts w:ascii="Arial" w:hAnsi="Arial" w:cs="Arial" w:eastAsia="Arial"/>
+                <w:spacing w:val="12"/>
+                <w:sz w:val="21"/>
+                <w:szCs w:val="21"/>
+              </w:rPr>
+              <w:t xml:space="preserve"> </w:t>
+            </w:r>
+            <w:r>
+              <w:rPr>
+                <w:rFonts w:ascii="Arial" w:hAnsi="Arial" w:cs="Arial" w:eastAsia="Arial"/>
                 <w:sz w:val="21"/>
                 <w:szCs w:val="21"/>
               </w:rPr>
@@ -8054,16 +8054,16 @@
             </w:r>
             <w:r>
               <w:rPr>
-                <w:rFonts w:ascii="Arial" w:hAnsi="Arial" w:cs="Arial"/>
-                <w:spacing w:val="12"/>
-                <w:sz w:val="21"/>
-                <w:szCs w:val="21"/>
-              </w:rPr>
-              <w:t xml:space="preserve"> </w:t>
-            </w:r>
-            <w:r>
-              <w:rPr>
-                <w:rFonts w:ascii="Arial" w:hAnsi="Arial" w:cs="Arial"/>
+                <w:rFonts w:ascii="Arial" w:hAnsi="Arial" w:cs="Arial" w:eastAsia="Arial"/>
+                <w:spacing w:val="12"/>
+                <w:sz w:val="21"/>
+                <w:szCs w:val="21"/>
+              </w:rPr>
+              <w:t xml:space="preserve"> </w:t>
+            </w:r>
+            <w:r>
+              <w:rPr>
+                <w:rFonts w:ascii="Arial" w:hAnsi="Arial" w:cs="Arial" w:eastAsia="Arial"/>
                 <w:sz w:val="21"/>
                 <w:szCs w:val="21"/>
               </w:rPr>
@@ -8071,16 +8071,16 @@
             </w:r>
             <w:r>
               <w:rPr>
-                <w:rFonts w:ascii="Arial" w:hAnsi="Arial" w:cs="Arial"/>
-                <w:spacing w:val="12"/>
-                <w:sz w:val="21"/>
-                <w:szCs w:val="21"/>
-              </w:rPr>
-              <w:t xml:space="preserve"> </w:t>
-            </w:r>
-            <w:r>
-              <w:rPr>
-                <w:rFonts w:ascii="Arial" w:hAnsi="Arial" w:cs="Arial"/>
+                <w:rFonts w:ascii="Arial" w:hAnsi="Arial" w:cs="Arial" w:eastAsia="Arial"/>
+                <w:spacing w:val="12"/>
+                <w:sz w:val="21"/>
+                <w:szCs w:val="21"/>
+              </w:rPr>
+              <w:t xml:space="preserve"> </w:t>
+            </w:r>
+            <w:r>
+              <w:rPr>
+                <w:rFonts w:ascii="Arial" w:hAnsi="Arial" w:cs="Arial" w:eastAsia="Arial"/>
                 <w:sz w:val="21"/>
                 <w:szCs w:val="21"/>
               </w:rPr>
@@ -8088,16 +8088,16 @@
             </w:r>
             <w:r>
               <w:rPr>
-                <w:rFonts w:ascii="Arial" w:hAnsi="Arial" w:cs="Arial"/>
-                <w:spacing w:val="12"/>
-                <w:sz w:val="21"/>
-                <w:szCs w:val="21"/>
-              </w:rPr>
-              <w:t xml:space="preserve"> </w:t>
-            </w:r>
-            <w:r>
-              <w:rPr>
-                <w:rFonts w:ascii="Arial" w:hAnsi="Arial" w:cs="Arial"/>
+                <w:rFonts w:ascii="Arial" w:hAnsi="Arial" w:cs="Arial" w:eastAsia="Arial"/>
+                <w:spacing w:val="12"/>
+                <w:sz w:val="21"/>
+                <w:szCs w:val="21"/>
+              </w:rPr>
+              <w:t xml:space="preserve"> </w:t>
+            </w:r>
+            <w:r>
+              <w:rPr>
+                <w:rFonts w:ascii="Arial" w:hAnsi="Arial" w:cs="Arial" w:eastAsia="Arial"/>
                 <w:sz w:val="21"/>
                 <w:szCs w:val="21"/>
               </w:rPr>
@@ -8105,16 +8105,16 @@
             </w:r>
             <w:r>
               <w:rPr>
-                <w:rFonts w:ascii="Arial" w:hAnsi="Arial" w:cs="Arial"/>
-                <w:spacing w:val="12"/>
-                <w:sz w:val="21"/>
-                <w:szCs w:val="21"/>
-              </w:rPr>
-              <w:t xml:space="preserve"> </w:t>
-            </w:r>
-            <w:r>
-              <w:rPr>
-                <w:rFonts w:ascii="Arial" w:hAnsi="Arial" w:cs="Arial"/>
+                <w:rFonts w:ascii="Arial" w:hAnsi="Arial" w:cs="Arial" w:eastAsia="Arial"/>
+                <w:spacing w:val="12"/>
+                <w:sz w:val="21"/>
+                <w:szCs w:val="21"/>
+              </w:rPr>
+              <w:t xml:space="preserve"> </w:t>
+            </w:r>
+            <w:r>
+              <w:rPr>
+                <w:rFonts w:ascii="Arial" w:hAnsi="Arial" w:cs="Arial" w:eastAsia="Arial"/>
                 <w:spacing w:val="-2"/>
                 <w:sz w:val="21"/>
                 <w:szCs w:val="21"/>
@@ -8136,15 +8136,15 @@
             <w:pPr>
               <w:pStyle w:val="TableParagraph"/>
               <w:rPr>
-                <w:rFonts w:ascii="Arial" w:hAnsi="Arial" w:cs="Arial"/>
-                <w:b/>
-                <w:sz w:val="21"/>
-                <w:szCs w:val="21"/>
-              </w:rPr>
-            </w:pPr>
-            <w:r>
-              <w:rPr>
-                <w:rFonts w:ascii="Arial" w:hAnsi="Arial" w:cs="Arial"/>
+                <w:rFonts w:ascii="Arial" w:hAnsi="Arial" w:cs="Arial" w:eastAsia="Arial"/>
+                <w:b/>
+                <w:sz w:val="21"/>
+                <w:szCs w:val="21"/>
+              </w:rPr>
+            </w:pPr>
+            <w:r>
+              <w:rPr>
+                <w:rFonts w:ascii="Arial" w:hAnsi="Arial" w:cs="Arial" w:eastAsia="Arial"/>
                 <w:b/>
                 <w:sz w:val="21"/>
                 <w:szCs w:val="21"/>
@@ -8153,7 +8153,7 @@
             </w:r>
             <w:r>
               <w:rPr>
-                <w:rFonts w:ascii="Arial" w:hAnsi="Arial" w:cs="Arial"/>
+                <w:rFonts w:ascii="Arial" w:hAnsi="Arial" w:cs="Arial" w:eastAsia="Arial"/>
                 <w:b/>
                 <w:spacing w:val="18"/>
                 <w:sz w:val="21"/>
@@ -8163,7 +8163,7 @@
             </w:r>
             <w:r>
               <w:rPr>
-                <w:rFonts w:ascii="Arial" w:hAnsi="Arial" w:cs="Arial"/>
+                <w:rFonts w:ascii="Arial" w:hAnsi="Arial" w:cs="Arial" w:eastAsia="Arial"/>
                 <w:b/>
                 <w:spacing w:val="-2"/>
                 <w:sz w:val="21"/>
@@ -8182,7 +8182,7 @@
               <w:pStyle w:val="TableParagraph"/>
               <w:ind w:left="62"/>
               <w:rPr>
-                <w:rFonts w:ascii="Arial" w:hAnsi="Arial" w:cs="Arial"/>
+                <w:rFonts w:ascii="Arial" w:hAnsi="Arial" w:cs="Arial" w:eastAsia="Arial"/>
                 <w:sz w:val="21"/>
                 <w:szCs w:val="21"/>
               </w:rPr>
@@ -8190,7 +8190,7 @@
             <w:proofErr w:type="spellStart"/>
             <w:r>
               <w:rPr>
-                <w:rFonts w:ascii="Arial" w:hAnsi="Arial" w:cs="Arial"/>
+                <w:rFonts w:ascii="Arial" w:hAnsi="Arial" w:cs="Arial" w:eastAsia="Arial"/>
                 <w:sz w:val="21"/>
                 <w:szCs w:val="21"/>
               </w:rPr>
@@ -8199,7 +8199,7 @@
             <w:proofErr w:type="spellEnd"/>
             <w:r>
               <w:rPr>
-                <w:rFonts w:ascii="Arial" w:hAnsi="Arial" w:cs="Arial"/>
+                <w:rFonts w:ascii="Arial" w:hAnsi="Arial" w:cs="Arial" w:eastAsia="Arial"/>
                 <w:spacing w:val="13"/>
                 <w:sz w:val="21"/>
                 <w:szCs w:val="21"/>
@@ -8208,7 +8208,7 @@
             </w:r>
             <w:r>
               <w:rPr>
-                <w:rFonts w:ascii="Arial" w:hAnsi="Arial" w:cs="Arial"/>
+                <w:rFonts w:ascii="Arial" w:hAnsi="Arial" w:cs="Arial" w:eastAsia="Arial"/>
                 <w:sz w:val="21"/>
                 <w:szCs w:val="21"/>
               </w:rPr>
@@ -8216,7 +8216,7 @@
             </w:r>
             <w:r>
               <w:rPr>
-                <w:rFonts w:ascii="Arial" w:hAnsi="Arial" w:cs="Arial"/>
+                <w:rFonts w:ascii="Arial" w:hAnsi="Arial" w:cs="Arial" w:eastAsia="Arial"/>
                 <w:spacing w:val="14"/>
                 <w:sz w:val="21"/>
                 <w:szCs w:val="21"/>
@@ -8225,7 +8225,7 @@
             </w:r>
             <w:r>
               <w:rPr>
-                <w:rFonts w:ascii="Arial" w:hAnsi="Arial" w:cs="Arial"/>
+                <w:rFonts w:ascii="Arial" w:hAnsi="Arial" w:cs="Arial" w:eastAsia="Arial"/>
                 <w:sz w:val="21"/>
                 <w:szCs w:val="21"/>
               </w:rPr>
@@ -8233,7 +8233,7 @@
             </w:r>
             <w:r>
               <w:rPr>
-                <w:rFonts w:ascii="Arial" w:hAnsi="Arial" w:cs="Arial"/>
+                <w:rFonts w:ascii="Arial" w:hAnsi="Arial" w:cs="Arial" w:eastAsia="Arial"/>
                 <w:spacing w:val="14"/>
                 <w:sz w:val="21"/>
                 <w:szCs w:val="21"/>
@@ -8242,7 +8242,7 @@
             </w:r>
             <w:r>
               <w:rPr>
-                <w:rFonts w:ascii="Arial" w:hAnsi="Arial" w:cs="Arial"/>
+                <w:rFonts w:ascii="Arial" w:hAnsi="Arial" w:cs="Arial" w:eastAsia="Arial"/>
                 <w:sz w:val="21"/>
                 <w:szCs w:val="21"/>
               </w:rPr>
@@ -8250,7 +8250,7 @@
             </w:r>
             <w:r>
               <w:rPr>
-                <w:rFonts w:ascii="Arial" w:hAnsi="Arial" w:cs="Arial"/>
+                <w:rFonts w:ascii="Arial" w:hAnsi="Arial" w:cs="Arial" w:eastAsia="Arial"/>
                 <w:spacing w:val="14"/>
                 <w:sz w:val="21"/>
                 <w:szCs w:val="21"/>
@@ -8259,7 +8259,7 @@
             </w:r>
             <w:r>
               <w:rPr>
-                <w:rFonts w:ascii="Arial" w:hAnsi="Arial" w:cs="Arial"/>
+                <w:rFonts w:ascii="Arial" w:hAnsi="Arial" w:cs="Arial" w:eastAsia="Arial"/>
                 <w:sz w:val="21"/>
                 <w:szCs w:val="21"/>
               </w:rPr>
@@ -8267,7 +8267,7 @@
             </w:r>
             <w:r>
               <w:rPr>
-                <w:rFonts w:ascii="Arial" w:hAnsi="Arial" w:cs="Arial"/>
+                <w:rFonts w:ascii="Arial" w:hAnsi="Arial" w:cs="Arial" w:eastAsia="Arial"/>
                 <w:spacing w:val="14"/>
                 <w:sz w:val="21"/>
                 <w:szCs w:val="21"/>
@@ -8276,7 +8276,7 @@
             </w:r>
             <w:r>
               <w:rPr>
-                <w:rFonts w:ascii="Arial" w:hAnsi="Arial" w:cs="Arial"/>
+                <w:rFonts w:ascii="Arial" w:hAnsi="Arial" w:cs="Arial" w:eastAsia="Arial"/>
                 <w:sz w:val="21"/>
                 <w:szCs w:val="21"/>
               </w:rPr>
@@ -8284,7 +8284,7 @@
             </w:r>
             <w:r>
               <w:rPr>
-                <w:rFonts w:ascii="Arial" w:hAnsi="Arial" w:cs="Arial"/>
+                <w:rFonts w:ascii="Arial" w:hAnsi="Arial" w:cs="Arial" w:eastAsia="Arial"/>
                 <w:spacing w:val="13"/>
                 <w:sz w:val="21"/>
                 <w:szCs w:val="21"/>
@@ -8293,7 +8293,7 @@
             </w:r>
             <w:r>
               <w:rPr>
-                <w:rFonts w:ascii="Arial" w:hAnsi="Arial" w:cs="Arial"/>
+                <w:rFonts w:ascii="Arial" w:hAnsi="Arial" w:cs="Arial" w:eastAsia="Arial"/>
                 <w:sz w:val="21"/>
                 <w:szCs w:val="21"/>
               </w:rPr>
@@ -8301,7 +8301,7 @@
             </w:r>
             <w:r>
               <w:rPr>
-                <w:rFonts w:ascii="Arial" w:hAnsi="Arial" w:cs="Arial"/>
+                <w:rFonts w:ascii="Arial" w:hAnsi="Arial" w:cs="Arial" w:eastAsia="Arial"/>
                 <w:spacing w:val="14"/>
                 <w:sz w:val="21"/>
                 <w:szCs w:val="21"/>
@@ -8310,7 +8310,7 @@
             </w:r>
             <w:r>
               <w:rPr>
-                <w:rFonts w:ascii="Arial" w:hAnsi="Arial" w:cs="Arial"/>
+                <w:rFonts w:ascii="Arial" w:hAnsi="Arial" w:cs="Arial" w:eastAsia="Arial"/>
                 <w:sz w:val="21"/>
                 <w:szCs w:val="21"/>
               </w:rPr>
@@ -8318,7 +8318,7 @@
             </w:r>
             <w:r>
               <w:rPr>
-                <w:rFonts w:ascii="Arial" w:hAnsi="Arial" w:cs="Arial"/>
+                <w:rFonts w:ascii="Arial" w:hAnsi="Arial" w:cs="Arial" w:eastAsia="Arial"/>
                 <w:spacing w:val="14"/>
                 <w:sz w:val="21"/>
                 <w:szCs w:val="21"/>
@@ -8327,7 +8327,7 @@
             </w:r>
             <w:r>
               <w:rPr>
-                <w:rFonts w:ascii="Arial" w:hAnsi="Arial" w:cs="Arial"/>
+                <w:rFonts w:ascii="Arial" w:hAnsi="Arial" w:cs="Arial" w:eastAsia="Arial"/>
                 <w:spacing w:val="-2"/>
                 <w:sz w:val="21"/>
                 <w:szCs w:val="21"/>
@@ -8349,15 +8349,15 @@
             <w:pPr>
               <w:pStyle w:val="TableParagraph"/>
               <w:rPr>
-                <w:rFonts w:ascii="Arial" w:hAnsi="Arial" w:cs="Arial"/>
-                <w:b/>
-                <w:sz w:val="21"/>
-                <w:szCs w:val="21"/>
-              </w:rPr>
-            </w:pPr>
-            <w:r>
-              <w:rPr>
-                <w:rFonts w:ascii="Arial" w:hAnsi="Arial" w:cs="Arial"/>
+                <w:rFonts w:ascii="Arial" w:hAnsi="Arial" w:cs="Arial" w:eastAsia="Arial"/>
+                <w:b/>
+                <w:sz w:val="21"/>
+                <w:szCs w:val="21"/>
+              </w:rPr>
+            </w:pPr>
+            <w:r>
+              <w:rPr>
+                <w:rFonts w:ascii="Arial" w:hAnsi="Arial" w:cs="Arial" w:eastAsia="Arial"/>
                 <w:b/>
                 <w:sz w:val="21"/>
                 <w:szCs w:val="21"/>
@@ -8366,7 +8366,7 @@
             </w:r>
             <w:r>
               <w:rPr>
-                <w:rFonts w:ascii="Arial" w:hAnsi="Arial" w:cs="Arial"/>
+                <w:rFonts w:ascii="Arial" w:hAnsi="Arial" w:cs="Arial" w:eastAsia="Arial"/>
                 <w:b/>
                 <w:spacing w:val="8"/>
                 <w:sz w:val="21"/>
@@ -8376,7 +8376,7 @@
             </w:r>
             <w:r>
               <w:rPr>
-                <w:rFonts w:ascii="Arial" w:hAnsi="Arial" w:cs="Arial"/>
+                <w:rFonts w:ascii="Arial" w:hAnsi="Arial" w:cs="Arial" w:eastAsia="Arial"/>
                 <w:b/>
                 <w:sz w:val="21"/>
                 <w:szCs w:val="21"/>
@@ -8385,7 +8385,7 @@
             </w:r>
             <w:r>
               <w:rPr>
-                <w:rFonts w:ascii="Arial" w:hAnsi="Arial" w:cs="Arial"/>
+                <w:rFonts w:ascii="Arial" w:hAnsi="Arial" w:cs="Arial" w:eastAsia="Arial"/>
                 <w:b/>
                 <w:spacing w:val="8"/>
                 <w:sz w:val="21"/>
@@ -8395,7 +8395,7 @@
             </w:r>
             <w:r>
               <w:rPr>
-                <w:rFonts w:ascii="Arial" w:hAnsi="Arial" w:cs="Arial"/>
+                <w:rFonts w:ascii="Arial" w:hAnsi="Arial" w:cs="Arial" w:eastAsia="Arial"/>
                 <w:b/>
                 <w:spacing w:val="-2"/>
                 <w:sz w:val="21"/>
@@ -8414,7 +8414,7 @@
               <w:pStyle w:val="TableParagraph"/>
               <w:ind w:left="62"/>
               <w:rPr>
-                <w:rFonts w:ascii="Arial" w:hAnsi="Arial" w:cs="Arial"/>
+                <w:rFonts w:ascii="Arial" w:hAnsi="Arial" w:cs="Arial" w:eastAsia="Arial"/>
                 <w:sz w:val="21"/>
                 <w:szCs w:val="21"/>
               </w:rPr>
@@ -8422,7 +8422,7 @@
             <w:proofErr w:type="spellStart"/>
             <w:r>
               <w:rPr>
-                <w:rFonts w:ascii="Arial" w:hAnsi="Arial" w:cs="Arial"/>
+                <w:rFonts w:ascii="Arial" w:hAnsi="Arial" w:cs="Arial" w:eastAsia="Arial"/>
                 <w:sz w:val="21"/>
                 <w:szCs w:val="21"/>
               </w:rPr>
@@ -8431,16 +8431,16 @@
             <w:proofErr w:type="spellEnd"/>
             <w:r>
               <w:rPr>
-                <w:rFonts w:ascii="Arial" w:hAnsi="Arial" w:cs="Arial"/>
-                <w:spacing w:val="12"/>
-                <w:sz w:val="21"/>
-                <w:szCs w:val="21"/>
-              </w:rPr>
-              <w:t xml:space="preserve"> </w:t>
-            </w:r>
-            <w:r>
-              <w:rPr>
-                <w:rFonts w:ascii="Arial" w:hAnsi="Arial" w:cs="Arial"/>
+                <w:rFonts w:ascii="Arial" w:hAnsi="Arial" w:cs="Arial" w:eastAsia="Arial"/>
+                <w:spacing w:val="12"/>
+                <w:sz w:val="21"/>
+                <w:szCs w:val="21"/>
+              </w:rPr>
+              <w:t xml:space="preserve"> </w:t>
+            </w:r>
+            <w:r>
+              <w:rPr>
+                <w:rFonts w:ascii="Arial" w:hAnsi="Arial" w:cs="Arial" w:eastAsia="Arial"/>
                 <w:sz w:val="21"/>
                 <w:szCs w:val="21"/>
               </w:rPr>
@@ -8448,16 +8448,16 @@
             </w:r>
             <w:r>
               <w:rPr>
-                <w:rFonts w:ascii="Arial" w:hAnsi="Arial" w:cs="Arial"/>
-                <w:spacing w:val="12"/>
-                <w:sz w:val="21"/>
-                <w:szCs w:val="21"/>
-              </w:rPr>
-              <w:t xml:space="preserve"> </w:t>
-            </w:r>
-            <w:r>
-              <w:rPr>
-                <w:rFonts w:ascii="Arial" w:hAnsi="Arial" w:cs="Arial"/>
+                <w:rFonts w:ascii="Arial" w:hAnsi="Arial" w:cs="Arial" w:eastAsia="Arial"/>
+                <w:spacing w:val="12"/>
+                <w:sz w:val="21"/>
+                <w:szCs w:val="21"/>
+              </w:rPr>
+              <w:t xml:space="preserve"> </w:t>
+            </w:r>
+            <w:r>
+              <w:rPr>
+                <w:rFonts w:ascii="Arial" w:hAnsi="Arial" w:cs="Arial" w:eastAsia="Arial"/>
                 <w:sz w:val="21"/>
                 <w:szCs w:val="21"/>
               </w:rPr>
@@ -8465,16 +8465,16 @@
             </w:r>
             <w:r>
               <w:rPr>
-                <w:rFonts w:ascii="Arial" w:hAnsi="Arial" w:cs="Arial"/>
-                <w:spacing w:val="12"/>
-                <w:sz w:val="21"/>
-                <w:szCs w:val="21"/>
-              </w:rPr>
-              <w:t xml:space="preserve"> </w:t>
-            </w:r>
-            <w:r>
-              <w:rPr>
-                <w:rFonts w:ascii="Arial" w:hAnsi="Arial" w:cs="Arial"/>
+                <w:rFonts w:ascii="Arial" w:hAnsi="Arial" w:cs="Arial" w:eastAsia="Arial"/>
+                <w:spacing w:val="12"/>
+                <w:sz w:val="21"/>
+                <w:szCs w:val="21"/>
+              </w:rPr>
+              <w:t xml:space="preserve"> </w:t>
+            </w:r>
+            <w:r>
+              <w:rPr>
+                <w:rFonts w:ascii="Arial" w:hAnsi="Arial" w:cs="Arial" w:eastAsia="Arial"/>
                 <w:sz w:val="21"/>
                 <w:szCs w:val="21"/>
               </w:rPr>
@@ -8482,16 +8482,16 @@
             </w:r>
             <w:r>
               <w:rPr>
-                <w:rFonts w:ascii="Arial" w:hAnsi="Arial" w:cs="Arial"/>
-                <w:spacing w:val="12"/>
-                <w:sz w:val="21"/>
-                <w:szCs w:val="21"/>
-              </w:rPr>
-              <w:t xml:space="preserve"> </w:t>
-            </w:r>
-            <w:r>
-              <w:rPr>
-                <w:rFonts w:ascii="Arial" w:hAnsi="Arial" w:cs="Arial"/>
+                <w:rFonts w:ascii="Arial" w:hAnsi="Arial" w:cs="Arial" w:eastAsia="Arial"/>
+                <w:spacing w:val="12"/>
+                <w:sz w:val="21"/>
+                <w:szCs w:val="21"/>
+              </w:rPr>
+              <w:t xml:space="preserve"> </w:t>
+            </w:r>
+            <w:r>
+              <w:rPr>
+                <w:rFonts w:ascii="Arial" w:hAnsi="Arial" w:cs="Arial" w:eastAsia="Arial"/>
                 <w:sz w:val="21"/>
                 <w:szCs w:val="21"/>
               </w:rPr>
@@ -8499,16 +8499,16 @@
             </w:r>
             <w:r>
               <w:rPr>
-                <w:rFonts w:ascii="Arial" w:hAnsi="Arial" w:cs="Arial"/>
-                <w:spacing w:val="12"/>
-                <w:sz w:val="21"/>
-                <w:szCs w:val="21"/>
-              </w:rPr>
-              <w:t xml:space="preserve"> </w:t>
-            </w:r>
-            <w:r>
-              <w:rPr>
-                <w:rFonts w:ascii="Arial" w:hAnsi="Arial" w:cs="Arial"/>
+                <w:rFonts w:ascii="Arial" w:hAnsi="Arial" w:cs="Arial" w:eastAsia="Arial"/>
+                <w:spacing w:val="12"/>
+                <w:sz w:val="21"/>
+                <w:szCs w:val="21"/>
+              </w:rPr>
+              <w:t xml:space="preserve"> </w:t>
+            </w:r>
+            <w:r>
+              <w:rPr>
+                <w:rFonts w:ascii="Arial" w:hAnsi="Arial" w:cs="Arial" w:eastAsia="Arial"/>
                 <w:sz w:val="21"/>
                 <w:szCs w:val="21"/>
               </w:rPr>
@@ -8516,16 +8516,16 @@
             </w:r>
             <w:r>
               <w:rPr>
-                <w:rFonts w:ascii="Arial" w:hAnsi="Arial" w:cs="Arial"/>
-                <w:spacing w:val="12"/>
-                <w:sz w:val="21"/>
-                <w:szCs w:val="21"/>
-              </w:rPr>
-              <w:t xml:space="preserve"> </w:t>
-            </w:r>
-            <w:r>
-              <w:rPr>
-                <w:rFonts w:ascii="Arial" w:hAnsi="Arial" w:cs="Arial"/>
+                <w:rFonts w:ascii="Arial" w:hAnsi="Arial" w:cs="Arial" w:eastAsia="Arial"/>
+                <w:spacing w:val="12"/>
+                <w:sz w:val="21"/>
+                <w:szCs w:val="21"/>
+              </w:rPr>
+              <w:t xml:space="preserve"> </w:t>
+            </w:r>
+            <w:r>
+              <w:rPr>
+                <w:rFonts w:ascii="Arial" w:hAnsi="Arial" w:cs="Arial" w:eastAsia="Arial"/>
                 <w:sz w:val="21"/>
                 <w:szCs w:val="21"/>
               </w:rPr>
@@ -8533,7 +8533,7 @@
             </w:r>
             <w:r>
               <w:rPr>
-                <w:rFonts w:ascii="Arial" w:hAnsi="Arial" w:cs="Arial"/>
+                <w:rFonts w:ascii="Arial" w:hAnsi="Arial" w:cs="Arial" w:eastAsia="Arial"/>
                 <w:spacing w:val="13"/>
                 <w:sz w:val="21"/>
                 <w:szCs w:val="21"/>
@@ -8542,7 +8542,7 @@
             </w:r>
             <w:r>
               <w:rPr>
-                <w:rFonts w:ascii="Arial" w:hAnsi="Arial" w:cs="Arial"/>
+                <w:rFonts w:ascii="Arial" w:hAnsi="Arial" w:cs="Arial" w:eastAsia="Arial"/>
                 <w:sz w:val="21"/>
                 <w:szCs w:val="21"/>
               </w:rPr>
@@ -8550,16 +8550,16 @@
             </w:r>
             <w:r>
               <w:rPr>
-                <w:rFonts w:ascii="Arial" w:hAnsi="Arial" w:cs="Arial"/>
-                <w:spacing w:val="12"/>
-                <w:sz w:val="21"/>
-                <w:szCs w:val="21"/>
-              </w:rPr>
-              <w:t xml:space="preserve"> </w:t>
-            </w:r>
-            <w:r>
-              <w:rPr>
-                <w:rFonts w:ascii="Arial" w:hAnsi="Arial" w:cs="Arial"/>
+                <w:rFonts w:ascii="Arial" w:hAnsi="Arial" w:cs="Arial" w:eastAsia="Arial"/>
+                <w:spacing w:val="12"/>
+                <w:sz w:val="21"/>
+                <w:szCs w:val="21"/>
+              </w:rPr>
+              <w:t xml:space="preserve"> </w:t>
+            </w:r>
+            <w:r>
+              <w:rPr>
+                <w:rFonts w:ascii="Arial" w:hAnsi="Arial" w:cs="Arial" w:eastAsia="Arial"/>
                 <w:sz w:val="21"/>
                 <w:szCs w:val="21"/>
               </w:rPr>
@@ -8567,16 +8567,16 @@
             </w:r>
             <w:r>
               <w:rPr>
-                <w:rFonts w:ascii="Arial" w:hAnsi="Arial" w:cs="Arial"/>
-                <w:spacing w:val="12"/>
-                <w:sz w:val="21"/>
-                <w:szCs w:val="21"/>
-              </w:rPr>
-              <w:t xml:space="preserve"> </w:t>
-            </w:r>
-            <w:r>
-              <w:rPr>
-                <w:rFonts w:ascii="Arial" w:hAnsi="Arial" w:cs="Arial"/>
+                <w:rFonts w:ascii="Arial" w:hAnsi="Arial" w:cs="Arial" w:eastAsia="Arial"/>
+                <w:spacing w:val="12"/>
+                <w:sz w:val="21"/>
+                <w:szCs w:val="21"/>
+              </w:rPr>
+              <w:t xml:space="preserve"> </w:t>
+            </w:r>
+            <w:r>
+              <w:rPr>
+                <w:rFonts w:ascii="Arial" w:hAnsi="Arial" w:cs="Arial" w:eastAsia="Arial"/>
                 <w:spacing w:val="-2"/>
                 <w:sz w:val="21"/>
                 <w:szCs w:val="21"/>
@@ -8598,15 +8598,15 @@
             <w:pPr>
               <w:pStyle w:val="TableParagraph"/>
               <w:rPr>
-                <w:rFonts w:ascii="Arial" w:hAnsi="Arial" w:cs="Arial"/>
-                <w:b/>
-                <w:sz w:val="21"/>
-                <w:szCs w:val="21"/>
-              </w:rPr>
-            </w:pPr>
-            <w:r>
-              <w:rPr>
-                <w:rFonts w:ascii="Arial" w:hAnsi="Arial" w:cs="Arial"/>
+                <w:rFonts w:ascii="Arial" w:hAnsi="Arial" w:cs="Arial" w:eastAsia="Arial"/>
+                <w:b/>
+                <w:sz w:val="21"/>
+                <w:szCs w:val="21"/>
+              </w:rPr>
+            </w:pPr>
+            <w:r>
+              <w:rPr>
+                <w:rFonts w:ascii="Arial" w:hAnsi="Arial" w:cs="Arial" w:eastAsia="Arial"/>
                 <w:b/>
                 <w:sz w:val="21"/>
                 <w:szCs w:val="21"/>
@@ -8615,7 +8615,7 @@
             </w:r>
             <w:r>
               <w:rPr>
-                <w:rFonts w:ascii="Arial" w:hAnsi="Arial" w:cs="Arial"/>
+                <w:rFonts w:ascii="Arial" w:hAnsi="Arial" w:cs="Arial" w:eastAsia="Arial"/>
                 <w:b/>
                 <w:spacing w:val="13"/>
                 <w:sz w:val="21"/>
@@ -8625,7 +8625,7 @@
             </w:r>
             <w:r>
               <w:rPr>
-                <w:rFonts w:ascii="Arial" w:hAnsi="Arial" w:cs="Arial"/>
+                <w:rFonts w:ascii="Arial" w:hAnsi="Arial" w:cs="Arial" w:eastAsia="Arial"/>
                 <w:b/>
                 <w:spacing w:val="-2"/>
                 <w:sz w:val="21"/>
@@ -8645,7 +8645,7 @@
               <w:spacing w:line="264" w:lineRule="auto"/>
               <w:ind w:left="62"/>
               <w:rPr>
-                <w:rFonts w:ascii="Arial" w:hAnsi="Arial" w:cs="Arial"/>
+                <w:rFonts w:ascii="Arial" w:hAnsi="Arial" w:cs="Arial" w:eastAsia="Arial"/>
                 <w:sz w:val="21"/>
                 <w:szCs w:val="21"/>
               </w:rPr>
@@ -8653,7 +8653,7 @@
             <w:proofErr w:type="spellStart"/>
             <w:r>
               <w:rPr>
-                <w:rFonts w:ascii="Arial" w:hAnsi="Arial" w:cs="Arial"/>
+                <w:rFonts w:ascii="Arial" w:hAnsi="Arial" w:cs="Arial" w:eastAsia="Arial"/>
                 <w:sz w:val="21"/>
                 <w:szCs w:val="21"/>
               </w:rPr>
@@ -8662,7 +8662,7 @@
             <w:proofErr w:type="spellEnd"/>
             <w:r>
               <w:rPr>
-                <w:rFonts w:ascii="Arial" w:hAnsi="Arial" w:cs="Arial"/>
+                <w:rFonts w:ascii="Arial" w:hAnsi="Arial" w:cs="Arial" w:eastAsia="Arial"/>
                 <w:sz w:val="21"/>
                 <w:szCs w:val="21"/>
               </w:rPr>
@@ -8683,15 +8683,15 @@
             <w:pPr>
               <w:pStyle w:val="TableParagraph"/>
               <w:rPr>
-                <w:rFonts w:ascii="Arial" w:hAnsi="Arial" w:cs="Arial"/>
-                <w:b/>
-                <w:sz w:val="21"/>
-                <w:szCs w:val="21"/>
-              </w:rPr>
-            </w:pPr>
-            <w:r>
-              <w:rPr>
-                <w:rFonts w:ascii="Arial" w:hAnsi="Arial" w:cs="Arial"/>
+                <w:rFonts w:ascii="Arial" w:hAnsi="Arial" w:cs="Arial" w:eastAsia="Arial"/>
+                <w:b/>
+                <w:sz w:val="21"/>
+                <w:szCs w:val="21"/>
+              </w:rPr>
+            </w:pPr>
+            <w:r>
+              <w:rPr>
+                <w:rFonts w:ascii="Arial" w:hAnsi="Arial" w:cs="Arial" w:eastAsia="Arial"/>
                 <w:b/>
                 <w:sz w:val="21"/>
                 <w:szCs w:val="21"/>
@@ -8700,7 +8700,7 @@
             </w:r>
             <w:r>
               <w:rPr>
-                <w:rFonts w:ascii="Arial" w:hAnsi="Arial" w:cs="Arial"/>
+                <w:rFonts w:ascii="Arial" w:hAnsi="Arial" w:cs="Arial" w:eastAsia="Arial"/>
                 <w:b/>
                 <w:spacing w:val="14"/>
                 <w:sz w:val="21"/>
@@ -8710,7 +8710,7 @@
             </w:r>
             <w:r>
               <w:rPr>
-                <w:rFonts w:ascii="Arial" w:hAnsi="Arial" w:cs="Arial"/>
+                <w:rFonts w:ascii="Arial" w:hAnsi="Arial" w:cs="Arial" w:eastAsia="Arial"/>
                 <w:b/>
                 <w:spacing w:val="-2"/>
                 <w:sz w:val="21"/>
@@ -8730,7 +8730,7 @@
               <w:spacing w:line="280" w:lineRule="auto"/>
               <w:ind w:left="62"/>
               <w:rPr>
-                <w:rFonts w:ascii="Arial" w:hAnsi="Arial" w:cs="Arial"/>
+                <w:rFonts w:ascii="Arial" w:hAnsi="Arial" w:cs="Arial" w:eastAsia="Arial"/>
                 <w:sz w:val="21"/>
                 <w:szCs w:val="21"/>
               </w:rPr>
@@ -8738,7 +8738,7 @@
             <w:proofErr w:type="spellStart"/>
             <w:r>
               <w:rPr>
-                <w:rFonts w:ascii="Arial" w:hAnsi="Arial" w:cs="Arial"/>
+                <w:rFonts w:ascii="Arial" w:hAnsi="Arial" w:cs="Arial" w:eastAsia="Arial"/>
                 <w:sz w:val="21"/>
                 <w:szCs w:val="21"/>
               </w:rPr>
@@ -8747,7 +8747,7 @@
             <w:proofErr w:type="spellEnd"/>
             <w:r>
               <w:rPr>
-                <w:rFonts w:ascii="Arial" w:hAnsi="Arial" w:cs="Arial"/>
+                <w:rFonts w:ascii="Arial" w:hAnsi="Arial" w:cs="Arial" w:eastAsia="Arial"/>
                 <w:sz w:val="21"/>
                 <w:szCs w:val="21"/>
               </w:rPr>
@@ -8768,15 +8768,15 @@
             <w:pPr>
               <w:pStyle w:val="TableParagraph"/>
               <w:rPr>
-                <w:rFonts w:ascii="Arial" w:hAnsi="Arial" w:cs="Arial"/>
-                <w:b/>
-                <w:sz w:val="21"/>
-                <w:szCs w:val="21"/>
-              </w:rPr>
-            </w:pPr>
-            <w:r>
-              <w:rPr>
-                <w:rFonts w:ascii="Arial" w:hAnsi="Arial" w:cs="Arial"/>
+                <w:rFonts w:ascii="Arial" w:hAnsi="Arial" w:cs="Arial" w:eastAsia="Arial"/>
+                <w:b/>
+                <w:sz w:val="21"/>
+                <w:szCs w:val="21"/>
+              </w:rPr>
+            </w:pPr>
+            <w:r>
+              <w:rPr>
+                <w:rFonts w:ascii="Arial" w:hAnsi="Arial" w:cs="Arial" w:eastAsia="Arial"/>
                 <w:b/>
                 <w:sz w:val="21"/>
                 <w:szCs w:val="21"/>
@@ -8785,7 +8785,7 @@
             </w:r>
             <w:r>
               <w:rPr>
-                <w:rFonts w:ascii="Arial" w:hAnsi="Arial" w:cs="Arial"/>
+                <w:rFonts w:ascii="Arial" w:hAnsi="Arial" w:cs="Arial" w:eastAsia="Arial"/>
                 <w:b/>
                 <w:spacing w:val="3"/>
                 <w:sz w:val="21"/>
@@ -8795,7 +8795,7 @@
             </w:r>
             <w:r>
               <w:rPr>
-                <w:rFonts w:ascii="Arial" w:hAnsi="Arial" w:cs="Arial"/>
+                <w:rFonts w:ascii="Arial" w:hAnsi="Arial" w:cs="Arial" w:eastAsia="Arial"/>
                 <w:b/>
                 <w:spacing w:val="-2"/>
                 <w:sz w:val="21"/>
@@ -8814,14 +8814,14 @@
               <w:pStyle w:val="TableParagraph"/>
               <w:ind w:left="62"/>
               <w:rPr>
-                <w:rFonts w:ascii="Arial" w:hAnsi="Arial" w:cs="Arial"/>
-                <w:sz w:val="21"/>
-                <w:szCs w:val="21"/>
-              </w:rPr>
-            </w:pPr>
-            <w:r>
-              <w:rPr>
-                <w:rFonts w:ascii="Arial" w:hAnsi="Arial" w:cs="Arial"/>
+                <w:rFonts w:ascii="Arial" w:hAnsi="Arial" w:cs="Arial" w:eastAsia="Arial"/>
+                <w:sz w:val="21"/>
+                <w:szCs w:val="21"/>
+              </w:rPr>
+            </w:pPr>
+            <w:r>
+              <w:rPr>
+                <w:rFonts w:ascii="Arial" w:hAnsi="Arial" w:cs="Arial" w:eastAsia="Arial"/>
                 <w:sz w:val="21"/>
                 <w:szCs w:val="21"/>
               </w:rPr>
@@ -8829,7 +8829,7 @@
             </w:r>
             <w:r>
               <w:rPr>
-                <w:rFonts w:ascii="Arial" w:hAnsi="Arial" w:cs="Arial"/>
+                <w:rFonts w:ascii="Arial" w:hAnsi="Arial" w:cs="Arial" w:eastAsia="Arial"/>
                 <w:spacing w:val="8"/>
                 <w:sz w:val="21"/>
                 <w:szCs w:val="21"/>
@@ -8838,7 +8838,7 @@
             </w:r>
             <w:r>
               <w:rPr>
-                <w:rFonts w:ascii="Arial" w:hAnsi="Arial" w:cs="Arial"/>
+                <w:rFonts w:ascii="Arial" w:hAnsi="Arial" w:cs="Arial" w:eastAsia="Arial"/>
                 <w:sz w:val="21"/>
                 <w:szCs w:val="21"/>
               </w:rPr>
@@ -8846,7 +8846,7 @@
             </w:r>
             <w:r>
               <w:rPr>
-                <w:rFonts w:ascii="Arial" w:hAnsi="Arial" w:cs="Arial"/>
+                <w:rFonts w:ascii="Arial" w:hAnsi="Arial" w:cs="Arial" w:eastAsia="Arial"/>
                 <w:spacing w:val="9"/>
                 <w:sz w:val="21"/>
                 <w:szCs w:val="21"/>
@@ -8855,7 +8855,7 @@
             </w:r>
             <w:r>
               <w:rPr>
-                <w:rFonts w:ascii="Arial" w:hAnsi="Arial" w:cs="Arial"/>
+                <w:rFonts w:ascii="Arial" w:hAnsi="Arial" w:cs="Arial" w:eastAsia="Arial"/>
                 <w:sz w:val="21"/>
                 <w:szCs w:val="21"/>
               </w:rPr>
@@ -8863,7 +8863,7 @@
             </w:r>
             <w:r>
               <w:rPr>
-                <w:rFonts w:ascii="Arial" w:hAnsi="Arial" w:cs="Arial"/>
+                <w:rFonts w:ascii="Arial" w:hAnsi="Arial" w:cs="Arial" w:eastAsia="Arial"/>
                 <w:spacing w:val="9"/>
                 <w:sz w:val="21"/>
                 <w:szCs w:val="21"/>
@@ -8872,7 +8872,7 @@
             </w:r>
             <w:r>
               <w:rPr>
-                <w:rFonts w:ascii="Arial" w:hAnsi="Arial" w:cs="Arial"/>
+                <w:rFonts w:ascii="Arial" w:hAnsi="Arial" w:cs="Arial" w:eastAsia="Arial"/>
                 <w:sz w:val="21"/>
                 <w:szCs w:val="21"/>
               </w:rPr>
@@ -8880,7 +8880,7 @@
             </w:r>
             <w:r>
               <w:rPr>
-                <w:rFonts w:ascii="Arial" w:hAnsi="Arial" w:cs="Arial"/>
+                <w:rFonts w:ascii="Arial" w:hAnsi="Arial" w:cs="Arial" w:eastAsia="Arial"/>
                 <w:spacing w:val="9"/>
                 <w:sz w:val="21"/>
                 <w:szCs w:val="21"/>
@@ -8889,7 +8889,7 @@
             </w:r>
             <w:r>
               <w:rPr>
-                <w:rFonts w:ascii="Arial" w:hAnsi="Arial" w:cs="Arial"/>
+                <w:rFonts w:ascii="Arial" w:hAnsi="Arial" w:cs="Arial" w:eastAsia="Arial"/>
                 <w:sz w:val="21"/>
                 <w:szCs w:val="21"/>
               </w:rPr>
@@ -8897,7 +8897,7 @@
             </w:r>
             <w:r>
               <w:rPr>
-                <w:rFonts w:ascii="Arial" w:hAnsi="Arial" w:cs="Arial"/>
+                <w:rFonts w:ascii="Arial" w:hAnsi="Arial" w:cs="Arial" w:eastAsia="Arial"/>
                 <w:spacing w:val="9"/>
                 <w:sz w:val="21"/>
                 <w:szCs w:val="21"/>
@@ -8906,7 +8906,7 @@
             </w:r>
             <w:r>
               <w:rPr>
-                <w:rFonts w:ascii="Arial" w:hAnsi="Arial" w:cs="Arial"/>
+                <w:rFonts w:ascii="Arial" w:hAnsi="Arial" w:cs="Arial" w:eastAsia="Arial"/>
                 <w:sz w:val="21"/>
                 <w:szCs w:val="21"/>
               </w:rPr>
@@ -8914,7 +8914,7 @@
             </w:r>
             <w:r>
               <w:rPr>
-                <w:rFonts w:ascii="Arial" w:hAnsi="Arial" w:cs="Arial"/>
+                <w:rFonts w:ascii="Arial" w:hAnsi="Arial" w:cs="Arial" w:eastAsia="Arial"/>
                 <w:spacing w:val="9"/>
                 <w:sz w:val="21"/>
                 <w:szCs w:val="21"/>
@@ -8923,7 +8923,7 @@
             </w:r>
             <w:r>
               <w:rPr>
-                <w:rFonts w:ascii="Arial" w:hAnsi="Arial" w:cs="Arial"/>
+                <w:rFonts w:ascii="Arial" w:hAnsi="Arial" w:cs="Arial" w:eastAsia="Arial"/>
                 <w:sz w:val="21"/>
                 <w:szCs w:val="21"/>
               </w:rPr>
@@ -8931,7 +8931,7 @@
             </w:r>
             <w:r>
               <w:rPr>
-                <w:rFonts w:ascii="Arial" w:hAnsi="Arial" w:cs="Arial"/>
+                <w:rFonts w:ascii="Arial" w:hAnsi="Arial" w:cs="Arial" w:eastAsia="Arial"/>
                 <w:spacing w:val="9"/>
                 <w:sz w:val="21"/>
                 <w:szCs w:val="21"/>
@@ -8940,7 +8940,7 @@
             </w:r>
             <w:r>
               <w:rPr>
-                <w:rFonts w:ascii="Arial" w:hAnsi="Arial" w:cs="Arial"/>
+                <w:rFonts w:ascii="Arial" w:hAnsi="Arial" w:cs="Arial" w:eastAsia="Arial"/>
                 <w:sz w:val="21"/>
                 <w:szCs w:val="21"/>
               </w:rPr>
@@ -8948,7 +8948,7 @@
             </w:r>
             <w:r>
               <w:rPr>
-                <w:rFonts w:ascii="Arial" w:hAnsi="Arial" w:cs="Arial"/>
+                <w:rFonts w:ascii="Arial" w:hAnsi="Arial" w:cs="Arial" w:eastAsia="Arial"/>
                 <w:spacing w:val="9"/>
                 <w:sz w:val="21"/>
                 <w:szCs w:val="21"/>
@@ -8957,7 +8957,7 @@
             </w:r>
             <w:r>
               <w:rPr>
-                <w:rFonts w:ascii="Arial" w:hAnsi="Arial" w:cs="Arial"/>
+                <w:rFonts w:ascii="Arial" w:hAnsi="Arial" w:cs="Arial" w:eastAsia="Arial"/>
                 <w:spacing w:val="-2"/>
                 <w:sz w:val="21"/>
                 <w:szCs w:val="21"/>
@@ -8979,15 +8979,15 @@
             <w:pPr>
               <w:pStyle w:val="TableParagraph"/>
               <w:rPr>
-                <w:rFonts w:ascii="Arial" w:hAnsi="Arial" w:cs="Arial"/>
-                <w:b/>
-                <w:sz w:val="21"/>
-                <w:szCs w:val="21"/>
-              </w:rPr>
-            </w:pPr>
-            <w:r>
-              <w:rPr>
-                <w:rFonts w:ascii="Arial" w:hAnsi="Arial" w:cs="Arial"/>
+                <w:rFonts w:ascii="Arial" w:hAnsi="Arial" w:cs="Arial" w:eastAsia="Arial"/>
+                <w:b/>
+                <w:sz w:val="21"/>
+                <w:szCs w:val="21"/>
+              </w:rPr>
+            </w:pPr>
+            <w:r>
+              <w:rPr>
+                <w:rFonts w:ascii="Arial" w:hAnsi="Arial" w:cs="Arial" w:eastAsia="Arial"/>
                 <w:b/>
                 <w:spacing w:val="-2"/>
                 <w:sz w:val="21"/>
@@ -9007,14 +9007,14 @@
               <w:spacing w:line="264" w:lineRule="auto"/>
               <w:ind w:left="62" w:right="279"/>
               <w:rPr>
-                <w:rFonts w:ascii="Arial" w:hAnsi="Arial" w:cs="Arial"/>
-                <w:sz w:val="21"/>
-                <w:szCs w:val="21"/>
-              </w:rPr>
-            </w:pPr>
-            <w:r>
-              <w:rPr>
-                <w:rFonts w:ascii="Arial" w:hAnsi="Arial" w:cs="Arial"/>
+                <w:rFonts w:ascii="Arial" w:hAnsi="Arial" w:cs="Arial" w:eastAsia="Arial"/>
+                <w:sz w:val="21"/>
+                <w:szCs w:val="21"/>
+              </w:rPr>
+            </w:pPr>
+            <w:r>
+              <w:rPr>
+                <w:rFonts w:ascii="Arial" w:hAnsi="Arial" w:cs="Arial" w:eastAsia="Arial"/>
                 <w:sz w:val="21"/>
                 <w:szCs w:val="21"/>
               </w:rPr>
@@ -9035,15 +9035,15 @@
             <w:pPr>
               <w:pStyle w:val="TableParagraph"/>
               <w:rPr>
-                <w:rFonts w:ascii="Arial" w:hAnsi="Arial" w:cs="Arial"/>
-                <w:b/>
-                <w:sz w:val="21"/>
-                <w:szCs w:val="21"/>
-              </w:rPr>
-            </w:pPr>
-            <w:r>
-              <w:rPr>
-                <w:rFonts w:ascii="Arial" w:hAnsi="Arial" w:cs="Arial"/>
+                <w:rFonts w:ascii="Arial" w:hAnsi="Arial" w:cs="Arial" w:eastAsia="Arial"/>
+                <w:b/>
+                <w:sz w:val="21"/>
+                <w:szCs w:val="21"/>
+              </w:rPr>
+            </w:pPr>
+            <w:r>
+              <w:rPr>
+                <w:rFonts w:ascii="Arial" w:hAnsi="Arial" w:cs="Arial" w:eastAsia="Arial"/>
                 <w:b/>
                 <w:sz w:val="21"/>
                 <w:szCs w:val="21"/>
@@ -9052,7 +9052,7 @@
             </w:r>
             <w:r>
               <w:rPr>
-                <w:rFonts w:ascii="Arial" w:hAnsi="Arial" w:cs="Arial"/>
+                <w:rFonts w:ascii="Arial" w:hAnsi="Arial" w:cs="Arial" w:eastAsia="Arial"/>
                 <w:b/>
                 <w:spacing w:val="17"/>
                 <w:sz w:val="21"/>
@@ -9062,7 +9062,7 @@
             </w:r>
             <w:r>
               <w:rPr>
-                <w:rFonts w:ascii="Arial" w:hAnsi="Arial" w:cs="Arial"/>
+                <w:rFonts w:ascii="Arial" w:hAnsi="Arial" w:cs="Arial" w:eastAsia="Arial"/>
                 <w:b/>
                 <w:sz w:val="21"/>
                 <w:szCs w:val="21"/>
@@ -9071,7 +9071,7 @@
             </w:r>
             <w:r>
               <w:rPr>
-                <w:rFonts w:ascii="Arial" w:hAnsi="Arial" w:cs="Arial"/>
+                <w:rFonts w:ascii="Arial" w:hAnsi="Arial" w:cs="Arial" w:eastAsia="Arial"/>
                 <w:b/>
                 <w:spacing w:val="18"/>
                 <w:sz w:val="21"/>
@@ -9081,7 +9081,7 @@
             </w:r>
             <w:r>
               <w:rPr>
-                <w:rFonts w:ascii="Arial" w:hAnsi="Arial" w:cs="Arial"/>
+                <w:rFonts w:ascii="Arial" w:hAnsi="Arial" w:cs="Arial" w:eastAsia="Arial"/>
                 <w:b/>
                 <w:spacing w:val="-2"/>
                 <w:sz w:val="21"/>
@@ -9102,14 +9102,14 @@
               <w:ind w:left="62" w:right="348"/>
               <w:jc w:val="both"/>
               <w:rPr>
-                <w:rFonts w:ascii="Arial" w:hAnsi="Arial" w:cs="Arial"/>
-                <w:sz w:val="21"/>
-                <w:szCs w:val="21"/>
-              </w:rPr>
-            </w:pPr>
-            <w:r>
-              <w:rPr>
-                <w:rFonts w:ascii="Arial" w:hAnsi="Arial" w:cs="Arial"/>
+                <w:rFonts w:ascii="Arial" w:hAnsi="Arial" w:cs="Arial" w:eastAsia="Arial"/>
+                <w:sz w:val="21"/>
+                <w:szCs w:val="21"/>
+              </w:rPr>
+            </w:pPr>
+            <w:r>
+              <w:rPr>
+                <w:rFonts w:ascii="Arial" w:hAnsi="Arial" w:cs="Arial" w:eastAsia="Arial"/>
                 <w:sz w:val="21"/>
                 <w:szCs w:val="21"/>
               </w:rPr>
@@ -9130,15 +9130,15 @@
             <w:pPr>
               <w:pStyle w:val="TableParagraph"/>
               <w:rPr>
-                <w:rFonts w:ascii="Arial" w:hAnsi="Arial" w:cs="Arial"/>
-                <w:b/>
-                <w:sz w:val="21"/>
-                <w:szCs w:val="21"/>
-              </w:rPr>
-            </w:pPr>
-            <w:r>
-              <w:rPr>
-                <w:rFonts w:ascii="Arial" w:hAnsi="Arial" w:cs="Arial"/>
+                <w:rFonts w:ascii="Arial" w:hAnsi="Arial" w:cs="Arial" w:eastAsia="Arial"/>
+                <w:b/>
+                <w:sz w:val="21"/>
+                <w:szCs w:val="21"/>
+              </w:rPr>
+            </w:pPr>
+            <w:r>
+              <w:rPr>
+                <w:rFonts w:ascii="Arial" w:hAnsi="Arial" w:cs="Arial" w:eastAsia="Arial"/>
                 <w:b/>
                 <w:sz w:val="21"/>
                 <w:szCs w:val="21"/>
@@ -9147,7 +9147,7 @@
             </w:r>
             <w:r>
               <w:rPr>
-                <w:rFonts w:ascii="Arial" w:hAnsi="Arial" w:cs="Arial"/>
+                <w:rFonts w:ascii="Arial" w:hAnsi="Arial" w:cs="Arial" w:eastAsia="Arial"/>
                 <w:b/>
                 <w:spacing w:val="29"/>
                 <w:sz w:val="21"/>
@@ -9157,7 +9157,7 @@
             </w:r>
             <w:r>
               <w:rPr>
-                <w:rFonts w:ascii="Arial" w:hAnsi="Arial" w:cs="Arial"/>
+                <w:rFonts w:ascii="Arial" w:hAnsi="Arial" w:cs="Arial" w:eastAsia="Arial"/>
                 <w:b/>
                 <w:spacing w:val="-4"/>
                 <w:sz w:val="21"/>
@@ -9177,14 +9177,14 @@
               <w:spacing w:line="280" w:lineRule="auto"/>
               <w:ind w:left="62"/>
               <w:rPr>
-                <w:rFonts w:ascii="Arial" w:hAnsi="Arial" w:cs="Arial"/>
-                <w:sz w:val="21"/>
-                <w:szCs w:val="21"/>
-              </w:rPr>
-            </w:pPr>
-            <w:r>
-              <w:rPr>
-                <w:rFonts w:ascii="Arial" w:hAnsi="Arial" w:cs="Arial"/>
+                <w:rFonts w:ascii="Arial" w:hAnsi="Arial" w:cs="Arial" w:eastAsia="Arial"/>
+                <w:sz w:val="21"/>
+                <w:szCs w:val="21"/>
+              </w:rPr>
+            </w:pPr>
+            <w:r>
+              <w:rPr>
+                <w:rFonts w:ascii="Arial" w:hAnsi="Arial" w:cs="Arial" w:eastAsia="Arial"/>
                 <w:sz w:val="21"/>
                 <w:szCs w:val="21"/>
               </w:rPr>
@@ -9205,15 +9205,15 @@
             <w:pPr>
               <w:pStyle w:val="TableParagraph"/>
               <w:rPr>
-                <w:rFonts w:ascii="Arial" w:hAnsi="Arial" w:cs="Arial"/>
-                <w:b/>
-                <w:sz w:val="21"/>
-                <w:szCs w:val="21"/>
-              </w:rPr>
-            </w:pPr>
-            <w:r>
-              <w:rPr>
-                <w:rFonts w:ascii="Arial" w:hAnsi="Arial" w:cs="Arial"/>
+                <w:rFonts w:ascii="Arial" w:hAnsi="Arial" w:cs="Arial" w:eastAsia="Arial"/>
+                <w:b/>
+                <w:sz w:val="21"/>
+                <w:szCs w:val="21"/>
+              </w:rPr>
+            </w:pPr>
+            <w:r>
+              <w:rPr>
+                <w:rFonts w:ascii="Arial" w:hAnsi="Arial" w:cs="Arial" w:eastAsia="Arial"/>
                 <w:b/>
                 <w:sz w:val="21"/>
                 <w:szCs w:val="21"/>
@@ -9222,7 +9222,7 @@
             </w:r>
             <w:r>
               <w:rPr>
-                <w:rFonts w:ascii="Arial" w:hAnsi="Arial" w:cs="Arial"/>
+                <w:rFonts w:ascii="Arial" w:hAnsi="Arial" w:cs="Arial" w:eastAsia="Arial"/>
                 <w:b/>
                 <w:spacing w:val="-2"/>
                 <w:sz w:val="21"/>
@@ -9242,14 +9242,14 @@
               <w:spacing w:line="264" w:lineRule="auto"/>
               <w:ind w:left="62"/>
               <w:rPr>
-                <w:rFonts w:ascii="Arial" w:hAnsi="Arial" w:cs="Arial"/>
-                <w:sz w:val="21"/>
-                <w:szCs w:val="21"/>
-              </w:rPr>
-            </w:pPr>
-            <w:r>
-              <w:rPr>
-                <w:rFonts w:ascii="Arial" w:hAnsi="Arial" w:cs="Arial"/>
+                <w:rFonts w:ascii="Arial" w:hAnsi="Arial" w:cs="Arial" w:eastAsia="Arial"/>
+                <w:sz w:val="21"/>
+                <w:szCs w:val="21"/>
+              </w:rPr>
+            </w:pPr>
+            <w:r>
+              <w:rPr>
+                <w:rFonts w:ascii="Arial" w:hAnsi="Arial" w:cs="Arial" w:eastAsia="Arial"/>
                 <w:sz w:val="21"/>
                 <w:szCs w:val="21"/>
               </w:rPr>
@@ -9270,15 +9270,15 @@
             <w:pPr>
               <w:pStyle w:val="TableParagraph"/>
               <w:rPr>
-                <w:rFonts w:ascii="Arial" w:hAnsi="Arial" w:cs="Arial"/>
-                <w:b/>
-                <w:sz w:val="21"/>
-                <w:szCs w:val="21"/>
-              </w:rPr>
-            </w:pPr>
-            <w:r>
-              <w:rPr>
-                <w:rFonts w:ascii="Arial" w:hAnsi="Arial" w:cs="Arial"/>
+                <w:rFonts w:ascii="Arial" w:hAnsi="Arial" w:cs="Arial" w:eastAsia="Arial"/>
+                <w:b/>
+                <w:sz w:val="21"/>
+                <w:szCs w:val="21"/>
+              </w:rPr>
+            </w:pPr>
+            <w:r>
+              <w:rPr>
+                <w:rFonts w:ascii="Arial" w:hAnsi="Arial" w:cs="Arial" w:eastAsia="Arial"/>
                 <w:b/>
                 <w:sz w:val="21"/>
                 <w:szCs w:val="21"/>
@@ -9287,7 +9287,7 @@
             </w:r>
             <w:r>
               <w:rPr>
-                <w:rFonts w:ascii="Arial" w:hAnsi="Arial" w:cs="Arial"/>
+                <w:rFonts w:ascii="Arial" w:hAnsi="Arial" w:cs="Arial" w:eastAsia="Arial"/>
                 <w:b/>
                 <w:spacing w:val="14"/>
                 <w:sz w:val="21"/>
@@ -9297,7 +9297,7 @@
             </w:r>
             <w:r>
               <w:rPr>
-                <w:rFonts w:ascii="Arial" w:hAnsi="Arial" w:cs="Arial"/>
+                <w:rFonts w:ascii="Arial" w:hAnsi="Arial" w:cs="Arial" w:eastAsia="Arial"/>
                 <w:b/>
                 <w:sz w:val="21"/>
                 <w:szCs w:val="21"/>
@@ -9306,7 +9306,7 @@
             </w:r>
             <w:r>
               <w:rPr>
-                <w:rFonts w:ascii="Arial" w:hAnsi="Arial" w:cs="Arial"/>
+                <w:rFonts w:ascii="Arial" w:hAnsi="Arial" w:cs="Arial" w:eastAsia="Arial"/>
                 <w:b/>
                 <w:spacing w:val="15"/>
                 <w:sz w:val="21"/>
@@ -9316,7 +9316,7 @@
             </w:r>
             <w:r>
               <w:rPr>
-                <w:rFonts w:ascii="Arial" w:hAnsi="Arial" w:cs="Arial"/>
+                <w:rFonts w:ascii="Arial" w:hAnsi="Arial" w:cs="Arial" w:eastAsia="Arial"/>
                 <w:b/>
                 <w:spacing w:val="-2"/>
                 <w:sz w:val="21"/>
@@ -9336,14 +9336,14 @@
               <w:spacing w:line="280" w:lineRule="auto"/>
               <w:ind w:left="62"/>
               <w:rPr>
-                <w:rFonts w:ascii="Arial" w:hAnsi="Arial" w:cs="Arial"/>
-                <w:sz w:val="21"/>
-                <w:szCs w:val="21"/>
-              </w:rPr>
-            </w:pPr>
-            <w:r>
-              <w:rPr>
-                <w:rFonts w:ascii="Arial" w:hAnsi="Arial" w:cs="Arial"/>
+                <w:rFonts w:ascii="Arial" w:hAnsi="Arial" w:cs="Arial" w:eastAsia="Arial"/>
+                <w:sz w:val="21"/>
+                <w:szCs w:val="21"/>
+              </w:rPr>
+            </w:pPr>
+            <w:r>
+              <w:rPr>
+                <w:rFonts w:ascii="Arial" w:hAnsi="Arial" w:cs="Arial" w:eastAsia="Arial"/>
                 <w:sz w:val="21"/>
                 <w:szCs w:val="21"/>
               </w:rPr>
@@ -9369,9 +9369,9 @@
   <w:docDefaults>
     <w:rPrDefault>
       <w:rPr>
-        <w:rFonts w:asciiTheme="minorHAnsi" w:eastAsiaTheme="minorHAnsi" w:hAnsiTheme="minorHAnsi" w:cstheme="minorBidi"/>
-        <w:sz w:val="22"/>
-        <w:szCs w:val="22"/>
+        <w:rFonts w:ascii="Arial" w:hAnsi="Arial" w:cs="Arial" w:eastAsia="Arial"/>
+        <w:sz w:val="21"/>
+        <w:szCs w:val="21"/>
         <w:lang w:val="en-US" w:eastAsia="en-US" w:bidi="ar-SA"/>
       </w:rPr>
     </w:rPrDefault>
@@ -9809,7 +9809,7 @@
       <w:ind w:left="67"/>
     </w:pPr>
     <w:rPr>
-      <w:rFonts w:ascii="Arial MT" w:eastAsia="Arial MT" w:hAnsi="Arial MT" w:cs="Arial MT"/>
+      <w:rFonts w:ascii="Arial" w:hAnsi="Arial" w:cs="Arial" w:eastAsia="Arial"/>
     </w:rPr>
   </w:style>
 </w:styles>
